--- a/docpac_20160125/docpac_20160125.docx
+++ b/docpac_20160125/docpac_20160125.docx
@@ -333,6 +333,9 @@
                 <w:numId w:val="16"/>
               </w:numPr>
             </w:pPr>
+            <w:r>
+              <w:t>None</w:t>
+            </w:r>
           </w:p>
         </w:tc>
       </w:tr>
@@ -373,43 +376,7 @@
               </w:numPr>
             </w:pPr>
             <w:r>
-              <w:t>Reflect on the Day has had the categories reduced for clarity.</w:t>
-            </w:r>
-          </w:p>
-          <w:p>
-            <w:pPr>
-              <w:pStyle w:val="ListParagraph"/>
-              <w:numPr>
-                <w:ilvl w:val="0"/>
-                <w:numId w:val="14"/>
-              </w:numPr>
-            </w:pPr>
-            <w:r>
-              <w:t>There are now two permanent reflection questions. One being the old analysis of the Reflect on the Day.</w:t>
-            </w:r>
-          </w:p>
-          <w:p>
-            <w:pPr>
-              <w:pStyle w:val="ListParagraph"/>
-              <w:numPr>
-                <w:ilvl w:val="0"/>
-                <w:numId w:val="14"/>
-              </w:numPr>
-            </w:pPr>
-            <w:r>
-              <w:t>This week begins the next 3-week cycle in order to leave a week at the end of each quarter for grading.</w:t>
-            </w:r>
-          </w:p>
-          <w:p>
-            <w:pPr>
-              <w:pStyle w:val="ListParagraph"/>
-              <w:numPr>
-                <w:ilvl w:val="0"/>
-                <w:numId w:val="14"/>
-              </w:numPr>
-            </w:pPr>
-            <w:r>
-              <w:t>New column on right side of Assignments table so you can mark which are yours.</w:t>
+              <w:t>None</w:t>
             </w:r>
           </w:p>
           <w:p>
@@ -684,7 +651,7 @@
                       <w:b/>
                       <w:sz w:val="21"/>
                     </w:rPr>
-                    <w:t>Elevator Pitch</w:t>
+                    <w:t>Virtual Pet Planning</w:t>
                   </w:r>
                 </w:p>
               </w:tc>
@@ -704,114 +671,6 @@
                       <w:sz w:val="21"/>
                     </w:rPr>
                     <w:t>Students not in a Company Project</w:t>
-                  </w:r>
-                </w:p>
-              </w:tc>
-              <w:tc>
-                <w:tcPr>
-                  <w:tcW w:w="1260" w:type="dxa"/>
-                </w:tcPr>
-                <w:p>
-                  <w:pPr>
-                    <w:rPr>
-                      <w:sz w:val="21"/>
-                    </w:rPr>
-                  </w:pPr>
-                </w:p>
-              </w:tc>
-            </w:tr>
-            <w:tr>
-              <w:tc>
-                <w:tcPr>
-                  <w:tcW w:w="2818" w:type="dxa"/>
-                  <w:vAlign w:val="center"/>
-                </w:tcPr>
-                <w:p>
-                  <w:pPr>
-                    <w:rPr>
-                      <w:b/>
-                      <w:sz w:val="21"/>
-                    </w:rPr>
-                  </w:pPr>
-                  <w:r>
-                    <w:rPr>
-                      <w:b/>
-                      <w:sz w:val="21"/>
-                    </w:rPr>
-                    <w:t>DocPac Audit</w:t>
-                  </w:r>
-                </w:p>
-              </w:tc>
-              <w:tc>
-                <w:tcPr>
-                  <w:tcW w:w="6162" w:type="dxa"/>
-                  <w:vAlign w:val="center"/>
-                </w:tcPr>
-                <w:p>
-                  <w:pPr>
-                    <w:rPr>
-                      <w:sz w:val="21"/>
-                    </w:rPr>
-                  </w:pPr>
-                  <w:r>
-                    <w:rPr>
-                      <w:sz w:val="21"/>
-                    </w:rPr>
-                    <w:t>All Students</w:t>
-                  </w:r>
-                </w:p>
-              </w:tc>
-              <w:tc>
-                <w:tcPr>
-                  <w:tcW w:w="1260" w:type="dxa"/>
-                </w:tcPr>
-                <w:p>
-                  <w:pPr>
-                    <w:rPr>
-                      <w:sz w:val="21"/>
-                    </w:rPr>
-                  </w:pPr>
-                </w:p>
-              </w:tc>
-            </w:tr>
-            <w:tr>
-              <w:tc>
-                <w:tcPr>
-                  <w:tcW w:w="2818" w:type="dxa"/>
-                  <w:vAlign w:val="center"/>
-                </w:tcPr>
-                <w:p>
-                  <w:pPr>
-                    <w:rPr>
-                      <w:b/>
-                      <w:sz w:val="21"/>
-                    </w:rPr>
-                  </w:pPr>
-                  <w:r>
-                    <w:rPr>
-                      <w:b/>
-                      <w:sz w:val="21"/>
-                    </w:rPr>
-                    <w:t>End of Quarter Cleanup</w:t>
-                  </w:r>
-                </w:p>
-              </w:tc>
-              <w:tc>
-                <w:tcPr>
-                  <w:tcW w:w="6162" w:type="dxa"/>
-                  <w:vAlign w:val="center"/>
-                </w:tcPr>
-                <w:p>
-                  <w:pPr>
-                    <w:rPr>
-                      <w:sz w:val="21"/>
-                    </w:rPr>
-                  </w:pPr>
-                  <w:r>
-                    <w:rPr>
-                      <w:sz w:val="21"/>
-                    </w:rPr>
-                    <w:t>All Students</w:t>
                   </w:r>
                 </w:p>
               </w:tc>
@@ -1004,10 +863,7 @@
         <w:pStyle w:val="Heading1"/>
       </w:pPr>
       <w:r>
-        <w:t>CIW Lesson 1</w:t>
-      </w:r>
-      <w:r>
-        <w:t>4</w:t>
+        <w:t>CIW Lesson 14</w:t>
       </w:r>
     </w:p>
     <w:p>
@@ -1031,10 +887,7 @@
         </w:numPr>
       </w:pPr>
       <w:r>
-        <w:t>Complete Lesson 1</w:t>
-      </w:r>
-      <w:r>
-        <w:t>4</w:t>
+        <w:t>Complete Lesson 14</w:t>
       </w:r>
     </w:p>
     <w:p>
@@ -2191,6 +2044,2367 @@
       </w:pPr>
       <w:r>
         <w:lastRenderedPageBreak/>
+        <w:t xml:space="preserve">Virtual Pet </w:t>
+      </w:r>
+      <w:r>
+        <w:t>Planning</w:t>
+      </w:r>
+    </w:p>
+    <w:tbl>
+      <w:tblPr>
+        <w:tblStyle w:val="TableGrid"/>
+        <w:tblW w:w="0" w:type="auto"/>
+        <w:tblLook w:val="04A0" w:firstRow="1" w:lastRow="0" w:firstColumn="1" w:lastColumn="0" w:noHBand="0" w:noVBand="1"/>
+      </w:tblPr>
+      <w:tblGrid>
+        <w:gridCol w:w="3476"/>
+        <w:gridCol w:w="3477"/>
+        <w:gridCol w:w="3477"/>
+      </w:tblGrid>
+      <w:tr>
+        <w:tc>
+          <w:tcPr>
+            <w:tcW w:w="3476" w:type="dxa"/>
+          </w:tcPr>
+          <w:p>
+            <w:pPr>
+              <w:jc w:val="center"/>
+              <w:rPr>
+                <w:b/>
+              </w:rPr>
+            </w:pPr>
+            <w:r>
+              <w:rPr>
+                <w:b/>
+              </w:rPr>
+              <w:t>Partner Name(s)</w:t>
+            </w:r>
+          </w:p>
+        </w:tc>
+        <w:tc>
+          <w:tcPr>
+            <w:tcW w:w="3477" w:type="dxa"/>
+          </w:tcPr>
+          <w:p>
+            <w:pPr>
+              <w:jc w:val="center"/>
+              <w:rPr>
+                <w:b/>
+              </w:rPr>
+            </w:pPr>
+            <w:proofErr w:type="spellStart"/>
+            <w:r>
+              <w:rPr>
+                <w:b/>
+              </w:rPr>
+              <w:t>Github</w:t>
+            </w:r>
+            <w:proofErr w:type="spellEnd"/>
+            <w:r>
+              <w:rPr>
+                <w:b/>
+              </w:rPr>
+              <w:t xml:space="preserve"> Repo Endpoint</w:t>
+            </w:r>
+          </w:p>
+        </w:tc>
+        <w:tc>
+          <w:tcPr>
+            <w:tcW w:w="3477" w:type="dxa"/>
+          </w:tcPr>
+          <w:p>
+            <w:pPr>
+              <w:jc w:val="center"/>
+              <w:rPr>
+                <w:b/>
+              </w:rPr>
+            </w:pPr>
+            <w:proofErr w:type="spellStart"/>
+            <w:r>
+              <w:rPr>
+                <w:b/>
+              </w:rPr>
+              <w:t>Github</w:t>
+            </w:r>
+            <w:proofErr w:type="spellEnd"/>
+            <w:r>
+              <w:rPr>
+                <w:b/>
+              </w:rPr>
+              <w:t xml:space="preserve"> Project Endpoint</w:t>
+            </w:r>
+          </w:p>
+        </w:tc>
+      </w:tr>
+      <w:tr>
+        <w:trPr>
+          <w:trHeight w:val="440"/>
+        </w:trPr>
+        <w:tc>
+          <w:tcPr>
+            <w:tcW w:w="3476" w:type="dxa"/>
+            <w:vAlign w:val="center"/>
+          </w:tcPr>
+          <w:p>
+            <w:pPr>
+              <w:jc w:val="center"/>
+              <w:rPr>
+                <w:rFonts w:ascii="Bradley Hand ITC" w:hAnsi="Bradley Hand ITC"/>
+              </w:rPr>
+            </w:pPr>
+            <w:r>
+              <w:rPr>
+                <w:rFonts w:ascii="Bradley Hand ITC" w:hAnsi="Bradley Hand ITC"/>
+              </w:rPr>
+              <w:t xml:space="preserve">John Jacob </w:t>
+            </w:r>
+            <w:proofErr w:type="spellStart"/>
+            <w:r>
+              <w:rPr>
+                <w:rFonts w:ascii="Bradley Hand ITC" w:hAnsi="Bradley Hand ITC"/>
+              </w:rPr>
+              <w:t>Jingleheimer</w:t>
+            </w:r>
+            <w:r>
+              <w:rPr>
+                <w:rFonts w:ascii="Bradley Hand ITC" w:hAnsi="Bradley Hand ITC"/>
+              </w:rPr>
+              <w:t>s</w:t>
+            </w:r>
+            <w:r>
+              <w:rPr>
+                <w:rFonts w:ascii="Bradley Hand ITC" w:hAnsi="Bradley Hand ITC"/>
+              </w:rPr>
+              <w:t>chmidt</w:t>
+            </w:r>
+            <w:proofErr w:type="spellEnd"/>
+          </w:p>
+        </w:tc>
+        <w:tc>
+          <w:tcPr>
+            <w:tcW w:w="3477" w:type="dxa"/>
+            <w:vAlign w:val="center"/>
+          </w:tcPr>
+          <w:p>
+            <w:pPr>
+              <w:jc w:val="center"/>
+              <w:rPr>
+                <w:rFonts w:ascii="Bradley Hand ITC" w:hAnsi="Bradley Hand ITC"/>
+              </w:rPr>
+            </w:pPr>
+            <w:r>
+              <w:rPr>
+                <w:rFonts w:ascii="Bradley Hand ITC" w:hAnsi="Bradley Hand ITC"/>
+              </w:rPr>
+              <w:t>csmith1188/Formbar.js</w:t>
+            </w:r>
+          </w:p>
+        </w:tc>
+        <w:tc>
+          <w:tcPr>
+            <w:tcW w:w="3477" w:type="dxa"/>
+            <w:vAlign w:val="center"/>
+          </w:tcPr>
+          <w:p>
+            <w:pPr>
+              <w:jc w:val="center"/>
+              <w:rPr>
+                <w:rFonts w:ascii="Bradley Hand ITC" w:hAnsi="Bradley Hand ITC"/>
+              </w:rPr>
+            </w:pPr>
+            <w:r>
+              <w:rPr>
+                <w:rFonts w:ascii="Bradley Hand ITC" w:hAnsi="Bradley Hand ITC"/>
+              </w:rPr>
+              <w:t>users/csmith1188/projects/1</w:t>
+            </w:r>
+          </w:p>
+        </w:tc>
+      </w:tr>
+      <w:tr>
+        <w:trPr>
+          <w:trHeight w:val="575"/>
+        </w:trPr>
+        <w:tc>
+          <w:tcPr>
+            <w:tcW w:w="3476" w:type="dxa"/>
+            <w:vAlign w:val="center"/>
+          </w:tcPr>
+          <w:p>
+            <w:pPr>
+              <w:jc w:val="center"/>
+            </w:pPr>
+          </w:p>
+        </w:tc>
+        <w:tc>
+          <w:tcPr>
+            <w:tcW w:w="3477" w:type="dxa"/>
+            <w:vAlign w:val="center"/>
+          </w:tcPr>
+          <w:p>
+            <w:pPr>
+              <w:jc w:val="center"/>
+            </w:pPr>
+          </w:p>
+        </w:tc>
+        <w:tc>
+          <w:tcPr>
+            <w:tcW w:w="3477" w:type="dxa"/>
+            <w:vAlign w:val="center"/>
+          </w:tcPr>
+          <w:p>
+            <w:pPr>
+              <w:jc w:val="center"/>
+            </w:pPr>
+          </w:p>
+        </w:tc>
+      </w:tr>
+    </w:tbl>
+    <w:p>
+      <w:pPr>
+        <w:pStyle w:val="Heading2"/>
+      </w:pPr>
+      <w:r>
+        <w:t>Overview</w:t>
+      </w:r>
+    </w:p>
+    <w:p>
+      <w:pPr>
+        <w:pStyle w:val="NormalWeb"/>
+        <w:spacing w:before="0" w:beforeAutospacing="0"/>
+        <w:rPr>
+          <w:rFonts w:ascii="Arial" w:hAnsi="Arial" w:cs="Arial"/>
+        </w:rPr>
+      </w:pPr>
+      <w:r>
+        <w:rPr>
+          <w:rFonts w:ascii="Arial" w:hAnsi="Arial" w:cs="Arial"/>
+        </w:rPr>
+        <w:t xml:space="preserve">In this project, you and a partner will plan and begin building an </w:t>
+      </w:r>
+      <w:r>
+        <w:rPr>
+          <w:rStyle w:val="Strong"/>
+          <w:rFonts w:ascii="Arial" w:hAnsi="Arial" w:cs="Arial"/>
+        </w:rPr>
+        <w:t>online virtual pet game</w:t>
+      </w:r>
+      <w:r>
+        <w:rPr>
+          <w:rFonts w:ascii="Arial" w:hAnsi="Arial" w:cs="Arial"/>
+        </w:rPr>
+        <w:t xml:space="preserve">. The focus of this assignment is </w:t>
+      </w:r>
+      <w:r>
+        <w:rPr>
+          <w:rStyle w:val="Strong"/>
+          <w:rFonts w:ascii="Arial" w:hAnsi="Arial" w:cs="Arial"/>
+        </w:rPr>
+        <w:t>planning like a software development team</w:t>
+      </w:r>
+      <w:r>
+        <w:rPr>
+          <w:rFonts w:ascii="Arial" w:hAnsi="Arial" w:cs="Arial"/>
+        </w:rPr>
+        <w:t xml:space="preserve">, not just listing features. You will break a large idea into smaller tasks, identify a </w:t>
+      </w:r>
+      <w:r>
+        <w:rPr>
+          <w:rStyle w:val="Strong"/>
+          <w:rFonts w:ascii="Arial" w:hAnsi="Arial" w:cs="Arial"/>
+        </w:rPr>
+        <w:t>Minimum Viable Product (MVP)</w:t>
+      </w:r>
+      <w:r>
+        <w:rPr>
+          <w:rFonts w:ascii="Arial" w:hAnsi="Arial" w:cs="Arial"/>
+        </w:rPr>
+        <w:t xml:space="preserve">, organize work using a </w:t>
+      </w:r>
+      <w:r>
+        <w:rPr>
+          <w:rStyle w:val="Strong"/>
+          <w:rFonts w:ascii="Arial" w:hAnsi="Arial" w:cs="Arial"/>
+        </w:rPr>
+        <w:t>Kanban board</w:t>
+      </w:r>
+      <w:r>
+        <w:rPr>
+          <w:rFonts w:ascii="Arial" w:hAnsi="Arial" w:cs="Arial"/>
+        </w:rPr>
+        <w:t xml:space="preserve">, and visualize your MVP using a </w:t>
+      </w:r>
+      <w:r>
+        <w:rPr>
+          <w:rStyle w:val="Strong"/>
+          <w:rFonts w:ascii="Arial" w:hAnsi="Arial" w:cs="Arial"/>
+        </w:rPr>
+        <w:t>flowchart written in Mermaid</w:t>
+      </w:r>
+      <w:r>
+        <w:rPr>
+          <w:rFonts w:ascii="Arial" w:hAnsi="Arial" w:cs="Arial"/>
+        </w:rPr>
+        <w:t>.</w:t>
+      </w:r>
+    </w:p>
+    <w:p>
+      <w:pPr>
+        <w:pStyle w:val="NormalWeb"/>
+        <w:rPr>
+          <w:rFonts w:ascii="Arial" w:hAnsi="Arial" w:cs="Arial"/>
+        </w:rPr>
+      </w:pPr>
+      <w:r>
+        <w:rPr>
+          <w:rFonts w:ascii="Arial" w:hAnsi="Arial" w:cs="Arial"/>
+        </w:rPr>
+        <w:t xml:space="preserve">You are </w:t>
+      </w:r>
+      <w:r>
+        <w:rPr>
+          <w:rStyle w:val="Strong"/>
+          <w:rFonts w:ascii="Arial" w:hAnsi="Arial" w:cs="Arial"/>
+        </w:rPr>
+        <w:t>not expected to finish the entire game</w:t>
+      </w:r>
+      <w:r>
+        <w:rPr>
+          <w:rFonts w:ascii="Arial" w:hAnsi="Arial" w:cs="Arial"/>
+        </w:rPr>
+        <w:t xml:space="preserve"> in this phase. You </w:t>
+      </w:r>
+      <w:r>
+        <w:rPr>
+          <w:rStyle w:val="Emphasis"/>
+          <w:rFonts w:ascii="Arial" w:hAnsi="Arial" w:cs="Arial"/>
+        </w:rPr>
+        <w:t>are</w:t>
+      </w:r>
+      <w:r>
+        <w:rPr>
+          <w:rFonts w:ascii="Arial" w:hAnsi="Arial" w:cs="Arial"/>
+        </w:rPr>
+        <w:t xml:space="preserve"> expected to prove that you understand how real software projects are planned.</w:t>
+      </w:r>
+    </w:p>
+    <w:p>
+      <w:pPr>
+        <w:pStyle w:val="Heading2"/>
+      </w:pPr>
+      <w:r>
+        <w:t>Project Requirements (Full Feature List)</w:t>
+      </w:r>
+    </w:p>
+    <w:p>
+      <w:pPr>
+        <w:pStyle w:val="NormalWeb"/>
+        <w:spacing w:before="0" w:beforeAutospacing="0"/>
+        <w:rPr>
+          <w:rFonts w:ascii="Arial" w:hAnsi="Arial" w:cs="Arial"/>
+        </w:rPr>
+      </w:pPr>
+      <w:r>
+        <w:rPr>
+          <w:rFonts w:ascii="Arial" w:hAnsi="Arial" w:cs="Arial"/>
+        </w:rPr>
+        <w:t xml:space="preserve">Your finished </w:t>
+      </w:r>
+      <w:r>
+        <w:rPr>
+          <w:rStyle w:val="Emphasis"/>
+          <w:rFonts w:ascii="Arial" w:hAnsi="Arial" w:cs="Arial"/>
+        </w:rPr>
+        <w:t>dream version</w:t>
+      </w:r>
+      <w:r>
+        <w:rPr>
+          <w:rFonts w:ascii="Arial" w:hAnsi="Arial" w:cs="Arial"/>
+        </w:rPr>
+        <w:t xml:space="preserve"> of the game could include features like:</w:t>
+      </w:r>
+    </w:p>
+    <w:p>
+      <w:pPr>
+        <w:pStyle w:val="NormalWeb"/>
+        <w:numPr>
+          <w:ilvl w:val="0"/>
+          <w:numId w:val="24"/>
+        </w:numPr>
+        <w:rPr>
+          <w:rFonts w:ascii="Arial" w:hAnsi="Arial" w:cs="Arial"/>
+        </w:rPr>
+      </w:pPr>
+      <w:r>
+        <w:rPr>
+          <w:rFonts w:ascii="Arial" w:hAnsi="Arial" w:cs="Arial"/>
+        </w:rPr>
+        <w:t>Create / adopt a pet</w:t>
+      </w:r>
+    </w:p>
+    <w:p>
+      <w:pPr>
+        <w:pStyle w:val="NormalWeb"/>
+        <w:numPr>
+          <w:ilvl w:val="0"/>
+          <w:numId w:val="24"/>
+        </w:numPr>
+        <w:rPr>
+          <w:rFonts w:ascii="Arial" w:hAnsi="Arial" w:cs="Arial"/>
+        </w:rPr>
+      </w:pPr>
+      <w:r>
+        <w:rPr>
+          <w:rFonts w:ascii="Arial" w:hAnsi="Arial" w:cs="Arial"/>
+        </w:rPr>
+        <w:t>Create / adopt multiple pets</w:t>
+      </w:r>
+    </w:p>
+    <w:p>
+      <w:pPr>
+        <w:pStyle w:val="NormalWeb"/>
+        <w:numPr>
+          <w:ilvl w:val="0"/>
+          <w:numId w:val="24"/>
+        </w:numPr>
+        <w:rPr>
+          <w:rFonts w:ascii="Arial" w:hAnsi="Arial" w:cs="Arial"/>
+        </w:rPr>
+      </w:pPr>
+      <w:r>
+        <w:rPr>
+          <w:rFonts w:ascii="Arial" w:hAnsi="Arial" w:cs="Arial"/>
+        </w:rPr>
+        <w:t>Adopt abandoned pets</w:t>
+      </w:r>
+    </w:p>
+    <w:p>
+      <w:pPr>
+        <w:pStyle w:val="NormalWeb"/>
+        <w:numPr>
+          <w:ilvl w:val="0"/>
+          <w:numId w:val="24"/>
+        </w:numPr>
+        <w:rPr>
+          <w:rFonts w:ascii="Arial" w:hAnsi="Arial" w:cs="Arial"/>
+        </w:rPr>
+      </w:pPr>
+      <w:r>
+        <w:rPr>
+          <w:rFonts w:ascii="Arial" w:hAnsi="Arial" w:cs="Arial"/>
+        </w:rPr>
+        <w:t>Abandon pets</w:t>
+      </w:r>
+    </w:p>
+    <w:p>
+      <w:pPr>
+        <w:pStyle w:val="NormalWeb"/>
+        <w:numPr>
+          <w:ilvl w:val="0"/>
+          <w:numId w:val="24"/>
+        </w:numPr>
+        <w:rPr>
+          <w:rFonts w:ascii="Arial" w:hAnsi="Arial" w:cs="Arial"/>
+        </w:rPr>
+      </w:pPr>
+      <w:r>
+        <w:rPr>
+          <w:rFonts w:ascii="Arial" w:hAnsi="Arial" w:cs="Arial"/>
+        </w:rPr>
+        <w:t>Inventory of items</w:t>
+      </w:r>
+    </w:p>
+    <w:p>
+      <w:pPr>
+        <w:pStyle w:val="NormalWeb"/>
+        <w:numPr>
+          <w:ilvl w:val="0"/>
+          <w:numId w:val="24"/>
+        </w:numPr>
+        <w:rPr>
+          <w:rFonts w:ascii="Arial" w:hAnsi="Arial" w:cs="Arial"/>
+        </w:rPr>
+      </w:pPr>
+      <w:r>
+        <w:rPr>
+          <w:rFonts w:ascii="Arial" w:hAnsi="Arial" w:cs="Arial"/>
+        </w:rPr>
+        <w:t>Earn money</w:t>
+      </w:r>
+    </w:p>
+    <w:p>
+      <w:pPr>
+        <w:pStyle w:val="NormalWeb"/>
+        <w:numPr>
+          <w:ilvl w:val="0"/>
+          <w:numId w:val="24"/>
+        </w:numPr>
+        <w:rPr>
+          <w:rFonts w:ascii="Arial" w:hAnsi="Arial" w:cs="Arial"/>
+        </w:rPr>
+      </w:pPr>
+      <w:r>
+        <w:rPr>
+          <w:rFonts w:ascii="Arial" w:hAnsi="Arial" w:cs="Arial"/>
+        </w:rPr>
+        <w:t>Minigames that give money</w:t>
+      </w:r>
+    </w:p>
+    <w:p>
+      <w:pPr>
+        <w:pStyle w:val="NormalWeb"/>
+        <w:numPr>
+          <w:ilvl w:val="0"/>
+          <w:numId w:val="24"/>
+        </w:numPr>
+        <w:rPr>
+          <w:rFonts w:ascii="Arial" w:hAnsi="Arial" w:cs="Arial"/>
+        </w:rPr>
+      </w:pPr>
+      <w:r>
+        <w:rPr>
+          <w:rFonts w:ascii="Arial" w:hAnsi="Arial" w:cs="Arial"/>
+        </w:rPr>
+        <w:t>Spend money at NPC stores</w:t>
+      </w:r>
+    </w:p>
+    <w:p>
+      <w:pPr>
+        <w:pStyle w:val="NormalWeb"/>
+        <w:numPr>
+          <w:ilvl w:val="0"/>
+          <w:numId w:val="24"/>
+        </w:numPr>
+        <w:rPr>
+          <w:rFonts w:ascii="Arial" w:hAnsi="Arial" w:cs="Arial"/>
+        </w:rPr>
+      </w:pPr>
+      <w:r>
+        <w:rPr>
+          <w:rFonts w:ascii="Arial" w:hAnsi="Arial" w:cs="Arial"/>
+        </w:rPr>
+        <w:t>World map to travel to stores or games</w:t>
+      </w:r>
+    </w:p>
+    <w:p>
+      <w:pPr>
+        <w:pStyle w:val="NormalWeb"/>
+        <w:numPr>
+          <w:ilvl w:val="0"/>
+          <w:numId w:val="24"/>
+        </w:numPr>
+        <w:rPr>
+          <w:rFonts w:ascii="Arial" w:hAnsi="Arial" w:cs="Arial"/>
+        </w:rPr>
+      </w:pPr>
+      <w:r>
+        <w:rPr>
+          <w:rFonts w:ascii="Arial" w:hAnsi="Arial" w:cs="Arial"/>
+        </w:rPr>
+        <w:t>Feed pets using items</w:t>
+      </w:r>
+    </w:p>
+    <w:p>
+      <w:pPr>
+        <w:pStyle w:val="NormalWeb"/>
+        <w:numPr>
+          <w:ilvl w:val="0"/>
+          <w:numId w:val="24"/>
+        </w:numPr>
+        <w:rPr>
+          <w:rFonts w:ascii="Arial" w:hAnsi="Arial" w:cs="Arial"/>
+        </w:rPr>
+      </w:pPr>
+      <w:r>
+        <w:rPr>
+          <w:rFonts w:ascii="Arial" w:hAnsi="Arial" w:cs="Arial"/>
+        </w:rPr>
+        <w:t>Play with pets using items</w:t>
+      </w:r>
+    </w:p>
+    <w:p>
+      <w:pPr>
+        <w:pStyle w:val="NormalWeb"/>
+        <w:numPr>
+          <w:ilvl w:val="0"/>
+          <w:numId w:val="24"/>
+        </w:numPr>
+        <w:rPr>
+          <w:rFonts w:ascii="Arial" w:hAnsi="Arial" w:cs="Arial"/>
+        </w:rPr>
+      </w:pPr>
+      <w:r>
+        <w:rPr>
+          <w:rFonts w:ascii="Arial" w:hAnsi="Arial" w:cs="Arial"/>
+        </w:rPr>
+        <w:t>Pets become hungry or bored over time</w:t>
+      </w:r>
+    </w:p>
+    <w:p>
+      <w:pPr>
+        <w:pStyle w:val="NormalWeb"/>
+        <w:numPr>
+          <w:ilvl w:val="0"/>
+          <w:numId w:val="24"/>
+        </w:numPr>
+        <w:rPr>
+          <w:rFonts w:ascii="Arial" w:hAnsi="Arial" w:cs="Arial"/>
+        </w:rPr>
+      </w:pPr>
+      <w:r>
+        <w:rPr>
+          <w:rFonts w:ascii="Arial" w:hAnsi="Arial" w:cs="Arial"/>
+        </w:rPr>
+        <w:t>Sell items in a personal store</w:t>
+      </w:r>
+    </w:p>
+    <w:p>
+      <w:pPr>
+        <w:pStyle w:val="NormalWeb"/>
+        <w:numPr>
+          <w:ilvl w:val="0"/>
+          <w:numId w:val="24"/>
+        </w:numPr>
+        <w:rPr>
+          <w:rFonts w:ascii="Arial" w:hAnsi="Arial" w:cs="Arial"/>
+        </w:rPr>
+      </w:pPr>
+      <w:r>
+        <w:rPr>
+          <w:rFonts w:ascii="Arial" w:hAnsi="Arial" w:cs="Arial"/>
+        </w:rPr>
+        <w:t>Edit a pet’s page using HTML and CSS</w:t>
+      </w:r>
+    </w:p>
+    <w:p>
+      <w:pPr>
+        <w:pStyle w:val="NormalWeb"/>
+        <w:numPr>
+          <w:ilvl w:val="0"/>
+          <w:numId w:val="24"/>
+        </w:numPr>
+        <w:rPr>
+          <w:rFonts w:ascii="Arial" w:hAnsi="Arial" w:cs="Arial"/>
+        </w:rPr>
+      </w:pPr>
+      <w:r>
+        <w:rPr>
+          <w:rFonts w:ascii="Arial" w:hAnsi="Arial" w:cs="Arial"/>
+        </w:rPr>
+        <w:t>Recolor / customize pets</w:t>
+      </w:r>
+    </w:p>
+    <w:p>
+      <w:pPr>
+        <w:pStyle w:val="NormalWeb"/>
+        <w:numPr>
+          <w:ilvl w:val="0"/>
+          <w:numId w:val="24"/>
+        </w:numPr>
+        <w:rPr>
+          <w:rFonts w:ascii="Arial" w:hAnsi="Arial" w:cs="Arial"/>
+        </w:rPr>
+      </w:pPr>
+      <w:r>
+        <w:rPr>
+          <w:rFonts w:ascii="Arial" w:hAnsi="Arial" w:cs="Arial"/>
+        </w:rPr>
+        <w:t>Referral program</w:t>
+      </w:r>
+    </w:p>
+    <w:p>
+      <w:pPr>
+        <w:pStyle w:val="NormalWeb"/>
+        <w:numPr>
+          <w:ilvl w:val="0"/>
+          <w:numId w:val="24"/>
+        </w:numPr>
+        <w:rPr>
+          <w:rFonts w:ascii="Arial" w:hAnsi="Arial" w:cs="Arial"/>
+        </w:rPr>
+      </w:pPr>
+      <w:r>
+        <w:rPr>
+          <w:rFonts w:ascii="Arial" w:hAnsi="Arial" w:cs="Arial"/>
+        </w:rPr>
+        <w:t>Random item drops while browsing</w:t>
+      </w:r>
+    </w:p>
+    <w:p>
+      <w:pPr>
+        <w:pStyle w:val="NormalWeb"/>
+        <w:numPr>
+          <w:ilvl w:val="0"/>
+          <w:numId w:val="24"/>
+        </w:numPr>
+        <w:rPr>
+          <w:rFonts w:ascii="Arial" w:hAnsi="Arial" w:cs="Arial"/>
+        </w:rPr>
+      </w:pPr>
+      <w:r>
+        <w:rPr>
+          <w:rFonts w:ascii="Arial" w:hAnsi="Arial" w:cs="Arial"/>
+        </w:rPr>
+        <w:t>Messaging board or chatrooms</w:t>
+      </w:r>
+    </w:p>
+    <w:p>
+      <w:pPr>
+        <w:pStyle w:val="NormalWeb"/>
+        <w:rPr>
+          <w:rFonts w:ascii="Arial" w:hAnsi="Arial" w:cs="Arial"/>
+        </w:rPr>
+      </w:pPr>
+      <w:r>
+        <w:rPr>
+          <w:rFonts w:ascii="Arial" w:hAnsi="Arial" w:cs="Arial"/>
+        </w:rPr>
+        <w:t xml:space="preserve">You will </w:t>
+      </w:r>
+      <w:r>
+        <w:rPr>
+          <w:rStyle w:val="Strong"/>
+          <w:rFonts w:ascii="Arial" w:hAnsi="Arial" w:cs="Arial"/>
+        </w:rPr>
+        <w:t>not</w:t>
+      </w:r>
+      <w:r>
+        <w:rPr>
+          <w:rFonts w:ascii="Arial" w:hAnsi="Arial" w:cs="Arial"/>
+        </w:rPr>
+        <w:t xml:space="preserve"> build all of </w:t>
+      </w:r>
+      <w:proofErr w:type="gramStart"/>
+      <w:r>
+        <w:rPr>
+          <w:rFonts w:ascii="Arial" w:hAnsi="Arial" w:cs="Arial"/>
+        </w:rPr>
+        <w:t>these right</w:t>
+      </w:r>
+      <w:proofErr w:type="gramEnd"/>
+      <w:r>
+        <w:rPr>
+          <w:rFonts w:ascii="Arial" w:hAnsi="Arial" w:cs="Arial"/>
+        </w:rPr>
+        <w:t xml:space="preserve"> now.</w:t>
+      </w:r>
+    </w:p>
+    <w:p>
+      <w:pPr>
+        <w:pStyle w:val="Heading2"/>
+      </w:pPr>
+      <w:r>
+        <w:t>Part 1: Make Cards</w:t>
+      </w:r>
+    </w:p>
+    <w:p>
+      <w:pPr>
+        <w:pStyle w:val="NormalWeb"/>
+        <w:spacing w:before="0" w:beforeAutospacing="0" w:after="0" w:afterAutospacing="0"/>
+        <w:rPr>
+          <w:rFonts w:ascii="Arial" w:hAnsi="Arial" w:cs="Arial"/>
+        </w:rPr>
+      </w:pPr>
+      <w:r>
+        <w:rPr>
+          <w:rFonts w:ascii="Arial" w:hAnsi="Arial" w:cs="Arial"/>
+        </w:rPr>
+        <w:t xml:space="preserve">Turn the large idea into </w:t>
+      </w:r>
+      <w:r>
+        <w:rPr>
+          <w:rStyle w:val="Strong"/>
+          <w:rFonts w:ascii="Arial" w:hAnsi="Arial" w:cs="Arial"/>
+        </w:rPr>
+        <w:t>small, realistic tasks</w:t>
+      </w:r>
+      <w:r>
+        <w:rPr>
+          <w:rFonts w:ascii="Arial" w:hAnsi="Arial" w:cs="Arial"/>
+        </w:rPr>
+        <w:t xml:space="preserve"> (called </w:t>
+      </w:r>
+      <w:r>
+        <w:rPr>
+          <w:rStyle w:val="Emphasis"/>
+          <w:rFonts w:ascii="Arial" w:hAnsi="Arial" w:cs="Arial"/>
+        </w:rPr>
+        <w:t>cards</w:t>
+      </w:r>
+      <w:r>
+        <w:rPr>
+          <w:rFonts w:ascii="Arial" w:hAnsi="Arial" w:cs="Arial"/>
+        </w:rPr>
+        <w:t xml:space="preserve"> or </w:t>
+      </w:r>
+      <w:r>
+        <w:rPr>
+          <w:rStyle w:val="Emphasis"/>
+          <w:rFonts w:ascii="Arial" w:hAnsi="Arial" w:cs="Arial"/>
+        </w:rPr>
+        <w:t>issues</w:t>
+      </w:r>
+      <w:r>
+        <w:rPr>
+          <w:rFonts w:ascii="Arial" w:hAnsi="Arial" w:cs="Arial"/>
+        </w:rPr>
+        <w:t>).</w:t>
+      </w:r>
+      <w:r>
+        <w:rPr>
+          <w:rFonts w:ascii="Arial" w:hAnsi="Arial" w:cs="Arial"/>
+        </w:rPr>
+        <w:t xml:space="preserve"> </w:t>
+      </w:r>
+      <w:r>
+        <w:rPr>
+          <w:rFonts w:ascii="Arial" w:hAnsi="Arial" w:cs="Arial"/>
+        </w:rPr>
+        <w:t>With your partner:</w:t>
+      </w:r>
+    </w:p>
+    <w:p>
+      <w:pPr>
+        <w:pStyle w:val="NormalWeb"/>
+        <w:numPr>
+          <w:ilvl w:val="0"/>
+          <w:numId w:val="25"/>
+        </w:numPr>
+        <w:rPr>
+          <w:rFonts w:ascii="Arial" w:hAnsi="Arial" w:cs="Arial"/>
+        </w:rPr>
+      </w:pPr>
+      <w:r>
+        <w:rPr>
+          <w:rFonts w:ascii="Arial" w:hAnsi="Arial" w:cs="Arial"/>
+        </w:rPr>
+        <w:t>Read through the full feature list above.</w:t>
+      </w:r>
+    </w:p>
+    <w:p>
+      <w:pPr>
+        <w:pStyle w:val="NormalWeb"/>
+        <w:numPr>
+          <w:ilvl w:val="0"/>
+          <w:numId w:val="25"/>
+        </w:numPr>
+        <w:rPr>
+          <w:rFonts w:ascii="Arial" w:hAnsi="Arial" w:cs="Arial"/>
+        </w:rPr>
+      </w:pPr>
+      <w:r>
+        <w:rPr>
+          <w:rFonts w:ascii="Arial" w:hAnsi="Arial" w:cs="Arial"/>
+        </w:rPr>
+        <w:t xml:space="preserve">Break each feature into </w:t>
+      </w:r>
+      <w:r>
+        <w:rPr>
+          <w:rStyle w:val="Strong"/>
+          <w:rFonts w:ascii="Arial" w:hAnsi="Arial" w:cs="Arial"/>
+        </w:rPr>
+        <w:t>smaller technical tasks</w:t>
+      </w:r>
+      <w:r>
+        <w:rPr>
+          <w:rFonts w:ascii="Arial" w:hAnsi="Arial" w:cs="Arial"/>
+        </w:rPr>
+        <w:t>.</w:t>
+      </w:r>
+    </w:p>
+    <w:p>
+      <w:pPr>
+        <w:pStyle w:val="NormalWeb"/>
+        <w:numPr>
+          <w:ilvl w:val="0"/>
+          <w:numId w:val="25"/>
+        </w:numPr>
+        <w:rPr>
+          <w:rFonts w:ascii="Arial" w:hAnsi="Arial" w:cs="Arial"/>
+        </w:rPr>
+      </w:pPr>
+      <w:r>
+        <w:rPr>
+          <w:rFonts w:ascii="Arial" w:hAnsi="Arial" w:cs="Arial"/>
+        </w:rPr>
+        <w:t xml:space="preserve">Do </w:t>
+      </w:r>
+      <w:r>
+        <w:rPr>
+          <w:rStyle w:val="Strong"/>
+          <w:rFonts w:ascii="Arial" w:hAnsi="Arial" w:cs="Arial"/>
+        </w:rPr>
+        <w:t>not</w:t>
+      </w:r>
+      <w:r>
+        <w:rPr>
+          <w:rFonts w:ascii="Arial" w:hAnsi="Arial" w:cs="Arial"/>
+        </w:rPr>
+        <w:t xml:space="preserve"> copy the feature list directly.</w:t>
+      </w:r>
+    </w:p>
+    <w:p>
+      <w:pPr>
+        <w:pStyle w:val="NormalWeb"/>
+        <w:numPr>
+          <w:ilvl w:val="0"/>
+          <w:numId w:val="25"/>
+        </w:numPr>
+        <w:rPr>
+          <w:rFonts w:ascii="Arial" w:hAnsi="Arial" w:cs="Arial"/>
+        </w:rPr>
+      </w:pPr>
+      <w:r>
+        <w:rPr>
+          <w:rFonts w:ascii="Arial" w:hAnsi="Arial" w:cs="Arial"/>
+        </w:rPr>
+        <w:t xml:space="preserve">Each card should represent </w:t>
+      </w:r>
+      <w:r>
+        <w:rPr>
+          <w:rStyle w:val="Strong"/>
+          <w:rFonts w:ascii="Arial" w:hAnsi="Arial" w:cs="Arial"/>
+        </w:rPr>
+        <w:t>one clear piece of work</w:t>
+      </w:r>
+      <w:r>
+        <w:rPr>
+          <w:rFonts w:ascii="Arial" w:hAnsi="Arial" w:cs="Arial"/>
+        </w:rPr>
+        <w:t>.</w:t>
+      </w:r>
+    </w:p>
+    <w:p>
+      <w:pPr>
+        <w:pStyle w:val="NormalWeb"/>
+        <w:rPr>
+          <w:rFonts w:ascii="Arial" w:hAnsi="Arial" w:cs="Arial"/>
+        </w:rPr>
+      </w:pPr>
+      <w:r>
+        <w:rPr>
+          <w:rFonts w:ascii="Arial" w:hAnsi="Arial" w:cs="Arial"/>
+        </w:rPr>
+        <w:t xml:space="preserve">Keep making cards </w:t>
+      </w:r>
+      <w:r>
+        <w:rPr>
+          <w:rStyle w:val="Strong"/>
+          <w:rFonts w:ascii="Arial" w:hAnsi="Arial" w:cs="Arial"/>
+        </w:rPr>
+        <w:t>until every step needed to build the full game is accounted for</w:t>
+      </w:r>
+      <w:r>
+        <w:rPr>
+          <w:rFonts w:ascii="Arial" w:hAnsi="Arial" w:cs="Arial"/>
+        </w:rPr>
+        <w:t>, even features you won’t build yet.</w:t>
+      </w:r>
+    </w:p>
+    <w:p>
+      <w:pPr>
+        <w:pStyle w:val="Heading2"/>
+      </w:pPr>
+      <w:r>
+        <w:lastRenderedPageBreak/>
+        <w:t>Part 2: Identify the MVP</w:t>
+      </w:r>
+    </w:p>
+    <w:p>
+      <w:pPr>
+        <w:pStyle w:val="NormalWeb"/>
+        <w:spacing w:before="0" w:beforeAutospacing="0" w:after="0" w:afterAutospacing="0"/>
+        <w:rPr>
+          <w:rFonts w:ascii="Arial" w:hAnsi="Arial" w:cs="Arial"/>
+        </w:rPr>
+      </w:pPr>
+      <w:r>
+        <w:rPr>
+          <w:rFonts w:ascii="Arial" w:hAnsi="Arial" w:cs="Arial"/>
+        </w:rPr>
+        <w:t xml:space="preserve">The </w:t>
+      </w:r>
+      <w:r>
+        <w:rPr>
+          <w:rStyle w:val="Strong"/>
+          <w:rFonts w:ascii="Arial" w:hAnsi="Arial" w:cs="Arial"/>
+        </w:rPr>
+        <w:t>MVP</w:t>
+      </w:r>
+      <w:r>
+        <w:rPr>
+          <w:rFonts w:ascii="Arial" w:hAnsi="Arial" w:cs="Arial"/>
+        </w:rPr>
+        <w:t xml:space="preserve"> is the </w:t>
+      </w:r>
+      <w:r>
+        <w:rPr>
+          <w:rStyle w:val="Emphasis"/>
+          <w:rFonts w:ascii="Arial" w:hAnsi="Arial" w:cs="Arial"/>
+        </w:rPr>
+        <w:t>smallest possible version of the game</w:t>
+      </w:r>
+      <w:r>
+        <w:rPr>
+          <w:rFonts w:ascii="Arial" w:hAnsi="Arial" w:cs="Arial"/>
+        </w:rPr>
+        <w:t xml:space="preserve"> that still counts as</w:t>
+      </w:r>
+      <w:r>
+        <w:rPr>
+          <w:rFonts w:ascii="Arial" w:hAnsi="Arial" w:cs="Arial"/>
+        </w:rPr>
+        <w:t xml:space="preserve"> a working game. </w:t>
+      </w:r>
+      <w:r>
+        <w:rPr>
+          <w:rFonts w:ascii="Arial" w:hAnsi="Arial" w:cs="Arial"/>
+        </w:rPr>
+        <w:t xml:space="preserve">If you remove anything from the MVP and it stops being a game, that thing </w:t>
+      </w:r>
+      <w:r>
+        <w:rPr>
+          <w:rStyle w:val="Strong"/>
+          <w:rFonts w:ascii="Arial" w:hAnsi="Arial" w:cs="Arial"/>
+        </w:rPr>
+        <w:t>must stay</w:t>
+      </w:r>
+      <w:r>
+        <w:rPr>
+          <w:rFonts w:ascii="Arial" w:hAnsi="Arial" w:cs="Arial"/>
+        </w:rPr>
+        <w:t>.</w:t>
+      </w:r>
+    </w:p>
+    <w:p>
+      <w:pPr>
+        <w:pStyle w:val="NormalWeb"/>
+        <w:numPr>
+          <w:ilvl w:val="0"/>
+          <w:numId w:val="30"/>
+        </w:numPr>
+        <w:spacing w:before="0" w:beforeAutospacing="0"/>
+        <w:rPr>
+          <w:rFonts w:ascii="Arial" w:hAnsi="Arial" w:cs="Arial"/>
+        </w:rPr>
+      </w:pPr>
+      <w:r>
+        <w:rPr>
+          <w:rFonts w:ascii="Arial" w:hAnsi="Arial" w:cs="Arial"/>
+        </w:rPr>
+        <w:t>Review all of your cards.</w:t>
+      </w:r>
+    </w:p>
+    <w:p>
+      <w:pPr>
+        <w:pStyle w:val="NormalWeb"/>
+        <w:numPr>
+          <w:ilvl w:val="0"/>
+          <w:numId w:val="30"/>
+        </w:numPr>
+        <w:rPr>
+          <w:rFonts w:ascii="Arial" w:hAnsi="Arial" w:cs="Arial"/>
+        </w:rPr>
+      </w:pPr>
+      <w:r>
+        <w:rPr>
+          <w:rFonts w:ascii="Arial" w:hAnsi="Arial" w:cs="Arial"/>
+        </w:rPr>
+        <w:t xml:space="preserve">Decide which cards are </w:t>
+      </w:r>
+      <w:r>
+        <w:rPr>
+          <w:rStyle w:val="Strong"/>
+          <w:rFonts w:ascii="Arial" w:hAnsi="Arial" w:cs="Arial"/>
+        </w:rPr>
+        <w:t>absolutely required</w:t>
+      </w:r>
+      <w:r>
+        <w:rPr>
+          <w:rFonts w:ascii="Arial" w:hAnsi="Arial" w:cs="Arial"/>
+        </w:rPr>
+        <w:t xml:space="preserve"> for the MVP.</w:t>
+      </w:r>
+    </w:p>
+    <w:p>
+      <w:pPr>
+        <w:pStyle w:val="NormalWeb"/>
+        <w:numPr>
+          <w:ilvl w:val="0"/>
+          <w:numId w:val="30"/>
+        </w:numPr>
+        <w:rPr>
+          <w:rFonts w:ascii="Arial" w:hAnsi="Arial" w:cs="Arial"/>
+        </w:rPr>
+      </w:pPr>
+      <w:r>
+        <w:rPr>
+          <w:rFonts w:ascii="Arial" w:hAnsi="Arial" w:cs="Arial"/>
+        </w:rPr>
+        <w:t>Move those cards into a separate "MVP" group.</w:t>
+      </w:r>
+    </w:p>
+    <w:p>
+      <w:pPr>
+        <w:pStyle w:val="Heading3"/>
+      </w:pPr>
+      <w:r>
+        <w:t>Example MVP Gameplay Loop</w:t>
+      </w:r>
+    </w:p>
+    <w:p>
+      <w:pPr>
+        <w:pStyle w:val="NormalWeb"/>
+        <w:numPr>
+          <w:ilvl w:val="0"/>
+          <w:numId w:val="32"/>
+        </w:numPr>
+        <w:spacing w:before="0" w:beforeAutospacing="0"/>
+        <w:rPr>
+          <w:rFonts w:ascii="Arial" w:hAnsi="Arial" w:cs="Arial"/>
+        </w:rPr>
+      </w:pPr>
+      <w:r>
+        <w:rPr>
+          <w:rFonts w:ascii="Arial" w:hAnsi="Arial" w:cs="Arial"/>
+        </w:rPr>
+        <w:t>User signs up</w:t>
+      </w:r>
+    </w:p>
+    <w:p>
+      <w:pPr>
+        <w:pStyle w:val="NormalWeb"/>
+        <w:numPr>
+          <w:ilvl w:val="0"/>
+          <w:numId w:val="32"/>
+        </w:numPr>
+        <w:rPr>
+          <w:rFonts w:ascii="Arial" w:hAnsi="Arial" w:cs="Arial"/>
+        </w:rPr>
+      </w:pPr>
+      <w:r>
+        <w:rPr>
+          <w:rFonts w:ascii="Arial" w:hAnsi="Arial" w:cs="Arial"/>
+        </w:rPr>
+        <w:t>User creates one pet</w:t>
+      </w:r>
+    </w:p>
+    <w:p>
+      <w:pPr>
+        <w:pStyle w:val="NormalWeb"/>
+        <w:numPr>
+          <w:ilvl w:val="0"/>
+          <w:numId w:val="32"/>
+        </w:numPr>
+        <w:rPr>
+          <w:rFonts w:ascii="Arial" w:hAnsi="Arial" w:cs="Arial"/>
+        </w:rPr>
+      </w:pPr>
+      <w:r>
+        <w:rPr>
+          <w:rFonts w:ascii="Arial" w:hAnsi="Arial" w:cs="Arial"/>
+        </w:rPr>
+        <w:t>User feeds the pet</w:t>
+      </w:r>
+    </w:p>
+    <w:p>
+      <w:pPr>
+        <w:pStyle w:val="NormalWeb"/>
+        <w:numPr>
+          <w:ilvl w:val="0"/>
+          <w:numId w:val="32"/>
+        </w:numPr>
+        <w:rPr>
+          <w:rFonts w:ascii="Arial" w:hAnsi="Arial" w:cs="Arial"/>
+        </w:rPr>
+      </w:pPr>
+      <w:r>
+        <w:rPr>
+          <w:rFonts w:ascii="Arial" w:hAnsi="Arial" w:cs="Arial"/>
+        </w:rPr>
+        <w:t>Pet gets less hungry</w:t>
+      </w:r>
+    </w:p>
+    <w:p>
+      <w:pPr>
+        <w:pStyle w:val="NormalWeb"/>
+        <w:numPr>
+          <w:ilvl w:val="0"/>
+          <w:numId w:val="32"/>
+        </w:numPr>
+        <w:rPr>
+          <w:rFonts w:ascii="Arial" w:hAnsi="Arial" w:cs="Arial"/>
+        </w:rPr>
+      </w:pPr>
+      <w:r>
+        <w:rPr>
+          <w:rFonts w:ascii="Arial" w:hAnsi="Arial" w:cs="Arial"/>
+        </w:rPr>
+        <w:t>Pet state saves</w:t>
+      </w:r>
+    </w:p>
+    <w:p>
+      <w:pPr>
+        <w:pStyle w:val="NormalWeb"/>
+        <w:rPr>
+          <w:rFonts w:ascii="Arial" w:hAnsi="Arial" w:cs="Arial"/>
+        </w:rPr>
+      </w:pPr>
+      <w:r>
+        <w:rPr>
+          <w:rFonts w:ascii="Arial" w:hAnsi="Arial" w:cs="Arial"/>
+        </w:rPr>
+        <w:t xml:space="preserve">If your MVP does not have a </w:t>
+      </w:r>
+      <w:r>
+        <w:rPr>
+          <w:rStyle w:val="Strong"/>
+          <w:rFonts w:ascii="Arial" w:hAnsi="Arial" w:cs="Arial"/>
+        </w:rPr>
+        <w:t>loop</w:t>
+      </w:r>
+      <w:r>
+        <w:rPr>
+          <w:rFonts w:ascii="Arial" w:hAnsi="Arial" w:cs="Arial"/>
+        </w:rPr>
+        <w:t>, it is not a game.</w:t>
+      </w:r>
+    </w:p>
+    <w:p>
+      <w:pPr>
+        <w:pStyle w:val="Heading2"/>
+      </w:pPr>
+      <w:r>
+        <w:t>Part 3: Create a Flowchart</w:t>
+      </w:r>
+    </w:p>
+    <w:p>
+      <w:pPr>
+        <w:pStyle w:val="NormalWeb"/>
+        <w:spacing w:before="0" w:beforeAutospacing="0"/>
+        <w:rPr>
+          <w:rFonts w:ascii="Arial" w:hAnsi="Arial" w:cs="Arial"/>
+        </w:rPr>
+      </w:pPr>
+      <w:r>
+        <w:rPr>
+          <w:rFonts w:ascii="Arial" w:hAnsi="Arial" w:cs="Arial"/>
+        </w:rPr>
+        <w:t xml:space="preserve">A flowchart shows </w:t>
+      </w:r>
+      <w:r>
+        <w:rPr>
+          <w:rStyle w:val="Strong"/>
+          <w:rFonts w:ascii="Arial" w:hAnsi="Arial" w:cs="Arial"/>
+        </w:rPr>
+        <w:t>how the game actually works</w:t>
+      </w:r>
+      <w:r>
+        <w:rPr>
+          <w:rFonts w:ascii="Arial" w:hAnsi="Arial" w:cs="Arial"/>
+        </w:rPr>
+        <w:t>, not just what features exist. This helps prevent projects that are too large or unfocused.</w:t>
+      </w:r>
+      <w:r>
+        <w:rPr>
+          <w:rFonts w:ascii="Arial" w:hAnsi="Arial" w:cs="Arial"/>
+        </w:rPr>
+        <w:t xml:space="preserve"> </w:t>
+      </w:r>
+      <w:r>
+        <w:rPr>
+          <w:rFonts w:ascii="Arial" w:hAnsi="Arial" w:cs="Arial"/>
+        </w:rPr>
+        <w:t xml:space="preserve">Your flowchart should represent your </w:t>
+      </w:r>
+      <w:r>
+        <w:rPr>
+          <w:rStyle w:val="Strong"/>
+          <w:rFonts w:ascii="Arial" w:hAnsi="Arial" w:cs="Arial"/>
+        </w:rPr>
+        <w:t>MVP gameplay loop</w:t>
+      </w:r>
+      <w:r>
+        <w:rPr>
+          <w:rFonts w:ascii="Arial" w:hAnsi="Arial" w:cs="Arial"/>
+        </w:rPr>
+        <w:t>, not the full game.</w:t>
+      </w:r>
+    </w:p>
+    <w:p>
+      <w:pPr>
+        <w:pStyle w:val="Heading3"/>
+      </w:pPr>
+      <w:r>
+        <w:t>Example Flowchart Structure</w:t>
+      </w:r>
+    </w:p>
+    <w:p>
+      <w:pPr>
+        <w:pStyle w:val="NormalWeb"/>
+        <w:numPr>
+          <w:ilvl w:val="0"/>
+          <w:numId w:val="34"/>
+        </w:numPr>
+        <w:spacing w:before="0" w:beforeAutospacing="0"/>
+        <w:rPr>
+          <w:rFonts w:ascii="Arial" w:hAnsi="Arial" w:cs="Arial"/>
+        </w:rPr>
+      </w:pPr>
+      <w:r>
+        <w:rPr>
+          <w:rFonts w:ascii="Arial" w:hAnsi="Arial" w:cs="Arial"/>
+        </w:rPr>
+        <w:t>Visit site</w:t>
+      </w:r>
+    </w:p>
+    <w:p>
+      <w:pPr>
+        <w:pStyle w:val="NormalWeb"/>
+        <w:numPr>
+          <w:ilvl w:val="0"/>
+          <w:numId w:val="34"/>
+        </w:numPr>
+        <w:rPr>
+          <w:rFonts w:ascii="Arial" w:hAnsi="Arial" w:cs="Arial"/>
+        </w:rPr>
+      </w:pPr>
+      <w:r>
+        <w:rPr>
+          <w:rFonts w:ascii="Arial" w:hAnsi="Arial" w:cs="Arial"/>
+        </w:rPr>
+        <w:t>Sign up / log in</w:t>
+      </w:r>
+    </w:p>
+    <w:p>
+      <w:pPr>
+        <w:pStyle w:val="NormalWeb"/>
+        <w:numPr>
+          <w:ilvl w:val="0"/>
+          <w:numId w:val="34"/>
+        </w:numPr>
+        <w:rPr>
+          <w:rFonts w:ascii="Arial" w:hAnsi="Arial" w:cs="Arial"/>
+        </w:rPr>
+      </w:pPr>
+      <w:r>
+        <w:rPr>
+          <w:rFonts w:ascii="Arial" w:hAnsi="Arial" w:cs="Arial"/>
+        </w:rPr>
+        <w:t>Create pet</w:t>
+      </w:r>
+    </w:p>
+    <w:p>
+      <w:pPr>
+        <w:pStyle w:val="NormalWeb"/>
+        <w:numPr>
+          <w:ilvl w:val="0"/>
+          <w:numId w:val="34"/>
+        </w:numPr>
+        <w:rPr>
+          <w:rFonts w:ascii="Arial" w:hAnsi="Arial" w:cs="Arial"/>
+        </w:rPr>
+      </w:pPr>
+      <w:r>
+        <w:rPr>
+          <w:rFonts w:ascii="Arial" w:hAnsi="Arial" w:cs="Arial"/>
+        </w:rPr>
+        <w:t>View pet page</w:t>
+      </w:r>
+    </w:p>
+    <w:p>
+      <w:pPr>
+        <w:pStyle w:val="NormalWeb"/>
+        <w:numPr>
+          <w:ilvl w:val="0"/>
+          <w:numId w:val="34"/>
+        </w:numPr>
+        <w:rPr>
+          <w:rFonts w:ascii="Arial" w:hAnsi="Arial" w:cs="Arial"/>
+        </w:rPr>
+      </w:pPr>
+      <w:r>
+        <w:rPr>
+          <w:rFonts w:ascii="Arial" w:hAnsi="Arial" w:cs="Arial"/>
+        </w:rPr>
+        <w:t>Perform action (feed / play)</w:t>
+      </w:r>
+    </w:p>
+    <w:p>
+      <w:pPr>
+        <w:pStyle w:val="NormalWeb"/>
+        <w:numPr>
+          <w:ilvl w:val="0"/>
+          <w:numId w:val="34"/>
+        </w:numPr>
+        <w:rPr>
+          <w:rFonts w:ascii="Arial" w:hAnsi="Arial" w:cs="Arial"/>
+        </w:rPr>
+      </w:pPr>
+      <w:r>
+        <w:rPr>
+          <w:rFonts w:ascii="Arial" w:hAnsi="Arial" w:cs="Arial"/>
+        </w:rPr>
+        <w:t>Pet state updates</w:t>
+      </w:r>
+    </w:p>
+    <w:p>
+      <w:pPr>
+        <w:pStyle w:val="NormalWeb"/>
+        <w:numPr>
+          <w:ilvl w:val="0"/>
+          <w:numId w:val="34"/>
+        </w:numPr>
+        <w:rPr>
+          <w:rFonts w:ascii="Arial" w:hAnsi="Arial" w:cs="Arial"/>
+        </w:rPr>
+      </w:pPr>
+      <w:r>
+        <w:rPr>
+          <w:rFonts w:ascii="Arial" w:hAnsi="Arial" w:cs="Arial"/>
+        </w:rPr>
+        <w:t>Back to pet page</w:t>
+      </w:r>
+    </w:p>
+    <w:p>
+      <w:pPr>
+        <w:pStyle w:val="Heading2"/>
+      </w:pPr>
+      <w:r>
+        <w:t>Part 4: Writing Flowcharts Using Mermaid</w:t>
+      </w:r>
+    </w:p>
+    <w:p>
+      <w:pPr>
+        <w:pStyle w:val="NormalWeb"/>
+        <w:spacing w:before="0" w:beforeAutospacing="0"/>
+        <w:rPr>
+          <w:rFonts w:ascii="Arial" w:hAnsi="Arial" w:cs="Arial"/>
+        </w:rPr>
+      </w:pPr>
+      <w:r>
+        <w:rPr>
+          <w:rFonts w:ascii="Arial" w:hAnsi="Arial" w:cs="Arial"/>
+        </w:rPr>
+        <w:t xml:space="preserve">Mermaid is a text-based diagram tool that lets you create charts using simple code. GitHub supports Mermaid </w:t>
+      </w:r>
+      <w:r>
+        <w:rPr>
+          <w:rStyle w:val="Strong"/>
+          <w:rFonts w:ascii="Arial" w:hAnsi="Arial" w:cs="Arial"/>
+        </w:rPr>
+        <w:t>directly</w:t>
+      </w:r>
+      <w:r>
+        <w:rPr>
+          <w:rFonts w:ascii="Arial" w:hAnsi="Arial" w:cs="Arial"/>
+        </w:rPr>
+        <w:t xml:space="preserve"> in Markdown files.</w:t>
+      </w:r>
+    </w:p>
+    <w:p>
+      <w:pPr>
+        <w:pStyle w:val="Heading3"/>
+      </w:pPr>
+      <w:r>
+        <w:t>Basic Mermaid Flowchart Template</w:t>
+      </w:r>
+    </w:p>
+    <w:p>
+      <w:pPr>
+        <w:pStyle w:val="NormalWeb"/>
+        <w:spacing w:before="0" w:beforeAutospacing="0"/>
+        <w:rPr>
+          <w:rFonts w:ascii="Arial" w:hAnsi="Arial" w:cs="Arial"/>
+        </w:rPr>
+      </w:pPr>
+      <w:r>
+        <w:rPr>
+          <w:rFonts w:ascii="Arial" w:hAnsi="Arial" w:cs="Arial"/>
+        </w:rPr>
+        <w:t>Copy and modify this example:</w:t>
+      </w:r>
+    </w:p>
+    <w:p>
+      <w:pPr>
+        <w:pStyle w:val="HTMLPreformatted"/>
+        <w:rPr>
+          <w:rStyle w:val="HTMLCode"/>
+          <w:rFonts w:ascii="Arial" w:hAnsi="Arial" w:cs="Arial"/>
+        </w:rPr>
+      </w:pPr>
+      <w:r>
+        <w:rPr>
+          <w:rStyle w:val="HTMLCode"/>
+          <w:rFonts w:ascii="Arial" w:hAnsi="Arial" w:cs="Arial"/>
+        </w:rPr>
+        <w:t>flowchart TD</w:t>
+      </w:r>
+    </w:p>
+    <w:p>
+      <w:pPr>
+        <w:pStyle w:val="HTMLPreformatted"/>
+        <w:rPr>
+          <w:rStyle w:val="HTMLCode"/>
+          <w:rFonts w:ascii="Arial" w:hAnsi="Arial" w:cs="Arial"/>
+        </w:rPr>
+      </w:pPr>
+      <w:r>
+        <w:rPr>
+          <w:rStyle w:val="HTMLCode"/>
+          <w:rFonts w:ascii="Arial" w:hAnsi="Arial" w:cs="Arial"/>
+        </w:rPr>
+        <w:t xml:space="preserve">    </w:t>
+      </w:r>
+      <w:proofErr w:type="gramStart"/>
+      <w:r>
+        <w:rPr>
+          <w:rStyle w:val="HTMLCode"/>
+          <w:rFonts w:ascii="Arial" w:hAnsi="Arial" w:cs="Arial"/>
+        </w:rPr>
+        <w:t>A[</w:t>
+      </w:r>
+      <w:proofErr w:type="gramEnd"/>
+      <w:r>
+        <w:rPr>
+          <w:rStyle w:val="HTMLCode"/>
+          <w:rFonts w:ascii="Arial" w:hAnsi="Arial" w:cs="Arial"/>
+        </w:rPr>
+        <w:t>User visits site] --&gt; B[Sign up / Log in]</w:t>
+      </w:r>
+    </w:p>
+    <w:p>
+      <w:pPr>
+        <w:pStyle w:val="HTMLPreformatted"/>
+        <w:rPr>
+          <w:rStyle w:val="HTMLCode"/>
+          <w:rFonts w:ascii="Arial" w:hAnsi="Arial" w:cs="Arial"/>
+        </w:rPr>
+      </w:pPr>
+      <w:r>
+        <w:rPr>
+          <w:rStyle w:val="HTMLCode"/>
+          <w:rFonts w:ascii="Arial" w:hAnsi="Arial" w:cs="Arial"/>
+        </w:rPr>
+        <w:t xml:space="preserve">    B --&gt; </w:t>
+      </w:r>
+      <w:proofErr w:type="gramStart"/>
+      <w:r>
+        <w:rPr>
+          <w:rStyle w:val="HTMLCode"/>
+          <w:rFonts w:ascii="Arial" w:hAnsi="Arial" w:cs="Arial"/>
+        </w:rPr>
+        <w:t>C[</w:t>
+      </w:r>
+      <w:proofErr w:type="gramEnd"/>
+      <w:r>
+        <w:rPr>
+          <w:rStyle w:val="HTMLCode"/>
+          <w:rFonts w:ascii="Arial" w:hAnsi="Arial" w:cs="Arial"/>
+        </w:rPr>
+        <w:t>Create Pet]</w:t>
+      </w:r>
+    </w:p>
+    <w:p>
+      <w:pPr>
+        <w:pStyle w:val="HTMLPreformatted"/>
+        <w:rPr>
+          <w:rStyle w:val="HTMLCode"/>
+          <w:rFonts w:ascii="Arial" w:hAnsi="Arial" w:cs="Arial"/>
+        </w:rPr>
+      </w:pPr>
+      <w:r>
+        <w:rPr>
+          <w:rStyle w:val="HTMLCode"/>
+          <w:rFonts w:ascii="Arial" w:hAnsi="Arial" w:cs="Arial"/>
+        </w:rPr>
+        <w:t xml:space="preserve">    C --&gt; </w:t>
+      </w:r>
+      <w:proofErr w:type="gramStart"/>
+      <w:r>
+        <w:rPr>
+          <w:rStyle w:val="HTMLCode"/>
+          <w:rFonts w:ascii="Arial" w:hAnsi="Arial" w:cs="Arial"/>
+        </w:rPr>
+        <w:t>D[</w:t>
+      </w:r>
+      <w:proofErr w:type="gramEnd"/>
+      <w:r>
+        <w:rPr>
+          <w:rStyle w:val="HTMLCode"/>
+          <w:rFonts w:ascii="Arial" w:hAnsi="Arial" w:cs="Arial"/>
+        </w:rPr>
+        <w:t>View Pet Page]</w:t>
+      </w:r>
+    </w:p>
+    <w:p>
+      <w:pPr>
+        <w:pStyle w:val="HTMLPreformatted"/>
+        <w:rPr>
+          <w:rStyle w:val="HTMLCode"/>
+          <w:rFonts w:ascii="Arial" w:hAnsi="Arial" w:cs="Arial"/>
+        </w:rPr>
+      </w:pPr>
+      <w:r>
+        <w:rPr>
+          <w:rStyle w:val="HTMLCode"/>
+          <w:rFonts w:ascii="Arial" w:hAnsi="Arial" w:cs="Arial"/>
+        </w:rPr>
+        <w:t xml:space="preserve">    D --&gt; </w:t>
+      </w:r>
+      <w:proofErr w:type="gramStart"/>
+      <w:r>
+        <w:rPr>
+          <w:rStyle w:val="HTMLCode"/>
+          <w:rFonts w:ascii="Arial" w:hAnsi="Arial" w:cs="Arial"/>
+        </w:rPr>
+        <w:t>E[</w:t>
+      </w:r>
+      <w:proofErr w:type="gramEnd"/>
+      <w:r>
+        <w:rPr>
+          <w:rStyle w:val="HTMLCode"/>
+          <w:rFonts w:ascii="Arial" w:hAnsi="Arial" w:cs="Arial"/>
+        </w:rPr>
+        <w:t>Feed Pet]</w:t>
+      </w:r>
+    </w:p>
+    <w:p>
+      <w:pPr>
+        <w:pStyle w:val="HTMLPreformatted"/>
+        <w:rPr>
+          <w:rStyle w:val="HTMLCode"/>
+          <w:rFonts w:ascii="Arial" w:hAnsi="Arial" w:cs="Arial"/>
+        </w:rPr>
+      </w:pPr>
+      <w:r>
+        <w:rPr>
+          <w:rStyle w:val="HTMLCode"/>
+          <w:rFonts w:ascii="Arial" w:hAnsi="Arial" w:cs="Arial"/>
+        </w:rPr>
+        <w:t xml:space="preserve">    E --&gt; </w:t>
+      </w:r>
+      <w:proofErr w:type="gramStart"/>
+      <w:r>
+        <w:rPr>
+          <w:rStyle w:val="HTMLCode"/>
+          <w:rFonts w:ascii="Arial" w:hAnsi="Arial" w:cs="Arial"/>
+        </w:rPr>
+        <w:t>F[</w:t>
+      </w:r>
+      <w:proofErr w:type="gramEnd"/>
+      <w:r>
+        <w:rPr>
+          <w:rStyle w:val="HTMLCode"/>
+          <w:rFonts w:ascii="Arial" w:hAnsi="Arial" w:cs="Arial"/>
+        </w:rPr>
+        <w:t>Pet Hunger Decreases]</w:t>
+      </w:r>
+    </w:p>
+    <w:p>
+      <w:pPr>
+        <w:pStyle w:val="HTMLPreformatted"/>
+        <w:rPr>
+          <w:rStyle w:val="HTMLCode"/>
+          <w:rFonts w:ascii="Arial" w:hAnsi="Arial" w:cs="Arial"/>
+        </w:rPr>
+      </w:pPr>
+      <w:r>
+        <w:rPr>
+          <w:rStyle w:val="HTMLCode"/>
+          <w:rFonts w:ascii="Arial" w:hAnsi="Arial" w:cs="Arial"/>
+        </w:rPr>
+        <w:t xml:space="preserve">    F --&gt; D</w:t>
+      </w:r>
+    </w:p>
+    <w:p>
+      <w:pPr>
+        <w:pStyle w:val="Heading3"/>
+      </w:pPr>
+      <w:r>
+        <w:t>Mermaid Rules</w:t>
+      </w:r>
+    </w:p>
+    <w:p>
+      <w:pPr>
+        <w:pStyle w:val="NormalWeb"/>
+        <w:numPr>
+          <w:ilvl w:val="0"/>
+          <w:numId w:val="35"/>
+        </w:numPr>
+        <w:spacing w:before="0" w:beforeAutospacing="0"/>
+        <w:rPr>
+          <w:rFonts w:ascii="Arial" w:hAnsi="Arial" w:cs="Arial"/>
+        </w:rPr>
+      </w:pPr>
+      <w:r>
+        <w:rPr>
+          <w:rStyle w:val="HTMLCode"/>
+          <w:rFonts w:ascii="Arial" w:hAnsi="Arial" w:cs="Arial"/>
+        </w:rPr>
+        <w:t>flowchart TD</w:t>
+      </w:r>
+      <w:r>
+        <w:rPr>
+          <w:rFonts w:ascii="Arial" w:hAnsi="Arial" w:cs="Arial"/>
+        </w:rPr>
+        <w:t xml:space="preserve"> means </w:t>
+      </w:r>
+      <w:r>
+        <w:rPr>
+          <w:rStyle w:val="Strong"/>
+          <w:rFonts w:ascii="Arial" w:hAnsi="Arial" w:cs="Arial"/>
+        </w:rPr>
+        <w:t>top-down</w:t>
+      </w:r>
+    </w:p>
+    <w:p>
+      <w:pPr>
+        <w:pStyle w:val="NormalWeb"/>
+        <w:numPr>
+          <w:ilvl w:val="0"/>
+          <w:numId w:val="35"/>
+        </w:numPr>
+        <w:rPr>
+          <w:rFonts w:ascii="Arial" w:hAnsi="Arial" w:cs="Arial"/>
+        </w:rPr>
+      </w:pPr>
+      <w:r>
+        <w:rPr>
+          <w:rFonts w:ascii="Arial" w:hAnsi="Arial" w:cs="Arial"/>
+        </w:rPr>
+        <w:t xml:space="preserve">Boxes are written in </w:t>
+      </w:r>
+      <w:r>
+        <w:rPr>
+          <w:rStyle w:val="HTMLCode"/>
+          <w:rFonts w:ascii="Arial" w:hAnsi="Arial" w:cs="Arial"/>
+        </w:rPr>
+        <w:t>[brackets]</w:t>
+      </w:r>
+    </w:p>
+    <w:p>
+      <w:pPr>
+        <w:pStyle w:val="NormalWeb"/>
+        <w:numPr>
+          <w:ilvl w:val="0"/>
+          <w:numId w:val="35"/>
+        </w:numPr>
+        <w:rPr>
+          <w:rFonts w:ascii="Arial" w:hAnsi="Arial" w:cs="Arial"/>
+        </w:rPr>
+      </w:pPr>
+      <w:r>
+        <w:rPr>
+          <w:rFonts w:ascii="Arial" w:hAnsi="Arial" w:cs="Arial"/>
+        </w:rPr>
+        <w:t xml:space="preserve">Arrows use </w:t>
+      </w:r>
+      <w:r>
+        <w:rPr>
+          <w:rStyle w:val="HTMLCode"/>
+          <w:rFonts w:ascii="Arial" w:hAnsi="Arial" w:cs="Arial"/>
+        </w:rPr>
+        <w:t>--&gt;</w:t>
+      </w:r>
+    </w:p>
+    <w:p>
+      <w:pPr>
+        <w:pStyle w:val="NormalWeb"/>
+        <w:numPr>
+          <w:ilvl w:val="0"/>
+          <w:numId w:val="35"/>
+        </w:numPr>
+        <w:rPr>
+          <w:rFonts w:ascii="Arial" w:hAnsi="Arial" w:cs="Arial"/>
+        </w:rPr>
+      </w:pPr>
+      <w:r>
+        <w:rPr>
+          <w:rFonts w:ascii="Arial" w:hAnsi="Arial" w:cs="Arial"/>
+        </w:rPr>
+        <w:t>Keep text short and clear</w:t>
+      </w:r>
+    </w:p>
+    <w:p>
+      <w:pPr>
+        <w:pStyle w:val="NormalWeb"/>
+        <w:rPr>
+          <w:rFonts w:ascii="Arial" w:hAnsi="Arial" w:cs="Arial"/>
+        </w:rPr>
+      </w:pPr>
+      <w:r>
+        <w:rPr>
+          <w:rFonts w:ascii="Arial" w:hAnsi="Arial" w:cs="Arial"/>
+        </w:rPr>
+        <w:t xml:space="preserve">Your flowchart </w:t>
+      </w:r>
+      <w:r>
+        <w:rPr>
+          <w:rStyle w:val="Strong"/>
+          <w:rFonts w:ascii="Arial" w:hAnsi="Arial" w:cs="Arial"/>
+        </w:rPr>
+        <w:t>must match your MVP</w:t>
+      </w:r>
+      <w:r>
+        <w:rPr>
+          <w:rFonts w:ascii="Arial" w:hAnsi="Arial" w:cs="Arial"/>
+        </w:rPr>
+        <w:t>, not your full feature list.</w:t>
+      </w:r>
+    </w:p>
+    <w:p>
+      <w:pPr>
+        <w:pStyle w:val="Heading2"/>
+      </w:pPr>
+      <w:r>
+        <w:lastRenderedPageBreak/>
+        <w:t>Part 5: Create GitHub Repository and Project Board</w:t>
+      </w:r>
+    </w:p>
+    <w:p>
+      <w:pPr>
+        <w:pStyle w:val="NormalWeb"/>
+        <w:numPr>
+          <w:ilvl w:val="0"/>
+          <w:numId w:val="36"/>
+        </w:numPr>
+        <w:spacing w:before="0" w:beforeAutospacing="0"/>
+        <w:rPr>
+          <w:rFonts w:ascii="Arial" w:hAnsi="Arial" w:cs="Arial"/>
+        </w:rPr>
+      </w:pPr>
+      <w:r>
+        <w:rPr>
+          <w:rFonts w:ascii="Arial" w:hAnsi="Arial" w:cs="Arial"/>
+        </w:rPr>
+        <w:t xml:space="preserve">One partner creates a </w:t>
+      </w:r>
+      <w:r>
+        <w:rPr>
+          <w:rStyle w:val="Strong"/>
+          <w:rFonts w:ascii="Arial" w:hAnsi="Arial" w:cs="Arial"/>
+        </w:rPr>
+        <w:t>GitHub repository</w:t>
+      </w:r>
+      <w:r>
+        <w:rPr>
+          <w:rFonts w:ascii="Arial" w:hAnsi="Arial" w:cs="Arial"/>
+        </w:rPr>
+        <w:t>.</w:t>
+      </w:r>
+    </w:p>
+    <w:p>
+      <w:pPr>
+        <w:pStyle w:val="NormalWeb"/>
+        <w:numPr>
+          <w:ilvl w:val="0"/>
+          <w:numId w:val="36"/>
+        </w:numPr>
+        <w:rPr>
+          <w:rFonts w:ascii="Arial" w:hAnsi="Arial" w:cs="Arial"/>
+        </w:rPr>
+      </w:pPr>
+      <w:r>
+        <w:rPr>
+          <w:rFonts w:ascii="Arial" w:hAnsi="Arial" w:cs="Arial"/>
+        </w:rPr>
+        <w:t xml:space="preserve">Create a </w:t>
+      </w:r>
+      <w:r>
+        <w:rPr>
+          <w:rStyle w:val="Strong"/>
+          <w:rFonts w:ascii="Arial" w:hAnsi="Arial" w:cs="Arial"/>
+        </w:rPr>
+        <w:t>GitHub Project (Board view)</w:t>
+      </w:r>
+      <w:r>
+        <w:rPr>
+          <w:rFonts w:ascii="Arial" w:hAnsi="Arial" w:cs="Arial"/>
+        </w:rPr>
+        <w:t xml:space="preserve"> attached to that repository.</w:t>
+      </w:r>
+    </w:p>
+    <w:p>
+      <w:pPr>
+        <w:pStyle w:val="NormalWeb"/>
+        <w:numPr>
+          <w:ilvl w:val="0"/>
+          <w:numId w:val="36"/>
+        </w:numPr>
+        <w:rPr>
+          <w:rFonts w:ascii="Arial" w:hAnsi="Arial" w:cs="Arial"/>
+        </w:rPr>
+      </w:pPr>
+      <w:r>
+        <w:rPr>
+          <w:rFonts w:ascii="Arial" w:hAnsi="Arial" w:cs="Arial"/>
+        </w:rPr>
+        <w:t>Fill in the table at the top of the assignment with:</w:t>
+      </w:r>
+    </w:p>
+    <w:p>
+      <w:pPr>
+        <w:pStyle w:val="NormalWeb"/>
+        <w:numPr>
+          <w:ilvl w:val="1"/>
+          <w:numId w:val="36"/>
+        </w:numPr>
+        <w:rPr>
+          <w:rFonts w:ascii="Arial" w:hAnsi="Arial" w:cs="Arial"/>
+        </w:rPr>
+      </w:pPr>
+      <w:r>
+        <w:rPr>
+          <w:rFonts w:ascii="Arial" w:hAnsi="Arial" w:cs="Arial"/>
+        </w:rPr>
+        <w:t>Partner names</w:t>
+      </w:r>
+    </w:p>
+    <w:p>
+      <w:pPr>
+        <w:pStyle w:val="NormalWeb"/>
+        <w:numPr>
+          <w:ilvl w:val="1"/>
+          <w:numId w:val="36"/>
+        </w:numPr>
+        <w:rPr>
+          <w:rFonts w:ascii="Arial" w:hAnsi="Arial" w:cs="Arial"/>
+        </w:rPr>
+      </w:pPr>
+      <w:r>
+        <w:rPr>
+          <w:rFonts w:ascii="Arial" w:hAnsi="Arial" w:cs="Arial"/>
+        </w:rPr>
+        <w:t>GitHub repository URL</w:t>
+      </w:r>
+    </w:p>
+    <w:p>
+      <w:pPr>
+        <w:pStyle w:val="NormalWeb"/>
+        <w:numPr>
+          <w:ilvl w:val="1"/>
+          <w:numId w:val="36"/>
+        </w:numPr>
+        <w:rPr>
+          <w:rFonts w:ascii="Arial" w:hAnsi="Arial" w:cs="Arial"/>
+        </w:rPr>
+      </w:pPr>
+      <w:r>
+        <w:rPr>
+          <w:rFonts w:ascii="Arial" w:hAnsi="Arial" w:cs="Arial"/>
+        </w:rPr>
+        <w:t>GitHub project board URL</w:t>
+      </w:r>
+    </w:p>
+    <w:p>
+      <w:pPr>
+        <w:pStyle w:val="Heading3"/>
+      </w:pPr>
+      <w:r>
+        <w:t>Project Board Rules</w:t>
+      </w:r>
+    </w:p>
+    <w:p>
+      <w:pPr>
+        <w:pStyle w:val="NormalWeb"/>
+        <w:numPr>
+          <w:ilvl w:val="0"/>
+          <w:numId w:val="37"/>
+        </w:numPr>
+        <w:spacing w:before="0" w:beforeAutospacing="0"/>
+        <w:rPr>
+          <w:rFonts w:ascii="Arial" w:hAnsi="Arial" w:cs="Arial"/>
+        </w:rPr>
+      </w:pPr>
+      <w:r>
+        <w:rPr>
+          <w:rFonts w:ascii="Arial" w:hAnsi="Arial" w:cs="Arial"/>
+        </w:rPr>
+        <w:t>Each card becomes a GitHub issue</w:t>
+      </w:r>
+    </w:p>
+    <w:p>
+      <w:pPr>
+        <w:pStyle w:val="NormalWeb"/>
+        <w:numPr>
+          <w:ilvl w:val="0"/>
+          <w:numId w:val="37"/>
+        </w:numPr>
+        <w:spacing w:before="0" w:beforeAutospacing="0"/>
+        <w:rPr>
+          <w:rFonts w:ascii="Arial" w:hAnsi="Arial" w:cs="Arial"/>
+        </w:rPr>
+      </w:pPr>
+      <w:r>
+        <w:rPr>
+          <w:rFonts w:ascii="Arial" w:hAnsi="Arial" w:cs="Arial"/>
+        </w:rPr>
+        <w:t>Assign each issue to a partner</w:t>
+      </w:r>
+    </w:p>
+    <w:p>
+      <w:pPr>
+        <w:pStyle w:val="NormalWeb"/>
+        <w:numPr>
+          <w:ilvl w:val="0"/>
+          <w:numId w:val="37"/>
+        </w:numPr>
+        <w:rPr>
+          <w:rFonts w:ascii="Arial" w:hAnsi="Arial" w:cs="Arial"/>
+        </w:rPr>
+      </w:pPr>
+      <w:r>
+        <w:rPr>
+          <w:rFonts w:ascii="Arial" w:hAnsi="Arial" w:cs="Arial"/>
+        </w:rPr>
+        <w:t>Columns:</w:t>
+      </w:r>
+    </w:p>
+    <w:p>
+      <w:pPr>
+        <w:pStyle w:val="NormalWeb"/>
+        <w:numPr>
+          <w:ilvl w:val="1"/>
+          <w:numId w:val="37"/>
+        </w:numPr>
+        <w:rPr>
+          <w:rFonts w:ascii="Arial" w:hAnsi="Arial" w:cs="Arial"/>
+        </w:rPr>
+      </w:pPr>
+      <w:r>
+        <w:rPr>
+          <w:rFonts w:ascii="Arial" w:hAnsi="Arial" w:cs="Arial"/>
+        </w:rPr>
+        <w:t>To Do</w:t>
+      </w:r>
+    </w:p>
+    <w:p>
+      <w:pPr>
+        <w:pStyle w:val="NormalWeb"/>
+        <w:numPr>
+          <w:ilvl w:val="1"/>
+          <w:numId w:val="37"/>
+        </w:numPr>
+        <w:rPr>
+          <w:rFonts w:ascii="Arial" w:hAnsi="Arial" w:cs="Arial"/>
+        </w:rPr>
+      </w:pPr>
+      <w:r>
+        <w:rPr>
+          <w:rFonts w:ascii="Arial" w:hAnsi="Arial" w:cs="Arial"/>
+        </w:rPr>
+        <w:t>Doing</w:t>
+      </w:r>
+    </w:p>
+    <w:p>
+      <w:pPr>
+        <w:pStyle w:val="NormalWeb"/>
+        <w:numPr>
+          <w:ilvl w:val="1"/>
+          <w:numId w:val="37"/>
+        </w:numPr>
+        <w:rPr>
+          <w:rFonts w:ascii="Arial" w:hAnsi="Arial" w:cs="Arial"/>
+        </w:rPr>
+      </w:pPr>
+      <w:r>
+        <w:rPr>
+          <w:rFonts w:ascii="Arial" w:hAnsi="Arial" w:cs="Arial"/>
+        </w:rPr>
+        <w:t>Done</w:t>
+      </w:r>
+    </w:p>
+    <w:p>
+      <w:pPr>
+        <w:pStyle w:val="NormalWeb"/>
+        <w:numPr>
+          <w:ilvl w:val="0"/>
+          <w:numId w:val="37"/>
+        </w:numPr>
+        <w:rPr>
+          <w:rFonts w:ascii="Arial" w:hAnsi="Arial" w:cs="Arial"/>
+        </w:rPr>
+      </w:pPr>
+      <w:r>
+        <w:rPr>
+          <w:rFonts w:ascii="Arial" w:hAnsi="Arial" w:cs="Arial"/>
+        </w:rPr>
+        <w:t>Move cards as work progresses</w:t>
+      </w:r>
+    </w:p>
+    <w:p>
+      <w:pPr>
+        <w:pStyle w:val="NormalWeb"/>
+        <w:numPr>
+          <w:ilvl w:val="0"/>
+          <w:numId w:val="37"/>
+        </w:numPr>
+        <w:rPr>
+          <w:rFonts w:ascii="Arial" w:hAnsi="Arial" w:cs="Arial"/>
+        </w:rPr>
+      </w:pPr>
+      <w:r>
+        <w:rPr>
+          <w:rFonts w:ascii="Arial" w:hAnsi="Arial" w:cs="Arial"/>
+        </w:rPr>
+        <w:t>Close issues when finished</w:t>
+      </w:r>
+    </w:p>
+    <w:p>
+      <w:pPr>
+        <w:pStyle w:val="Heading3"/>
+      </w:pPr>
+      <w:r>
+        <w:t>Collaboration Rules</w:t>
+      </w:r>
+    </w:p>
+    <w:p>
+      <w:pPr>
+        <w:pStyle w:val="NormalWeb"/>
+        <w:numPr>
+          <w:ilvl w:val="0"/>
+          <w:numId w:val="38"/>
+        </w:numPr>
+        <w:spacing w:before="0" w:beforeAutospacing="0"/>
+        <w:rPr>
+          <w:rFonts w:ascii="Arial" w:hAnsi="Arial" w:cs="Arial"/>
+        </w:rPr>
+      </w:pPr>
+      <w:r>
+        <w:rPr>
+          <w:rFonts w:ascii="Arial" w:hAnsi="Arial" w:cs="Arial"/>
+        </w:rPr>
+        <w:t xml:space="preserve">Work in </w:t>
+      </w:r>
+      <w:r>
+        <w:rPr>
+          <w:rStyle w:val="Strong"/>
+          <w:rFonts w:ascii="Arial" w:hAnsi="Arial" w:cs="Arial"/>
+        </w:rPr>
+        <w:t>separate branches</w:t>
+      </w:r>
+      <w:r>
+        <w:rPr>
+          <w:rFonts w:ascii="Arial" w:hAnsi="Arial" w:cs="Arial"/>
+        </w:rPr>
+        <w:t xml:space="preserve"> when possible</w:t>
+      </w:r>
+    </w:p>
+    <w:p>
+      <w:pPr>
+        <w:pStyle w:val="NormalWeb"/>
+        <w:numPr>
+          <w:ilvl w:val="0"/>
+          <w:numId w:val="38"/>
+        </w:numPr>
+        <w:rPr>
+          <w:rFonts w:ascii="Arial" w:hAnsi="Arial" w:cs="Arial"/>
+        </w:rPr>
+      </w:pPr>
+      <w:r>
+        <w:rPr>
+          <w:rFonts w:ascii="Arial" w:hAnsi="Arial" w:cs="Arial"/>
+        </w:rPr>
+        <w:t xml:space="preserve">Use </w:t>
+      </w:r>
+      <w:r>
+        <w:rPr>
+          <w:rStyle w:val="Strong"/>
+          <w:rFonts w:ascii="Arial" w:hAnsi="Arial" w:cs="Arial"/>
+        </w:rPr>
+        <w:t>Pull Requests</w:t>
+      </w:r>
+      <w:r>
+        <w:rPr>
+          <w:rFonts w:ascii="Arial" w:hAnsi="Arial" w:cs="Arial"/>
+        </w:rPr>
+        <w:t xml:space="preserve"> to merge into main</w:t>
+      </w:r>
+    </w:p>
+    <w:p>
+      <w:pPr>
+        <w:pStyle w:val="NormalWeb"/>
+        <w:numPr>
+          <w:ilvl w:val="0"/>
+          <w:numId w:val="38"/>
+        </w:numPr>
+        <w:rPr>
+          <w:rFonts w:ascii="Arial" w:hAnsi="Arial" w:cs="Arial"/>
+        </w:rPr>
+      </w:pPr>
+      <w:r>
+        <w:rPr>
+          <w:rFonts w:ascii="Arial" w:hAnsi="Arial" w:cs="Arial"/>
+        </w:rPr>
+        <w:t xml:space="preserve">Do </w:t>
+      </w:r>
+      <w:r>
+        <w:rPr>
+          <w:rStyle w:val="Strong"/>
+          <w:rFonts w:ascii="Arial" w:hAnsi="Arial" w:cs="Arial"/>
+        </w:rPr>
+        <w:t>not</w:t>
+      </w:r>
+      <w:r>
+        <w:rPr>
+          <w:rFonts w:ascii="Arial" w:hAnsi="Arial" w:cs="Arial"/>
+        </w:rPr>
+        <w:t xml:space="preserve"> commit the </w:t>
+      </w:r>
+      <w:r>
+        <w:rPr>
+          <w:rStyle w:val="HTMLCode"/>
+          <w:rFonts w:ascii="Arial" w:hAnsi="Arial" w:cs="Arial"/>
+        </w:rPr>
+        <w:t>node_modules</w:t>
+      </w:r>
+      <w:r>
+        <w:rPr>
+          <w:rFonts w:ascii="Arial" w:hAnsi="Arial" w:cs="Arial"/>
+        </w:rPr>
+        <w:t xml:space="preserve"> folder</w:t>
+      </w:r>
+    </w:p>
+    <w:p>
+      <w:pPr>
+        <w:pStyle w:val="Heading2"/>
+      </w:pPr>
+      <w:r>
+        <w:t>Part 6: Submission Instructions</w:t>
+      </w:r>
+    </w:p>
+    <w:p>
+      <w:pPr>
+        <w:pStyle w:val="NormalWeb"/>
+        <w:numPr>
+          <w:ilvl w:val="0"/>
+          <w:numId w:val="39"/>
+        </w:numPr>
+        <w:spacing w:before="0" w:beforeAutospacing="0"/>
+        <w:rPr>
+          <w:rFonts w:ascii="Arial" w:hAnsi="Arial" w:cs="Arial"/>
+        </w:rPr>
+      </w:pPr>
+      <w:r>
+        <w:rPr>
+          <w:rFonts w:ascii="Arial" w:hAnsi="Arial" w:cs="Arial"/>
+        </w:rPr>
+        <w:t>Create a new folder in your DocPac called</w:t>
+      </w:r>
+      <w:r>
+        <w:rPr>
+          <w:rFonts w:ascii="Arial" w:hAnsi="Arial" w:cs="Arial"/>
+        </w:rPr>
+        <w:t xml:space="preserve"> </w:t>
+      </w:r>
+      <w:proofErr w:type="spellStart"/>
+      <w:r>
+        <w:rPr>
+          <w:rStyle w:val="Strong"/>
+          <w:rFonts w:ascii="Arial" w:hAnsi="Arial" w:cs="Arial"/>
+        </w:rPr>
+        <w:t>VirtualPetMVP</w:t>
+      </w:r>
+      <w:proofErr w:type="spellEnd"/>
+      <w:r>
+        <w:rPr>
+          <w:rFonts w:ascii="Arial" w:hAnsi="Arial" w:cs="Arial"/>
+        </w:rPr>
+        <w:t>. I</w:t>
+      </w:r>
+      <w:r>
+        <w:rPr>
+          <w:rFonts w:ascii="Arial" w:hAnsi="Arial" w:cs="Arial"/>
+        </w:rPr>
+        <w:t>nside it, create a text file named</w:t>
+      </w:r>
+      <w:r>
+        <w:rPr>
+          <w:rFonts w:ascii="Arial" w:hAnsi="Arial" w:cs="Arial"/>
+        </w:rPr>
+        <w:t xml:space="preserve"> </w:t>
+      </w:r>
+      <w:r>
+        <w:rPr>
+          <w:rStyle w:val="HTMLCode"/>
+          <w:rFonts w:ascii="Arial" w:hAnsi="Arial" w:cs="Arial"/>
+        </w:rPr>
+        <w:t>FirstnameLastname_FirstnameLastname.</w:t>
+      </w:r>
+      <w:r>
+        <w:rPr>
+          <w:rStyle w:val="HTMLCode"/>
+          <w:rFonts w:ascii="Arial" w:hAnsi="Arial" w:cs="Arial"/>
+        </w:rPr>
+        <w:t>md</w:t>
+      </w:r>
+      <w:r>
+        <w:rPr>
+          <w:rFonts w:ascii="Arial" w:hAnsi="Arial" w:cs="Arial"/>
+        </w:rPr>
+        <w:t xml:space="preserve"> being one partner’s name. Paste the </w:t>
+      </w:r>
+      <w:r>
+        <w:rPr>
+          <w:rFonts w:ascii="Arial" w:hAnsi="Arial" w:cs="Arial"/>
+        </w:rPr>
+        <w:t>GitHub repository URL</w:t>
+      </w:r>
+      <w:r>
+        <w:rPr>
+          <w:rFonts w:ascii="Arial" w:hAnsi="Arial" w:cs="Arial"/>
+        </w:rPr>
+        <w:t xml:space="preserve">, </w:t>
+      </w:r>
+      <w:r>
+        <w:rPr>
+          <w:rFonts w:ascii="Arial" w:hAnsi="Arial" w:cs="Arial"/>
+        </w:rPr>
+        <w:t>GitHub project board URL</w:t>
+      </w:r>
+      <w:r>
+        <w:rPr>
+          <w:rFonts w:ascii="Arial" w:hAnsi="Arial" w:cs="Arial"/>
+        </w:rPr>
+        <w:t xml:space="preserve">, and a copy of the </w:t>
+      </w:r>
+      <w:r>
+        <w:rPr>
+          <w:rFonts w:ascii="Arial" w:hAnsi="Arial" w:cs="Arial"/>
+        </w:rPr>
+        <w:t>Mermaid</w:t>
+      </w:r>
+      <w:r>
+        <w:rPr>
+          <w:rFonts w:ascii="Arial" w:hAnsi="Arial" w:cs="Arial"/>
+        </w:rPr>
+        <w:t xml:space="preserve"> chart code</w:t>
+      </w:r>
+    </w:p>
+    <w:p>
+      <w:pPr>
+        <w:pStyle w:val="NormalWeb"/>
+        <w:numPr>
+          <w:ilvl w:val="0"/>
+          <w:numId w:val="39"/>
+        </w:numPr>
+        <w:rPr>
+          <w:rFonts w:ascii="Arial" w:hAnsi="Arial" w:cs="Arial"/>
+        </w:rPr>
+      </w:pPr>
+      <w:r>
+        <w:rPr>
+          <w:rFonts w:ascii="Arial" w:hAnsi="Arial" w:cs="Arial"/>
+        </w:rPr>
+        <w:t>Commit, push, and open a Pull Request</w:t>
+      </w:r>
+    </w:p>
+    <w:p>
+      <w:pPr>
+        <w:pStyle w:val="Heading1"/>
+      </w:pPr>
+      <w:r>
         <w:t>Document Work Completed (Everyone)</w:t>
       </w:r>
     </w:p>
@@ -2206,7 +4420,7 @@
       </w:tblGrid>
       <w:tr>
         <w:trPr>
-          <w:trHeight w:val="1296"/>
+          <w:trHeight w:val="1152"/>
         </w:trPr>
         <w:tc>
           <w:tcPr>
@@ -2272,7 +4486,7 @@
       </w:tr>
       <w:tr>
         <w:trPr>
-          <w:trHeight w:val="1296"/>
+          <w:trHeight w:val="1152"/>
         </w:trPr>
         <w:tc>
           <w:tcPr>
@@ -2284,16 +4498,6 @@
               <w:t>Day 2</w:t>
             </w:r>
           </w:p>
-          <w:p>
-            <w:pPr>
-              <w:rPr>
-                <w:i/>
-                <w:sz w:val="20"/>
-              </w:rPr>
-            </w:pPr>
-          </w:p>
-          <w:p/>
-          <w:p/>
         </w:tc>
         <w:tc>
           <w:tcPr>
@@ -2304,7 +4508,7 @@
       </w:tr>
       <w:tr>
         <w:trPr>
-          <w:trHeight w:val="1296"/>
+          <w:trHeight w:val="1152"/>
         </w:trPr>
         <w:tc>
           <w:tcPr>
@@ -2316,16 +4520,6 @@
               <w:t>Day 3</w:t>
             </w:r>
           </w:p>
-          <w:p>
-            <w:pPr>
-              <w:rPr>
-                <w:i/>
-                <w:sz w:val="20"/>
-              </w:rPr>
-            </w:pPr>
-          </w:p>
-          <w:p/>
-          <w:p/>
         </w:tc>
         <w:tc>
           <w:tcPr>
@@ -2336,7 +4530,7 @@
       </w:tr>
       <w:tr>
         <w:trPr>
-          <w:trHeight w:val="1296"/>
+          <w:trHeight w:val="1152"/>
         </w:trPr>
         <w:tc>
           <w:tcPr>
@@ -2348,9 +4542,6 @@
               <w:t>Day 4</w:t>
             </w:r>
           </w:p>
-          <w:p/>
-          <w:p/>
-          <w:p/>
         </w:tc>
         <w:tc>
           <w:tcPr>
@@ -2361,7 +4552,7 @@
       </w:tr>
       <w:tr>
         <w:trPr>
-          <w:trHeight w:val="1296"/>
+          <w:trHeight w:val="1152"/>
         </w:trPr>
         <w:tc>
           <w:tcPr>
@@ -2373,17 +4564,6 @@
               <w:t>Day 5</w:t>
             </w:r>
           </w:p>
-          <w:p>
-            <w:pPr>
-              <w:rPr>
-                <w:i/>
-                <w:sz w:val="20"/>
-              </w:rPr>
-            </w:pPr>
-          </w:p>
-          <w:p/>
-          <w:p/>
-          <w:p/>
         </w:tc>
         <w:tc>
           <w:tcPr>
@@ -2393,19 +4573,6 @@
         </w:tc>
       </w:tr>
     </w:tbl>
-    <w:p>
-      <w:pPr>
-        <w:rPr>
-          <w:rStyle w:val="Heading1Char"/>
-        </w:rPr>
-      </w:pPr>
-      <w:r>
-        <w:rPr>
-          <w:rStyle w:val="Heading1Char"/>
-        </w:rPr>
-        <w:br w:type="page"/>
-      </w:r>
-    </w:p>
     <w:p>
       <w:pPr>
         <w:pStyle w:val="Title"/>
@@ -2923,25 +5090,7 @@
               <w:rPr>
                 <w:rFonts w:ascii="Calibri" w:eastAsia="Times New Roman" w:hAnsi="Calibri" w:cs="Calibri"/>
               </w:rPr>
-              <w:t>Mark ‘</w:t>
-            </w:r>
-            <w:r>
-              <w:rPr>
-                <w:rFonts w:ascii="Calibri" w:eastAsia="Times New Roman" w:hAnsi="Calibri" w:cs="Calibri"/>
-              </w:rPr>
-              <w:t>1</w:t>
-            </w:r>
-            <w:r>
-              <w:rPr>
-                <w:rFonts w:ascii="Calibri" w:eastAsia="Times New Roman" w:hAnsi="Calibri" w:cs="Calibri"/>
-              </w:rPr>
-              <w:t xml:space="preserve">’ </w:t>
-            </w:r>
-            <w:r>
-              <w:rPr>
-                <w:rFonts w:ascii="Calibri" w:eastAsia="Times New Roman" w:hAnsi="Calibri" w:cs="Calibri"/>
-              </w:rPr>
-              <w:t>if:</w:t>
+              <w:t>Mark ‘1’ if:</w:t>
             </w:r>
           </w:p>
         </w:tc>
@@ -4710,711 +6859,49 @@
         </w:tc>
       </w:tr>
     </w:tbl>
+    <w:p/>
     <w:p>
       <w:pPr>
-        <w:pStyle w:val="Heading1"/>
-      </w:pPr>
+        <w:rPr>
+          <w:sz w:val="32"/>
+          <w:szCs w:val="32"/>
+        </w:rPr>
+      </w:pPr>
+      <w:r>
+        <w:br w:type="page"/>
+      </w:r>
     </w:p>
     <w:p>
       <w:pPr>
-        <w:rPr>
-          <w:sz w:val="32"/>
-          <w:szCs w:val="32"/>
-        </w:rPr>
-      </w:pPr>
-      <w:r>
-        <w:br w:type="page"/>
+        <w:pStyle w:val="Heading1"/>
+      </w:pPr>
+      <w:r>
+        <w:lastRenderedPageBreak/>
+        <w:t>Reflection</w:t>
+      </w:r>
+      <w:r>
+        <w:t>s</w:t>
       </w:r>
     </w:p>
     <w:p>
       <w:pPr>
-        <w:pStyle w:val="Heading1"/>
-      </w:pPr>
-      <w:r>
-        <w:lastRenderedPageBreak/>
-        <w:t xml:space="preserve">Virtual Pet </w:t>
-      </w:r>
-      <w:proofErr w:type="spellStart"/>
-      <w:r>
-        <w:t>KanBan</w:t>
-      </w:r>
-      <w:proofErr w:type="spellEnd"/>
-    </w:p>
-    <w:tbl>
-      <w:tblPr>
-        <w:tblStyle w:val="TableGrid"/>
-        <w:tblW w:w="0" w:type="auto"/>
-        <w:tblLook w:val="04A0" w:firstRow="1" w:lastRow="0" w:firstColumn="1" w:lastColumn="0" w:noHBand="0" w:noVBand="1"/>
-      </w:tblPr>
-      <w:tblGrid>
-        <w:gridCol w:w="3476"/>
-        <w:gridCol w:w="3477"/>
-        <w:gridCol w:w="3477"/>
-      </w:tblGrid>
-      <w:tr>
-        <w:tc>
-          <w:tcPr>
-            <w:tcW w:w="3476" w:type="dxa"/>
-          </w:tcPr>
-          <w:p>
-            <w:pPr>
-              <w:jc w:val="center"/>
-              <w:rPr>
-                <w:b/>
-              </w:rPr>
-            </w:pPr>
-            <w:r>
-              <w:rPr>
-                <w:b/>
-              </w:rPr>
-              <w:t>Partner Name(s)</w:t>
-            </w:r>
-          </w:p>
-        </w:tc>
-        <w:tc>
-          <w:tcPr>
-            <w:tcW w:w="3477" w:type="dxa"/>
-          </w:tcPr>
-          <w:p>
-            <w:pPr>
-              <w:jc w:val="center"/>
-              <w:rPr>
-                <w:b/>
-              </w:rPr>
-            </w:pPr>
-            <w:proofErr w:type="spellStart"/>
-            <w:r>
-              <w:rPr>
-                <w:b/>
-              </w:rPr>
-              <w:t>Github</w:t>
-            </w:r>
-            <w:proofErr w:type="spellEnd"/>
-            <w:r>
-              <w:rPr>
-                <w:b/>
-              </w:rPr>
-              <w:t xml:space="preserve"> Repo Endpoint</w:t>
-            </w:r>
-          </w:p>
-        </w:tc>
-        <w:tc>
-          <w:tcPr>
-            <w:tcW w:w="3477" w:type="dxa"/>
-          </w:tcPr>
-          <w:p>
-            <w:pPr>
-              <w:jc w:val="center"/>
-              <w:rPr>
-                <w:b/>
-              </w:rPr>
-            </w:pPr>
-            <w:proofErr w:type="spellStart"/>
-            <w:r>
-              <w:rPr>
-                <w:b/>
-              </w:rPr>
-              <w:t>Github</w:t>
-            </w:r>
-            <w:proofErr w:type="spellEnd"/>
-            <w:r>
-              <w:rPr>
-                <w:b/>
-              </w:rPr>
-              <w:t xml:space="preserve"> Project Endpoint</w:t>
-            </w:r>
-          </w:p>
-        </w:tc>
-      </w:tr>
-      <w:tr>
-        <w:trPr>
-          <w:trHeight w:val="440"/>
-        </w:trPr>
-        <w:tc>
-          <w:tcPr>
-            <w:tcW w:w="3476" w:type="dxa"/>
-            <w:vAlign w:val="center"/>
-          </w:tcPr>
-          <w:p>
-            <w:pPr>
-              <w:jc w:val="center"/>
-              <w:rPr>
-                <w:rFonts w:ascii="Bradley Hand ITC" w:hAnsi="Bradley Hand ITC"/>
-              </w:rPr>
-            </w:pPr>
-            <w:r>
-              <w:rPr>
-                <w:rFonts w:ascii="Bradley Hand ITC" w:hAnsi="Bradley Hand ITC"/>
-              </w:rPr>
-              <w:t xml:space="preserve">John Jacob </w:t>
-            </w:r>
-            <w:proofErr w:type="spellStart"/>
-            <w:r>
-              <w:rPr>
-                <w:rFonts w:ascii="Bradley Hand ITC" w:hAnsi="Bradley Hand ITC"/>
-              </w:rPr>
-              <w:t>Jingleheimer</w:t>
-            </w:r>
-            <w:r>
-              <w:rPr>
-                <w:rFonts w:ascii="Bradley Hand ITC" w:hAnsi="Bradley Hand ITC"/>
-              </w:rPr>
-              <w:t>s</w:t>
-            </w:r>
-            <w:r>
-              <w:rPr>
-                <w:rFonts w:ascii="Bradley Hand ITC" w:hAnsi="Bradley Hand ITC"/>
-              </w:rPr>
-              <w:t>chmidt</w:t>
-            </w:r>
-            <w:proofErr w:type="spellEnd"/>
-          </w:p>
-        </w:tc>
-        <w:tc>
-          <w:tcPr>
-            <w:tcW w:w="3477" w:type="dxa"/>
-            <w:vAlign w:val="center"/>
-          </w:tcPr>
-          <w:p>
-            <w:pPr>
-              <w:jc w:val="center"/>
-              <w:rPr>
-                <w:rFonts w:ascii="Bradley Hand ITC" w:hAnsi="Bradley Hand ITC"/>
-              </w:rPr>
-            </w:pPr>
-            <w:r>
-              <w:rPr>
-                <w:rFonts w:ascii="Bradley Hand ITC" w:hAnsi="Bradley Hand ITC"/>
-              </w:rPr>
-              <w:t>csmith1188/Formbar.js</w:t>
-            </w:r>
-          </w:p>
-        </w:tc>
-        <w:tc>
-          <w:tcPr>
-            <w:tcW w:w="3477" w:type="dxa"/>
-            <w:vAlign w:val="center"/>
-          </w:tcPr>
-          <w:p>
-            <w:pPr>
-              <w:jc w:val="center"/>
-              <w:rPr>
-                <w:rFonts w:ascii="Bradley Hand ITC" w:hAnsi="Bradley Hand ITC"/>
-              </w:rPr>
-            </w:pPr>
-            <w:r>
-              <w:rPr>
-                <w:rFonts w:ascii="Bradley Hand ITC" w:hAnsi="Bradley Hand ITC"/>
-              </w:rPr>
-              <w:t>users/csmith1188/projects/1</w:t>
-            </w:r>
-          </w:p>
-        </w:tc>
-      </w:tr>
-      <w:tr>
-        <w:trPr>
-          <w:trHeight w:val="575"/>
-        </w:trPr>
-        <w:tc>
-          <w:tcPr>
-            <w:tcW w:w="3476" w:type="dxa"/>
-            <w:vAlign w:val="center"/>
-          </w:tcPr>
-          <w:p>
-            <w:pPr>
-              <w:jc w:val="center"/>
-            </w:pPr>
-          </w:p>
-        </w:tc>
-        <w:tc>
-          <w:tcPr>
-            <w:tcW w:w="3477" w:type="dxa"/>
-            <w:vAlign w:val="center"/>
-          </w:tcPr>
-          <w:p>
-            <w:pPr>
-              <w:jc w:val="center"/>
-            </w:pPr>
-          </w:p>
-        </w:tc>
-        <w:tc>
-          <w:tcPr>
-            <w:tcW w:w="3477" w:type="dxa"/>
-            <w:vAlign w:val="center"/>
-          </w:tcPr>
-          <w:p>
-            <w:pPr>
-              <w:jc w:val="center"/>
-            </w:pPr>
-          </w:p>
-        </w:tc>
-      </w:tr>
-    </w:tbl>
-    <w:p>
-      <w:pPr>
-        <w:pStyle w:val="Heading2"/>
-      </w:pPr>
-      <w:r>
-        <w:t>Make Cards</w:t>
-      </w:r>
-    </w:p>
-    <w:p>
-      <w:r>
-        <w:t>With your partner discuss the complete requirements listed below. You will need to break this project down into smaller tasks, so you are not simply copying each feature down. For example, you know you will need a login system for users to log in, so that is a card. The login system will need an SQL database, so that is another card. Creating and owning a pet will require a pets table in the database, so that is another card. Continue making cards until every possible step required to make this application is accounted for.</w:t>
-      </w:r>
-    </w:p>
-    <w:p>
-      <w:pPr>
-        <w:pStyle w:val="ListParagraph"/>
-        <w:numPr>
-          <w:ilvl w:val="0"/>
-          <w:numId w:val="22"/>
-        </w:numPr>
-      </w:pPr>
-      <w:r>
-        <w:t>Create/adopt a pet</w:t>
-      </w:r>
-    </w:p>
-    <w:p>
-      <w:pPr>
-        <w:pStyle w:val="ListParagraph"/>
-        <w:numPr>
-          <w:ilvl w:val="0"/>
-          <w:numId w:val="22"/>
-        </w:numPr>
-      </w:pPr>
-      <w:r>
-        <w:t>Create/adopt multiple pets</w:t>
-      </w:r>
-    </w:p>
-    <w:p>
-      <w:pPr>
-        <w:pStyle w:val="ListParagraph"/>
-        <w:numPr>
-          <w:ilvl w:val="0"/>
-          <w:numId w:val="22"/>
-        </w:numPr>
-      </w:pPr>
-      <w:r>
-        <w:t>Adopt abandoned pets</w:t>
-      </w:r>
-    </w:p>
-    <w:p>
-      <w:pPr>
-        <w:pStyle w:val="ListParagraph"/>
-        <w:numPr>
-          <w:ilvl w:val="0"/>
-          <w:numId w:val="22"/>
-        </w:numPr>
-      </w:pPr>
-      <w:r>
-        <w:t>Abandon pets</w:t>
-      </w:r>
-    </w:p>
-    <w:p>
-      <w:pPr>
-        <w:pStyle w:val="ListParagraph"/>
-        <w:numPr>
-          <w:ilvl w:val="0"/>
-          <w:numId w:val="22"/>
-        </w:numPr>
-      </w:pPr>
-      <w:r>
-        <w:t>Inventory of items</w:t>
-      </w:r>
-    </w:p>
-    <w:p>
-      <w:pPr>
-        <w:pStyle w:val="ListParagraph"/>
-        <w:numPr>
-          <w:ilvl w:val="0"/>
-          <w:numId w:val="22"/>
-        </w:numPr>
-      </w:pPr>
-      <w:r>
-        <w:t>Can get money</w:t>
-      </w:r>
-    </w:p>
-    <w:p>
-      <w:pPr>
-        <w:pStyle w:val="ListParagraph"/>
-        <w:numPr>
-          <w:ilvl w:val="0"/>
-          <w:numId w:val="22"/>
-        </w:numPr>
-      </w:pPr>
-      <w:r>
-        <w:t>Minigames give money</w:t>
-      </w:r>
-    </w:p>
-    <w:p>
-      <w:pPr>
-        <w:pStyle w:val="ListParagraph"/>
-        <w:numPr>
-          <w:ilvl w:val="0"/>
-          <w:numId w:val="22"/>
-        </w:numPr>
-      </w:pPr>
-      <w:r>
-        <w:t>Can spend money at NPC stores</w:t>
-      </w:r>
-    </w:p>
-    <w:p>
-      <w:pPr>
-        <w:pStyle w:val="ListParagraph"/>
-        <w:numPr>
-          <w:ilvl w:val="0"/>
-          <w:numId w:val="22"/>
-        </w:numPr>
-      </w:pPr>
-      <w:r>
-        <w:t>World map to go to stores/games</w:t>
-      </w:r>
-    </w:p>
-    <w:p>
-      <w:pPr>
-        <w:pStyle w:val="ListParagraph"/>
-        <w:numPr>
-          <w:ilvl w:val="0"/>
-          <w:numId w:val="22"/>
-        </w:numPr>
-      </w:pPr>
-      <w:r>
-        <w:t>Can feed pets items</w:t>
-      </w:r>
-    </w:p>
-    <w:p>
-      <w:pPr>
-        <w:pStyle w:val="ListParagraph"/>
-        <w:numPr>
-          <w:ilvl w:val="0"/>
-          <w:numId w:val="22"/>
-        </w:numPr>
-      </w:pPr>
-      <w:r>
-        <w:t>Can play with pets using items</w:t>
-      </w:r>
-    </w:p>
-    <w:p>
-      <w:pPr>
-        <w:pStyle w:val="ListParagraph"/>
-        <w:numPr>
-          <w:ilvl w:val="0"/>
-          <w:numId w:val="22"/>
-        </w:numPr>
-      </w:pPr>
-      <w:r>
-        <w:t>Pets get hungry/bored</w:t>
-      </w:r>
-    </w:p>
-    <w:p>
-      <w:pPr>
-        <w:pStyle w:val="ListParagraph"/>
-        <w:numPr>
-          <w:ilvl w:val="0"/>
-          <w:numId w:val="22"/>
-        </w:numPr>
-      </w:pPr>
-      <w:r>
-        <w:t>Can sell items in personal store</w:t>
-      </w:r>
-    </w:p>
-    <w:p>
-      <w:pPr>
-        <w:pStyle w:val="ListParagraph"/>
-        <w:numPr>
-          <w:ilvl w:val="0"/>
-          <w:numId w:val="22"/>
-        </w:numPr>
-      </w:pPr>
-      <w:r>
-        <w:t>Users can edit their pet’s page, preferably by using HTML and CSS</w:t>
-      </w:r>
-    </w:p>
-    <w:p>
-      <w:pPr>
-        <w:pStyle w:val="ListParagraph"/>
-        <w:numPr>
-          <w:ilvl w:val="0"/>
-          <w:numId w:val="22"/>
-        </w:numPr>
-      </w:pPr>
-      <w:r>
-        <w:t>Recolor/Customize Pets</w:t>
-      </w:r>
-    </w:p>
-    <w:p>
-      <w:pPr>
-        <w:pStyle w:val="ListParagraph"/>
-        <w:numPr>
-          <w:ilvl w:val="0"/>
-          <w:numId w:val="22"/>
-        </w:numPr>
-      </w:pPr>
-      <w:r>
-        <w:t>Referral Program</w:t>
-      </w:r>
-    </w:p>
-    <w:p>
-      <w:pPr>
-        <w:pStyle w:val="ListParagraph"/>
-        <w:numPr>
-          <w:ilvl w:val="0"/>
-          <w:numId w:val="22"/>
-        </w:numPr>
-      </w:pPr>
-      <w:r>
-        <w:t>Random Item drops while browsing</w:t>
-      </w:r>
-    </w:p>
-    <w:p>
-      <w:pPr>
-        <w:pStyle w:val="ListParagraph"/>
-        <w:numPr>
-          <w:ilvl w:val="0"/>
-          <w:numId w:val="22"/>
-        </w:numPr>
-      </w:pPr>
-      <w:r>
-        <w:t>Messaging Board / Chatrooms</w:t>
-      </w:r>
-    </w:p>
-    <w:p>
-      <w:pPr>
-        <w:pStyle w:val="Heading2"/>
-      </w:pPr>
-      <w:r>
-        <w:t>Identify MVP</w:t>
-      </w:r>
-    </w:p>
-    <w:p>
-      <w:r>
-        <w:t>Look through the cards and identify which of them are needed to make the smallest possible version of this game. It may not have all the features listed, but it is by definition an “Online Virtual Pets Game”. Set these cards into a separate pile.</w:t>
-      </w:r>
-    </w:p>
-    <w:p>
-      <w:r>
-        <w:t xml:space="preserve">For example, you probably don’t </w:t>
-      </w:r>
-      <w:r>
-        <w:rPr>
-          <w:i/>
-        </w:rPr>
-        <w:t>need</w:t>
-      </w:r>
-      <w:r>
-        <w:t xml:space="preserve"> multiple pets, or customizable pet pages, but you definitely need to be able to create a new pet </w:t>
+        <w:rPr>
+          <w:b/>
+        </w:rPr>
+      </w:pPr>
+      <w:r>
+        <w:rPr>
+          <w:b/>
+        </w:rPr>
+        <w:t>What was one mistake you made in school or otherwise that you can recognize? What can you do in the future to prevent it fro</w:t>
       </w:r>
       <w:bookmarkStart w:id="0" w:name="_GoBack"/>
       <w:bookmarkEnd w:id="0"/>
       <w:r>
-        <w:t>when you sign up. You have to have at least one thing you can do with that pet, or else it’s not very fun.</w:t>
-      </w:r>
-    </w:p>
-    <w:p>
-      <w:r>
-        <w:t>What are the smallest number of cards you need to complete to make a game?</w:t>
-      </w:r>
-    </w:p>
-    <w:p>
-      <w:pPr>
-        <w:pStyle w:val="Heading2"/>
-      </w:pPr>
-      <w:r>
-        <w:t>Create Repo</w:t>
-      </w:r>
-      <w:r>
-        <w:t>sitory</w:t>
-      </w:r>
-      <w:r>
-        <w:t xml:space="preserve"> and Project</w:t>
-      </w:r>
-    </w:p>
-    <w:p>
-      <w:r>
-        <w:t xml:space="preserve">Create a </w:t>
-      </w:r>
-      <w:proofErr w:type="spellStart"/>
-      <w:r>
-        <w:t>Github</w:t>
-      </w:r>
-      <w:proofErr w:type="spellEnd"/>
-      <w:r>
-        <w:t xml:space="preserve"> repository. Create a new project (Board type) attached to that repository. </w:t>
-      </w:r>
-      <w:r>
-        <w:t xml:space="preserve">Write your partner’s name(s), the place in the </w:t>
-      </w:r>
-      <w:proofErr w:type="spellStart"/>
-      <w:r>
-        <w:t>Github</w:t>
-      </w:r>
-      <w:proofErr w:type="spellEnd"/>
-      <w:r>
-        <w:t xml:space="preserve"> URL where your repo</w:t>
-      </w:r>
-      <w:r>
-        <w:t>sitory</w:t>
-      </w:r>
-      <w:r>
-        <w:t xml:space="preserve"> is</w:t>
-      </w:r>
-      <w:r>
-        <w:t xml:space="preserve"> located online</w:t>
-      </w:r>
-      <w:r>
-        <w:t xml:space="preserve">, and the place in the </w:t>
-      </w:r>
-      <w:proofErr w:type="spellStart"/>
-      <w:r>
-        <w:t>Github</w:t>
-      </w:r>
-      <w:proofErr w:type="spellEnd"/>
-      <w:r>
-        <w:t xml:space="preserve"> URL where your project board is in the table above using the examples. With your partner, review the “MVP” milestone of your project.</w:t>
-      </w:r>
-    </w:p>
-    <w:p>
-      <w:pPr>
-        <w:pStyle w:val="ListParagraph"/>
-        <w:numPr>
-          <w:ilvl w:val="0"/>
-          <w:numId w:val="23"/>
-        </w:numPr>
-      </w:pPr>
-      <w:r>
-        <w:lastRenderedPageBreak/>
-        <w:t xml:space="preserve">Assign each card/issue to a partner using the </w:t>
-      </w:r>
-      <w:proofErr w:type="spellStart"/>
-      <w:r>
-        <w:t>Github</w:t>
-      </w:r>
-      <w:proofErr w:type="spellEnd"/>
-      <w:r>
-        <w:t xml:space="preserve"> interface</w:t>
-      </w:r>
-    </w:p>
-    <w:p>
-      <w:pPr>
-        <w:pStyle w:val="ListParagraph"/>
-        <w:numPr>
-          <w:ilvl w:val="0"/>
-          <w:numId w:val="23"/>
-        </w:numPr>
-      </w:pPr>
-      <w:r>
-        <w:t>As each partner begins work on that card/issue, have them move it to the “Doing” column of the project.</w:t>
-      </w:r>
-    </w:p>
-    <w:p>
-      <w:pPr>
-        <w:pStyle w:val="ListParagraph"/>
-        <w:numPr>
-          <w:ilvl w:val="0"/>
-          <w:numId w:val="23"/>
-        </w:numPr>
-      </w:pPr>
-      <w:r>
-        <w:t>As they finish the issue, close the issue, then move the card to the “Done” column of the project.</w:t>
-      </w:r>
-    </w:p>
-    <w:p>
-      <w:pPr>
-        <w:pStyle w:val="ListParagraph"/>
-        <w:numPr>
-          <w:ilvl w:val="0"/>
-          <w:numId w:val="23"/>
-        </w:numPr>
-      </w:pPr>
-      <w:r>
-        <w:t>It is highly recommended that you work in separate branches, then use Pull Requests into the main branch to sync your work. You can also pull/merge the main branch into your side branches if needed.</w:t>
-      </w:r>
-    </w:p>
-    <w:p>
-      <w:pPr>
-        <w:pStyle w:val="ListParagraph"/>
-        <w:numPr>
-          <w:ilvl w:val="0"/>
-          <w:numId w:val="23"/>
-        </w:numPr>
-      </w:pPr>
-      <w:r>
-        <w:t>Do not commit node_modules folder.</w:t>
-      </w:r>
-    </w:p>
-    <w:p>
-      <w:r>
-        <w:t>When finished, create a new .txt file in this DocPac in a new folder called “</w:t>
-      </w:r>
-      <w:proofErr w:type="spellStart"/>
-      <w:r>
-        <w:t>VirtualPetMVP</w:t>
-      </w:r>
-      <w:proofErr w:type="spellEnd"/>
-      <w:r>
-        <w:t xml:space="preserve">”. Name the .txt file “FirstnameLastname_FirstnameLastname.txt”, where is name is one of the partners. Inside of this text file, paste the complete URL to the </w:t>
-      </w:r>
-      <w:proofErr w:type="spellStart"/>
-      <w:r>
-        <w:t>Github</w:t>
-      </w:r>
-      <w:proofErr w:type="spellEnd"/>
-      <w:r>
-        <w:t xml:space="preserve"> Repo and </w:t>
-      </w:r>
-      <w:proofErr w:type="spellStart"/>
-      <w:r>
-        <w:t>Github</w:t>
-      </w:r>
-      <w:proofErr w:type="spellEnd"/>
-      <w:r>
-        <w:t xml:space="preserve"> Project for easy access. Commit, push, and open a PR as usual.</w:t>
-      </w:r>
-    </w:p>
-    <w:p>
-      <w:pPr>
-        <w:pStyle w:val="Heading2"/>
-      </w:pPr>
-      <w:r>
-        <w:t>Create Flowcharts</w:t>
-      </w:r>
-    </w:p>
-    <w:p/>
-    <w:p>
-      <w:pPr>
-        <w:rPr>
-          <w:sz w:val="32"/>
-          <w:szCs w:val="32"/>
-        </w:rPr>
-      </w:pPr>
-      <w:r>
-        <w:br w:type="page"/>
-      </w:r>
-    </w:p>
-    <w:p>
-      <w:pPr>
-        <w:pStyle w:val="Heading1"/>
-      </w:pPr>
-      <w:r>
-        <w:lastRenderedPageBreak/>
-        <w:t>Reflection</w:t>
-      </w:r>
-      <w:r>
-        <w:t>s</w:t>
-      </w:r>
-    </w:p>
-    <w:p>
-      <w:pPr>
         <w:rPr>
           <w:b/>
         </w:rPr>
-      </w:pPr>
-      <w:r>
-        <w:rPr>
-          <w:b/>
-        </w:rPr>
-        <w:t>What was one mistake you made in school or otherwise that you can recognize? What can you do in the future to prevent it from happening again?</w:t>
+        <w:t>m happening again?</w:t>
       </w:r>
     </w:p>
     <w:tbl>
@@ -6016,7 +7503,7 @@
         <w:rPr>
           <w:b/>
         </w:rPr>
-        <w:t>How did the long break affect your learning here in school? What can you do to get caught up or get ahead?</w:t>
+        <w:t>Did you get all of your assignments for your classes in in a timely fashion for the end of the marking period? If not, how will you prevent next quarter?</w:t>
       </w:r>
     </w:p>
     <w:tbl>
@@ -6317,37 +7804,7 @@
         <w:rPr>
           <w:b/>
         </w:rPr>
-        <w:t xml:space="preserve">If </w:t>
-      </w:r>
-      <w:r>
-        <w:rPr>
-          <w:b/>
-        </w:rPr>
-        <w:t xml:space="preserve">you have any missing assignments, why? What can you do to prevent this in the future </w:t>
-      </w:r>
-      <w:r>
-        <w:rPr>
-          <w:i/>
-        </w:rPr>
-        <w:t>(</w:t>
-      </w:r>
-      <w:r>
-        <w:rPr>
-          <w:i/>
-        </w:rPr>
-        <w:t xml:space="preserve">write a </w:t>
-      </w:r>
-      <w:r>
-        <w:rPr>
-          <w:i/>
-        </w:rPr>
-        <w:t>plan!)</w:t>
-      </w:r>
-      <w:r>
-        <w:rPr>
-          <w:b/>
-        </w:rPr>
-        <w:t>? If you have no missing assignments, what is your successful strategy?</w:t>
+        <w:t>How confident are you with planning/managing large projects at this point? If you are not, what can you do to improve this? If you are, what is something you can accomplish?</w:t>
       </w:r>
     </w:p>
     <w:tbl>
@@ -8320,7 +9777,6 @@
               <w:jc w:val="center"/>
               <w:rPr>
                 <w:rFonts w:ascii="Calibri" w:eastAsia="Times New Roman" w:hAnsi="Calibri" w:cs="Calibri"/>
-                <w:b/>
                 <w:color w:val="000000"/>
                 <w:sz w:val="22"/>
                 <w:szCs w:val="22"/>
@@ -8329,7 +9785,6 @@
             <w:r>
               <w:rPr>
                 <w:rFonts w:ascii="Calibri" w:eastAsia="Times New Roman" w:hAnsi="Calibri" w:cs="Calibri"/>
-                <w:b/>
                 <w:color w:val="000000"/>
                 <w:sz w:val="22"/>
                 <w:szCs w:val="22"/>
@@ -8346,22 +9801,20 @@
           <w:p>
             <w:pPr>
               <w:rPr>
-                <w:rFonts w:ascii="Calibri" w:eastAsia="Times New Roman" w:hAnsi="Calibri" w:cs="Calibri"/>
-                <w:b/>
-                <w:color w:val="000000"/>
-                <w:sz w:val="22"/>
-                <w:szCs w:val="22"/>
-              </w:rPr>
-            </w:pPr>
-            <w:r>
-              <w:rPr>
-                <w:rFonts w:ascii="Calibri" w:eastAsia="Times New Roman" w:hAnsi="Calibri" w:cs="Calibri"/>
-                <w:b/>
-                <w:color w:val="000000"/>
-                <w:sz w:val="22"/>
-                <w:szCs w:val="22"/>
-              </w:rPr>
-              <w:t>DocPacs Organized</w:t>
+                <w:rFonts w:asciiTheme="majorHAnsi" w:eastAsia="Times New Roman" w:hAnsiTheme="majorHAnsi" w:cstheme="majorHAnsi"/>
+                <w:color w:val="000000"/>
+                <w:sz w:val="20"/>
+                <w:szCs w:val="20"/>
+              </w:rPr>
+            </w:pPr>
+            <w:r>
+              <w:rPr>
+                <w:rStyle w:val="Strong"/>
+                <w:rFonts w:asciiTheme="majorHAnsi" w:hAnsiTheme="majorHAnsi" w:cstheme="majorHAnsi"/>
+                <w:sz w:val="20"/>
+                <w:szCs w:val="20"/>
+              </w:rPr>
+              <w:t>Project Setup Complete</w:t>
             </w:r>
           </w:p>
         </w:tc>
@@ -8373,40 +9826,19 @@
           <w:p>
             <w:pPr>
               <w:rPr>
-                <w:rFonts w:ascii="Calibri" w:eastAsia="Times New Roman" w:hAnsi="Calibri" w:cs="Calibri"/>
-                <w:color w:val="000000"/>
-                <w:sz w:val="22"/>
-                <w:szCs w:val="22"/>
-              </w:rPr>
-            </w:pPr>
-            <w:proofErr w:type="spellStart"/>
-            <w:r>
-              <w:rPr>
-                <w:rFonts w:ascii="Calibri" w:eastAsia="Times New Roman" w:hAnsi="Calibri" w:cs="Calibri"/>
-                <w:color w:val="000000"/>
-                <w:sz w:val="22"/>
-                <w:szCs w:val="22"/>
-              </w:rPr>
-              <w:t>Docpacs</w:t>
-            </w:r>
-            <w:proofErr w:type="spellEnd"/>
-            <w:r>
-              <w:rPr>
-                <w:rFonts w:ascii="Calibri" w:eastAsia="Times New Roman" w:hAnsi="Calibri" w:cs="Calibri"/>
-                <w:color w:val="000000"/>
-                <w:sz w:val="22"/>
-                <w:szCs w:val="22"/>
-              </w:rPr>
-              <w:t xml:space="preserve"> have the papers inside them that are required. In order</w:t>
-            </w:r>
-            <w:r>
-              <w:rPr>
-                <w:rFonts w:ascii="Calibri" w:eastAsia="Times New Roman" w:hAnsi="Calibri" w:cs="Calibri"/>
-                <w:color w:val="000000"/>
-                <w:sz w:val="22"/>
-                <w:szCs w:val="22"/>
-              </w:rPr>
-              <w:t>.</w:t>
+                <w:rFonts w:asciiTheme="majorHAnsi" w:eastAsia="Times New Roman" w:hAnsiTheme="majorHAnsi" w:cstheme="majorHAnsi"/>
+                <w:color w:val="000000"/>
+                <w:sz w:val="20"/>
+                <w:szCs w:val="20"/>
+              </w:rPr>
+            </w:pPr>
+            <w:r>
+              <w:rPr>
+                <w:rFonts w:asciiTheme="majorHAnsi" w:hAnsiTheme="majorHAnsi" w:cstheme="majorHAnsi"/>
+                <w:sz w:val="20"/>
+                <w:szCs w:val="20"/>
+              </w:rPr>
+              <w:t>Partner name(s), GitHub repository, and GitHub project board exist and are accessible.</w:t>
             </w:r>
           </w:p>
         </w:tc>
@@ -8442,7 +9874,6 @@
               <w:jc w:val="center"/>
               <w:rPr>
                 <w:rFonts w:ascii="Calibri" w:eastAsia="Times New Roman" w:hAnsi="Calibri" w:cs="Calibri"/>
-                <w:b/>
                 <w:color w:val="000000"/>
                 <w:sz w:val="22"/>
                 <w:szCs w:val="22"/>
@@ -8451,7 +9882,6 @@
             <w:r>
               <w:rPr>
                 <w:rFonts w:ascii="Calibri" w:eastAsia="Times New Roman" w:hAnsi="Calibri" w:cs="Calibri"/>
-                <w:b/>
                 <w:color w:val="000000"/>
                 <w:sz w:val="22"/>
                 <w:szCs w:val="22"/>
@@ -8468,22 +9898,21 @@
           <w:p>
             <w:pPr>
               <w:rPr>
-                <w:rFonts w:ascii="Calibri" w:eastAsia="Times New Roman" w:hAnsi="Calibri" w:cs="Calibri"/>
+                <w:rFonts w:asciiTheme="majorHAnsi" w:eastAsia="Times New Roman" w:hAnsiTheme="majorHAnsi" w:cstheme="majorHAnsi"/>
                 <w:b/>
                 <w:color w:val="000000"/>
-                <w:sz w:val="22"/>
-                <w:szCs w:val="22"/>
-              </w:rPr>
-            </w:pPr>
-            <w:r>
-              <w:rPr>
-                <w:rFonts w:ascii="Calibri" w:eastAsia="Times New Roman" w:hAnsi="Calibri" w:cs="Calibri"/>
+                <w:sz w:val="20"/>
+                <w:szCs w:val="20"/>
+              </w:rPr>
+            </w:pPr>
+            <w:r>
+              <w:rPr>
+                <w:rFonts w:asciiTheme="majorHAnsi" w:hAnsiTheme="majorHAnsi" w:cstheme="majorHAnsi"/>
                 <w:b/>
-                <w:color w:val="000000"/>
-                <w:sz w:val="22"/>
-                <w:szCs w:val="22"/>
-              </w:rPr>
-              <w:t>DocPacs Present</w:t>
+                <w:sz w:val="20"/>
+                <w:szCs w:val="20"/>
+              </w:rPr>
+              <w:t>Tasks Properly Broken Down</w:t>
             </w:r>
           </w:p>
         </w:tc>
@@ -8495,20 +9924,19 @@
           <w:p>
             <w:pPr>
               <w:rPr>
-                <w:rFonts w:ascii="Calibri" w:eastAsia="Times New Roman" w:hAnsi="Calibri" w:cs="Calibri"/>
-                <w:color w:val="000000"/>
-                <w:sz w:val="22"/>
-                <w:szCs w:val="22"/>
-              </w:rPr>
-            </w:pPr>
-            <w:r>
-              <w:rPr>
-                <w:rFonts w:ascii="Calibri" w:eastAsia="Times New Roman" w:hAnsi="Calibri" w:cs="Calibri"/>
-                <w:color w:val="000000"/>
-                <w:sz w:val="22"/>
-                <w:szCs w:val="22"/>
-              </w:rPr>
-              <w:t>No DocPacs are missing</w:t>
+                <w:rFonts w:asciiTheme="majorHAnsi" w:eastAsia="Times New Roman" w:hAnsiTheme="majorHAnsi" w:cstheme="majorHAnsi"/>
+                <w:color w:val="000000"/>
+                <w:sz w:val="20"/>
+                <w:szCs w:val="20"/>
+              </w:rPr>
+            </w:pPr>
+            <w:r>
+              <w:rPr>
+                <w:rFonts w:asciiTheme="majorHAnsi" w:hAnsiTheme="majorHAnsi" w:cstheme="majorHAnsi"/>
+                <w:sz w:val="20"/>
+                <w:szCs w:val="20"/>
+              </w:rPr>
+              <w:t>Project cards represent small, technical tasks rather than copied feature descriptions.</w:t>
             </w:r>
           </w:p>
         </w:tc>
@@ -8543,7 +9971,6 @@
               <w:jc w:val="center"/>
               <w:rPr>
                 <w:rFonts w:ascii="Calibri" w:eastAsia="Times New Roman" w:hAnsi="Calibri" w:cs="Calibri"/>
-                <w:b/>
                 <w:color w:val="000000"/>
                 <w:sz w:val="22"/>
                 <w:szCs w:val="22"/>
@@ -8552,7 +9979,6 @@
             <w:r>
               <w:rPr>
                 <w:rFonts w:ascii="Calibri" w:eastAsia="Times New Roman" w:hAnsi="Calibri" w:cs="Calibri"/>
-                <w:b/>
                 <w:color w:val="000000"/>
                 <w:sz w:val="22"/>
                 <w:szCs w:val="22"/>
@@ -8568,22 +9994,21 @@
           <w:p>
             <w:pPr>
               <w:rPr>
-                <w:rFonts w:ascii="Calibri" w:eastAsia="Times New Roman" w:hAnsi="Calibri" w:cs="Calibri"/>
+                <w:rFonts w:asciiTheme="majorHAnsi" w:eastAsia="Times New Roman" w:hAnsiTheme="majorHAnsi" w:cstheme="majorHAnsi"/>
                 <w:b/>
                 <w:color w:val="000000"/>
-                <w:sz w:val="22"/>
-                <w:szCs w:val="22"/>
-              </w:rPr>
-            </w:pPr>
-            <w:r>
-              <w:rPr>
-                <w:rFonts w:ascii="Calibri" w:eastAsia="Times New Roman" w:hAnsi="Calibri" w:cs="Calibri"/>
+                <w:sz w:val="20"/>
+                <w:szCs w:val="20"/>
+              </w:rPr>
+            </w:pPr>
+            <w:r>
+              <w:rPr>
+                <w:rFonts w:asciiTheme="majorHAnsi" w:hAnsiTheme="majorHAnsi" w:cstheme="majorHAnsi"/>
                 <w:b/>
-                <w:color w:val="000000"/>
-                <w:sz w:val="22"/>
-                <w:szCs w:val="22"/>
-              </w:rPr>
-              <w:t>DocPacs in good condition</w:t>
+                <w:sz w:val="20"/>
+                <w:szCs w:val="20"/>
+              </w:rPr>
+              <w:t>MVP Correctly Identified</w:t>
             </w:r>
           </w:p>
         </w:tc>
@@ -8594,71 +10019,19 @@
           <w:p>
             <w:pPr>
               <w:rPr>
-                <w:rFonts w:ascii="Calibri" w:eastAsia="Times New Roman" w:hAnsi="Calibri" w:cs="Calibri"/>
-                <w:color w:val="000000"/>
-                <w:sz w:val="22"/>
-                <w:szCs w:val="22"/>
-              </w:rPr>
-            </w:pPr>
-            <w:proofErr w:type="spellStart"/>
-            <w:r>
-              <w:rPr>
-                <w:rFonts w:ascii="Calibri" w:eastAsia="Times New Roman" w:hAnsi="Calibri" w:cs="Calibri"/>
-                <w:color w:val="000000"/>
-                <w:sz w:val="22"/>
-                <w:szCs w:val="22"/>
-              </w:rPr>
-              <w:t>Docpacs</w:t>
-            </w:r>
-            <w:proofErr w:type="spellEnd"/>
-            <w:r>
-              <w:rPr>
-                <w:rFonts w:ascii="Calibri" w:eastAsia="Times New Roman" w:hAnsi="Calibri" w:cs="Calibri"/>
-                <w:color w:val="000000"/>
-                <w:sz w:val="22"/>
-                <w:szCs w:val="22"/>
-              </w:rPr>
-              <w:t xml:space="preserve"> are folded neatly, </w:t>
-            </w:r>
-            <w:proofErr w:type="spellStart"/>
-            <w:r>
-              <w:rPr>
-                <w:rFonts w:ascii="Calibri" w:eastAsia="Times New Roman" w:hAnsi="Calibri" w:cs="Calibri"/>
-                <w:color w:val="000000"/>
-                <w:sz w:val="22"/>
-                <w:szCs w:val="22"/>
-              </w:rPr>
-              <w:t>uncrinkled</w:t>
-            </w:r>
-            <w:proofErr w:type="spellEnd"/>
-            <w:r>
-              <w:rPr>
-                <w:rFonts w:ascii="Calibri" w:eastAsia="Times New Roman" w:hAnsi="Calibri" w:cs="Calibri"/>
-                <w:color w:val="000000"/>
-                <w:sz w:val="22"/>
-                <w:szCs w:val="22"/>
-              </w:rPr>
-              <w:t xml:space="preserve">, </w:t>
-            </w:r>
-            <w:proofErr w:type="spellStart"/>
-            <w:r>
-              <w:rPr>
-                <w:rFonts w:ascii="Calibri" w:eastAsia="Times New Roman" w:hAnsi="Calibri" w:cs="Calibri"/>
-                <w:color w:val="000000"/>
-                <w:sz w:val="22"/>
-                <w:szCs w:val="22"/>
-              </w:rPr>
-              <w:t>unscribbled</w:t>
-            </w:r>
-            <w:proofErr w:type="spellEnd"/>
-            <w:r>
-              <w:rPr>
-                <w:rFonts w:ascii="Calibri" w:eastAsia="Times New Roman" w:hAnsi="Calibri" w:cs="Calibri"/>
-                <w:color w:val="000000"/>
-                <w:sz w:val="22"/>
-                <w:szCs w:val="22"/>
-              </w:rPr>
-              <w:t>, three holes</w:t>
+                <w:rFonts w:asciiTheme="majorHAnsi" w:eastAsia="Times New Roman" w:hAnsiTheme="majorHAnsi" w:cstheme="majorHAnsi"/>
+                <w:color w:val="000000"/>
+                <w:sz w:val="20"/>
+                <w:szCs w:val="20"/>
+              </w:rPr>
+            </w:pPr>
+            <w:r>
+              <w:rPr>
+                <w:rFonts w:asciiTheme="majorHAnsi" w:hAnsiTheme="majorHAnsi" w:cstheme="majorHAnsi"/>
+                <w:sz w:val="20"/>
+                <w:szCs w:val="20"/>
+              </w:rPr>
+              <w:t>MVP includes user accounts, at least one pet, one meaningful interaction, and saved pet state — without unnecessary features.</w:t>
             </w:r>
           </w:p>
         </w:tc>
@@ -8692,7 +10065,6 @@
               <w:jc w:val="center"/>
               <w:rPr>
                 <w:rFonts w:ascii="Calibri" w:eastAsia="Times New Roman" w:hAnsi="Calibri" w:cs="Calibri"/>
-                <w:b/>
                 <w:color w:val="000000"/>
                 <w:sz w:val="22"/>
                 <w:szCs w:val="22"/>
@@ -8701,7 +10073,6 @@
             <w:r>
               <w:rPr>
                 <w:rFonts w:ascii="Calibri" w:eastAsia="Times New Roman" w:hAnsi="Calibri" w:cs="Calibri"/>
-                <w:b/>
                 <w:color w:val="000000"/>
                 <w:sz w:val="22"/>
                 <w:szCs w:val="22"/>
@@ -8717,22 +10088,21 @@
           <w:p>
             <w:pPr>
               <w:rPr>
-                <w:rFonts w:ascii="Calibri" w:eastAsia="Times New Roman" w:hAnsi="Calibri" w:cs="Calibri"/>
+                <w:rFonts w:asciiTheme="majorHAnsi" w:eastAsia="Times New Roman" w:hAnsiTheme="majorHAnsi" w:cstheme="majorHAnsi"/>
                 <w:b/>
                 <w:color w:val="000000"/>
-                <w:sz w:val="22"/>
-                <w:szCs w:val="22"/>
-              </w:rPr>
-            </w:pPr>
-            <w:r>
-              <w:rPr>
-                <w:rFonts w:ascii="Calibri" w:eastAsia="Times New Roman" w:hAnsi="Calibri" w:cs="Calibri"/>
+                <w:sz w:val="20"/>
+                <w:szCs w:val="20"/>
+              </w:rPr>
+            </w:pPr>
+            <w:r>
+              <w:rPr>
+                <w:rFonts w:asciiTheme="majorHAnsi" w:hAnsiTheme="majorHAnsi" w:cstheme="majorHAnsi"/>
                 <w:b/>
-                <w:color w:val="000000"/>
-                <w:sz w:val="22"/>
-                <w:szCs w:val="22"/>
-              </w:rPr>
-              <w:t>DocPac binder condition</w:t>
+                <w:sz w:val="20"/>
+                <w:szCs w:val="20"/>
+              </w:rPr>
+              <w:t>Flowchart Present and Accurate</w:t>
             </w:r>
           </w:p>
         </w:tc>
@@ -8743,20 +10113,19 @@
           <w:p>
             <w:pPr>
               <w:rPr>
-                <w:rFonts w:ascii="Calibri" w:eastAsia="Times New Roman" w:hAnsi="Calibri" w:cs="Calibri"/>
-                <w:color w:val="000000"/>
-                <w:sz w:val="22"/>
-                <w:szCs w:val="22"/>
-              </w:rPr>
-            </w:pPr>
-            <w:r>
-              <w:rPr>
-                <w:rFonts w:ascii="Calibri" w:eastAsia="Times New Roman" w:hAnsi="Calibri" w:cs="Calibri"/>
-                <w:color w:val="000000"/>
-                <w:sz w:val="22"/>
-                <w:szCs w:val="22"/>
-              </w:rPr>
-              <w:t>DocPac is clean. Papers and label aren’t falling out</w:t>
+                <w:rFonts w:asciiTheme="majorHAnsi" w:eastAsia="Times New Roman" w:hAnsiTheme="majorHAnsi" w:cstheme="majorHAnsi"/>
+                <w:color w:val="000000"/>
+                <w:sz w:val="20"/>
+                <w:szCs w:val="20"/>
+              </w:rPr>
+            </w:pPr>
+            <w:r>
+              <w:rPr>
+                <w:rFonts w:asciiTheme="majorHAnsi" w:hAnsiTheme="majorHAnsi" w:cstheme="majorHAnsi"/>
+                <w:sz w:val="20"/>
+                <w:szCs w:val="20"/>
+              </w:rPr>
+              <w:t>Flowchart clearly shows the MVP gameplay loop and is logically correct.</w:t>
             </w:r>
           </w:p>
         </w:tc>
@@ -8790,7 +10159,6 @@
               <w:jc w:val="center"/>
               <w:rPr>
                 <w:rFonts w:ascii="Calibri" w:eastAsia="Times New Roman" w:hAnsi="Calibri" w:cs="Calibri"/>
-                <w:b/>
                 <w:color w:val="000000"/>
                 <w:sz w:val="22"/>
                 <w:szCs w:val="22"/>
@@ -8799,7 +10167,6 @@
             <w:r>
               <w:rPr>
                 <w:rFonts w:ascii="Calibri" w:eastAsia="Times New Roman" w:hAnsi="Calibri" w:cs="Calibri"/>
-                <w:b/>
                 <w:color w:val="000000"/>
                 <w:sz w:val="22"/>
                 <w:szCs w:val="22"/>
@@ -8815,22 +10182,22 @@
           <w:p>
             <w:pPr>
               <w:rPr>
-                <w:rFonts w:ascii="Calibri" w:eastAsia="Times New Roman" w:hAnsi="Calibri" w:cs="Calibri"/>
+                <w:rFonts w:asciiTheme="majorHAnsi" w:eastAsia="Times New Roman" w:hAnsiTheme="majorHAnsi" w:cstheme="majorHAnsi"/>
                 <w:b/>
                 <w:color w:val="000000"/>
-                <w:sz w:val="22"/>
-                <w:szCs w:val="22"/>
-              </w:rPr>
-            </w:pPr>
-            <w:r>
-              <w:rPr>
-                <w:rFonts w:ascii="Calibri" w:eastAsia="Times New Roman" w:hAnsi="Calibri" w:cs="Calibri"/>
+                <w:sz w:val="20"/>
+                <w:szCs w:val="20"/>
+              </w:rPr>
+            </w:pPr>
+            <w:r>
+              <w:rPr>
+                <w:rFonts w:asciiTheme="majorHAnsi" w:eastAsia="Times New Roman" w:hAnsiTheme="majorHAnsi" w:cstheme="majorHAnsi"/>
                 <w:b/>
                 <w:color w:val="000000"/>
-                <w:sz w:val="22"/>
-                <w:szCs w:val="22"/>
-              </w:rPr>
-              <w:t>Daily Reflections Present</w:t>
+                <w:sz w:val="20"/>
+                <w:szCs w:val="20"/>
+              </w:rPr>
+              <w:t>Overall Grade</w:t>
             </w:r>
           </w:p>
         </w:tc>
@@ -8841,234 +10208,20 @@
           <w:p>
             <w:pPr>
               <w:rPr>
-                <w:rFonts w:ascii="Calibri" w:eastAsia="Times New Roman" w:hAnsi="Calibri" w:cs="Calibri"/>
-                <w:color w:val="000000"/>
-                <w:sz w:val="22"/>
-                <w:szCs w:val="22"/>
-              </w:rPr>
-            </w:pPr>
-            <w:r>
-              <w:rPr>
-                <w:rFonts w:ascii="Calibri" w:eastAsia="Times New Roman" w:hAnsi="Calibri" w:cs="Calibri"/>
-                <w:color w:val="000000"/>
-                <w:sz w:val="22"/>
-                <w:szCs w:val="22"/>
-              </w:rPr>
-              <w:t>All “Reflect on the Day” papers in their folders or DP1</w:t>
-            </w:r>
-            <w:r>
-              <w:rPr>
-                <w:rFonts w:ascii="Calibri" w:eastAsia="Times New Roman" w:hAnsi="Calibri" w:cs="Calibri"/>
-                <w:color w:val="000000"/>
-                <w:sz w:val="22"/>
-                <w:szCs w:val="22"/>
-              </w:rPr>
-              <w:t>9</w:t>
-            </w:r>
-            <w:r>
-              <w:rPr>
-                <w:rFonts w:ascii="Calibri" w:eastAsia="Times New Roman" w:hAnsi="Calibri" w:cs="Calibri"/>
-                <w:color w:val="000000"/>
-                <w:sz w:val="22"/>
-                <w:szCs w:val="22"/>
-              </w:rPr>
-              <w:t>, in order</w:t>
-            </w:r>
-          </w:p>
-        </w:tc>
-        <w:tc>
-          <w:tcPr>
-            <w:tcW w:w="778" w:type="dxa"/>
-            <w:noWrap/>
-          </w:tcPr>
-          <w:p>
-            <w:pPr>
-              <w:rPr>
-                <w:rFonts w:ascii="Calibri" w:eastAsia="Times New Roman" w:hAnsi="Calibri" w:cs="Calibri"/>
-                <w:color w:val="000000"/>
-                <w:sz w:val="22"/>
-                <w:szCs w:val="22"/>
-              </w:rPr>
-            </w:pPr>
-          </w:p>
-        </w:tc>
-      </w:tr>
-      <w:tr>
-        <w:trPr>
-          <w:trHeight w:val="70"/>
-        </w:trPr>
-        <w:tc>
-          <w:tcPr>
-            <w:tcW w:w="720" w:type="dxa"/>
-          </w:tcPr>
-          <w:p>
-            <w:pPr>
-              <w:jc w:val="center"/>
-              <w:rPr>
-                <w:rFonts w:ascii="Calibri" w:eastAsia="Times New Roman" w:hAnsi="Calibri" w:cs="Calibri"/>
-                <w:b/>
-                <w:color w:val="000000"/>
-                <w:sz w:val="22"/>
-                <w:szCs w:val="22"/>
-              </w:rPr>
-            </w:pPr>
-            <w:r>
-              <w:rPr>
-                <w:rFonts w:ascii="Calibri" w:eastAsia="Times New Roman" w:hAnsi="Calibri" w:cs="Calibri"/>
-                <w:b/>
-                <w:color w:val="000000"/>
-                <w:sz w:val="22"/>
-                <w:szCs w:val="22"/>
-              </w:rPr>
-              <w:t>6</w:t>
-            </w:r>
-          </w:p>
-        </w:tc>
-        <w:tc>
-          <w:tcPr>
-            <w:tcW w:w="3168" w:type="dxa"/>
-          </w:tcPr>
-          <w:p>
-            <w:pPr>
-              <w:rPr>
-                <w:rFonts w:ascii="Calibri" w:eastAsia="Times New Roman" w:hAnsi="Calibri" w:cs="Calibri"/>
-                <w:b/>
-                <w:color w:val="000000"/>
-                <w:sz w:val="22"/>
-                <w:szCs w:val="22"/>
-              </w:rPr>
-            </w:pPr>
-            <w:r>
-              <w:rPr>
-                <w:rFonts w:ascii="Calibri" w:eastAsia="Times New Roman" w:hAnsi="Calibri" w:cs="Calibri"/>
-                <w:b/>
-                <w:color w:val="000000"/>
-                <w:sz w:val="22"/>
-                <w:szCs w:val="22"/>
-              </w:rPr>
-              <w:t>Totals Tallied</w:t>
-            </w:r>
-          </w:p>
-        </w:tc>
-        <w:tc>
-          <w:tcPr>
-            <w:tcW w:w="6192" w:type="dxa"/>
-          </w:tcPr>
-          <w:p>
-            <w:pPr>
-              <w:rPr>
-                <w:rFonts w:ascii="Calibri" w:eastAsia="Times New Roman" w:hAnsi="Calibri" w:cs="Calibri"/>
-                <w:color w:val="000000"/>
-                <w:sz w:val="22"/>
-                <w:szCs w:val="22"/>
-              </w:rPr>
-            </w:pPr>
-            <w:r>
-              <w:rPr>
-                <w:rFonts w:ascii="Calibri" w:eastAsia="Times New Roman" w:hAnsi="Calibri" w:cs="Calibri"/>
-                <w:color w:val="000000"/>
-                <w:sz w:val="22"/>
-                <w:szCs w:val="22"/>
-              </w:rPr>
-              <w:t>Calculated the number of 1’s in all Daily Reflections</w:t>
-            </w:r>
-          </w:p>
-        </w:tc>
-        <w:tc>
-          <w:tcPr>
-            <w:tcW w:w="778" w:type="dxa"/>
-            <w:noWrap/>
-          </w:tcPr>
-          <w:p>
-            <w:pPr>
-              <w:rPr>
-                <w:rFonts w:ascii="Calibri" w:eastAsia="Times New Roman" w:hAnsi="Calibri" w:cs="Calibri"/>
-                <w:color w:val="000000"/>
-                <w:sz w:val="22"/>
-                <w:szCs w:val="22"/>
-              </w:rPr>
-            </w:pPr>
-          </w:p>
-        </w:tc>
-      </w:tr>
-      <w:tr>
-        <w:trPr>
-          <w:trHeight w:val="70"/>
-        </w:trPr>
-        <w:tc>
-          <w:tcPr>
-            <w:tcW w:w="720" w:type="dxa"/>
-          </w:tcPr>
-          <w:p>
-            <w:pPr>
-              <w:jc w:val="center"/>
-              <w:rPr>
-                <w:rFonts w:ascii="Calibri" w:eastAsia="Times New Roman" w:hAnsi="Calibri" w:cs="Calibri"/>
-                <w:b/>
-                <w:color w:val="000000"/>
-                <w:sz w:val="22"/>
-                <w:szCs w:val="22"/>
-              </w:rPr>
-            </w:pPr>
-            <w:r>
-              <w:rPr>
-                <w:rFonts w:ascii="Calibri" w:eastAsia="Times New Roman" w:hAnsi="Calibri" w:cs="Calibri"/>
-                <w:b/>
-                <w:color w:val="000000"/>
-                <w:sz w:val="22"/>
-                <w:szCs w:val="22"/>
-              </w:rPr>
-              <w:t>7</w:t>
-            </w:r>
-          </w:p>
-        </w:tc>
-        <w:tc>
-          <w:tcPr>
-            <w:tcW w:w="3168" w:type="dxa"/>
-          </w:tcPr>
-          <w:p>
-            <w:pPr>
-              <w:rPr>
-                <w:rFonts w:ascii="Calibri" w:eastAsia="Times New Roman" w:hAnsi="Calibri" w:cs="Calibri"/>
-                <w:b/>
-                <w:color w:val="000000"/>
-                <w:sz w:val="22"/>
-                <w:szCs w:val="22"/>
-              </w:rPr>
-            </w:pPr>
-            <w:r>
-              <w:rPr>
-                <w:rFonts w:ascii="Calibri" w:eastAsia="Times New Roman" w:hAnsi="Calibri" w:cs="Calibri"/>
-                <w:b/>
-                <w:color w:val="000000"/>
-                <w:sz w:val="22"/>
-                <w:szCs w:val="22"/>
-              </w:rPr>
-              <w:t>Analysis Complete</w:t>
-            </w:r>
-          </w:p>
-        </w:tc>
-        <w:tc>
-          <w:tcPr>
-            <w:tcW w:w="6192" w:type="dxa"/>
-          </w:tcPr>
-          <w:p>
-            <w:pPr>
-              <w:rPr>
-                <w:rFonts w:ascii="Calibri" w:eastAsia="Times New Roman" w:hAnsi="Calibri" w:cs="Calibri"/>
-                <w:color w:val="000000"/>
-                <w:sz w:val="22"/>
-                <w:szCs w:val="22"/>
-              </w:rPr>
-            </w:pPr>
-            <w:r>
-              <w:rPr>
-                <w:rFonts w:ascii="Calibri" w:eastAsia="Times New Roman" w:hAnsi="Calibri" w:cs="Calibri"/>
-                <w:color w:val="000000"/>
-                <w:sz w:val="22"/>
-                <w:szCs w:val="22"/>
-              </w:rPr>
-              <w:t>Overall insights and lowest category analyzed sincerely</w:t>
+                <w:rFonts w:asciiTheme="majorHAnsi" w:eastAsia="Times New Roman" w:hAnsiTheme="majorHAnsi" w:cstheme="majorHAnsi"/>
+                <w:color w:val="000000"/>
+                <w:sz w:val="20"/>
+                <w:szCs w:val="20"/>
+              </w:rPr>
+            </w:pPr>
+            <w:r>
+              <w:rPr>
+                <w:rFonts w:asciiTheme="majorHAnsi" w:eastAsia="Times New Roman" w:hAnsiTheme="majorHAnsi" w:cstheme="majorHAnsi"/>
+                <w:color w:val="000000"/>
+                <w:sz w:val="20"/>
+                <w:szCs w:val="20"/>
+              </w:rPr>
+              <w:t>Subject to teacher review.</w:t>
             </w:r>
           </w:p>
         </w:tc>
@@ -10451,6 +11604,421 @@
     </w:lvl>
   </w:abstractNum>
   <w:abstractNum w:abstractNumId="5" w15:restartNumberingAfterBreak="0">
+    <w:nsid w:val="08FA1A30"/>
+    <w:multiLevelType w:val="multilevel"/>
+    <w:tmpl w:val="C86C6DB8"/>
+    <w:lvl w:ilvl="0">
+      <w:start w:val="1"/>
+      <w:numFmt w:val="decimal"/>
+      <w:lvlText w:val="%1."/>
+      <w:lvlJc w:val="left"/>
+      <w:pPr>
+        <w:tabs>
+          <w:tab w:val="num" w:pos="720"/>
+        </w:tabs>
+        <w:ind w:left="720" w:hanging="360"/>
+      </w:pPr>
+    </w:lvl>
+    <w:lvl w:ilvl="1">
+      <w:start w:val="1"/>
+      <w:numFmt w:val="bullet"/>
+      <w:lvlText w:val="o"/>
+      <w:lvlJc w:val="left"/>
+      <w:pPr>
+        <w:tabs>
+          <w:tab w:val="num" w:pos="1440"/>
+        </w:tabs>
+        <w:ind w:left="1440" w:hanging="360"/>
+      </w:pPr>
+      <w:rPr>
+        <w:rFonts w:ascii="Courier New" w:hAnsi="Courier New" w:hint="default"/>
+        <w:sz w:val="20"/>
+      </w:rPr>
+    </w:lvl>
+    <w:lvl w:ilvl="2" w:tentative="1">
+      <w:start w:val="1"/>
+      <w:numFmt w:val="decimal"/>
+      <w:lvlText w:val="%3."/>
+      <w:lvlJc w:val="left"/>
+      <w:pPr>
+        <w:tabs>
+          <w:tab w:val="num" w:pos="2160"/>
+        </w:tabs>
+        <w:ind w:left="2160" w:hanging="360"/>
+      </w:pPr>
+    </w:lvl>
+    <w:lvl w:ilvl="3" w:tentative="1">
+      <w:start w:val="1"/>
+      <w:numFmt w:val="decimal"/>
+      <w:lvlText w:val="%4."/>
+      <w:lvlJc w:val="left"/>
+      <w:pPr>
+        <w:tabs>
+          <w:tab w:val="num" w:pos="2880"/>
+        </w:tabs>
+        <w:ind w:left="2880" w:hanging="360"/>
+      </w:pPr>
+    </w:lvl>
+    <w:lvl w:ilvl="4" w:tentative="1">
+      <w:start w:val="1"/>
+      <w:numFmt w:val="decimal"/>
+      <w:lvlText w:val="%5."/>
+      <w:lvlJc w:val="left"/>
+      <w:pPr>
+        <w:tabs>
+          <w:tab w:val="num" w:pos="3600"/>
+        </w:tabs>
+        <w:ind w:left="3600" w:hanging="360"/>
+      </w:pPr>
+    </w:lvl>
+    <w:lvl w:ilvl="5" w:tentative="1">
+      <w:start w:val="1"/>
+      <w:numFmt w:val="decimal"/>
+      <w:lvlText w:val="%6."/>
+      <w:lvlJc w:val="left"/>
+      <w:pPr>
+        <w:tabs>
+          <w:tab w:val="num" w:pos="4320"/>
+        </w:tabs>
+        <w:ind w:left="4320" w:hanging="360"/>
+      </w:pPr>
+    </w:lvl>
+    <w:lvl w:ilvl="6" w:tentative="1">
+      <w:start w:val="1"/>
+      <w:numFmt w:val="decimal"/>
+      <w:lvlText w:val="%7."/>
+      <w:lvlJc w:val="left"/>
+      <w:pPr>
+        <w:tabs>
+          <w:tab w:val="num" w:pos="5040"/>
+        </w:tabs>
+        <w:ind w:left="5040" w:hanging="360"/>
+      </w:pPr>
+    </w:lvl>
+    <w:lvl w:ilvl="7" w:tentative="1">
+      <w:start w:val="1"/>
+      <w:numFmt w:val="decimal"/>
+      <w:lvlText w:val="%8."/>
+      <w:lvlJc w:val="left"/>
+      <w:pPr>
+        <w:tabs>
+          <w:tab w:val="num" w:pos="5760"/>
+        </w:tabs>
+        <w:ind w:left="5760" w:hanging="360"/>
+      </w:pPr>
+    </w:lvl>
+    <w:lvl w:ilvl="8" w:tentative="1">
+      <w:start w:val="1"/>
+      <w:numFmt w:val="decimal"/>
+      <w:lvlText w:val="%9."/>
+      <w:lvlJc w:val="left"/>
+      <w:pPr>
+        <w:tabs>
+          <w:tab w:val="num" w:pos="6480"/>
+        </w:tabs>
+        <w:ind w:left="6480" w:hanging="360"/>
+      </w:pPr>
+    </w:lvl>
+  </w:abstractNum>
+  <w:abstractNum w:abstractNumId="6" w15:restartNumberingAfterBreak="0">
+    <w:nsid w:val="10E9617E"/>
+    <w:multiLevelType w:val="multilevel"/>
+    <w:tmpl w:val="CC6CFCD6"/>
+    <w:lvl w:ilvl="0">
+      <w:start w:val="1"/>
+      <w:numFmt w:val="bullet"/>
+      <w:lvlText w:val=""/>
+      <w:lvlJc w:val="left"/>
+      <w:pPr>
+        <w:tabs>
+          <w:tab w:val="num" w:pos="720"/>
+        </w:tabs>
+        <w:ind w:left="720" w:hanging="360"/>
+      </w:pPr>
+      <w:rPr>
+        <w:rFonts w:ascii="Symbol" w:hAnsi="Symbol" w:hint="default"/>
+        <w:sz w:val="20"/>
+      </w:rPr>
+    </w:lvl>
+    <w:lvl w:ilvl="1" w:tentative="1">
+      <w:start w:val="1"/>
+      <w:numFmt w:val="bullet"/>
+      <w:lvlText w:val="o"/>
+      <w:lvlJc w:val="left"/>
+      <w:pPr>
+        <w:tabs>
+          <w:tab w:val="num" w:pos="1440"/>
+        </w:tabs>
+        <w:ind w:left="1440" w:hanging="360"/>
+      </w:pPr>
+      <w:rPr>
+        <w:rFonts w:ascii="Courier New" w:hAnsi="Courier New" w:hint="default"/>
+        <w:sz w:val="20"/>
+      </w:rPr>
+    </w:lvl>
+    <w:lvl w:ilvl="2" w:tentative="1">
+      <w:start w:val="1"/>
+      <w:numFmt w:val="bullet"/>
+      <w:lvlText w:val=""/>
+      <w:lvlJc w:val="left"/>
+      <w:pPr>
+        <w:tabs>
+          <w:tab w:val="num" w:pos="2160"/>
+        </w:tabs>
+        <w:ind w:left="2160" w:hanging="360"/>
+      </w:pPr>
+      <w:rPr>
+        <w:rFonts w:ascii="Wingdings" w:hAnsi="Wingdings" w:hint="default"/>
+        <w:sz w:val="20"/>
+      </w:rPr>
+    </w:lvl>
+    <w:lvl w:ilvl="3" w:tentative="1">
+      <w:start w:val="1"/>
+      <w:numFmt w:val="bullet"/>
+      <w:lvlText w:val=""/>
+      <w:lvlJc w:val="left"/>
+      <w:pPr>
+        <w:tabs>
+          <w:tab w:val="num" w:pos="2880"/>
+        </w:tabs>
+        <w:ind w:left="2880" w:hanging="360"/>
+      </w:pPr>
+      <w:rPr>
+        <w:rFonts w:ascii="Wingdings" w:hAnsi="Wingdings" w:hint="default"/>
+        <w:sz w:val="20"/>
+      </w:rPr>
+    </w:lvl>
+    <w:lvl w:ilvl="4" w:tentative="1">
+      <w:start w:val="1"/>
+      <w:numFmt w:val="bullet"/>
+      <w:lvlText w:val=""/>
+      <w:lvlJc w:val="left"/>
+      <w:pPr>
+        <w:tabs>
+          <w:tab w:val="num" w:pos="3600"/>
+        </w:tabs>
+        <w:ind w:left="3600" w:hanging="360"/>
+      </w:pPr>
+      <w:rPr>
+        <w:rFonts w:ascii="Wingdings" w:hAnsi="Wingdings" w:hint="default"/>
+        <w:sz w:val="20"/>
+      </w:rPr>
+    </w:lvl>
+    <w:lvl w:ilvl="5" w:tentative="1">
+      <w:start w:val="1"/>
+      <w:numFmt w:val="bullet"/>
+      <w:lvlText w:val=""/>
+      <w:lvlJc w:val="left"/>
+      <w:pPr>
+        <w:tabs>
+          <w:tab w:val="num" w:pos="4320"/>
+        </w:tabs>
+        <w:ind w:left="4320" w:hanging="360"/>
+      </w:pPr>
+      <w:rPr>
+        <w:rFonts w:ascii="Wingdings" w:hAnsi="Wingdings" w:hint="default"/>
+        <w:sz w:val="20"/>
+      </w:rPr>
+    </w:lvl>
+    <w:lvl w:ilvl="6" w:tentative="1">
+      <w:start w:val="1"/>
+      <w:numFmt w:val="bullet"/>
+      <w:lvlText w:val=""/>
+      <w:lvlJc w:val="left"/>
+      <w:pPr>
+        <w:tabs>
+          <w:tab w:val="num" w:pos="5040"/>
+        </w:tabs>
+        <w:ind w:left="5040" w:hanging="360"/>
+      </w:pPr>
+      <w:rPr>
+        <w:rFonts w:ascii="Wingdings" w:hAnsi="Wingdings" w:hint="default"/>
+        <w:sz w:val="20"/>
+      </w:rPr>
+    </w:lvl>
+    <w:lvl w:ilvl="7" w:tentative="1">
+      <w:start w:val="1"/>
+      <w:numFmt w:val="bullet"/>
+      <w:lvlText w:val=""/>
+      <w:lvlJc w:val="left"/>
+      <w:pPr>
+        <w:tabs>
+          <w:tab w:val="num" w:pos="5760"/>
+        </w:tabs>
+        <w:ind w:left="5760" w:hanging="360"/>
+      </w:pPr>
+      <w:rPr>
+        <w:rFonts w:ascii="Wingdings" w:hAnsi="Wingdings" w:hint="default"/>
+        <w:sz w:val="20"/>
+      </w:rPr>
+    </w:lvl>
+    <w:lvl w:ilvl="8" w:tentative="1">
+      <w:start w:val="1"/>
+      <w:numFmt w:val="bullet"/>
+      <w:lvlText w:val=""/>
+      <w:lvlJc w:val="left"/>
+      <w:pPr>
+        <w:tabs>
+          <w:tab w:val="num" w:pos="6480"/>
+        </w:tabs>
+        <w:ind w:left="6480" w:hanging="360"/>
+      </w:pPr>
+      <w:rPr>
+        <w:rFonts w:ascii="Wingdings" w:hAnsi="Wingdings" w:hint="default"/>
+        <w:sz w:val="20"/>
+      </w:rPr>
+    </w:lvl>
+  </w:abstractNum>
+  <w:abstractNum w:abstractNumId="7" w15:restartNumberingAfterBreak="0">
+    <w:nsid w:val="12806C6E"/>
+    <w:multiLevelType w:val="multilevel"/>
+    <w:tmpl w:val="16E4789A"/>
+    <w:lvl w:ilvl="0">
+      <w:start w:val="1"/>
+      <w:numFmt w:val="bullet"/>
+      <w:lvlText w:val=""/>
+      <w:lvlJc w:val="left"/>
+      <w:pPr>
+        <w:tabs>
+          <w:tab w:val="num" w:pos="720"/>
+        </w:tabs>
+        <w:ind w:left="720" w:hanging="360"/>
+      </w:pPr>
+      <w:rPr>
+        <w:rFonts w:ascii="Symbol" w:hAnsi="Symbol" w:hint="default"/>
+        <w:sz w:val="20"/>
+      </w:rPr>
+    </w:lvl>
+    <w:lvl w:ilvl="1" w:tentative="1">
+      <w:start w:val="1"/>
+      <w:numFmt w:val="bullet"/>
+      <w:lvlText w:val="o"/>
+      <w:lvlJc w:val="left"/>
+      <w:pPr>
+        <w:tabs>
+          <w:tab w:val="num" w:pos="1440"/>
+        </w:tabs>
+        <w:ind w:left="1440" w:hanging="360"/>
+      </w:pPr>
+      <w:rPr>
+        <w:rFonts w:ascii="Courier New" w:hAnsi="Courier New" w:hint="default"/>
+        <w:sz w:val="20"/>
+      </w:rPr>
+    </w:lvl>
+    <w:lvl w:ilvl="2" w:tentative="1">
+      <w:start w:val="1"/>
+      <w:numFmt w:val="bullet"/>
+      <w:lvlText w:val=""/>
+      <w:lvlJc w:val="left"/>
+      <w:pPr>
+        <w:tabs>
+          <w:tab w:val="num" w:pos="2160"/>
+        </w:tabs>
+        <w:ind w:left="2160" w:hanging="360"/>
+      </w:pPr>
+      <w:rPr>
+        <w:rFonts w:ascii="Wingdings" w:hAnsi="Wingdings" w:hint="default"/>
+        <w:sz w:val="20"/>
+      </w:rPr>
+    </w:lvl>
+    <w:lvl w:ilvl="3" w:tentative="1">
+      <w:start w:val="1"/>
+      <w:numFmt w:val="bullet"/>
+      <w:lvlText w:val=""/>
+      <w:lvlJc w:val="left"/>
+      <w:pPr>
+        <w:tabs>
+          <w:tab w:val="num" w:pos="2880"/>
+        </w:tabs>
+        <w:ind w:left="2880" w:hanging="360"/>
+      </w:pPr>
+      <w:rPr>
+        <w:rFonts w:ascii="Wingdings" w:hAnsi="Wingdings" w:hint="default"/>
+        <w:sz w:val="20"/>
+      </w:rPr>
+    </w:lvl>
+    <w:lvl w:ilvl="4" w:tentative="1">
+      <w:start w:val="1"/>
+      <w:numFmt w:val="bullet"/>
+      <w:lvlText w:val=""/>
+      <w:lvlJc w:val="left"/>
+      <w:pPr>
+        <w:tabs>
+          <w:tab w:val="num" w:pos="3600"/>
+        </w:tabs>
+        <w:ind w:left="3600" w:hanging="360"/>
+      </w:pPr>
+      <w:rPr>
+        <w:rFonts w:ascii="Wingdings" w:hAnsi="Wingdings" w:hint="default"/>
+        <w:sz w:val="20"/>
+      </w:rPr>
+    </w:lvl>
+    <w:lvl w:ilvl="5" w:tentative="1">
+      <w:start w:val="1"/>
+      <w:numFmt w:val="bullet"/>
+      <w:lvlText w:val=""/>
+      <w:lvlJc w:val="left"/>
+      <w:pPr>
+        <w:tabs>
+          <w:tab w:val="num" w:pos="4320"/>
+        </w:tabs>
+        <w:ind w:left="4320" w:hanging="360"/>
+      </w:pPr>
+      <w:rPr>
+        <w:rFonts w:ascii="Wingdings" w:hAnsi="Wingdings" w:hint="default"/>
+        <w:sz w:val="20"/>
+      </w:rPr>
+    </w:lvl>
+    <w:lvl w:ilvl="6" w:tentative="1">
+      <w:start w:val="1"/>
+      <w:numFmt w:val="bullet"/>
+      <w:lvlText w:val=""/>
+      <w:lvlJc w:val="left"/>
+      <w:pPr>
+        <w:tabs>
+          <w:tab w:val="num" w:pos="5040"/>
+        </w:tabs>
+        <w:ind w:left="5040" w:hanging="360"/>
+      </w:pPr>
+      <w:rPr>
+        <w:rFonts w:ascii="Wingdings" w:hAnsi="Wingdings" w:hint="default"/>
+        <w:sz w:val="20"/>
+      </w:rPr>
+    </w:lvl>
+    <w:lvl w:ilvl="7" w:tentative="1">
+      <w:start w:val="1"/>
+      <w:numFmt w:val="bullet"/>
+      <w:lvlText w:val=""/>
+      <w:lvlJc w:val="left"/>
+      <w:pPr>
+        <w:tabs>
+          <w:tab w:val="num" w:pos="5760"/>
+        </w:tabs>
+        <w:ind w:left="5760" w:hanging="360"/>
+      </w:pPr>
+      <w:rPr>
+        <w:rFonts w:ascii="Wingdings" w:hAnsi="Wingdings" w:hint="default"/>
+        <w:sz w:val="20"/>
+      </w:rPr>
+    </w:lvl>
+    <w:lvl w:ilvl="8" w:tentative="1">
+      <w:start w:val="1"/>
+      <w:numFmt w:val="bullet"/>
+      <w:lvlText w:val=""/>
+      <w:lvlJc w:val="left"/>
+      <w:pPr>
+        <w:tabs>
+          <w:tab w:val="num" w:pos="6480"/>
+        </w:tabs>
+        <w:ind w:left="6480" w:hanging="360"/>
+      </w:pPr>
+      <w:rPr>
+        <w:rFonts w:ascii="Wingdings" w:hAnsi="Wingdings" w:hint="default"/>
+        <w:sz w:val="20"/>
+      </w:rPr>
+    </w:lvl>
+  </w:abstractNum>
+  <w:abstractNum w:abstractNumId="8" w15:restartNumberingAfterBreak="0">
     <w:nsid w:val="14150D36"/>
     <w:multiLevelType w:val="hybridMultilevel"/>
     <w:tmpl w:val="BE48801E"/>
@@ -10536,7 +12104,156 @@
       </w:pPr>
     </w:lvl>
   </w:abstractNum>
-  <w:abstractNum w:abstractNumId="6" w15:restartNumberingAfterBreak="0">
+  <w:abstractNum w:abstractNumId="9" w15:restartNumberingAfterBreak="0">
+    <w:nsid w:val="14B3519A"/>
+    <w:multiLevelType w:val="multilevel"/>
+    <w:tmpl w:val="8C8EA0E6"/>
+    <w:lvl w:ilvl="0">
+      <w:start w:val="1"/>
+      <w:numFmt w:val="bullet"/>
+      <w:lvlText w:val=""/>
+      <w:lvlJc w:val="left"/>
+      <w:pPr>
+        <w:tabs>
+          <w:tab w:val="num" w:pos="720"/>
+        </w:tabs>
+        <w:ind w:left="720" w:hanging="360"/>
+      </w:pPr>
+      <w:rPr>
+        <w:rFonts w:ascii="Symbol" w:hAnsi="Symbol" w:hint="default"/>
+        <w:sz w:val="20"/>
+      </w:rPr>
+    </w:lvl>
+    <w:lvl w:ilvl="1">
+      <w:start w:val="1"/>
+      <w:numFmt w:val="bullet"/>
+      <w:lvlText w:val="o"/>
+      <w:lvlJc w:val="left"/>
+      <w:pPr>
+        <w:tabs>
+          <w:tab w:val="num" w:pos="1440"/>
+        </w:tabs>
+        <w:ind w:left="1440" w:hanging="360"/>
+      </w:pPr>
+      <w:rPr>
+        <w:rFonts w:ascii="Courier New" w:hAnsi="Courier New" w:hint="default"/>
+        <w:sz w:val="20"/>
+      </w:rPr>
+    </w:lvl>
+    <w:lvl w:ilvl="2" w:tentative="1">
+      <w:start w:val="1"/>
+      <w:numFmt w:val="bullet"/>
+      <w:lvlText w:val=""/>
+      <w:lvlJc w:val="left"/>
+      <w:pPr>
+        <w:tabs>
+          <w:tab w:val="num" w:pos="2160"/>
+        </w:tabs>
+        <w:ind w:left="2160" w:hanging="360"/>
+      </w:pPr>
+      <w:rPr>
+        <w:rFonts w:ascii="Wingdings" w:hAnsi="Wingdings" w:hint="default"/>
+        <w:sz w:val="20"/>
+      </w:rPr>
+    </w:lvl>
+    <w:lvl w:ilvl="3" w:tentative="1">
+      <w:start w:val="1"/>
+      <w:numFmt w:val="bullet"/>
+      <w:lvlText w:val=""/>
+      <w:lvlJc w:val="left"/>
+      <w:pPr>
+        <w:tabs>
+          <w:tab w:val="num" w:pos="2880"/>
+        </w:tabs>
+        <w:ind w:left="2880" w:hanging="360"/>
+      </w:pPr>
+      <w:rPr>
+        <w:rFonts w:ascii="Wingdings" w:hAnsi="Wingdings" w:hint="default"/>
+        <w:sz w:val="20"/>
+      </w:rPr>
+    </w:lvl>
+    <w:lvl w:ilvl="4" w:tentative="1">
+      <w:start w:val="1"/>
+      <w:numFmt w:val="bullet"/>
+      <w:lvlText w:val=""/>
+      <w:lvlJc w:val="left"/>
+      <w:pPr>
+        <w:tabs>
+          <w:tab w:val="num" w:pos="3600"/>
+        </w:tabs>
+        <w:ind w:left="3600" w:hanging="360"/>
+      </w:pPr>
+      <w:rPr>
+        <w:rFonts w:ascii="Wingdings" w:hAnsi="Wingdings" w:hint="default"/>
+        <w:sz w:val="20"/>
+      </w:rPr>
+    </w:lvl>
+    <w:lvl w:ilvl="5" w:tentative="1">
+      <w:start w:val="1"/>
+      <w:numFmt w:val="bullet"/>
+      <w:lvlText w:val=""/>
+      <w:lvlJc w:val="left"/>
+      <w:pPr>
+        <w:tabs>
+          <w:tab w:val="num" w:pos="4320"/>
+        </w:tabs>
+        <w:ind w:left="4320" w:hanging="360"/>
+      </w:pPr>
+      <w:rPr>
+        <w:rFonts w:ascii="Wingdings" w:hAnsi="Wingdings" w:hint="default"/>
+        <w:sz w:val="20"/>
+      </w:rPr>
+    </w:lvl>
+    <w:lvl w:ilvl="6" w:tentative="1">
+      <w:start w:val="1"/>
+      <w:numFmt w:val="bullet"/>
+      <w:lvlText w:val=""/>
+      <w:lvlJc w:val="left"/>
+      <w:pPr>
+        <w:tabs>
+          <w:tab w:val="num" w:pos="5040"/>
+        </w:tabs>
+        <w:ind w:left="5040" w:hanging="360"/>
+      </w:pPr>
+      <w:rPr>
+        <w:rFonts w:ascii="Wingdings" w:hAnsi="Wingdings" w:hint="default"/>
+        <w:sz w:val="20"/>
+      </w:rPr>
+    </w:lvl>
+    <w:lvl w:ilvl="7" w:tentative="1">
+      <w:start w:val="1"/>
+      <w:numFmt w:val="bullet"/>
+      <w:lvlText w:val=""/>
+      <w:lvlJc w:val="left"/>
+      <w:pPr>
+        <w:tabs>
+          <w:tab w:val="num" w:pos="5760"/>
+        </w:tabs>
+        <w:ind w:left="5760" w:hanging="360"/>
+      </w:pPr>
+      <w:rPr>
+        <w:rFonts w:ascii="Wingdings" w:hAnsi="Wingdings" w:hint="default"/>
+        <w:sz w:val="20"/>
+      </w:rPr>
+    </w:lvl>
+    <w:lvl w:ilvl="8" w:tentative="1">
+      <w:start w:val="1"/>
+      <w:numFmt w:val="bullet"/>
+      <w:lvlText w:val=""/>
+      <w:lvlJc w:val="left"/>
+      <w:pPr>
+        <w:tabs>
+          <w:tab w:val="num" w:pos="6480"/>
+        </w:tabs>
+        <w:ind w:left="6480" w:hanging="360"/>
+      </w:pPr>
+      <w:rPr>
+        <w:rFonts w:ascii="Wingdings" w:hAnsi="Wingdings" w:hint="default"/>
+        <w:sz w:val="20"/>
+      </w:rPr>
+    </w:lvl>
+  </w:abstractNum>
+  <w:abstractNum w:abstractNumId="10" w15:restartNumberingAfterBreak="0">
     <w:nsid w:val="16415D9E"/>
     <w:multiLevelType w:val="multilevel"/>
     <w:tmpl w:val="5E34577A"/>
@@ -10657,7 +12374,7 @@
       </w:pPr>
     </w:lvl>
   </w:abstractNum>
-  <w:abstractNum w:abstractNumId="7" w15:restartNumberingAfterBreak="0">
+  <w:abstractNum w:abstractNumId="11" w15:restartNumberingAfterBreak="0">
     <w:nsid w:val="1827564E"/>
     <w:multiLevelType w:val="hybridMultilevel"/>
     <w:tmpl w:val="46E8BBBE"/>
@@ -10743,7 +12460,124 @@
       </w:pPr>
     </w:lvl>
   </w:abstractNum>
-  <w:abstractNum w:abstractNumId="8" w15:restartNumberingAfterBreak="0">
+  <w:abstractNum w:abstractNumId="12" w15:restartNumberingAfterBreak="0">
+    <w:nsid w:val="1946363C"/>
+    <w:multiLevelType w:val="multilevel"/>
+    <w:tmpl w:val="BF5837F8"/>
+    <w:lvl w:ilvl="0">
+      <w:start w:val="1"/>
+      <w:numFmt w:val="decimal"/>
+      <w:lvlText w:val="%1."/>
+      <w:lvlJc w:val="left"/>
+      <w:pPr>
+        <w:tabs>
+          <w:tab w:val="num" w:pos="720"/>
+        </w:tabs>
+        <w:ind w:left="720" w:hanging="360"/>
+      </w:pPr>
+    </w:lvl>
+    <w:lvl w:ilvl="1">
+      <w:start w:val="1"/>
+      <w:numFmt w:val="bullet"/>
+      <w:lvlText w:val="o"/>
+      <w:lvlJc w:val="left"/>
+      <w:pPr>
+        <w:tabs>
+          <w:tab w:val="num" w:pos="1440"/>
+        </w:tabs>
+        <w:ind w:left="1440" w:hanging="360"/>
+      </w:pPr>
+      <w:rPr>
+        <w:rFonts w:ascii="Courier New" w:hAnsi="Courier New" w:hint="default"/>
+        <w:sz w:val="20"/>
+      </w:rPr>
+    </w:lvl>
+    <w:lvl w:ilvl="2" w:tentative="1">
+      <w:start w:val="1"/>
+      <w:numFmt w:val="decimal"/>
+      <w:lvlText w:val="%3."/>
+      <w:lvlJc w:val="left"/>
+      <w:pPr>
+        <w:tabs>
+          <w:tab w:val="num" w:pos="2160"/>
+        </w:tabs>
+        <w:ind w:left="2160" w:hanging="360"/>
+      </w:pPr>
+    </w:lvl>
+    <w:lvl w:ilvl="3" w:tentative="1">
+      <w:start w:val="1"/>
+      <w:numFmt w:val="decimal"/>
+      <w:lvlText w:val="%4."/>
+      <w:lvlJc w:val="left"/>
+      <w:pPr>
+        <w:tabs>
+          <w:tab w:val="num" w:pos="2880"/>
+        </w:tabs>
+        <w:ind w:left="2880" w:hanging="360"/>
+      </w:pPr>
+    </w:lvl>
+    <w:lvl w:ilvl="4" w:tentative="1">
+      <w:start w:val="1"/>
+      <w:numFmt w:val="decimal"/>
+      <w:lvlText w:val="%5."/>
+      <w:lvlJc w:val="left"/>
+      <w:pPr>
+        <w:tabs>
+          <w:tab w:val="num" w:pos="3600"/>
+        </w:tabs>
+        <w:ind w:left="3600" w:hanging="360"/>
+      </w:pPr>
+    </w:lvl>
+    <w:lvl w:ilvl="5" w:tentative="1">
+      <w:start w:val="1"/>
+      <w:numFmt w:val="decimal"/>
+      <w:lvlText w:val="%6."/>
+      <w:lvlJc w:val="left"/>
+      <w:pPr>
+        <w:tabs>
+          <w:tab w:val="num" w:pos="4320"/>
+        </w:tabs>
+        <w:ind w:left="4320" w:hanging="360"/>
+      </w:pPr>
+    </w:lvl>
+    <w:lvl w:ilvl="6" w:tentative="1">
+      <w:start w:val="1"/>
+      <w:numFmt w:val="decimal"/>
+      <w:lvlText w:val="%7."/>
+      <w:lvlJc w:val="left"/>
+      <w:pPr>
+        <w:tabs>
+          <w:tab w:val="num" w:pos="5040"/>
+        </w:tabs>
+        <w:ind w:left="5040" w:hanging="360"/>
+      </w:pPr>
+    </w:lvl>
+    <w:lvl w:ilvl="7" w:tentative="1">
+      <w:start w:val="1"/>
+      <w:numFmt w:val="decimal"/>
+      <w:lvlText w:val="%8."/>
+      <w:lvlJc w:val="left"/>
+      <w:pPr>
+        <w:tabs>
+          <w:tab w:val="num" w:pos="5760"/>
+        </w:tabs>
+        <w:ind w:left="5760" w:hanging="360"/>
+      </w:pPr>
+    </w:lvl>
+    <w:lvl w:ilvl="8" w:tentative="1">
+      <w:start w:val="1"/>
+      <w:numFmt w:val="decimal"/>
+      <w:lvlText w:val="%9."/>
+      <w:lvlJc w:val="left"/>
+      <w:pPr>
+        <w:tabs>
+          <w:tab w:val="num" w:pos="6480"/>
+        </w:tabs>
+        <w:ind w:left="6480" w:hanging="360"/>
+      </w:pPr>
+    </w:lvl>
+  </w:abstractNum>
+  <w:abstractNum w:abstractNumId="13" w15:restartNumberingAfterBreak="0">
     <w:nsid w:val="19F3282F"/>
     <w:multiLevelType w:val="hybridMultilevel"/>
     <w:tmpl w:val="62EECB86"/>
@@ -10829,7 +12663,7 @@
       </w:pPr>
     </w:lvl>
   </w:abstractNum>
-  <w:abstractNum w:abstractNumId="9" w15:restartNumberingAfterBreak="0">
+  <w:abstractNum w:abstractNumId="14" w15:restartNumberingAfterBreak="0">
     <w:nsid w:val="1C232E38"/>
     <w:multiLevelType w:val="hybridMultilevel"/>
     <w:tmpl w:val="25267B4A"/>
@@ -10942,7 +12776,305 @@
       </w:rPr>
     </w:lvl>
   </w:abstractNum>
-  <w:abstractNum w:abstractNumId="10" w15:restartNumberingAfterBreak="0">
+  <w:abstractNum w:abstractNumId="15" w15:restartNumberingAfterBreak="0">
+    <w:nsid w:val="1D90480D"/>
+    <w:multiLevelType w:val="multilevel"/>
+    <w:tmpl w:val="996ADC50"/>
+    <w:lvl w:ilvl="0">
+      <w:start w:val="1"/>
+      <w:numFmt w:val="bullet"/>
+      <w:lvlText w:val=""/>
+      <w:lvlJc w:val="left"/>
+      <w:pPr>
+        <w:tabs>
+          <w:tab w:val="num" w:pos="720"/>
+        </w:tabs>
+        <w:ind w:left="720" w:hanging="360"/>
+      </w:pPr>
+      <w:rPr>
+        <w:rFonts w:ascii="Symbol" w:hAnsi="Symbol" w:hint="default"/>
+        <w:sz w:val="20"/>
+      </w:rPr>
+    </w:lvl>
+    <w:lvl w:ilvl="1" w:tentative="1">
+      <w:start w:val="1"/>
+      <w:numFmt w:val="bullet"/>
+      <w:lvlText w:val="o"/>
+      <w:lvlJc w:val="left"/>
+      <w:pPr>
+        <w:tabs>
+          <w:tab w:val="num" w:pos="1440"/>
+        </w:tabs>
+        <w:ind w:left="1440" w:hanging="360"/>
+      </w:pPr>
+      <w:rPr>
+        <w:rFonts w:ascii="Courier New" w:hAnsi="Courier New" w:hint="default"/>
+        <w:sz w:val="20"/>
+      </w:rPr>
+    </w:lvl>
+    <w:lvl w:ilvl="2" w:tentative="1">
+      <w:start w:val="1"/>
+      <w:numFmt w:val="bullet"/>
+      <w:lvlText w:val=""/>
+      <w:lvlJc w:val="left"/>
+      <w:pPr>
+        <w:tabs>
+          <w:tab w:val="num" w:pos="2160"/>
+        </w:tabs>
+        <w:ind w:left="2160" w:hanging="360"/>
+      </w:pPr>
+      <w:rPr>
+        <w:rFonts w:ascii="Wingdings" w:hAnsi="Wingdings" w:hint="default"/>
+        <w:sz w:val="20"/>
+      </w:rPr>
+    </w:lvl>
+    <w:lvl w:ilvl="3" w:tentative="1">
+      <w:start w:val="1"/>
+      <w:numFmt w:val="bullet"/>
+      <w:lvlText w:val=""/>
+      <w:lvlJc w:val="left"/>
+      <w:pPr>
+        <w:tabs>
+          <w:tab w:val="num" w:pos="2880"/>
+        </w:tabs>
+        <w:ind w:left="2880" w:hanging="360"/>
+      </w:pPr>
+      <w:rPr>
+        <w:rFonts w:ascii="Wingdings" w:hAnsi="Wingdings" w:hint="default"/>
+        <w:sz w:val="20"/>
+      </w:rPr>
+    </w:lvl>
+    <w:lvl w:ilvl="4" w:tentative="1">
+      <w:start w:val="1"/>
+      <w:numFmt w:val="bullet"/>
+      <w:lvlText w:val=""/>
+      <w:lvlJc w:val="left"/>
+      <w:pPr>
+        <w:tabs>
+          <w:tab w:val="num" w:pos="3600"/>
+        </w:tabs>
+        <w:ind w:left="3600" w:hanging="360"/>
+      </w:pPr>
+      <w:rPr>
+        <w:rFonts w:ascii="Wingdings" w:hAnsi="Wingdings" w:hint="default"/>
+        <w:sz w:val="20"/>
+      </w:rPr>
+    </w:lvl>
+    <w:lvl w:ilvl="5" w:tentative="1">
+      <w:start w:val="1"/>
+      <w:numFmt w:val="bullet"/>
+      <w:lvlText w:val=""/>
+      <w:lvlJc w:val="left"/>
+      <w:pPr>
+        <w:tabs>
+          <w:tab w:val="num" w:pos="4320"/>
+        </w:tabs>
+        <w:ind w:left="4320" w:hanging="360"/>
+      </w:pPr>
+      <w:rPr>
+        <w:rFonts w:ascii="Wingdings" w:hAnsi="Wingdings" w:hint="default"/>
+        <w:sz w:val="20"/>
+      </w:rPr>
+    </w:lvl>
+    <w:lvl w:ilvl="6" w:tentative="1">
+      <w:start w:val="1"/>
+      <w:numFmt w:val="bullet"/>
+      <w:lvlText w:val=""/>
+      <w:lvlJc w:val="left"/>
+      <w:pPr>
+        <w:tabs>
+          <w:tab w:val="num" w:pos="5040"/>
+        </w:tabs>
+        <w:ind w:left="5040" w:hanging="360"/>
+      </w:pPr>
+      <w:rPr>
+        <w:rFonts w:ascii="Wingdings" w:hAnsi="Wingdings" w:hint="default"/>
+        <w:sz w:val="20"/>
+      </w:rPr>
+    </w:lvl>
+    <w:lvl w:ilvl="7" w:tentative="1">
+      <w:start w:val="1"/>
+      <w:numFmt w:val="bullet"/>
+      <w:lvlText w:val=""/>
+      <w:lvlJc w:val="left"/>
+      <w:pPr>
+        <w:tabs>
+          <w:tab w:val="num" w:pos="5760"/>
+        </w:tabs>
+        <w:ind w:left="5760" w:hanging="360"/>
+      </w:pPr>
+      <w:rPr>
+        <w:rFonts w:ascii="Wingdings" w:hAnsi="Wingdings" w:hint="default"/>
+        <w:sz w:val="20"/>
+      </w:rPr>
+    </w:lvl>
+    <w:lvl w:ilvl="8" w:tentative="1">
+      <w:start w:val="1"/>
+      <w:numFmt w:val="bullet"/>
+      <w:lvlText w:val=""/>
+      <w:lvlJc w:val="left"/>
+      <w:pPr>
+        <w:tabs>
+          <w:tab w:val="num" w:pos="6480"/>
+        </w:tabs>
+        <w:ind w:left="6480" w:hanging="360"/>
+      </w:pPr>
+      <w:rPr>
+        <w:rFonts w:ascii="Wingdings" w:hAnsi="Wingdings" w:hint="default"/>
+        <w:sz w:val="20"/>
+      </w:rPr>
+    </w:lvl>
+  </w:abstractNum>
+  <w:abstractNum w:abstractNumId="16" w15:restartNumberingAfterBreak="0">
+    <w:nsid w:val="1EEE3A87"/>
+    <w:multiLevelType w:val="multilevel"/>
+    <w:tmpl w:val="FBB863EC"/>
+    <w:lvl w:ilvl="0">
+      <w:start w:val="1"/>
+      <w:numFmt w:val="bullet"/>
+      <w:lvlText w:val=""/>
+      <w:lvlJc w:val="left"/>
+      <w:pPr>
+        <w:tabs>
+          <w:tab w:val="num" w:pos="720"/>
+        </w:tabs>
+        <w:ind w:left="720" w:hanging="360"/>
+      </w:pPr>
+      <w:rPr>
+        <w:rFonts w:ascii="Symbol" w:hAnsi="Symbol" w:hint="default"/>
+        <w:sz w:val="20"/>
+      </w:rPr>
+    </w:lvl>
+    <w:lvl w:ilvl="1" w:tentative="1">
+      <w:start w:val="1"/>
+      <w:numFmt w:val="bullet"/>
+      <w:lvlText w:val="o"/>
+      <w:lvlJc w:val="left"/>
+      <w:pPr>
+        <w:tabs>
+          <w:tab w:val="num" w:pos="1440"/>
+        </w:tabs>
+        <w:ind w:left="1440" w:hanging="360"/>
+      </w:pPr>
+      <w:rPr>
+        <w:rFonts w:ascii="Courier New" w:hAnsi="Courier New" w:hint="default"/>
+        <w:sz w:val="20"/>
+      </w:rPr>
+    </w:lvl>
+    <w:lvl w:ilvl="2" w:tentative="1">
+      <w:start w:val="1"/>
+      <w:numFmt w:val="bullet"/>
+      <w:lvlText w:val=""/>
+      <w:lvlJc w:val="left"/>
+      <w:pPr>
+        <w:tabs>
+          <w:tab w:val="num" w:pos="2160"/>
+        </w:tabs>
+        <w:ind w:left="2160" w:hanging="360"/>
+      </w:pPr>
+      <w:rPr>
+        <w:rFonts w:ascii="Wingdings" w:hAnsi="Wingdings" w:hint="default"/>
+        <w:sz w:val="20"/>
+      </w:rPr>
+    </w:lvl>
+    <w:lvl w:ilvl="3" w:tentative="1">
+      <w:start w:val="1"/>
+      <w:numFmt w:val="bullet"/>
+      <w:lvlText w:val=""/>
+      <w:lvlJc w:val="left"/>
+      <w:pPr>
+        <w:tabs>
+          <w:tab w:val="num" w:pos="2880"/>
+        </w:tabs>
+        <w:ind w:left="2880" w:hanging="360"/>
+      </w:pPr>
+      <w:rPr>
+        <w:rFonts w:ascii="Wingdings" w:hAnsi="Wingdings" w:hint="default"/>
+        <w:sz w:val="20"/>
+      </w:rPr>
+    </w:lvl>
+    <w:lvl w:ilvl="4" w:tentative="1">
+      <w:start w:val="1"/>
+      <w:numFmt w:val="bullet"/>
+      <w:lvlText w:val=""/>
+      <w:lvlJc w:val="left"/>
+      <w:pPr>
+        <w:tabs>
+          <w:tab w:val="num" w:pos="3600"/>
+        </w:tabs>
+        <w:ind w:left="3600" w:hanging="360"/>
+      </w:pPr>
+      <w:rPr>
+        <w:rFonts w:ascii="Wingdings" w:hAnsi="Wingdings" w:hint="default"/>
+        <w:sz w:val="20"/>
+      </w:rPr>
+    </w:lvl>
+    <w:lvl w:ilvl="5" w:tentative="1">
+      <w:start w:val="1"/>
+      <w:numFmt w:val="bullet"/>
+      <w:lvlText w:val=""/>
+      <w:lvlJc w:val="left"/>
+      <w:pPr>
+        <w:tabs>
+          <w:tab w:val="num" w:pos="4320"/>
+        </w:tabs>
+        <w:ind w:left="4320" w:hanging="360"/>
+      </w:pPr>
+      <w:rPr>
+        <w:rFonts w:ascii="Wingdings" w:hAnsi="Wingdings" w:hint="default"/>
+        <w:sz w:val="20"/>
+      </w:rPr>
+    </w:lvl>
+    <w:lvl w:ilvl="6" w:tentative="1">
+      <w:start w:val="1"/>
+      <w:numFmt w:val="bullet"/>
+      <w:lvlText w:val=""/>
+      <w:lvlJc w:val="left"/>
+      <w:pPr>
+        <w:tabs>
+          <w:tab w:val="num" w:pos="5040"/>
+        </w:tabs>
+        <w:ind w:left="5040" w:hanging="360"/>
+      </w:pPr>
+      <w:rPr>
+        <w:rFonts w:ascii="Wingdings" w:hAnsi="Wingdings" w:hint="default"/>
+        <w:sz w:val="20"/>
+      </w:rPr>
+    </w:lvl>
+    <w:lvl w:ilvl="7" w:tentative="1">
+      <w:start w:val="1"/>
+      <w:numFmt w:val="bullet"/>
+      <w:lvlText w:val=""/>
+      <w:lvlJc w:val="left"/>
+      <w:pPr>
+        <w:tabs>
+          <w:tab w:val="num" w:pos="5760"/>
+        </w:tabs>
+        <w:ind w:left="5760" w:hanging="360"/>
+      </w:pPr>
+      <w:rPr>
+        <w:rFonts w:ascii="Wingdings" w:hAnsi="Wingdings" w:hint="default"/>
+        <w:sz w:val="20"/>
+      </w:rPr>
+    </w:lvl>
+    <w:lvl w:ilvl="8" w:tentative="1">
+      <w:start w:val="1"/>
+      <w:numFmt w:val="bullet"/>
+      <w:lvlText w:val=""/>
+      <w:lvlJc w:val="left"/>
+      <w:pPr>
+        <w:tabs>
+          <w:tab w:val="num" w:pos="6480"/>
+        </w:tabs>
+        <w:ind w:left="6480" w:hanging="360"/>
+      </w:pPr>
+      <w:rPr>
+        <w:rFonts w:ascii="Wingdings" w:hAnsi="Wingdings" w:hint="default"/>
+        <w:sz w:val="20"/>
+      </w:rPr>
+    </w:lvl>
+  </w:abstractNum>
+  <w:abstractNum w:abstractNumId="17" w15:restartNumberingAfterBreak="0">
     <w:nsid w:val="1F8619B1"/>
     <w:multiLevelType w:val="hybridMultilevel"/>
     <w:tmpl w:val="85D249D8"/>
@@ -11055,7 +13187,7 @@
       </w:rPr>
     </w:lvl>
   </w:abstractNum>
-  <w:abstractNum w:abstractNumId="11" w15:restartNumberingAfterBreak="0">
+  <w:abstractNum w:abstractNumId="18" w15:restartNumberingAfterBreak="0">
     <w:nsid w:val="20E8095F"/>
     <w:multiLevelType w:val="multilevel"/>
     <w:tmpl w:val="804C893C"/>
@@ -11176,7 +13308,305 @@
       </w:pPr>
     </w:lvl>
   </w:abstractNum>
-  <w:abstractNum w:abstractNumId="12" w15:restartNumberingAfterBreak="0">
+  <w:abstractNum w:abstractNumId="19" w15:restartNumberingAfterBreak="0">
+    <w:nsid w:val="227E74E2"/>
+    <w:multiLevelType w:val="multilevel"/>
+    <w:tmpl w:val="9BD48E02"/>
+    <w:lvl w:ilvl="0">
+      <w:start w:val="1"/>
+      <w:numFmt w:val="bullet"/>
+      <w:lvlText w:val=""/>
+      <w:lvlJc w:val="left"/>
+      <w:pPr>
+        <w:tabs>
+          <w:tab w:val="num" w:pos="720"/>
+        </w:tabs>
+        <w:ind w:left="720" w:hanging="360"/>
+      </w:pPr>
+      <w:rPr>
+        <w:rFonts w:ascii="Symbol" w:hAnsi="Symbol" w:hint="default"/>
+        <w:sz w:val="20"/>
+      </w:rPr>
+    </w:lvl>
+    <w:lvl w:ilvl="1" w:tentative="1">
+      <w:start w:val="1"/>
+      <w:numFmt w:val="bullet"/>
+      <w:lvlText w:val="o"/>
+      <w:lvlJc w:val="left"/>
+      <w:pPr>
+        <w:tabs>
+          <w:tab w:val="num" w:pos="1440"/>
+        </w:tabs>
+        <w:ind w:left="1440" w:hanging="360"/>
+      </w:pPr>
+      <w:rPr>
+        <w:rFonts w:ascii="Courier New" w:hAnsi="Courier New" w:hint="default"/>
+        <w:sz w:val="20"/>
+      </w:rPr>
+    </w:lvl>
+    <w:lvl w:ilvl="2" w:tentative="1">
+      <w:start w:val="1"/>
+      <w:numFmt w:val="bullet"/>
+      <w:lvlText w:val=""/>
+      <w:lvlJc w:val="left"/>
+      <w:pPr>
+        <w:tabs>
+          <w:tab w:val="num" w:pos="2160"/>
+        </w:tabs>
+        <w:ind w:left="2160" w:hanging="360"/>
+      </w:pPr>
+      <w:rPr>
+        <w:rFonts w:ascii="Wingdings" w:hAnsi="Wingdings" w:hint="default"/>
+        <w:sz w:val="20"/>
+      </w:rPr>
+    </w:lvl>
+    <w:lvl w:ilvl="3" w:tentative="1">
+      <w:start w:val="1"/>
+      <w:numFmt w:val="bullet"/>
+      <w:lvlText w:val=""/>
+      <w:lvlJc w:val="left"/>
+      <w:pPr>
+        <w:tabs>
+          <w:tab w:val="num" w:pos="2880"/>
+        </w:tabs>
+        <w:ind w:left="2880" w:hanging="360"/>
+      </w:pPr>
+      <w:rPr>
+        <w:rFonts w:ascii="Wingdings" w:hAnsi="Wingdings" w:hint="default"/>
+        <w:sz w:val="20"/>
+      </w:rPr>
+    </w:lvl>
+    <w:lvl w:ilvl="4" w:tentative="1">
+      <w:start w:val="1"/>
+      <w:numFmt w:val="bullet"/>
+      <w:lvlText w:val=""/>
+      <w:lvlJc w:val="left"/>
+      <w:pPr>
+        <w:tabs>
+          <w:tab w:val="num" w:pos="3600"/>
+        </w:tabs>
+        <w:ind w:left="3600" w:hanging="360"/>
+      </w:pPr>
+      <w:rPr>
+        <w:rFonts w:ascii="Wingdings" w:hAnsi="Wingdings" w:hint="default"/>
+        <w:sz w:val="20"/>
+      </w:rPr>
+    </w:lvl>
+    <w:lvl w:ilvl="5" w:tentative="1">
+      <w:start w:val="1"/>
+      <w:numFmt w:val="bullet"/>
+      <w:lvlText w:val=""/>
+      <w:lvlJc w:val="left"/>
+      <w:pPr>
+        <w:tabs>
+          <w:tab w:val="num" w:pos="4320"/>
+        </w:tabs>
+        <w:ind w:left="4320" w:hanging="360"/>
+      </w:pPr>
+      <w:rPr>
+        <w:rFonts w:ascii="Wingdings" w:hAnsi="Wingdings" w:hint="default"/>
+        <w:sz w:val="20"/>
+      </w:rPr>
+    </w:lvl>
+    <w:lvl w:ilvl="6" w:tentative="1">
+      <w:start w:val="1"/>
+      <w:numFmt w:val="bullet"/>
+      <w:lvlText w:val=""/>
+      <w:lvlJc w:val="left"/>
+      <w:pPr>
+        <w:tabs>
+          <w:tab w:val="num" w:pos="5040"/>
+        </w:tabs>
+        <w:ind w:left="5040" w:hanging="360"/>
+      </w:pPr>
+      <w:rPr>
+        <w:rFonts w:ascii="Wingdings" w:hAnsi="Wingdings" w:hint="default"/>
+        <w:sz w:val="20"/>
+      </w:rPr>
+    </w:lvl>
+    <w:lvl w:ilvl="7" w:tentative="1">
+      <w:start w:val="1"/>
+      <w:numFmt w:val="bullet"/>
+      <w:lvlText w:val=""/>
+      <w:lvlJc w:val="left"/>
+      <w:pPr>
+        <w:tabs>
+          <w:tab w:val="num" w:pos="5760"/>
+        </w:tabs>
+        <w:ind w:left="5760" w:hanging="360"/>
+      </w:pPr>
+      <w:rPr>
+        <w:rFonts w:ascii="Wingdings" w:hAnsi="Wingdings" w:hint="default"/>
+        <w:sz w:val="20"/>
+      </w:rPr>
+    </w:lvl>
+    <w:lvl w:ilvl="8" w:tentative="1">
+      <w:start w:val="1"/>
+      <w:numFmt w:val="bullet"/>
+      <w:lvlText w:val=""/>
+      <w:lvlJc w:val="left"/>
+      <w:pPr>
+        <w:tabs>
+          <w:tab w:val="num" w:pos="6480"/>
+        </w:tabs>
+        <w:ind w:left="6480" w:hanging="360"/>
+      </w:pPr>
+      <w:rPr>
+        <w:rFonts w:ascii="Wingdings" w:hAnsi="Wingdings" w:hint="default"/>
+        <w:sz w:val="20"/>
+      </w:rPr>
+    </w:lvl>
+  </w:abstractNum>
+  <w:abstractNum w:abstractNumId="20" w15:restartNumberingAfterBreak="0">
+    <w:nsid w:val="26E609AD"/>
+    <w:multiLevelType w:val="multilevel"/>
+    <w:tmpl w:val="CD90B34E"/>
+    <w:lvl w:ilvl="0">
+      <w:start w:val="1"/>
+      <w:numFmt w:val="bullet"/>
+      <w:lvlText w:val=""/>
+      <w:lvlJc w:val="left"/>
+      <w:pPr>
+        <w:tabs>
+          <w:tab w:val="num" w:pos="720"/>
+        </w:tabs>
+        <w:ind w:left="720" w:hanging="360"/>
+      </w:pPr>
+      <w:rPr>
+        <w:rFonts w:ascii="Symbol" w:hAnsi="Symbol" w:hint="default"/>
+        <w:sz w:val="20"/>
+      </w:rPr>
+    </w:lvl>
+    <w:lvl w:ilvl="1" w:tentative="1">
+      <w:start w:val="1"/>
+      <w:numFmt w:val="bullet"/>
+      <w:lvlText w:val="o"/>
+      <w:lvlJc w:val="left"/>
+      <w:pPr>
+        <w:tabs>
+          <w:tab w:val="num" w:pos="1440"/>
+        </w:tabs>
+        <w:ind w:left="1440" w:hanging="360"/>
+      </w:pPr>
+      <w:rPr>
+        <w:rFonts w:ascii="Courier New" w:hAnsi="Courier New" w:hint="default"/>
+        <w:sz w:val="20"/>
+      </w:rPr>
+    </w:lvl>
+    <w:lvl w:ilvl="2" w:tentative="1">
+      <w:start w:val="1"/>
+      <w:numFmt w:val="bullet"/>
+      <w:lvlText w:val=""/>
+      <w:lvlJc w:val="left"/>
+      <w:pPr>
+        <w:tabs>
+          <w:tab w:val="num" w:pos="2160"/>
+        </w:tabs>
+        <w:ind w:left="2160" w:hanging="360"/>
+      </w:pPr>
+      <w:rPr>
+        <w:rFonts w:ascii="Wingdings" w:hAnsi="Wingdings" w:hint="default"/>
+        <w:sz w:val="20"/>
+      </w:rPr>
+    </w:lvl>
+    <w:lvl w:ilvl="3" w:tentative="1">
+      <w:start w:val="1"/>
+      <w:numFmt w:val="bullet"/>
+      <w:lvlText w:val=""/>
+      <w:lvlJc w:val="left"/>
+      <w:pPr>
+        <w:tabs>
+          <w:tab w:val="num" w:pos="2880"/>
+        </w:tabs>
+        <w:ind w:left="2880" w:hanging="360"/>
+      </w:pPr>
+      <w:rPr>
+        <w:rFonts w:ascii="Wingdings" w:hAnsi="Wingdings" w:hint="default"/>
+        <w:sz w:val="20"/>
+      </w:rPr>
+    </w:lvl>
+    <w:lvl w:ilvl="4" w:tentative="1">
+      <w:start w:val="1"/>
+      <w:numFmt w:val="bullet"/>
+      <w:lvlText w:val=""/>
+      <w:lvlJc w:val="left"/>
+      <w:pPr>
+        <w:tabs>
+          <w:tab w:val="num" w:pos="3600"/>
+        </w:tabs>
+        <w:ind w:left="3600" w:hanging="360"/>
+      </w:pPr>
+      <w:rPr>
+        <w:rFonts w:ascii="Wingdings" w:hAnsi="Wingdings" w:hint="default"/>
+        <w:sz w:val="20"/>
+      </w:rPr>
+    </w:lvl>
+    <w:lvl w:ilvl="5" w:tentative="1">
+      <w:start w:val="1"/>
+      <w:numFmt w:val="bullet"/>
+      <w:lvlText w:val=""/>
+      <w:lvlJc w:val="left"/>
+      <w:pPr>
+        <w:tabs>
+          <w:tab w:val="num" w:pos="4320"/>
+        </w:tabs>
+        <w:ind w:left="4320" w:hanging="360"/>
+      </w:pPr>
+      <w:rPr>
+        <w:rFonts w:ascii="Wingdings" w:hAnsi="Wingdings" w:hint="default"/>
+        <w:sz w:val="20"/>
+      </w:rPr>
+    </w:lvl>
+    <w:lvl w:ilvl="6" w:tentative="1">
+      <w:start w:val="1"/>
+      <w:numFmt w:val="bullet"/>
+      <w:lvlText w:val=""/>
+      <w:lvlJc w:val="left"/>
+      <w:pPr>
+        <w:tabs>
+          <w:tab w:val="num" w:pos="5040"/>
+        </w:tabs>
+        <w:ind w:left="5040" w:hanging="360"/>
+      </w:pPr>
+      <w:rPr>
+        <w:rFonts w:ascii="Wingdings" w:hAnsi="Wingdings" w:hint="default"/>
+        <w:sz w:val="20"/>
+      </w:rPr>
+    </w:lvl>
+    <w:lvl w:ilvl="7" w:tentative="1">
+      <w:start w:val="1"/>
+      <w:numFmt w:val="bullet"/>
+      <w:lvlText w:val=""/>
+      <w:lvlJc w:val="left"/>
+      <w:pPr>
+        <w:tabs>
+          <w:tab w:val="num" w:pos="5760"/>
+        </w:tabs>
+        <w:ind w:left="5760" w:hanging="360"/>
+      </w:pPr>
+      <w:rPr>
+        <w:rFonts w:ascii="Wingdings" w:hAnsi="Wingdings" w:hint="default"/>
+        <w:sz w:val="20"/>
+      </w:rPr>
+    </w:lvl>
+    <w:lvl w:ilvl="8" w:tentative="1">
+      <w:start w:val="1"/>
+      <w:numFmt w:val="bullet"/>
+      <w:lvlText w:val=""/>
+      <w:lvlJc w:val="left"/>
+      <w:pPr>
+        <w:tabs>
+          <w:tab w:val="num" w:pos="6480"/>
+        </w:tabs>
+        <w:ind w:left="6480" w:hanging="360"/>
+      </w:pPr>
+      <w:rPr>
+        <w:rFonts w:ascii="Wingdings" w:hAnsi="Wingdings" w:hint="default"/>
+        <w:sz w:val="20"/>
+      </w:rPr>
+    </w:lvl>
+  </w:abstractNum>
+  <w:abstractNum w:abstractNumId="21" w15:restartNumberingAfterBreak="0">
     <w:nsid w:val="29AD095A"/>
     <w:multiLevelType w:val="hybridMultilevel"/>
     <w:tmpl w:val="FFECB112"/>
@@ -11262,7 +13692,7 @@
       </w:pPr>
     </w:lvl>
   </w:abstractNum>
-  <w:abstractNum w:abstractNumId="13" w15:restartNumberingAfterBreak="0">
+  <w:abstractNum w:abstractNumId="22" w15:restartNumberingAfterBreak="0">
     <w:nsid w:val="2A0839C3"/>
     <w:multiLevelType w:val="hybridMultilevel"/>
     <w:tmpl w:val="4EF2ED8C"/>
@@ -11348,7 +13778,7 @@
       </w:pPr>
     </w:lvl>
   </w:abstractNum>
-  <w:abstractNum w:abstractNumId="14" w15:restartNumberingAfterBreak="0">
+  <w:abstractNum w:abstractNumId="23" w15:restartNumberingAfterBreak="0">
     <w:nsid w:val="2A361052"/>
     <w:multiLevelType w:val="hybridMultilevel"/>
     <w:tmpl w:val="4FD4E3FA"/>
@@ -11434,7 +13864,418 @@
       </w:pPr>
     </w:lvl>
   </w:abstractNum>
-  <w:abstractNum w:abstractNumId="15" w15:restartNumberingAfterBreak="0">
+  <w:abstractNum w:abstractNumId="24" w15:restartNumberingAfterBreak="0">
+    <w:nsid w:val="35B2398B"/>
+    <w:multiLevelType w:val="multilevel"/>
+    <w:tmpl w:val="B2F4D3B2"/>
+    <w:lvl w:ilvl="0">
+      <w:start w:val="1"/>
+      <w:numFmt w:val="bullet"/>
+      <w:lvlText w:val=""/>
+      <w:lvlJc w:val="left"/>
+      <w:pPr>
+        <w:tabs>
+          <w:tab w:val="num" w:pos="720"/>
+        </w:tabs>
+        <w:ind w:left="720" w:hanging="360"/>
+      </w:pPr>
+      <w:rPr>
+        <w:rFonts w:ascii="Symbol" w:hAnsi="Symbol" w:hint="default"/>
+        <w:sz w:val="20"/>
+      </w:rPr>
+    </w:lvl>
+    <w:lvl w:ilvl="1" w:tentative="1">
+      <w:start w:val="1"/>
+      <w:numFmt w:val="bullet"/>
+      <w:lvlText w:val="o"/>
+      <w:lvlJc w:val="left"/>
+      <w:pPr>
+        <w:tabs>
+          <w:tab w:val="num" w:pos="1440"/>
+        </w:tabs>
+        <w:ind w:left="1440" w:hanging="360"/>
+      </w:pPr>
+      <w:rPr>
+        <w:rFonts w:ascii="Courier New" w:hAnsi="Courier New" w:hint="default"/>
+        <w:sz w:val="20"/>
+      </w:rPr>
+    </w:lvl>
+    <w:lvl w:ilvl="2" w:tentative="1">
+      <w:start w:val="1"/>
+      <w:numFmt w:val="bullet"/>
+      <w:lvlText w:val=""/>
+      <w:lvlJc w:val="left"/>
+      <w:pPr>
+        <w:tabs>
+          <w:tab w:val="num" w:pos="2160"/>
+        </w:tabs>
+        <w:ind w:left="2160" w:hanging="360"/>
+      </w:pPr>
+      <w:rPr>
+        <w:rFonts w:ascii="Wingdings" w:hAnsi="Wingdings" w:hint="default"/>
+        <w:sz w:val="20"/>
+      </w:rPr>
+    </w:lvl>
+    <w:lvl w:ilvl="3" w:tentative="1">
+      <w:start w:val="1"/>
+      <w:numFmt w:val="bullet"/>
+      <w:lvlText w:val=""/>
+      <w:lvlJc w:val="left"/>
+      <w:pPr>
+        <w:tabs>
+          <w:tab w:val="num" w:pos="2880"/>
+        </w:tabs>
+        <w:ind w:left="2880" w:hanging="360"/>
+      </w:pPr>
+      <w:rPr>
+        <w:rFonts w:ascii="Wingdings" w:hAnsi="Wingdings" w:hint="default"/>
+        <w:sz w:val="20"/>
+      </w:rPr>
+    </w:lvl>
+    <w:lvl w:ilvl="4" w:tentative="1">
+      <w:start w:val="1"/>
+      <w:numFmt w:val="bullet"/>
+      <w:lvlText w:val=""/>
+      <w:lvlJc w:val="left"/>
+      <w:pPr>
+        <w:tabs>
+          <w:tab w:val="num" w:pos="3600"/>
+        </w:tabs>
+        <w:ind w:left="3600" w:hanging="360"/>
+      </w:pPr>
+      <w:rPr>
+        <w:rFonts w:ascii="Wingdings" w:hAnsi="Wingdings" w:hint="default"/>
+        <w:sz w:val="20"/>
+      </w:rPr>
+    </w:lvl>
+    <w:lvl w:ilvl="5" w:tentative="1">
+      <w:start w:val="1"/>
+      <w:numFmt w:val="bullet"/>
+      <w:lvlText w:val=""/>
+      <w:lvlJc w:val="left"/>
+      <w:pPr>
+        <w:tabs>
+          <w:tab w:val="num" w:pos="4320"/>
+        </w:tabs>
+        <w:ind w:left="4320" w:hanging="360"/>
+      </w:pPr>
+      <w:rPr>
+        <w:rFonts w:ascii="Wingdings" w:hAnsi="Wingdings" w:hint="default"/>
+        <w:sz w:val="20"/>
+      </w:rPr>
+    </w:lvl>
+    <w:lvl w:ilvl="6" w:tentative="1">
+      <w:start w:val="1"/>
+      <w:numFmt w:val="bullet"/>
+      <w:lvlText w:val=""/>
+      <w:lvlJc w:val="left"/>
+      <w:pPr>
+        <w:tabs>
+          <w:tab w:val="num" w:pos="5040"/>
+        </w:tabs>
+        <w:ind w:left="5040" w:hanging="360"/>
+      </w:pPr>
+      <w:rPr>
+        <w:rFonts w:ascii="Wingdings" w:hAnsi="Wingdings" w:hint="default"/>
+        <w:sz w:val="20"/>
+      </w:rPr>
+    </w:lvl>
+    <w:lvl w:ilvl="7" w:tentative="1">
+      <w:start w:val="1"/>
+      <w:numFmt w:val="bullet"/>
+      <w:lvlText w:val=""/>
+      <w:lvlJc w:val="left"/>
+      <w:pPr>
+        <w:tabs>
+          <w:tab w:val="num" w:pos="5760"/>
+        </w:tabs>
+        <w:ind w:left="5760" w:hanging="360"/>
+      </w:pPr>
+      <w:rPr>
+        <w:rFonts w:ascii="Wingdings" w:hAnsi="Wingdings" w:hint="default"/>
+        <w:sz w:val="20"/>
+      </w:rPr>
+    </w:lvl>
+    <w:lvl w:ilvl="8" w:tentative="1">
+      <w:start w:val="1"/>
+      <w:numFmt w:val="bullet"/>
+      <w:lvlText w:val=""/>
+      <w:lvlJc w:val="left"/>
+      <w:pPr>
+        <w:tabs>
+          <w:tab w:val="num" w:pos="6480"/>
+        </w:tabs>
+        <w:ind w:left="6480" w:hanging="360"/>
+      </w:pPr>
+      <w:rPr>
+        <w:rFonts w:ascii="Wingdings" w:hAnsi="Wingdings" w:hint="default"/>
+        <w:sz w:val="20"/>
+      </w:rPr>
+    </w:lvl>
+  </w:abstractNum>
+  <w:abstractNum w:abstractNumId="25" w15:restartNumberingAfterBreak="0">
+    <w:nsid w:val="370D3A74"/>
+    <w:multiLevelType w:val="multilevel"/>
+    <w:tmpl w:val="7F5460A8"/>
+    <w:lvl w:ilvl="0">
+      <w:start w:val="1"/>
+      <w:numFmt w:val="bullet"/>
+      <w:lvlText w:val=""/>
+      <w:lvlJc w:val="left"/>
+      <w:pPr>
+        <w:tabs>
+          <w:tab w:val="num" w:pos="720"/>
+        </w:tabs>
+        <w:ind w:left="720" w:hanging="360"/>
+      </w:pPr>
+      <w:rPr>
+        <w:rFonts w:ascii="Symbol" w:hAnsi="Symbol" w:hint="default"/>
+        <w:sz w:val="20"/>
+      </w:rPr>
+    </w:lvl>
+    <w:lvl w:ilvl="1" w:tentative="1">
+      <w:start w:val="1"/>
+      <w:numFmt w:val="bullet"/>
+      <w:lvlText w:val="o"/>
+      <w:lvlJc w:val="left"/>
+      <w:pPr>
+        <w:tabs>
+          <w:tab w:val="num" w:pos="1440"/>
+        </w:tabs>
+        <w:ind w:left="1440" w:hanging="360"/>
+      </w:pPr>
+      <w:rPr>
+        <w:rFonts w:ascii="Courier New" w:hAnsi="Courier New" w:hint="default"/>
+        <w:sz w:val="20"/>
+      </w:rPr>
+    </w:lvl>
+    <w:lvl w:ilvl="2" w:tentative="1">
+      <w:start w:val="1"/>
+      <w:numFmt w:val="bullet"/>
+      <w:lvlText w:val=""/>
+      <w:lvlJc w:val="left"/>
+      <w:pPr>
+        <w:tabs>
+          <w:tab w:val="num" w:pos="2160"/>
+        </w:tabs>
+        <w:ind w:left="2160" w:hanging="360"/>
+      </w:pPr>
+      <w:rPr>
+        <w:rFonts w:ascii="Wingdings" w:hAnsi="Wingdings" w:hint="default"/>
+        <w:sz w:val="20"/>
+      </w:rPr>
+    </w:lvl>
+    <w:lvl w:ilvl="3" w:tentative="1">
+      <w:start w:val="1"/>
+      <w:numFmt w:val="bullet"/>
+      <w:lvlText w:val=""/>
+      <w:lvlJc w:val="left"/>
+      <w:pPr>
+        <w:tabs>
+          <w:tab w:val="num" w:pos="2880"/>
+        </w:tabs>
+        <w:ind w:left="2880" w:hanging="360"/>
+      </w:pPr>
+      <w:rPr>
+        <w:rFonts w:ascii="Wingdings" w:hAnsi="Wingdings" w:hint="default"/>
+        <w:sz w:val="20"/>
+      </w:rPr>
+    </w:lvl>
+    <w:lvl w:ilvl="4" w:tentative="1">
+      <w:start w:val="1"/>
+      <w:numFmt w:val="bullet"/>
+      <w:lvlText w:val=""/>
+      <w:lvlJc w:val="left"/>
+      <w:pPr>
+        <w:tabs>
+          <w:tab w:val="num" w:pos="3600"/>
+        </w:tabs>
+        <w:ind w:left="3600" w:hanging="360"/>
+      </w:pPr>
+      <w:rPr>
+        <w:rFonts w:ascii="Wingdings" w:hAnsi="Wingdings" w:hint="default"/>
+        <w:sz w:val="20"/>
+      </w:rPr>
+    </w:lvl>
+    <w:lvl w:ilvl="5" w:tentative="1">
+      <w:start w:val="1"/>
+      <w:numFmt w:val="bullet"/>
+      <w:lvlText w:val=""/>
+      <w:lvlJc w:val="left"/>
+      <w:pPr>
+        <w:tabs>
+          <w:tab w:val="num" w:pos="4320"/>
+        </w:tabs>
+        <w:ind w:left="4320" w:hanging="360"/>
+      </w:pPr>
+      <w:rPr>
+        <w:rFonts w:ascii="Wingdings" w:hAnsi="Wingdings" w:hint="default"/>
+        <w:sz w:val="20"/>
+      </w:rPr>
+    </w:lvl>
+    <w:lvl w:ilvl="6" w:tentative="1">
+      <w:start w:val="1"/>
+      <w:numFmt w:val="bullet"/>
+      <w:lvlText w:val=""/>
+      <w:lvlJc w:val="left"/>
+      <w:pPr>
+        <w:tabs>
+          <w:tab w:val="num" w:pos="5040"/>
+        </w:tabs>
+        <w:ind w:left="5040" w:hanging="360"/>
+      </w:pPr>
+      <w:rPr>
+        <w:rFonts w:ascii="Wingdings" w:hAnsi="Wingdings" w:hint="default"/>
+        <w:sz w:val="20"/>
+      </w:rPr>
+    </w:lvl>
+    <w:lvl w:ilvl="7" w:tentative="1">
+      <w:start w:val="1"/>
+      <w:numFmt w:val="bullet"/>
+      <w:lvlText w:val=""/>
+      <w:lvlJc w:val="left"/>
+      <w:pPr>
+        <w:tabs>
+          <w:tab w:val="num" w:pos="5760"/>
+        </w:tabs>
+        <w:ind w:left="5760" w:hanging="360"/>
+      </w:pPr>
+      <w:rPr>
+        <w:rFonts w:ascii="Wingdings" w:hAnsi="Wingdings" w:hint="default"/>
+        <w:sz w:val="20"/>
+      </w:rPr>
+    </w:lvl>
+    <w:lvl w:ilvl="8" w:tentative="1">
+      <w:start w:val="1"/>
+      <w:numFmt w:val="bullet"/>
+      <w:lvlText w:val=""/>
+      <w:lvlJc w:val="left"/>
+      <w:pPr>
+        <w:tabs>
+          <w:tab w:val="num" w:pos="6480"/>
+        </w:tabs>
+        <w:ind w:left="6480" w:hanging="360"/>
+      </w:pPr>
+      <w:rPr>
+        <w:rFonts w:ascii="Wingdings" w:hAnsi="Wingdings" w:hint="default"/>
+        <w:sz w:val="20"/>
+      </w:rPr>
+    </w:lvl>
+  </w:abstractNum>
+  <w:abstractNum w:abstractNumId="26" w15:restartNumberingAfterBreak="0">
+    <w:nsid w:val="3BBA1EF9"/>
+    <w:multiLevelType w:val="multilevel"/>
+    <w:tmpl w:val="B85E7014"/>
+    <w:lvl w:ilvl="0">
+      <w:start w:val="1"/>
+      <w:numFmt w:val="decimal"/>
+      <w:lvlText w:val="%1."/>
+      <w:lvlJc w:val="left"/>
+      <w:pPr>
+        <w:tabs>
+          <w:tab w:val="num" w:pos="720"/>
+        </w:tabs>
+        <w:ind w:left="720" w:hanging="360"/>
+      </w:pPr>
+    </w:lvl>
+    <w:lvl w:ilvl="1" w:tentative="1">
+      <w:start w:val="1"/>
+      <w:numFmt w:val="decimal"/>
+      <w:lvlText w:val="%2."/>
+      <w:lvlJc w:val="left"/>
+      <w:pPr>
+        <w:tabs>
+          <w:tab w:val="num" w:pos="1440"/>
+        </w:tabs>
+        <w:ind w:left="1440" w:hanging="360"/>
+      </w:pPr>
+    </w:lvl>
+    <w:lvl w:ilvl="2" w:tentative="1">
+      <w:start w:val="1"/>
+      <w:numFmt w:val="decimal"/>
+      <w:lvlText w:val="%3."/>
+      <w:lvlJc w:val="left"/>
+      <w:pPr>
+        <w:tabs>
+          <w:tab w:val="num" w:pos="2160"/>
+        </w:tabs>
+        <w:ind w:left="2160" w:hanging="360"/>
+      </w:pPr>
+    </w:lvl>
+    <w:lvl w:ilvl="3" w:tentative="1">
+      <w:start w:val="1"/>
+      <w:numFmt w:val="decimal"/>
+      <w:lvlText w:val="%4."/>
+      <w:lvlJc w:val="left"/>
+      <w:pPr>
+        <w:tabs>
+          <w:tab w:val="num" w:pos="2880"/>
+        </w:tabs>
+        <w:ind w:left="2880" w:hanging="360"/>
+      </w:pPr>
+    </w:lvl>
+    <w:lvl w:ilvl="4" w:tentative="1">
+      <w:start w:val="1"/>
+      <w:numFmt w:val="decimal"/>
+      <w:lvlText w:val="%5."/>
+      <w:lvlJc w:val="left"/>
+      <w:pPr>
+        <w:tabs>
+          <w:tab w:val="num" w:pos="3600"/>
+        </w:tabs>
+        <w:ind w:left="3600" w:hanging="360"/>
+      </w:pPr>
+    </w:lvl>
+    <w:lvl w:ilvl="5" w:tentative="1">
+      <w:start w:val="1"/>
+      <w:numFmt w:val="decimal"/>
+      <w:lvlText w:val="%6."/>
+      <w:lvlJc w:val="left"/>
+      <w:pPr>
+        <w:tabs>
+          <w:tab w:val="num" w:pos="4320"/>
+        </w:tabs>
+        <w:ind w:left="4320" w:hanging="360"/>
+      </w:pPr>
+    </w:lvl>
+    <w:lvl w:ilvl="6" w:tentative="1">
+      <w:start w:val="1"/>
+      <w:numFmt w:val="decimal"/>
+      <w:lvlText w:val="%7."/>
+      <w:lvlJc w:val="left"/>
+      <w:pPr>
+        <w:tabs>
+          <w:tab w:val="num" w:pos="5040"/>
+        </w:tabs>
+        <w:ind w:left="5040" w:hanging="360"/>
+      </w:pPr>
+    </w:lvl>
+    <w:lvl w:ilvl="7" w:tentative="1">
+      <w:start w:val="1"/>
+      <w:numFmt w:val="decimal"/>
+      <w:lvlText w:val="%8."/>
+      <w:lvlJc w:val="left"/>
+      <w:pPr>
+        <w:tabs>
+          <w:tab w:val="num" w:pos="5760"/>
+        </w:tabs>
+        <w:ind w:left="5760" w:hanging="360"/>
+      </w:pPr>
+    </w:lvl>
+    <w:lvl w:ilvl="8" w:tentative="1">
+      <w:start w:val="1"/>
+      <w:numFmt w:val="decimal"/>
+      <w:lvlText w:val="%9."/>
+      <w:lvlJc w:val="left"/>
+      <w:pPr>
+        <w:tabs>
+          <w:tab w:val="num" w:pos="6480"/>
+        </w:tabs>
+        <w:ind w:left="6480" w:hanging="360"/>
+      </w:pPr>
+    </w:lvl>
+  </w:abstractNum>
+  <w:abstractNum w:abstractNumId="27" w15:restartNumberingAfterBreak="0">
     <w:nsid w:val="405E10C6"/>
     <w:multiLevelType w:val="hybridMultilevel"/>
     <w:tmpl w:val="5B2AB6C6"/>
@@ -11547,7 +14388,305 @@
       </w:rPr>
     </w:lvl>
   </w:abstractNum>
-  <w:abstractNum w:abstractNumId="16" w15:restartNumberingAfterBreak="0">
+  <w:abstractNum w:abstractNumId="28" w15:restartNumberingAfterBreak="0">
+    <w:nsid w:val="406F15CE"/>
+    <w:multiLevelType w:val="multilevel"/>
+    <w:tmpl w:val="4A0C2A0C"/>
+    <w:lvl w:ilvl="0">
+      <w:start w:val="1"/>
+      <w:numFmt w:val="bullet"/>
+      <w:lvlText w:val=""/>
+      <w:lvlJc w:val="left"/>
+      <w:pPr>
+        <w:tabs>
+          <w:tab w:val="num" w:pos="720"/>
+        </w:tabs>
+        <w:ind w:left="720" w:hanging="360"/>
+      </w:pPr>
+      <w:rPr>
+        <w:rFonts w:ascii="Symbol" w:hAnsi="Symbol" w:hint="default"/>
+        <w:sz w:val="20"/>
+      </w:rPr>
+    </w:lvl>
+    <w:lvl w:ilvl="1" w:tentative="1">
+      <w:start w:val="1"/>
+      <w:numFmt w:val="bullet"/>
+      <w:lvlText w:val="o"/>
+      <w:lvlJc w:val="left"/>
+      <w:pPr>
+        <w:tabs>
+          <w:tab w:val="num" w:pos="1440"/>
+        </w:tabs>
+        <w:ind w:left="1440" w:hanging="360"/>
+      </w:pPr>
+      <w:rPr>
+        <w:rFonts w:ascii="Courier New" w:hAnsi="Courier New" w:hint="default"/>
+        <w:sz w:val="20"/>
+      </w:rPr>
+    </w:lvl>
+    <w:lvl w:ilvl="2" w:tentative="1">
+      <w:start w:val="1"/>
+      <w:numFmt w:val="bullet"/>
+      <w:lvlText w:val=""/>
+      <w:lvlJc w:val="left"/>
+      <w:pPr>
+        <w:tabs>
+          <w:tab w:val="num" w:pos="2160"/>
+        </w:tabs>
+        <w:ind w:left="2160" w:hanging="360"/>
+      </w:pPr>
+      <w:rPr>
+        <w:rFonts w:ascii="Wingdings" w:hAnsi="Wingdings" w:hint="default"/>
+        <w:sz w:val="20"/>
+      </w:rPr>
+    </w:lvl>
+    <w:lvl w:ilvl="3" w:tentative="1">
+      <w:start w:val="1"/>
+      <w:numFmt w:val="bullet"/>
+      <w:lvlText w:val=""/>
+      <w:lvlJc w:val="left"/>
+      <w:pPr>
+        <w:tabs>
+          <w:tab w:val="num" w:pos="2880"/>
+        </w:tabs>
+        <w:ind w:left="2880" w:hanging="360"/>
+      </w:pPr>
+      <w:rPr>
+        <w:rFonts w:ascii="Wingdings" w:hAnsi="Wingdings" w:hint="default"/>
+        <w:sz w:val="20"/>
+      </w:rPr>
+    </w:lvl>
+    <w:lvl w:ilvl="4" w:tentative="1">
+      <w:start w:val="1"/>
+      <w:numFmt w:val="bullet"/>
+      <w:lvlText w:val=""/>
+      <w:lvlJc w:val="left"/>
+      <w:pPr>
+        <w:tabs>
+          <w:tab w:val="num" w:pos="3600"/>
+        </w:tabs>
+        <w:ind w:left="3600" w:hanging="360"/>
+      </w:pPr>
+      <w:rPr>
+        <w:rFonts w:ascii="Wingdings" w:hAnsi="Wingdings" w:hint="default"/>
+        <w:sz w:val="20"/>
+      </w:rPr>
+    </w:lvl>
+    <w:lvl w:ilvl="5" w:tentative="1">
+      <w:start w:val="1"/>
+      <w:numFmt w:val="bullet"/>
+      <w:lvlText w:val=""/>
+      <w:lvlJc w:val="left"/>
+      <w:pPr>
+        <w:tabs>
+          <w:tab w:val="num" w:pos="4320"/>
+        </w:tabs>
+        <w:ind w:left="4320" w:hanging="360"/>
+      </w:pPr>
+      <w:rPr>
+        <w:rFonts w:ascii="Wingdings" w:hAnsi="Wingdings" w:hint="default"/>
+        <w:sz w:val="20"/>
+      </w:rPr>
+    </w:lvl>
+    <w:lvl w:ilvl="6" w:tentative="1">
+      <w:start w:val="1"/>
+      <w:numFmt w:val="bullet"/>
+      <w:lvlText w:val=""/>
+      <w:lvlJc w:val="left"/>
+      <w:pPr>
+        <w:tabs>
+          <w:tab w:val="num" w:pos="5040"/>
+        </w:tabs>
+        <w:ind w:left="5040" w:hanging="360"/>
+      </w:pPr>
+      <w:rPr>
+        <w:rFonts w:ascii="Wingdings" w:hAnsi="Wingdings" w:hint="default"/>
+        <w:sz w:val="20"/>
+      </w:rPr>
+    </w:lvl>
+    <w:lvl w:ilvl="7" w:tentative="1">
+      <w:start w:val="1"/>
+      <w:numFmt w:val="bullet"/>
+      <w:lvlText w:val=""/>
+      <w:lvlJc w:val="left"/>
+      <w:pPr>
+        <w:tabs>
+          <w:tab w:val="num" w:pos="5760"/>
+        </w:tabs>
+        <w:ind w:left="5760" w:hanging="360"/>
+      </w:pPr>
+      <w:rPr>
+        <w:rFonts w:ascii="Wingdings" w:hAnsi="Wingdings" w:hint="default"/>
+        <w:sz w:val="20"/>
+      </w:rPr>
+    </w:lvl>
+    <w:lvl w:ilvl="8" w:tentative="1">
+      <w:start w:val="1"/>
+      <w:numFmt w:val="bullet"/>
+      <w:lvlText w:val=""/>
+      <w:lvlJc w:val="left"/>
+      <w:pPr>
+        <w:tabs>
+          <w:tab w:val="num" w:pos="6480"/>
+        </w:tabs>
+        <w:ind w:left="6480" w:hanging="360"/>
+      </w:pPr>
+      <w:rPr>
+        <w:rFonts w:ascii="Wingdings" w:hAnsi="Wingdings" w:hint="default"/>
+        <w:sz w:val="20"/>
+      </w:rPr>
+    </w:lvl>
+  </w:abstractNum>
+  <w:abstractNum w:abstractNumId="29" w15:restartNumberingAfterBreak="0">
+    <w:nsid w:val="493F3DAE"/>
+    <w:multiLevelType w:val="multilevel"/>
+    <w:tmpl w:val="05FA8538"/>
+    <w:lvl w:ilvl="0">
+      <w:start w:val="1"/>
+      <w:numFmt w:val="bullet"/>
+      <w:lvlText w:val=""/>
+      <w:lvlJc w:val="left"/>
+      <w:pPr>
+        <w:tabs>
+          <w:tab w:val="num" w:pos="720"/>
+        </w:tabs>
+        <w:ind w:left="720" w:hanging="360"/>
+      </w:pPr>
+      <w:rPr>
+        <w:rFonts w:ascii="Symbol" w:hAnsi="Symbol" w:hint="default"/>
+        <w:sz w:val="20"/>
+      </w:rPr>
+    </w:lvl>
+    <w:lvl w:ilvl="1">
+      <w:start w:val="1"/>
+      <w:numFmt w:val="bullet"/>
+      <w:lvlText w:val="o"/>
+      <w:lvlJc w:val="left"/>
+      <w:pPr>
+        <w:tabs>
+          <w:tab w:val="num" w:pos="1440"/>
+        </w:tabs>
+        <w:ind w:left="1440" w:hanging="360"/>
+      </w:pPr>
+      <w:rPr>
+        <w:rFonts w:ascii="Courier New" w:hAnsi="Courier New" w:hint="default"/>
+        <w:sz w:val="20"/>
+      </w:rPr>
+    </w:lvl>
+    <w:lvl w:ilvl="2" w:tentative="1">
+      <w:start w:val="1"/>
+      <w:numFmt w:val="bullet"/>
+      <w:lvlText w:val=""/>
+      <w:lvlJc w:val="left"/>
+      <w:pPr>
+        <w:tabs>
+          <w:tab w:val="num" w:pos="2160"/>
+        </w:tabs>
+        <w:ind w:left="2160" w:hanging="360"/>
+      </w:pPr>
+      <w:rPr>
+        <w:rFonts w:ascii="Wingdings" w:hAnsi="Wingdings" w:hint="default"/>
+        <w:sz w:val="20"/>
+      </w:rPr>
+    </w:lvl>
+    <w:lvl w:ilvl="3" w:tentative="1">
+      <w:start w:val="1"/>
+      <w:numFmt w:val="bullet"/>
+      <w:lvlText w:val=""/>
+      <w:lvlJc w:val="left"/>
+      <w:pPr>
+        <w:tabs>
+          <w:tab w:val="num" w:pos="2880"/>
+        </w:tabs>
+        <w:ind w:left="2880" w:hanging="360"/>
+      </w:pPr>
+      <w:rPr>
+        <w:rFonts w:ascii="Wingdings" w:hAnsi="Wingdings" w:hint="default"/>
+        <w:sz w:val="20"/>
+      </w:rPr>
+    </w:lvl>
+    <w:lvl w:ilvl="4" w:tentative="1">
+      <w:start w:val="1"/>
+      <w:numFmt w:val="bullet"/>
+      <w:lvlText w:val=""/>
+      <w:lvlJc w:val="left"/>
+      <w:pPr>
+        <w:tabs>
+          <w:tab w:val="num" w:pos="3600"/>
+        </w:tabs>
+        <w:ind w:left="3600" w:hanging="360"/>
+      </w:pPr>
+      <w:rPr>
+        <w:rFonts w:ascii="Wingdings" w:hAnsi="Wingdings" w:hint="default"/>
+        <w:sz w:val="20"/>
+      </w:rPr>
+    </w:lvl>
+    <w:lvl w:ilvl="5" w:tentative="1">
+      <w:start w:val="1"/>
+      <w:numFmt w:val="bullet"/>
+      <w:lvlText w:val=""/>
+      <w:lvlJc w:val="left"/>
+      <w:pPr>
+        <w:tabs>
+          <w:tab w:val="num" w:pos="4320"/>
+        </w:tabs>
+        <w:ind w:left="4320" w:hanging="360"/>
+      </w:pPr>
+      <w:rPr>
+        <w:rFonts w:ascii="Wingdings" w:hAnsi="Wingdings" w:hint="default"/>
+        <w:sz w:val="20"/>
+      </w:rPr>
+    </w:lvl>
+    <w:lvl w:ilvl="6" w:tentative="1">
+      <w:start w:val="1"/>
+      <w:numFmt w:val="bullet"/>
+      <w:lvlText w:val=""/>
+      <w:lvlJc w:val="left"/>
+      <w:pPr>
+        <w:tabs>
+          <w:tab w:val="num" w:pos="5040"/>
+        </w:tabs>
+        <w:ind w:left="5040" w:hanging="360"/>
+      </w:pPr>
+      <w:rPr>
+        <w:rFonts w:ascii="Wingdings" w:hAnsi="Wingdings" w:hint="default"/>
+        <w:sz w:val="20"/>
+      </w:rPr>
+    </w:lvl>
+    <w:lvl w:ilvl="7" w:tentative="1">
+      <w:start w:val="1"/>
+      <w:numFmt w:val="bullet"/>
+      <w:lvlText w:val=""/>
+      <w:lvlJc w:val="left"/>
+      <w:pPr>
+        <w:tabs>
+          <w:tab w:val="num" w:pos="5760"/>
+        </w:tabs>
+        <w:ind w:left="5760" w:hanging="360"/>
+      </w:pPr>
+      <w:rPr>
+        <w:rFonts w:ascii="Wingdings" w:hAnsi="Wingdings" w:hint="default"/>
+        <w:sz w:val="20"/>
+      </w:rPr>
+    </w:lvl>
+    <w:lvl w:ilvl="8" w:tentative="1">
+      <w:start w:val="1"/>
+      <w:numFmt w:val="bullet"/>
+      <w:lvlText w:val=""/>
+      <w:lvlJc w:val="left"/>
+      <w:pPr>
+        <w:tabs>
+          <w:tab w:val="num" w:pos="6480"/>
+        </w:tabs>
+        <w:ind w:left="6480" w:hanging="360"/>
+      </w:pPr>
+      <w:rPr>
+        <w:rFonts w:ascii="Wingdings" w:hAnsi="Wingdings" w:hint="default"/>
+        <w:sz w:val="20"/>
+      </w:rPr>
+    </w:lvl>
+  </w:abstractNum>
+  <w:abstractNum w:abstractNumId="30" w15:restartNumberingAfterBreak="0">
     <w:nsid w:val="49C9657E"/>
     <w:multiLevelType w:val="hybridMultilevel"/>
     <w:tmpl w:val="CA3CD7E2"/>
@@ -11660,7 +14799,7 @@
       </w:rPr>
     </w:lvl>
   </w:abstractNum>
-  <w:abstractNum w:abstractNumId="17" w15:restartNumberingAfterBreak="0">
+  <w:abstractNum w:abstractNumId="31" w15:restartNumberingAfterBreak="0">
     <w:nsid w:val="501D1FF3"/>
     <w:multiLevelType w:val="multilevel"/>
     <w:tmpl w:val="6876F784"/>
@@ -11770,7 +14909,7 @@
       </w:rPr>
     </w:lvl>
   </w:abstractNum>
-  <w:abstractNum w:abstractNumId="18" w15:restartNumberingAfterBreak="0">
+  <w:abstractNum w:abstractNumId="32" w15:restartNumberingAfterBreak="0">
     <w:nsid w:val="524E3181"/>
     <w:multiLevelType w:val="hybridMultilevel"/>
     <w:tmpl w:val="D94A9522"/>
@@ -11883,7 +15022,7 @@
       </w:rPr>
     </w:lvl>
   </w:abstractNum>
-  <w:abstractNum w:abstractNumId="19" w15:restartNumberingAfterBreak="0">
+  <w:abstractNum w:abstractNumId="33" w15:restartNumberingAfterBreak="0">
     <w:nsid w:val="5E314780"/>
     <w:multiLevelType w:val="hybridMultilevel"/>
     <w:tmpl w:val="7564DE6E"/>
@@ -11996,7 +15135,156 @@
       </w:rPr>
     </w:lvl>
   </w:abstractNum>
-  <w:abstractNum w:abstractNumId="20" w15:restartNumberingAfterBreak="0">
+  <w:abstractNum w:abstractNumId="34" w15:restartNumberingAfterBreak="0">
+    <w:nsid w:val="6187542D"/>
+    <w:multiLevelType w:val="multilevel"/>
+    <w:tmpl w:val="EF1EF1B2"/>
+    <w:lvl w:ilvl="0">
+      <w:start w:val="1"/>
+      <w:numFmt w:val="bullet"/>
+      <w:lvlText w:val=""/>
+      <w:lvlJc w:val="left"/>
+      <w:pPr>
+        <w:tabs>
+          <w:tab w:val="num" w:pos="720"/>
+        </w:tabs>
+        <w:ind w:left="720" w:hanging="360"/>
+      </w:pPr>
+      <w:rPr>
+        <w:rFonts w:ascii="Symbol" w:hAnsi="Symbol" w:hint="default"/>
+        <w:sz w:val="20"/>
+      </w:rPr>
+    </w:lvl>
+    <w:lvl w:ilvl="1" w:tentative="1">
+      <w:start w:val="1"/>
+      <w:numFmt w:val="bullet"/>
+      <w:lvlText w:val="o"/>
+      <w:lvlJc w:val="left"/>
+      <w:pPr>
+        <w:tabs>
+          <w:tab w:val="num" w:pos="1440"/>
+        </w:tabs>
+        <w:ind w:left="1440" w:hanging="360"/>
+      </w:pPr>
+      <w:rPr>
+        <w:rFonts w:ascii="Courier New" w:hAnsi="Courier New" w:hint="default"/>
+        <w:sz w:val="20"/>
+      </w:rPr>
+    </w:lvl>
+    <w:lvl w:ilvl="2" w:tentative="1">
+      <w:start w:val="1"/>
+      <w:numFmt w:val="bullet"/>
+      <w:lvlText w:val=""/>
+      <w:lvlJc w:val="left"/>
+      <w:pPr>
+        <w:tabs>
+          <w:tab w:val="num" w:pos="2160"/>
+        </w:tabs>
+        <w:ind w:left="2160" w:hanging="360"/>
+      </w:pPr>
+      <w:rPr>
+        <w:rFonts w:ascii="Wingdings" w:hAnsi="Wingdings" w:hint="default"/>
+        <w:sz w:val="20"/>
+      </w:rPr>
+    </w:lvl>
+    <w:lvl w:ilvl="3" w:tentative="1">
+      <w:start w:val="1"/>
+      <w:numFmt w:val="bullet"/>
+      <w:lvlText w:val=""/>
+      <w:lvlJc w:val="left"/>
+      <w:pPr>
+        <w:tabs>
+          <w:tab w:val="num" w:pos="2880"/>
+        </w:tabs>
+        <w:ind w:left="2880" w:hanging="360"/>
+      </w:pPr>
+      <w:rPr>
+        <w:rFonts w:ascii="Wingdings" w:hAnsi="Wingdings" w:hint="default"/>
+        <w:sz w:val="20"/>
+      </w:rPr>
+    </w:lvl>
+    <w:lvl w:ilvl="4" w:tentative="1">
+      <w:start w:val="1"/>
+      <w:numFmt w:val="bullet"/>
+      <w:lvlText w:val=""/>
+      <w:lvlJc w:val="left"/>
+      <w:pPr>
+        <w:tabs>
+          <w:tab w:val="num" w:pos="3600"/>
+        </w:tabs>
+        <w:ind w:left="3600" w:hanging="360"/>
+      </w:pPr>
+      <w:rPr>
+        <w:rFonts w:ascii="Wingdings" w:hAnsi="Wingdings" w:hint="default"/>
+        <w:sz w:val="20"/>
+      </w:rPr>
+    </w:lvl>
+    <w:lvl w:ilvl="5" w:tentative="1">
+      <w:start w:val="1"/>
+      <w:numFmt w:val="bullet"/>
+      <w:lvlText w:val=""/>
+      <w:lvlJc w:val="left"/>
+      <w:pPr>
+        <w:tabs>
+          <w:tab w:val="num" w:pos="4320"/>
+        </w:tabs>
+        <w:ind w:left="4320" w:hanging="360"/>
+      </w:pPr>
+      <w:rPr>
+        <w:rFonts w:ascii="Wingdings" w:hAnsi="Wingdings" w:hint="default"/>
+        <w:sz w:val="20"/>
+      </w:rPr>
+    </w:lvl>
+    <w:lvl w:ilvl="6" w:tentative="1">
+      <w:start w:val="1"/>
+      <w:numFmt w:val="bullet"/>
+      <w:lvlText w:val=""/>
+      <w:lvlJc w:val="left"/>
+      <w:pPr>
+        <w:tabs>
+          <w:tab w:val="num" w:pos="5040"/>
+        </w:tabs>
+        <w:ind w:left="5040" w:hanging="360"/>
+      </w:pPr>
+      <w:rPr>
+        <w:rFonts w:ascii="Wingdings" w:hAnsi="Wingdings" w:hint="default"/>
+        <w:sz w:val="20"/>
+      </w:rPr>
+    </w:lvl>
+    <w:lvl w:ilvl="7" w:tentative="1">
+      <w:start w:val="1"/>
+      <w:numFmt w:val="bullet"/>
+      <w:lvlText w:val=""/>
+      <w:lvlJc w:val="left"/>
+      <w:pPr>
+        <w:tabs>
+          <w:tab w:val="num" w:pos="5760"/>
+        </w:tabs>
+        <w:ind w:left="5760" w:hanging="360"/>
+      </w:pPr>
+      <w:rPr>
+        <w:rFonts w:ascii="Wingdings" w:hAnsi="Wingdings" w:hint="default"/>
+        <w:sz w:val="20"/>
+      </w:rPr>
+    </w:lvl>
+    <w:lvl w:ilvl="8" w:tentative="1">
+      <w:start w:val="1"/>
+      <w:numFmt w:val="bullet"/>
+      <w:lvlText w:val=""/>
+      <w:lvlJc w:val="left"/>
+      <w:pPr>
+        <w:tabs>
+          <w:tab w:val="num" w:pos="6480"/>
+        </w:tabs>
+        <w:ind w:left="6480" w:hanging="360"/>
+      </w:pPr>
+      <w:rPr>
+        <w:rFonts w:ascii="Wingdings" w:hAnsi="Wingdings" w:hint="default"/>
+        <w:sz w:val="20"/>
+      </w:rPr>
+    </w:lvl>
+  </w:abstractNum>
+  <w:abstractNum w:abstractNumId="35" w15:restartNumberingAfterBreak="0">
     <w:nsid w:val="63C66502"/>
     <w:multiLevelType w:val="hybridMultilevel"/>
     <w:tmpl w:val="7528FC6C"/>
@@ -12109,7 +15397,7 @@
       </w:rPr>
     </w:lvl>
   </w:abstractNum>
-  <w:abstractNum w:abstractNumId="21" w15:restartNumberingAfterBreak="0">
+  <w:abstractNum w:abstractNumId="36" w15:restartNumberingAfterBreak="0">
     <w:nsid w:val="63E46575"/>
     <w:multiLevelType w:val="hybridMultilevel"/>
     <w:tmpl w:val="2638916A"/>
@@ -12195,7 +15483,269 @@
       </w:pPr>
     </w:lvl>
   </w:abstractNum>
-  <w:abstractNum w:abstractNumId="22" w15:restartNumberingAfterBreak="0">
+  <w:abstractNum w:abstractNumId="37" w15:restartNumberingAfterBreak="0">
+    <w:nsid w:val="6E306AAB"/>
+    <w:multiLevelType w:val="multilevel"/>
+    <w:tmpl w:val="E14A5D28"/>
+    <w:lvl w:ilvl="0">
+      <w:start w:val="1"/>
+      <w:numFmt w:val="bullet"/>
+      <w:lvlText w:val=""/>
+      <w:lvlJc w:val="left"/>
+      <w:pPr>
+        <w:tabs>
+          <w:tab w:val="num" w:pos="720"/>
+        </w:tabs>
+        <w:ind w:left="720" w:hanging="360"/>
+      </w:pPr>
+      <w:rPr>
+        <w:rFonts w:ascii="Symbol" w:hAnsi="Symbol" w:hint="default"/>
+        <w:sz w:val="20"/>
+      </w:rPr>
+    </w:lvl>
+    <w:lvl w:ilvl="1" w:tentative="1">
+      <w:start w:val="1"/>
+      <w:numFmt w:val="bullet"/>
+      <w:lvlText w:val="o"/>
+      <w:lvlJc w:val="left"/>
+      <w:pPr>
+        <w:tabs>
+          <w:tab w:val="num" w:pos="1440"/>
+        </w:tabs>
+        <w:ind w:left="1440" w:hanging="360"/>
+      </w:pPr>
+      <w:rPr>
+        <w:rFonts w:ascii="Courier New" w:hAnsi="Courier New" w:hint="default"/>
+        <w:sz w:val="20"/>
+      </w:rPr>
+    </w:lvl>
+    <w:lvl w:ilvl="2" w:tentative="1">
+      <w:start w:val="1"/>
+      <w:numFmt w:val="bullet"/>
+      <w:lvlText w:val=""/>
+      <w:lvlJc w:val="left"/>
+      <w:pPr>
+        <w:tabs>
+          <w:tab w:val="num" w:pos="2160"/>
+        </w:tabs>
+        <w:ind w:left="2160" w:hanging="360"/>
+      </w:pPr>
+      <w:rPr>
+        <w:rFonts w:ascii="Wingdings" w:hAnsi="Wingdings" w:hint="default"/>
+        <w:sz w:val="20"/>
+      </w:rPr>
+    </w:lvl>
+    <w:lvl w:ilvl="3" w:tentative="1">
+      <w:start w:val="1"/>
+      <w:numFmt w:val="bullet"/>
+      <w:lvlText w:val=""/>
+      <w:lvlJc w:val="left"/>
+      <w:pPr>
+        <w:tabs>
+          <w:tab w:val="num" w:pos="2880"/>
+        </w:tabs>
+        <w:ind w:left="2880" w:hanging="360"/>
+      </w:pPr>
+      <w:rPr>
+        <w:rFonts w:ascii="Wingdings" w:hAnsi="Wingdings" w:hint="default"/>
+        <w:sz w:val="20"/>
+      </w:rPr>
+    </w:lvl>
+    <w:lvl w:ilvl="4" w:tentative="1">
+      <w:start w:val="1"/>
+      <w:numFmt w:val="bullet"/>
+      <w:lvlText w:val=""/>
+      <w:lvlJc w:val="left"/>
+      <w:pPr>
+        <w:tabs>
+          <w:tab w:val="num" w:pos="3600"/>
+        </w:tabs>
+        <w:ind w:left="3600" w:hanging="360"/>
+      </w:pPr>
+      <w:rPr>
+        <w:rFonts w:ascii="Wingdings" w:hAnsi="Wingdings" w:hint="default"/>
+        <w:sz w:val="20"/>
+      </w:rPr>
+    </w:lvl>
+    <w:lvl w:ilvl="5" w:tentative="1">
+      <w:start w:val="1"/>
+      <w:numFmt w:val="bullet"/>
+      <w:lvlText w:val=""/>
+      <w:lvlJc w:val="left"/>
+      <w:pPr>
+        <w:tabs>
+          <w:tab w:val="num" w:pos="4320"/>
+        </w:tabs>
+        <w:ind w:left="4320" w:hanging="360"/>
+      </w:pPr>
+      <w:rPr>
+        <w:rFonts w:ascii="Wingdings" w:hAnsi="Wingdings" w:hint="default"/>
+        <w:sz w:val="20"/>
+      </w:rPr>
+    </w:lvl>
+    <w:lvl w:ilvl="6" w:tentative="1">
+      <w:start w:val="1"/>
+      <w:numFmt w:val="bullet"/>
+      <w:lvlText w:val=""/>
+      <w:lvlJc w:val="left"/>
+      <w:pPr>
+        <w:tabs>
+          <w:tab w:val="num" w:pos="5040"/>
+        </w:tabs>
+        <w:ind w:left="5040" w:hanging="360"/>
+      </w:pPr>
+      <w:rPr>
+        <w:rFonts w:ascii="Wingdings" w:hAnsi="Wingdings" w:hint="default"/>
+        <w:sz w:val="20"/>
+      </w:rPr>
+    </w:lvl>
+    <w:lvl w:ilvl="7" w:tentative="1">
+      <w:start w:val="1"/>
+      <w:numFmt w:val="bullet"/>
+      <w:lvlText w:val=""/>
+      <w:lvlJc w:val="left"/>
+      <w:pPr>
+        <w:tabs>
+          <w:tab w:val="num" w:pos="5760"/>
+        </w:tabs>
+        <w:ind w:left="5760" w:hanging="360"/>
+      </w:pPr>
+      <w:rPr>
+        <w:rFonts w:ascii="Wingdings" w:hAnsi="Wingdings" w:hint="default"/>
+        <w:sz w:val="20"/>
+      </w:rPr>
+    </w:lvl>
+    <w:lvl w:ilvl="8" w:tentative="1">
+      <w:start w:val="1"/>
+      <w:numFmt w:val="bullet"/>
+      <w:lvlText w:val=""/>
+      <w:lvlJc w:val="left"/>
+      <w:pPr>
+        <w:tabs>
+          <w:tab w:val="num" w:pos="6480"/>
+        </w:tabs>
+        <w:ind w:left="6480" w:hanging="360"/>
+      </w:pPr>
+      <w:rPr>
+        <w:rFonts w:ascii="Wingdings" w:hAnsi="Wingdings" w:hint="default"/>
+        <w:sz w:val="20"/>
+      </w:rPr>
+    </w:lvl>
+  </w:abstractNum>
+  <w:abstractNum w:abstractNumId="38" w15:restartNumberingAfterBreak="0">
+    <w:nsid w:val="76002BFB"/>
+    <w:multiLevelType w:val="multilevel"/>
+    <w:tmpl w:val="D8364414"/>
+    <w:lvl w:ilvl="0">
+      <w:start w:val="1"/>
+      <w:numFmt w:val="decimal"/>
+      <w:lvlText w:val="%1."/>
+      <w:lvlJc w:val="left"/>
+      <w:pPr>
+        <w:tabs>
+          <w:tab w:val="num" w:pos="720"/>
+        </w:tabs>
+        <w:ind w:left="720" w:hanging="360"/>
+      </w:pPr>
+    </w:lvl>
+    <w:lvl w:ilvl="1" w:tentative="1">
+      <w:start w:val="1"/>
+      <w:numFmt w:val="decimal"/>
+      <w:lvlText w:val="%2."/>
+      <w:lvlJc w:val="left"/>
+      <w:pPr>
+        <w:tabs>
+          <w:tab w:val="num" w:pos="1440"/>
+        </w:tabs>
+        <w:ind w:left="1440" w:hanging="360"/>
+      </w:pPr>
+    </w:lvl>
+    <w:lvl w:ilvl="2" w:tentative="1">
+      <w:start w:val="1"/>
+      <w:numFmt w:val="decimal"/>
+      <w:lvlText w:val="%3."/>
+      <w:lvlJc w:val="left"/>
+      <w:pPr>
+        <w:tabs>
+          <w:tab w:val="num" w:pos="2160"/>
+        </w:tabs>
+        <w:ind w:left="2160" w:hanging="360"/>
+      </w:pPr>
+    </w:lvl>
+    <w:lvl w:ilvl="3" w:tentative="1">
+      <w:start w:val="1"/>
+      <w:numFmt w:val="decimal"/>
+      <w:lvlText w:val="%4."/>
+      <w:lvlJc w:val="left"/>
+      <w:pPr>
+        <w:tabs>
+          <w:tab w:val="num" w:pos="2880"/>
+        </w:tabs>
+        <w:ind w:left="2880" w:hanging="360"/>
+      </w:pPr>
+    </w:lvl>
+    <w:lvl w:ilvl="4" w:tentative="1">
+      <w:start w:val="1"/>
+      <w:numFmt w:val="decimal"/>
+      <w:lvlText w:val="%5."/>
+      <w:lvlJc w:val="left"/>
+      <w:pPr>
+        <w:tabs>
+          <w:tab w:val="num" w:pos="3600"/>
+        </w:tabs>
+        <w:ind w:left="3600" w:hanging="360"/>
+      </w:pPr>
+    </w:lvl>
+    <w:lvl w:ilvl="5" w:tentative="1">
+      <w:start w:val="1"/>
+      <w:numFmt w:val="decimal"/>
+      <w:lvlText w:val="%6."/>
+      <w:lvlJc w:val="left"/>
+      <w:pPr>
+        <w:tabs>
+          <w:tab w:val="num" w:pos="4320"/>
+        </w:tabs>
+        <w:ind w:left="4320" w:hanging="360"/>
+      </w:pPr>
+    </w:lvl>
+    <w:lvl w:ilvl="6" w:tentative="1">
+      <w:start w:val="1"/>
+      <w:numFmt w:val="decimal"/>
+      <w:lvlText w:val="%7."/>
+      <w:lvlJc w:val="left"/>
+      <w:pPr>
+        <w:tabs>
+          <w:tab w:val="num" w:pos="5040"/>
+        </w:tabs>
+        <w:ind w:left="5040" w:hanging="360"/>
+      </w:pPr>
+    </w:lvl>
+    <w:lvl w:ilvl="7" w:tentative="1">
+      <w:start w:val="1"/>
+      <w:numFmt w:val="decimal"/>
+      <w:lvlText w:val="%8."/>
+      <w:lvlJc w:val="left"/>
+      <w:pPr>
+        <w:tabs>
+          <w:tab w:val="num" w:pos="5760"/>
+        </w:tabs>
+        <w:ind w:left="5760" w:hanging="360"/>
+      </w:pPr>
+    </w:lvl>
+    <w:lvl w:ilvl="8" w:tentative="1">
+      <w:start w:val="1"/>
+      <w:numFmt w:val="decimal"/>
+      <w:lvlText w:val="%9."/>
+      <w:lvlJc w:val="left"/>
+      <w:pPr>
+        <w:tabs>
+          <w:tab w:val="num" w:pos="6480"/>
+        </w:tabs>
+        <w:ind w:left="6480" w:hanging="360"/>
+      </w:pPr>
+    </w:lvl>
+  </w:abstractNum>
+  <w:abstractNum w:abstractNumId="39" w15:restartNumberingAfterBreak="0">
     <w:nsid w:val="7A4D399F"/>
     <w:multiLevelType w:val="multilevel"/>
     <w:tmpl w:val="9320B8F4"/>
@@ -12348,10 +15898,10 @@
     <w:abstractNumId w:val="4"/>
   </w:num>
   <w:num w:numId="2">
-    <w:abstractNumId w:val="17"/>
+    <w:abstractNumId w:val="31"/>
   </w:num>
   <w:num w:numId="3">
-    <w:abstractNumId w:val="5"/>
+    <w:abstractNumId w:val="8"/>
   </w:num>
   <w:num w:numId="4">
     <w:abstractNumId w:val="3"/>
@@ -12360,58 +15910,109 @@
     <w:abstractNumId w:val="1"/>
   </w:num>
   <w:num w:numId="6">
-    <w:abstractNumId w:val="10"/>
+    <w:abstractNumId w:val="17"/>
   </w:num>
   <w:num w:numId="7">
-    <w:abstractNumId w:val="21"/>
+    <w:abstractNumId w:val="36"/>
   </w:num>
   <w:num w:numId="8">
-    <w:abstractNumId w:val="11"/>
+    <w:abstractNumId w:val="18"/>
   </w:num>
   <w:num w:numId="9">
-    <w:abstractNumId w:val="6"/>
+    <w:abstractNumId w:val="10"/>
   </w:num>
   <w:num w:numId="10">
     <w:abstractNumId w:val="2"/>
   </w:num>
   <w:num w:numId="11">
-    <w:abstractNumId w:val="22"/>
+    <w:abstractNumId w:val="39"/>
   </w:num>
   <w:num w:numId="12">
     <w:abstractNumId w:val="0"/>
   </w:num>
   <w:num w:numId="13">
-    <w:abstractNumId w:val="8"/>
+    <w:abstractNumId w:val="13"/>
   </w:num>
   <w:num w:numId="14">
-    <w:abstractNumId w:val="18"/>
+    <w:abstractNumId w:val="32"/>
   </w:num>
   <w:num w:numId="15">
+    <w:abstractNumId w:val="21"/>
+  </w:num>
+  <w:num w:numId="16">
+    <w:abstractNumId w:val="11"/>
+  </w:num>
+  <w:num w:numId="17">
+    <w:abstractNumId w:val="22"/>
+  </w:num>
+  <w:num w:numId="18">
+    <w:abstractNumId w:val="23"/>
+  </w:num>
+  <w:num w:numId="19">
+    <w:abstractNumId w:val="30"/>
+  </w:num>
+  <w:num w:numId="20">
+    <w:abstractNumId w:val="35"/>
+  </w:num>
+  <w:num w:numId="21">
+    <w:abstractNumId w:val="14"/>
+  </w:num>
+  <w:num w:numId="22">
+    <w:abstractNumId w:val="33"/>
+  </w:num>
+  <w:num w:numId="23">
+    <w:abstractNumId w:val="27"/>
+  </w:num>
+  <w:num w:numId="24">
+    <w:abstractNumId w:val="34"/>
+  </w:num>
+  <w:num w:numId="25">
+    <w:abstractNumId w:val="38"/>
+  </w:num>
+  <w:num w:numId="26">
+    <w:abstractNumId w:val="7"/>
+  </w:num>
+  <w:num w:numId="27">
+    <w:abstractNumId w:val="6"/>
+  </w:num>
+  <w:num w:numId="28">
+    <w:abstractNumId w:val="19"/>
+  </w:num>
+  <w:num w:numId="29">
+    <w:abstractNumId w:val="25"/>
+  </w:num>
+  <w:num w:numId="30">
+    <w:abstractNumId w:val="26"/>
+  </w:num>
+  <w:num w:numId="31">
+    <w:abstractNumId w:val="9"/>
+  </w:num>
+  <w:num w:numId="32">
+    <w:abstractNumId w:val="16"/>
+  </w:num>
+  <w:num w:numId="33">
+    <w:abstractNumId w:val="37"/>
+  </w:num>
+  <w:num w:numId="34">
+    <w:abstractNumId w:val="15"/>
+  </w:num>
+  <w:num w:numId="35">
+    <w:abstractNumId w:val="24"/>
+  </w:num>
+  <w:num w:numId="36">
+    <w:abstractNumId w:val="5"/>
+  </w:num>
+  <w:num w:numId="37">
+    <w:abstractNumId w:val="29"/>
+  </w:num>
+  <w:num w:numId="38">
+    <w:abstractNumId w:val="20"/>
+  </w:num>
+  <w:num w:numId="39">
     <w:abstractNumId w:val="12"/>
   </w:num>
-  <w:num w:numId="16">
-    <w:abstractNumId w:val="7"/>
-  </w:num>
-  <w:num w:numId="17">
-    <w:abstractNumId w:val="13"/>
-  </w:num>
-  <w:num w:numId="18">
-    <w:abstractNumId w:val="14"/>
-  </w:num>
-  <w:num w:numId="19">
-    <w:abstractNumId w:val="16"/>
-  </w:num>
-  <w:num w:numId="20">
-    <w:abstractNumId w:val="20"/>
-  </w:num>
-  <w:num w:numId="21">
-    <w:abstractNumId w:val="9"/>
-  </w:num>
-  <w:num w:numId="22">
-    <w:abstractNumId w:val="19"/>
-  </w:num>
-  <w:num w:numId="23">
-    <w:abstractNumId w:val="15"/>
+  <w:num w:numId="40">
+    <w:abstractNumId w:val="28"/>
   </w:num>
   <w:numIdMacAtCleanup w:val="7"/>
 </w:numbering>
@@ -13356,6 +16957,54 @@
       <w:szCs w:val="56"/>
     </w:rPr>
   </w:style>
+  <w:style w:type="paragraph" w:styleId="HTMLPreformatted">
+    <w:name w:val="HTML Preformatted"/>
+    <w:basedOn w:val="Normal"/>
+    <w:link w:val="HTMLPreformattedChar"/>
+    <w:uiPriority w:val="99"/>
+    <w:semiHidden/>
+    <w:unhideWhenUsed/>
+    <w:rsid w:val="00F439B3"/>
+    <w:pPr>
+      <w:tabs>
+        <w:tab w:val="left" w:pos="916"/>
+        <w:tab w:val="left" w:pos="1832"/>
+        <w:tab w:val="left" w:pos="2748"/>
+        <w:tab w:val="left" w:pos="3664"/>
+        <w:tab w:val="left" w:pos="4580"/>
+        <w:tab w:val="left" w:pos="5496"/>
+        <w:tab w:val="left" w:pos="6412"/>
+        <w:tab w:val="left" w:pos="7328"/>
+        <w:tab w:val="left" w:pos="8244"/>
+        <w:tab w:val="left" w:pos="9160"/>
+        <w:tab w:val="left" w:pos="10076"/>
+        <w:tab w:val="left" w:pos="10992"/>
+        <w:tab w:val="left" w:pos="11908"/>
+        <w:tab w:val="left" w:pos="12824"/>
+        <w:tab w:val="left" w:pos="13740"/>
+        <w:tab w:val="left" w:pos="14656"/>
+      </w:tabs>
+      <w:spacing w:after="0" w:line="240" w:lineRule="auto"/>
+    </w:pPr>
+    <w:rPr>
+      <w:rFonts w:ascii="Courier New" w:eastAsia="Times New Roman" w:hAnsi="Courier New" w:cs="Courier New"/>
+      <w:sz w:val="20"/>
+      <w:szCs w:val="20"/>
+    </w:rPr>
+  </w:style>
+  <w:style w:type="character" w:customStyle="1" w:styleId="HTMLPreformattedChar">
+    <w:name w:val="HTML Preformatted Char"/>
+    <w:basedOn w:val="DefaultParagraphFont"/>
+    <w:link w:val="HTMLPreformatted"/>
+    <w:uiPriority w:val="99"/>
+    <w:semiHidden/>
+    <w:rsid w:val="00F439B3"/>
+    <w:rPr>
+      <w:rFonts w:ascii="Courier New" w:eastAsia="Times New Roman" w:hAnsi="Courier New" w:cs="Courier New"/>
+      <w:sz w:val="20"/>
+      <w:szCs w:val="20"/>
+    </w:rPr>
+  </w:style>
 </w:styles>
 </file>
 
@@ -13680,12 +17329,9 @@
 </file>
 
 <file path=customXml/item1.xml><?xml version="1.0" encoding="utf-8"?>
-<?mso-contentType ?>
-<FormTemplates xmlns="http://schemas.microsoft.com/sharepoint/v3/contenttype/forms">
-  <Display>DocumentLibraryForm</Display>
-  <Edit>DocumentLibraryForm</Edit>
-  <New>DocumentLibraryForm</New>
-</FormTemplates>
+<p:properties xmlns:p="http://schemas.microsoft.com/office/2006/metadata/properties" xmlns:xsi="http://www.w3.org/2001/XMLSchema-instance" xmlns:pc="http://schemas.microsoft.com/office/infopath/2007/PartnerControls">
+  <documentManagement/>
+</p:properties>
 </file>
 
 <file path=customXml/item2.xml><?xml version="1.0" encoding="utf-8"?>
@@ -13918,9 +17564,12 @@
 </file>
 
 <file path=customXml/item3.xml><?xml version="1.0" encoding="utf-8"?>
-<p:properties xmlns:p="http://schemas.microsoft.com/office/2006/metadata/properties" xmlns:xsi="http://www.w3.org/2001/XMLSchema-instance" xmlns:pc="http://schemas.microsoft.com/office/infopath/2007/PartnerControls">
-  <documentManagement/>
-</p:properties>
+<?mso-contentType ?>
+<FormTemplates xmlns="http://schemas.microsoft.com/sharepoint/v3/contenttype/forms">
+  <Display>DocumentLibraryForm</Display>
+  <Edit>DocumentLibraryForm</Edit>
+  <New>DocumentLibraryForm</New>
+</FormTemplates>
 </file>
 
 <file path=customXml/item4.xml><?xml version="1.0" encoding="utf-8"?>
@@ -13928,9 +17577,10 @@
 </file>
 
 <file path=customXml/itemProps1.xml><?xml version="1.0" encoding="utf-8"?>
-<ds:datastoreItem xmlns:ds="http://schemas.openxmlformats.org/officeDocument/2006/customXml" ds:itemID="{7BFD71E4-33D5-445D-9CFC-21F1C7989C0E}">
+<ds:datastoreItem xmlns:ds="http://schemas.openxmlformats.org/officeDocument/2006/customXml" ds:itemID="{1A5F5AF1-B05B-4704-B970-F66948F444EC}">
   <ds:schemaRefs>
-    <ds:schemaRef ds:uri="http://schemas.microsoft.com/sharepoint/v3/contenttype/forms"/>
+    <ds:schemaRef ds:uri="http://schemas.microsoft.com/office/2006/metadata/properties"/>
+    <ds:schemaRef ds:uri="http://schemas.microsoft.com/office/infopath/2007/PartnerControls"/>
   </ds:schemaRefs>
 </ds:datastoreItem>
 </file>
@@ -13955,16 +17605,15 @@
 </file>
 
 <file path=customXml/itemProps3.xml><?xml version="1.0" encoding="utf-8"?>
-<ds:datastoreItem xmlns:ds="http://schemas.openxmlformats.org/officeDocument/2006/customXml" ds:itemID="{1A5F5AF1-B05B-4704-B970-F66948F444EC}">
+<ds:datastoreItem xmlns:ds="http://schemas.openxmlformats.org/officeDocument/2006/customXml" ds:itemID="{7BFD71E4-33D5-445D-9CFC-21F1C7989C0E}">
   <ds:schemaRefs>
-    <ds:schemaRef ds:uri="http://schemas.microsoft.com/office/2006/metadata/properties"/>
-    <ds:schemaRef ds:uri="http://schemas.microsoft.com/office/infopath/2007/PartnerControls"/>
+    <ds:schemaRef ds:uri="http://schemas.microsoft.com/sharepoint/v3/contenttype/forms"/>
   </ds:schemaRefs>
 </ds:datastoreItem>
 </file>
 
 <file path=customXml/itemProps4.xml><?xml version="1.0" encoding="utf-8"?>
-<ds:datastoreItem xmlns:ds="http://schemas.openxmlformats.org/officeDocument/2006/customXml" ds:itemID="{2FC0DC00-C55D-4866-A7DE-2A2B9262F058}">
+<ds:datastoreItem xmlns:ds="http://schemas.openxmlformats.org/officeDocument/2006/customXml" ds:itemID="{4301DBDA-2AAF-4B5B-A4E6-AD1CDC69B574}">
   <ds:schemaRefs>
     <ds:schemaRef ds:uri="http://schemas.openxmlformats.org/officeDocument/2006/bibliography"/>
   </ds:schemaRefs>

--- a/docpac_20160125/docpac_20160125.docx
+++ b/docpac_20160125/docpac_20160125.docx
@@ -333,9 +333,6 @@
                 <w:numId w:val="16"/>
               </w:numPr>
             </w:pPr>
-            <w:r>
-              <w:t>None</w:t>
-            </w:r>
           </w:p>
         </w:tc>
       </w:tr>
@@ -376,7 +373,43 @@
               </w:numPr>
             </w:pPr>
             <w:r>
-              <w:t>None</w:t>
+              <w:t>Reflect on the Day has had the categories reduced for clarity.</w:t>
+            </w:r>
+          </w:p>
+          <w:p>
+            <w:pPr>
+              <w:pStyle w:val="ListParagraph"/>
+              <w:numPr>
+                <w:ilvl w:val="0"/>
+                <w:numId w:val="14"/>
+              </w:numPr>
+            </w:pPr>
+            <w:r>
+              <w:t>There are now two permanent reflection questions. One being the old analysis of the Reflect on the Day.</w:t>
+            </w:r>
+          </w:p>
+          <w:p>
+            <w:pPr>
+              <w:pStyle w:val="ListParagraph"/>
+              <w:numPr>
+                <w:ilvl w:val="0"/>
+                <w:numId w:val="14"/>
+              </w:numPr>
+            </w:pPr>
+            <w:r>
+              <w:t>This week begins the next 3-week cycle in order to leave a week at the end of each quarter for grading.</w:t>
+            </w:r>
+          </w:p>
+          <w:p>
+            <w:pPr>
+              <w:pStyle w:val="ListParagraph"/>
+              <w:numPr>
+                <w:ilvl w:val="0"/>
+                <w:numId w:val="14"/>
+              </w:numPr>
+            </w:pPr>
+            <w:r>
+              <w:t>New column on right side of Assignments table so you can mark which are yours.</w:t>
             </w:r>
           </w:p>
           <w:p>
@@ -651,7 +684,7 @@
                       <w:b/>
                       <w:sz w:val="21"/>
                     </w:rPr>
-                    <w:t>Virtual Pet Planning</w:t>
+                    <w:t>Elevator Pitch</w:t>
                   </w:r>
                 </w:p>
               </w:tc>
@@ -671,6 +704,114 @@
                       <w:sz w:val="21"/>
                     </w:rPr>
                     <w:t>Students not in a Company Project</w:t>
+                  </w:r>
+                </w:p>
+              </w:tc>
+              <w:tc>
+                <w:tcPr>
+                  <w:tcW w:w="1260" w:type="dxa"/>
+                </w:tcPr>
+                <w:p>
+                  <w:pPr>
+                    <w:rPr>
+                      <w:sz w:val="21"/>
+                    </w:rPr>
+                  </w:pPr>
+                </w:p>
+              </w:tc>
+            </w:tr>
+            <w:tr>
+              <w:tc>
+                <w:tcPr>
+                  <w:tcW w:w="2818" w:type="dxa"/>
+                  <w:vAlign w:val="center"/>
+                </w:tcPr>
+                <w:p>
+                  <w:pPr>
+                    <w:rPr>
+                      <w:b/>
+                      <w:sz w:val="21"/>
+                    </w:rPr>
+                  </w:pPr>
+                  <w:r>
+                    <w:rPr>
+                      <w:b/>
+                      <w:sz w:val="21"/>
+                    </w:rPr>
+                    <w:t>DocPac Audit</w:t>
+                  </w:r>
+                </w:p>
+              </w:tc>
+              <w:tc>
+                <w:tcPr>
+                  <w:tcW w:w="6162" w:type="dxa"/>
+                  <w:vAlign w:val="center"/>
+                </w:tcPr>
+                <w:p>
+                  <w:pPr>
+                    <w:rPr>
+                      <w:sz w:val="21"/>
+                    </w:rPr>
+                  </w:pPr>
+                  <w:r>
+                    <w:rPr>
+                      <w:sz w:val="21"/>
+                    </w:rPr>
+                    <w:t>All Students</w:t>
+                  </w:r>
+                </w:p>
+              </w:tc>
+              <w:tc>
+                <w:tcPr>
+                  <w:tcW w:w="1260" w:type="dxa"/>
+                </w:tcPr>
+                <w:p>
+                  <w:pPr>
+                    <w:rPr>
+                      <w:sz w:val="21"/>
+                    </w:rPr>
+                  </w:pPr>
+                </w:p>
+              </w:tc>
+            </w:tr>
+            <w:tr>
+              <w:tc>
+                <w:tcPr>
+                  <w:tcW w:w="2818" w:type="dxa"/>
+                  <w:vAlign w:val="center"/>
+                </w:tcPr>
+                <w:p>
+                  <w:pPr>
+                    <w:rPr>
+                      <w:b/>
+                      <w:sz w:val="21"/>
+                    </w:rPr>
+                  </w:pPr>
+                  <w:r>
+                    <w:rPr>
+                      <w:b/>
+                      <w:sz w:val="21"/>
+                    </w:rPr>
+                    <w:t>End of Quarter Cleanup</w:t>
+                  </w:r>
+                </w:p>
+              </w:tc>
+              <w:tc>
+                <w:tcPr>
+                  <w:tcW w:w="6162" w:type="dxa"/>
+                  <w:vAlign w:val="center"/>
+                </w:tcPr>
+                <w:p>
+                  <w:pPr>
+                    <w:rPr>
+                      <w:sz w:val="21"/>
+                    </w:rPr>
+                  </w:pPr>
+                  <w:r>
+                    <w:rPr>
+                      <w:sz w:val="21"/>
+                    </w:rPr>
+                    <w:t>All Students</w:t>
                   </w:r>
                 </w:p>
               </w:tc>
@@ -863,7 +1004,10 @@
         <w:pStyle w:val="Heading1"/>
       </w:pPr>
       <w:r>
-        <w:t>CIW Lesson 14</w:t>
+        <w:t>CIW Lesson 1</w:t>
+      </w:r>
+      <w:r>
+        <w:t>4</w:t>
       </w:r>
     </w:p>
     <w:p>
@@ -887,7 +1031,10 @@
         </w:numPr>
       </w:pPr>
       <w:r>
-        <w:t>Complete Lesson 14</w:t>
+        <w:t>Complete Lesson 1</w:t>
+      </w:r>
+      <w:r>
+        <w:t>4</w:t>
       </w:r>
     </w:p>
     <w:p>
@@ -2044,2367 +2191,6 @@
       </w:pPr>
       <w:r>
         <w:lastRenderedPageBreak/>
-        <w:t xml:space="preserve">Virtual Pet </w:t>
-      </w:r>
-      <w:r>
-        <w:t>Planning</w:t>
-      </w:r>
-    </w:p>
-    <w:tbl>
-      <w:tblPr>
-        <w:tblStyle w:val="TableGrid"/>
-        <w:tblW w:w="0" w:type="auto"/>
-        <w:tblLook w:val="04A0" w:firstRow="1" w:lastRow="0" w:firstColumn="1" w:lastColumn="0" w:noHBand="0" w:noVBand="1"/>
-      </w:tblPr>
-      <w:tblGrid>
-        <w:gridCol w:w="3476"/>
-        <w:gridCol w:w="3477"/>
-        <w:gridCol w:w="3477"/>
-      </w:tblGrid>
-      <w:tr>
-        <w:tc>
-          <w:tcPr>
-            <w:tcW w:w="3476" w:type="dxa"/>
-          </w:tcPr>
-          <w:p>
-            <w:pPr>
-              <w:jc w:val="center"/>
-              <w:rPr>
-                <w:b/>
-              </w:rPr>
-            </w:pPr>
-            <w:r>
-              <w:rPr>
-                <w:b/>
-              </w:rPr>
-              <w:t>Partner Name(s)</w:t>
-            </w:r>
-          </w:p>
-        </w:tc>
-        <w:tc>
-          <w:tcPr>
-            <w:tcW w:w="3477" w:type="dxa"/>
-          </w:tcPr>
-          <w:p>
-            <w:pPr>
-              <w:jc w:val="center"/>
-              <w:rPr>
-                <w:b/>
-              </w:rPr>
-            </w:pPr>
-            <w:proofErr w:type="spellStart"/>
-            <w:r>
-              <w:rPr>
-                <w:b/>
-              </w:rPr>
-              <w:t>Github</w:t>
-            </w:r>
-            <w:proofErr w:type="spellEnd"/>
-            <w:r>
-              <w:rPr>
-                <w:b/>
-              </w:rPr>
-              <w:t xml:space="preserve"> Repo Endpoint</w:t>
-            </w:r>
-          </w:p>
-        </w:tc>
-        <w:tc>
-          <w:tcPr>
-            <w:tcW w:w="3477" w:type="dxa"/>
-          </w:tcPr>
-          <w:p>
-            <w:pPr>
-              <w:jc w:val="center"/>
-              <w:rPr>
-                <w:b/>
-              </w:rPr>
-            </w:pPr>
-            <w:proofErr w:type="spellStart"/>
-            <w:r>
-              <w:rPr>
-                <w:b/>
-              </w:rPr>
-              <w:t>Github</w:t>
-            </w:r>
-            <w:proofErr w:type="spellEnd"/>
-            <w:r>
-              <w:rPr>
-                <w:b/>
-              </w:rPr>
-              <w:t xml:space="preserve"> Project Endpoint</w:t>
-            </w:r>
-          </w:p>
-        </w:tc>
-      </w:tr>
-      <w:tr>
-        <w:trPr>
-          <w:trHeight w:val="440"/>
-        </w:trPr>
-        <w:tc>
-          <w:tcPr>
-            <w:tcW w:w="3476" w:type="dxa"/>
-            <w:vAlign w:val="center"/>
-          </w:tcPr>
-          <w:p>
-            <w:pPr>
-              <w:jc w:val="center"/>
-              <w:rPr>
-                <w:rFonts w:ascii="Bradley Hand ITC" w:hAnsi="Bradley Hand ITC"/>
-              </w:rPr>
-            </w:pPr>
-            <w:r>
-              <w:rPr>
-                <w:rFonts w:ascii="Bradley Hand ITC" w:hAnsi="Bradley Hand ITC"/>
-              </w:rPr>
-              <w:t xml:space="preserve">John Jacob </w:t>
-            </w:r>
-            <w:proofErr w:type="spellStart"/>
-            <w:r>
-              <w:rPr>
-                <w:rFonts w:ascii="Bradley Hand ITC" w:hAnsi="Bradley Hand ITC"/>
-              </w:rPr>
-              <w:t>Jingleheimer</w:t>
-            </w:r>
-            <w:r>
-              <w:rPr>
-                <w:rFonts w:ascii="Bradley Hand ITC" w:hAnsi="Bradley Hand ITC"/>
-              </w:rPr>
-              <w:t>s</w:t>
-            </w:r>
-            <w:r>
-              <w:rPr>
-                <w:rFonts w:ascii="Bradley Hand ITC" w:hAnsi="Bradley Hand ITC"/>
-              </w:rPr>
-              <w:t>chmidt</w:t>
-            </w:r>
-            <w:proofErr w:type="spellEnd"/>
-          </w:p>
-        </w:tc>
-        <w:tc>
-          <w:tcPr>
-            <w:tcW w:w="3477" w:type="dxa"/>
-            <w:vAlign w:val="center"/>
-          </w:tcPr>
-          <w:p>
-            <w:pPr>
-              <w:jc w:val="center"/>
-              <w:rPr>
-                <w:rFonts w:ascii="Bradley Hand ITC" w:hAnsi="Bradley Hand ITC"/>
-              </w:rPr>
-            </w:pPr>
-            <w:r>
-              <w:rPr>
-                <w:rFonts w:ascii="Bradley Hand ITC" w:hAnsi="Bradley Hand ITC"/>
-              </w:rPr>
-              <w:t>csmith1188/Formbar.js</w:t>
-            </w:r>
-          </w:p>
-        </w:tc>
-        <w:tc>
-          <w:tcPr>
-            <w:tcW w:w="3477" w:type="dxa"/>
-            <w:vAlign w:val="center"/>
-          </w:tcPr>
-          <w:p>
-            <w:pPr>
-              <w:jc w:val="center"/>
-              <w:rPr>
-                <w:rFonts w:ascii="Bradley Hand ITC" w:hAnsi="Bradley Hand ITC"/>
-              </w:rPr>
-            </w:pPr>
-            <w:r>
-              <w:rPr>
-                <w:rFonts w:ascii="Bradley Hand ITC" w:hAnsi="Bradley Hand ITC"/>
-              </w:rPr>
-              <w:t>users/csmith1188/projects/1</w:t>
-            </w:r>
-          </w:p>
-        </w:tc>
-      </w:tr>
-      <w:tr>
-        <w:trPr>
-          <w:trHeight w:val="575"/>
-        </w:trPr>
-        <w:tc>
-          <w:tcPr>
-            <w:tcW w:w="3476" w:type="dxa"/>
-            <w:vAlign w:val="center"/>
-          </w:tcPr>
-          <w:p>
-            <w:pPr>
-              <w:jc w:val="center"/>
-            </w:pPr>
-          </w:p>
-        </w:tc>
-        <w:tc>
-          <w:tcPr>
-            <w:tcW w:w="3477" w:type="dxa"/>
-            <w:vAlign w:val="center"/>
-          </w:tcPr>
-          <w:p>
-            <w:pPr>
-              <w:jc w:val="center"/>
-            </w:pPr>
-          </w:p>
-        </w:tc>
-        <w:tc>
-          <w:tcPr>
-            <w:tcW w:w="3477" w:type="dxa"/>
-            <w:vAlign w:val="center"/>
-          </w:tcPr>
-          <w:p>
-            <w:pPr>
-              <w:jc w:val="center"/>
-            </w:pPr>
-          </w:p>
-        </w:tc>
-      </w:tr>
-    </w:tbl>
-    <w:p>
-      <w:pPr>
-        <w:pStyle w:val="Heading2"/>
-      </w:pPr>
-      <w:r>
-        <w:t>Overview</w:t>
-      </w:r>
-    </w:p>
-    <w:p>
-      <w:pPr>
-        <w:pStyle w:val="NormalWeb"/>
-        <w:spacing w:before="0" w:beforeAutospacing="0"/>
-        <w:rPr>
-          <w:rFonts w:ascii="Arial" w:hAnsi="Arial" w:cs="Arial"/>
-        </w:rPr>
-      </w:pPr>
-      <w:r>
-        <w:rPr>
-          <w:rFonts w:ascii="Arial" w:hAnsi="Arial" w:cs="Arial"/>
-        </w:rPr>
-        <w:t xml:space="preserve">In this project, you and a partner will plan and begin building an </w:t>
-      </w:r>
-      <w:r>
-        <w:rPr>
-          <w:rStyle w:val="Strong"/>
-          <w:rFonts w:ascii="Arial" w:hAnsi="Arial" w:cs="Arial"/>
-        </w:rPr>
-        <w:t>online virtual pet game</w:t>
-      </w:r>
-      <w:r>
-        <w:rPr>
-          <w:rFonts w:ascii="Arial" w:hAnsi="Arial" w:cs="Arial"/>
-        </w:rPr>
-        <w:t xml:space="preserve">. The focus of this assignment is </w:t>
-      </w:r>
-      <w:r>
-        <w:rPr>
-          <w:rStyle w:val="Strong"/>
-          <w:rFonts w:ascii="Arial" w:hAnsi="Arial" w:cs="Arial"/>
-        </w:rPr>
-        <w:t>planning like a software development team</w:t>
-      </w:r>
-      <w:r>
-        <w:rPr>
-          <w:rFonts w:ascii="Arial" w:hAnsi="Arial" w:cs="Arial"/>
-        </w:rPr>
-        <w:t xml:space="preserve">, not just listing features. You will break a large idea into smaller tasks, identify a </w:t>
-      </w:r>
-      <w:r>
-        <w:rPr>
-          <w:rStyle w:val="Strong"/>
-          <w:rFonts w:ascii="Arial" w:hAnsi="Arial" w:cs="Arial"/>
-        </w:rPr>
-        <w:t>Minimum Viable Product (MVP)</w:t>
-      </w:r>
-      <w:r>
-        <w:rPr>
-          <w:rFonts w:ascii="Arial" w:hAnsi="Arial" w:cs="Arial"/>
-        </w:rPr>
-        <w:t xml:space="preserve">, organize work using a </w:t>
-      </w:r>
-      <w:r>
-        <w:rPr>
-          <w:rStyle w:val="Strong"/>
-          <w:rFonts w:ascii="Arial" w:hAnsi="Arial" w:cs="Arial"/>
-        </w:rPr>
-        <w:t>Kanban board</w:t>
-      </w:r>
-      <w:r>
-        <w:rPr>
-          <w:rFonts w:ascii="Arial" w:hAnsi="Arial" w:cs="Arial"/>
-        </w:rPr>
-        <w:t xml:space="preserve">, and visualize your MVP using a </w:t>
-      </w:r>
-      <w:r>
-        <w:rPr>
-          <w:rStyle w:val="Strong"/>
-          <w:rFonts w:ascii="Arial" w:hAnsi="Arial" w:cs="Arial"/>
-        </w:rPr>
-        <w:t>flowchart written in Mermaid</w:t>
-      </w:r>
-      <w:r>
-        <w:rPr>
-          <w:rFonts w:ascii="Arial" w:hAnsi="Arial" w:cs="Arial"/>
-        </w:rPr>
-        <w:t>.</w:t>
-      </w:r>
-    </w:p>
-    <w:p>
-      <w:pPr>
-        <w:pStyle w:val="NormalWeb"/>
-        <w:rPr>
-          <w:rFonts w:ascii="Arial" w:hAnsi="Arial" w:cs="Arial"/>
-        </w:rPr>
-      </w:pPr>
-      <w:r>
-        <w:rPr>
-          <w:rFonts w:ascii="Arial" w:hAnsi="Arial" w:cs="Arial"/>
-        </w:rPr>
-        <w:t xml:space="preserve">You are </w:t>
-      </w:r>
-      <w:r>
-        <w:rPr>
-          <w:rStyle w:val="Strong"/>
-          <w:rFonts w:ascii="Arial" w:hAnsi="Arial" w:cs="Arial"/>
-        </w:rPr>
-        <w:t>not expected to finish the entire game</w:t>
-      </w:r>
-      <w:r>
-        <w:rPr>
-          <w:rFonts w:ascii="Arial" w:hAnsi="Arial" w:cs="Arial"/>
-        </w:rPr>
-        <w:t xml:space="preserve"> in this phase. You </w:t>
-      </w:r>
-      <w:r>
-        <w:rPr>
-          <w:rStyle w:val="Emphasis"/>
-          <w:rFonts w:ascii="Arial" w:hAnsi="Arial" w:cs="Arial"/>
-        </w:rPr>
-        <w:t>are</w:t>
-      </w:r>
-      <w:r>
-        <w:rPr>
-          <w:rFonts w:ascii="Arial" w:hAnsi="Arial" w:cs="Arial"/>
-        </w:rPr>
-        <w:t xml:space="preserve"> expected to prove that you understand how real software projects are planned.</w:t>
-      </w:r>
-    </w:p>
-    <w:p>
-      <w:pPr>
-        <w:pStyle w:val="Heading2"/>
-      </w:pPr>
-      <w:r>
-        <w:t>Project Requirements (Full Feature List)</w:t>
-      </w:r>
-    </w:p>
-    <w:p>
-      <w:pPr>
-        <w:pStyle w:val="NormalWeb"/>
-        <w:spacing w:before="0" w:beforeAutospacing="0"/>
-        <w:rPr>
-          <w:rFonts w:ascii="Arial" w:hAnsi="Arial" w:cs="Arial"/>
-        </w:rPr>
-      </w:pPr>
-      <w:r>
-        <w:rPr>
-          <w:rFonts w:ascii="Arial" w:hAnsi="Arial" w:cs="Arial"/>
-        </w:rPr>
-        <w:t xml:space="preserve">Your finished </w:t>
-      </w:r>
-      <w:r>
-        <w:rPr>
-          <w:rStyle w:val="Emphasis"/>
-          <w:rFonts w:ascii="Arial" w:hAnsi="Arial" w:cs="Arial"/>
-        </w:rPr>
-        <w:t>dream version</w:t>
-      </w:r>
-      <w:r>
-        <w:rPr>
-          <w:rFonts w:ascii="Arial" w:hAnsi="Arial" w:cs="Arial"/>
-        </w:rPr>
-        <w:t xml:space="preserve"> of the game could include features like:</w:t>
-      </w:r>
-    </w:p>
-    <w:p>
-      <w:pPr>
-        <w:pStyle w:val="NormalWeb"/>
-        <w:numPr>
-          <w:ilvl w:val="0"/>
-          <w:numId w:val="24"/>
-        </w:numPr>
-        <w:rPr>
-          <w:rFonts w:ascii="Arial" w:hAnsi="Arial" w:cs="Arial"/>
-        </w:rPr>
-      </w:pPr>
-      <w:r>
-        <w:rPr>
-          <w:rFonts w:ascii="Arial" w:hAnsi="Arial" w:cs="Arial"/>
-        </w:rPr>
-        <w:t>Create / adopt a pet</w:t>
-      </w:r>
-    </w:p>
-    <w:p>
-      <w:pPr>
-        <w:pStyle w:val="NormalWeb"/>
-        <w:numPr>
-          <w:ilvl w:val="0"/>
-          <w:numId w:val="24"/>
-        </w:numPr>
-        <w:rPr>
-          <w:rFonts w:ascii="Arial" w:hAnsi="Arial" w:cs="Arial"/>
-        </w:rPr>
-      </w:pPr>
-      <w:r>
-        <w:rPr>
-          <w:rFonts w:ascii="Arial" w:hAnsi="Arial" w:cs="Arial"/>
-        </w:rPr>
-        <w:t>Create / adopt multiple pets</w:t>
-      </w:r>
-    </w:p>
-    <w:p>
-      <w:pPr>
-        <w:pStyle w:val="NormalWeb"/>
-        <w:numPr>
-          <w:ilvl w:val="0"/>
-          <w:numId w:val="24"/>
-        </w:numPr>
-        <w:rPr>
-          <w:rFonts w:ascii="Arial" w:hAnsi="Arial" w:cs="Arial"/>
-        </w:rPr>
-      </w:pPr>
-      <w:r>
-        <w:rPr>
-          <w:rFonts w:ascii="Arial" w:hAnsi="Arial" w:cs="Arial"/>
-        </w:rPr>
-        <w:t>Adopt abandoned pets</w:t>
-      </w:r>
-    </w:p>
-    <w:p>
-      <w:pPr>
-        <w:pStyle w:val="NormalWeb"/>
-        <w:numPr>
-          <w:ilvl w:val="0"/>
-          <w:numId w:val="24"/>
-        </w:numPr>
-        <w:rPr>
-          <w:rFonts w:ascii="Arial" w:hAnsi="Arial" w:cs="Arial"/>
-        </w:rPr>
-      </w:pPr>
-      <w:r>
-        <w:rPr>
-          <w:rFonts w:ascii="Arial" w:hAnsi="Arial" w:cs="Arial"/>
-        </w:rPr>
-        <w:t>Abandon pets</w:t>
-      </w:r>
-    </w:p>
-    <w:p>
-      <w:pPr>
-        <w:pStyle w:val="NormalWeb"/>
-        <w:numPr>
-          <w:ilvl w:val="0"/>
-          <w:numId w:val="24"/>
-        </w:numPr>
-        <w:rPr>
-          <w:rFonts w:ascii="Arial" w:hAnsi="Arial" w:cs="Arial"/>
-        </w:rPr>
-      </w:pPr>
-      <w:r>
-        <w:rPr>
-          <w:rFonts w:ascii="Arial" w:hAnsi="Arial" w:cs="Arial"/>
-        </w:rPr>
-        <w:t>Inventory of items</w:t>
-      </w:r>
-    </w:p>
-    <w:p>
-      <w:pPr>
-        <w:pStyle w:val="NormalWeb"/>
-        <w:numPr>
-          <w:ilvl w:val="0"/>
-          <w:numId w:val="24"/>
-        </w:numPr>
-        <w:rPr>
-          <w:rFonts w:ascii="Arial" w:hAnsi="Arial" w:cs="Arial"/>
-        </w:rPr>
-      </w:pPr>
-      <w:r>
-        <w:rPr>
-          <w:rFonts w:ascii="Arial" w:hAnsi="Arial" w:cs="Arial"/>
-        </w:rPr>
-        <w:t>Earn money</w:t>
-      </w:r>
-    </w:p>
-    <w:p>
-      <w:pPr>
-        <w:pStyle w:val="NormalWeb"/>
-        <w:numPr>
-          <w:ilvl w:val="0"/>
-          <w:numId w:val="24"/>
-        </w:numPr>
-        <w:rPr>
-          <w:rFonts w:ascii="Arial" w:hAnsi="Arial" w:cs="Arial"/>
-        </w:rPr>
-      </w:pPr>
-      <w:r>
-        <w:rPr>
-          <w:rFonts w:ascii="Arial" w:hAnsi="Arial" w:cs="Arial"/>
-        </w:rPr>
-        <w:t>Minigames that give money</w:t>
-      </w:r>
-    </w:p>
-    <w:p>
-      <w:pPr>
-        <w:pStyle w:val="NormalWeb"/>
-        <w:numPr>
-          <w:ilvl w:val="0"/>
-          <w:numId w:val="24"/>
-        </w:numPr>
-        <w:rPr>
-          <w:rFonts w:ascii="Arial" w:hAnsi="Arial" w:cs="Arial"/>
-        </w:rPr>
-      </w:pPr>
-      <w:r>
-        <w:rPr>
-          <w:rFonts w:ascii="Arial" w:hAnsi="Arial" w:cs="Arial"/>
-        </w:rPr>
-        <w:t>Spend money at NPC stores</w:t>
-      </w:r>
-    </w:p>
-    <w:p>
-      <w:pPr>
-        <w:pStyle w:val="NormalWeb"/>
-        <w:numPr>
-          <w:ilvl w:val="0"/>
-          <w:numId w:val="24"/>
-        </w:numPr>
-        <w:rPr>
-          <w:rFonts w:ascii="Arial" w:hAnsi="Arial" w:cs="Arial"/>
-        </w:rPr>
-      </w:pPr>
-      <w:r>
-        <w:rPr>
-          <w:rFonts w:ascii="Arial" w:hAnsi="Arial" w:cs="Arial"/>
-        </w:rPr>
-        <w:t>World map to travel to stores or games</w:t>
-      </w:r>
-    </w:p>
-    <w:p>
-      <w:pPr>
-        <w:pStyle w:val="NormalWeb"/>
-        <w:numPr>
-          <w:ilvl w:val="0"/>
-          <w:numId w:val="24"/>
-        </w:numPr>
-        <w:rPr>
-          <w:rFonts w:ascii="Arial" w:hAnsi="Arial" w:cs="Arial"/>
-        </w:rPr>
-      </w:pPr>
-      <w:r>
-        <w:rPr>
-          <w:rFonts w:ascii="Arial" w:hAnsi="Arial" w:cs="Arial"/>
-        </w:rPr>
-        <w:t>Feed pets using items</w:t>
-      </w:r>
-    </w:p>
-    <w:p>
-      <w:pPr>
-        <w:pStyle w:val="NormalWeb"/>
-        <w:numPr>
-          <w:ilvl w:val="0"/>
-          <w:numId w:val="24"/>
-        </w:numPr>
-        <w:rPr>
-          <w:rFonts w:ascii="Arial" w:hAnsi="Arial" w:cs="Arial"/>
-        </w:rPr>
-      </w:pPr>
-      <w:r>
-        <w:rPr>
-          <w:rFonts w:ascii="Arial" w:hAnsi="Arial" w:cs="Arial"/>
-        </w:rPr>
-        <w:t>Play with pets using items</w:t>
-      </w:r>
-    </w:p>
-    <w:p>
-      <w:pPr>
-        <w:pStyle w:val="NormalWeb"/>
-        <w:numPr>
-          <w:ilvl w:val="0"/>
-          <w:numId w:val="24"/>
-        </w:numPr>
-        <w:rPr>
-          <w:rFonts w:ascii="Arial" w:hAnsi="Arial" w:cs="Arial"/>
-        </w:rPr>
-      </w:pPr>
-      <w:r>
-        <w:rPr>
-          <w:rFonts w:ascii="Arial" w:hAnsi="Arial" w:cs="Arial"/>
-        </w:rPr>
-        <w:t>Pets become hungry or bored over time</w:t>
-      </w:r>
-    </w:p>
-    <w:p>
-      <w:pPr>
-        <w:pStyle w:val="NormalWeb"/>
-        <w:numPr>
-          <w:ilvl w:val="0"/>
-          <w:numId w:val="24"/>
-        </w:numPr>
-        <w:rPr>
-          <w:rFonts w:ascii="Arial" w:hAnsi="Arial" w:cs="Arial"/>
-        </w:rPr>
-      </w:pPr>
-      <w:r>
-        <w:rPr>
-          <w:rFonts w:ascii="Arial" w:hAnsi="Arial" w:cs="Arial"/>
-        </w:rPr>
-        <w:t>Sell items in a personal store</w:t>
-      </w:r>
-    </w:p>
-    <w:p>
-      <w:pPr>
-        <w:pStyle w:val="NormalWeb"/>
-        <w:numPr>
-          <w:ilvl w:val="0"/>
-          <w:numId w:val="24"/>
-        </w:numPr>
-        <w:rPr>
-          <w:rFonts w:ascii="Arial" w:hAnsi="Arial" w:cs="Arial"/>
-        </w:rPr>
-      </w:pPr>
-      <w:r>
-        <w:rPr>
-          <w:rFonts w:ascii="Arial" w:hAnsi="Arial" w:cs="Arial"/>
-        </w:rPr>
-        <w:t>Edit a pet’s page using HTML and CSS</w:t>
-      </w:r>
-    </w:p>
-    <w:p>
-      <w:pPr>
-        <w:pStyle w:val="NormalWeb"/>
-        <w:numPr>
-          <w:ilvl w:val="0"/>
-          <w:numId w:val="24"/>
-        </w:numPr>
-        <w:rPr>
-          <w:rFonts w:ascii="Arial" w:hAnsi="Arial" w:cs="Arial"/>
-        </w:rPr>
-      </w:pPr>
-      <w:r>
-        <w:rPr>
-          <w:rFonts w:ascii="Arial" w:hAnsi="Arial" w:cs="Arial"/>
-        </w:rPr>
-        <w:t>Recolor / customize pets</w:t>
-      </w:r>
-    </w:p>
-    <w:p>
-      <w:pPr>
-        <w:pStyle w:val="NormalWeb"/>
-        <w:numPr>
-          <w:ilvl w:val="0"/>
-          <w:numId w:val="24"/>
-        </w:numPr>
-        <w:rPr>
-          <w:rFonts w:ascii="Arial" w:hAnsi="Arial" w:cs="Arial"/>
-        </w:rPr>
-      </w:pPr>
-      <w:r>
-        <w:rPr>
-          <w:rFonts w:ascii="Arial" w:hAnsi="Arial" w:cs="Arial"/>
-        </w:rPr>
-        <w:t>Referral program</w:t>
-      </w:r>
-    </w:p>
-    <w:p>
-      <w:pPr>
-        <w:pStyle w:val="NormalWeb"/>
-        <w:numPr>
-          <w:ilvl w:val="0"/>
-          <w:numId w:val="24"/>
-        </w:numPr>
-        <w:rPr>
-          <w:rFonts w:ascii="Arial" w:hAnsi="Arial" w:cs="Arial"/>
-        </w:rPr>
-      </w:pPr>
-      <w:r>
-        <w:rPr>
-          <w:rFonts w:ascii="Arial" w:hAnsi="Arial" w:cs="Arial"/>
-        </w:rPr>
-        <w:t>Random item drops while browsing</w:t>
-      </w:r>
-    </w:p>
-    <w:p>
-      <w:pPr>
-        <w:pStyle w:val="NormalWeb"/>
-        <w:numPr>
-          <w:ilvl w:val="0"/>
-          <w:numId w:val="24"/>
-        </w:numPr>
-        <w:rPr>
-          <w:rFonts w:ascii="Arial" w:hAnsi="Arial" w:cs="Arial"/>
-        </w:rPr>
-      </w:pPr>
-      <w:r>
-        <w:rPr>
-          <w:rFonts w:ascii="Arial" w:hAnsi="Arial" w:cs="Arial"/>
-        </w:rPr>
-        <w:t>Messaging board or chatrooms</w:t>
-      </w:r>
-    </w:p>
-    <w:p>
-      <w:pPr>
-        <w:pStyle w:val="NormalWeb"/>
-        <w:rPr>
-          <w:rFonts w:ascii="Arial" w:hAnsi="Arial" w:cs="Arial"/>
-        </w:rPr>
-      </w:pPr>
-      <w:r>
-        <w:rPr>
-          <w:rFonts w:ascii="Arial" w:hAnsi="Arial" w:cs="Arial"/>
-        </w:rPr>
-        <w:t xml:space="preserve">You will </w:t>
-      </w:r>
-      <w:r>
-        <w:rPr>
-          <w:rStyle w:val="Strong"/>
-          <w:rFonts w:ascii="Arial" w:hAnsi="Arial" w:cs="Arial"/>
-        </w:rPr>
-        <w:t>not</w:t>
-      </w:r>
-      <w:r>
-        <w:rPr>
-          <w:rFonts w:ascii="Arial" w:hAnsi="Arial" w:cs="Arial"/>
-        </w:rPr>
-        <w:t xml:space="preserve"> build all of </w:t>
-      </w:r>
-      <w:proofErr w:type="gramStart"/>
-      <w:r>
-        <w:rPr>
-          <w:rFonts w:ascii="Arial" w:hAnsi="Arial" w:cs="Arial"/>
-        </w:rPr>
-        <w:t>these right</w:t>
-      </w:r>
-      <w:proofErr w:type="gramEnd"/>
-      <w:r>
-        <w:rPr>
-          <w:rFonts w:ascii="Arial" w:hAnsi="Arial" w:cs="Arial"/>
-        </w:rPr>
-        <w:t xml:space="preserve"> now.</w:t>
-      </w:r>
-    </w:p>
-    <w:p>
-      <w:pPr>
-        <w:pStyle w:val="Heading2"/>
-      </w:pPr>
-      <w:r>
-        <w:t>Part 1: Make Cards</w:t>
-      </w:r>
-    </w:p>
-    <w:p>
-      <w:pPr>
-        <w:pStyle w:val="NormalWeb"/>
-        <w:spacing w:before="0" w:beforeAutospacing="0" w:after="0" w:afterAutospacing="0"/>
-        <w:rPr>
-          <w:rFonts w:ascii="Arial" w:hAnsi="Arial" w:cs="Arial"/>
-        </w:rPr>
-      </w:pPr>
-      <w:r>
-        <w:rPr>
-          <w:rFonts w:ascii="Arial" w:hAnsi="Arial" w:cs="Arial"/>
-        </w:rPr>
-        <w:t xml:space="preserve">Turn the large idea into </w:t>
-      </w:r>
-      <w:r>
-        <w:rPr>
-          <w:rStyle w:val="Strong"/>
-          <w:rFonts w:ascii="Arial" w:hAnsi="Arial" w:cs="Arial"/>
-        </w:rPr>
-        <w:t>small, realistic tasks</w:t>
-      </w:r>
-      <w:r>
-        <w:rPr>
-          <w:rFonts w:ascii="Arial" w:hAnsi="Arial" w:cs="Arial"/>
-        </w:rPr>
-        <w:t xml:space="preserve"> (called </w:t>
-      </w:r>
-      <w:r>
-        <w:rPr>
-          <w:rStyle w:val="Emphasis"/>
-          <w:rFonts w:ascii="Arial" w:hAnsi="Arial" w:cs="Arial"/>
-        </w:rPr>
-        <w:t>cards</w:t>
-      </w:r>
-      <w:r>
-        <w:rPr>
-          <w:rFonts w:ascii="Arial" w:hAnsi="Arial" w:cs="Arial"/>
-        </w:rPr>
-        <w:t xml:space="preserve"> or </w:t>
-      </w:r>
-      <w:r>
-        <w:rPr>
-          <w:rStyle w:val="Emphasis"/>
-          <w:rFonts w:ascii="Arial" w:hAnsi="Arial" w:cs="Arial"/>
-        </w:rPr>
-        <w:t>issues</w:t>
-      </w:r>
-      <w:r>
-        <w:rPr>
-          <w:rFonts w:ascii="Arial" w:hAnsi="Arial" w:cs="Arial"/>
-        </w:rPr>
-        <w:t>).</w:t>
-      </w:r>
-      <w:r>
-        <w:rPr>
-          <w:rFonts w:ascii="Arial" w:hAnsi="Arial" w:cs="Arial"/>
-        </w:rPr>
-        <w:t xml:space="preserve"> </w:t>
-      </w:r>
-      <w:r>
-        <w:rPr>
-          <w:rFonts w:ascii="Arial" w:hAnsi="Arial" w:cs="Arial"/>
-        </w:rPr>
-        <w:t>With your partner:</w:t>
-      </w:r>
-    </w:p>
-    <w:p>
-      <w:pPr>
-        <w:pStyle w:val="NormalWeb"/>
-        <w:numPr>
-          <w:ilvl w:val="0"/>
-          <w:numId w:val="25"/>
-        </w:numPr>
-        <w:rPr>
-          <w:rFonts w:ascii="Arial" w:hAnsi="Arial" w:cs="Arial"/>
-        </w:rPr>
-      </w:pPr>
-      <w:r>
-        <w:rPr>
-          <w:rFonts w:ascii="Arial" w:hAnsi="Arial" w:cs="Arial"/>
-        </w:rPr>
-        <w:t>Read through the full feature list above.</w:t>
-      </w:r>
-    </w:p>
-    <w:p>
-      <w:pPr>
-        <w:pStyle w:val="NormalWeb"/>
-        <w:numPr>
-          <w:ilvl w:val="0"/>
-          <w:numId w:val="25"/>
-        </w:numPr>
-        <w:rPr>
-          <w:rFonts w:ascii="Arial" w:hAnsi="Arial" w:cs="Arial"/>
-        </w:rPr>
-      </w:pPr>
-      <w:r>
-        <w:rPr>
-          <w:rFonts w:ascii="Arial" w:hAnsi="Arial" w:cs="Arial"/>
-        </w:rPr>
-        <w:t xml:space="preserve">Break each feature into </w:t>
-      </w:r>
-      <w:r>
-        <w:rPr>
-          <w:rStyle w:val="Strong"/>
-          <w:rFonts w:ascii="Arial" w:hAnsi="Arial" w:cs="Arial"/>
-        </w:rPr>
-        <w:t>smaller technical tasks</w:t>
-      </w:r>
-      <w:r>
-        <w:rPr>
-          <w:rFonts w:ascii="Arial" w:hAnsi="Arial" w:cs="Arial"/>
-        </w:rPr>
-        <w:t>.</w:t>
-      </w:r>
-    </w:p>
-    <w:p>
-      <w:pPr>
-        <w:pStyle w:val="NormalWeb"/>
-        <w:numPr>
-          <w:ilvl w:val="0"/>
-          <w:numId w:val="25"/>
-        </w:numPr>
-        <w:rPr>
-          <w:rFonts w:ascii="Arial" w:hAnsi="Arial" w:cs="Arial"/>
-        </w:rPr>
-      </w:pPr>
-      <w:r>
-        <w:rPr>
-          <w:rFonts w:ascii="Arial" w:hAnsi="Arial" w:cs="Arial"/>
-        </w:rPr>
-        <w:t xml:space="preserve">Do </w:t>
-      </w:r>
-      <w:r>
-        <w:rPr>
-          <w:rStyle w:val="Strong"/>
-          <w:rFonts w:ascii="Arial" w:hAnsi="Arial" w:cs="Arial"/>
-        </w:rPr>
-        <w:t>not</w:t>
-      </w:r>
-      <w:r>
-        <w:rPr>
-          <w:rFonts w:ascii="Arial" w:hAnsi="Arial" w:cs="Arial"/>
-        </w:rPr>
-        <w:t xml:space="preserve"> copy the feature list directly.</w:t>
-      </w:r>
-    </w:p>
-    <w:p>
-      <w:pPr>
-        <w:pStyle w:val="NormalWeb"/>
-        <w:numPr>
-          <w:ilvl w:val="0"/>
-          <w:numId w:val="25"/>
-        </w:numPr>
-        <w:rPr>
-          <w:rFonts w:ascii="Arial" w:hAnsi="Arial" w:cs="Arial"/>
-        </w:rPr>
-      </w:pPr>
-      <w:r>
-        <w:rPr>
-          <w:rFonts w:ascii="Arial" w:hAnsi="Arial" w:cs="Arial"/>
-        </w:rPr>
-        <w:t xml:space="preserve">Each card should represent </w:t>
-      </w:r>
-      <w:r>
-        <w:rPr>
-          <w:rStyle w:val="Strong"/>
-          <w:rFonts w:ascii="Arial" w:hAnsi="Arial" w:cs="Arial"/>
-        </w:rPr>
-        <w:t>one clear piece of work</w:t>
-      </w:r>
-      <w:r>
-        <w:rPr>
-          <w:rFonts w:ascii="Arial" w:hAnsi="Arial" w:cs="Arial"/>
-        </w:rPr>
-        <w:t>.</w:t>
-      </w:r>
-    </w:p>
-    <w:p>
-      <w:pPr>
-        <w:pStyle w:val="NormalWeb"/>
-        <w:rPr>
-          <w:rFonts w:ascii="Arial" w:hAnsi="Arial" w:cs="Arial"/>
-        </w:rPr>
-      </w:pPr>
-      <w:r>
-        <w:rPr>
-          <w:rFonts w:ascii="Arial" w:hAnsi="Arial" w:cs="Arial"/>
-        </w:rPr>
-        <w:t xml:space="preserve">Keep making cards </w:t>
-      </w:r>
-      <w:r>
-        <w:rPr>
-          <w:rStyle w:val="Strong"/>
-          <w:rFonts w:ascii="Arial" w:hAnsi="Arial" w:cs="Arial"/>
-        </w:rPr>
-        <w:t>until every step needed to build the full game is accounted for</w:t>
-      </w:r>
-      <w:r>
-        <w:rPr>
-          <w:rFonts w:ascii="Arial" w:hAnsi="Arial" w:cs="Arial"/>
-        </w:rPr>
-        <w:t>, even features you won’t build yet.</w:t>
-      </w:r>
-    </w:p>
-    <w:p>
-      <w:pPr>
-        <w:pStyle w:val="Heading2"/>
-      </w:pPr>
-      <w:r>
-        <w:lastRenderedPageBreak/>
-        <w:t>Part 2: Identify the MVP</w:t>
-      </w:r>
-    </w:p>
-    <w:p>
-      <w:pPr>
-        <w:pStyle w:val="NormalWeb"/>
-        <w:spacing w:before="0" w:beforeAutospacing="0" w:after="0" w:afterAutospacing="0"/>
-        <w:rPr>
-          <w:rFonts w:ascii="Arial" w:hAnsi="Arial" w:cs="Arial"/>
-        </w:rPr>
-      </w:pPr>
-      <w:r>
-        <w:rPr>
-          <w:rFonts w:ascii="Arial" w:hAnsi="Arial" w:cs="Arial"/>
-        </w:rPr>
-        <w:t xml:space="preserve">The </w:t>
-      </w:r>
-      <w:r>
-        <w:rPr>
-          <w:rStyle w:val="Strong"/>
-          <w:rFonts w:ascii="Arial" w:hAnsi="Arial" w:cs="Arial"/>
-        </w:rPr>
-        <w:t>MVP</w:t>
-      </w:r>
-      <w:r>
-        <w:rPr>
-          <w:rFonts w:ascii="Arial" w:hAnsi="Arial" w:cs="Arial"/>
-        </w:rPr>
-        <w:t xml:space="preserve"> is the </w:t>
-      </w:r>
-      <w:r>
-        <w:rPr>
-          <w:rStyle w:val="Emphasis"/>
-          <w:rFonts w:ascii="Arial" w:hAnsi="Arial" w:cs="Arial"/>
-        </w:rPr>
-        <w:t>smallest possible version of the game</w:t>
-      </w:r>
-      <w:r>
-        <w:rPr>
-          <w:rFonts w:ascii="Arial" w:hAnsi="Arial" w:cs="Arial"/>
-        </w:rPr>
-        <w:t xml:space="preserve"> that still counts as</w:t>
-      </w:r>
-      <w:r>
-        <w:rPr>
-          <w:rFonts w:ascii="Arial" w:hAnsi="Arial" w:cs="Arial"/>
-        </w:rPr>
-        <w:t xml:space="preserve"> a working game. </w:t>
-      </w:r>
-      <w:r>
-        <w:rPr>
-          <w:rFonts w:ascii="Arial" w:hAnsi="Arial" w:cs="Arial"/>
-        </w:rPr>
-        <w:t xml:space="preserve">If you remove anything from the MVP and it stops being a game, that thing </w:t>
-      </w:r>
-      <w:r>
-        <w:rPr>
-          <w:rStyle w:val="Strong"/>
-          <w:rFonts w:ascii="Arial" w:hAnsi="Arial" w:cs="Arial"/>
-        </w:rPr>
-        <w:t>must stay</w:t>
-      </w:r>
-      <w:r>
-        <w:rPr>
-          <w:rFonts w:ascii="Arial" w:hAnsi="Arial" w:cs="Arial"/>
-        </w:rPr>
-        <w:t>.</w:t>
-      </w:r>
-    </w:p>
-    <w:p>
-      <w:pPr>
-        <w:pStyle w:val="NormalWeb"/>
-        <w:numPr>
-          <w:ilvl w:val="0"/>
-          <w:numId w:val="30"/>
-        </w:numPr>
-        <w:spacing w:before="0" w:beforeAutospacing="0"/>
-        <w:rPr>
-          <w:rFonts w:ascii="Arial" w:hAnsi="Arial" w:cs="Arial"/>
-        </w:rPr>
-      </w:pPr>
-      <w:r>
-        <w:rPr>
-          <w:rFonts w:ascii="Arial" w:hAnsi="Arial" w:cs="Arial"/>
-        </w:rPr>
-        <w:t>Review all of your cards.</w:t>
-      </w:r>
-    </w:p>
-    <w:p>
-      <w:pPr>
-        <w:pStyle w:val="NormalWeb"/>
-        <w:numPr>
-          <w:ilvl w:val="0"/>
-          <w:numId w:val="30"/>
-        </w:numPr>
-        <w:rPr>
-          <w:rFonts w:ascii="Arial" w:hAnsi="Arial" w:cs="Arial"/>
-        </w:rPr>
-      </w:pPr>
-      <w:r>
-        <w:rPr>
-          <w:rFonts w:ascii="Arial" w:hAnsi="Arial" w:cs="Arial"/>
-        </w:rPr>
-        <w:t xml:space="preserve">Decide which cards are </w:t>
-      </w:r>
-      <w:r>
-        <w:rPr>
-          <w:rStyle w:val="Strong"/>
-          <w:rFonts w:ascii="Arial" w:hAnsi="Arial" w:cs="Arial"/>
-        </w:rPr>
-        <w:t>absolutely required</w:t>
-      </w:r>
-      <w:r>
-        <w:rPr>
-          <w:rFonts w:ascii="Arial" w:hAnsi="Arial" w:cs="Arial"/>
-        </w:rPr>
-        <w:t xml:space="preserve"> for the MVP.</w:t>
-      </w:r>
-    </w:p>
-    <w:p>
-      <w:pPr>
-        <w:pStyle w:val="NormalWeb"/>
-        <w:numPr>
-          <w:ilvl w:val="0"/>
-          <w:numId w:val="30"/>
-        </w:numPr>
-        <w:rPr>
-          <w:rFonts w:ascii="Arial" w:hAnsi="Arial" w:cs="Arial"/>
-        </w:rPr>
-      </w:pPr>
-      <w:r>
-        <w:rPr>
-          <w:rFonts w:ascii="Arial" w:hAnsi="Arial" w:cs="Arial"/>
-        </w:rPr>
-        <w:t>Move those cards into a separate "MVP" group.</w:t>
-      </w:r>
-    </w:p>
-    <w:p>
-      <w:pPr>
-        <w:pStyle w:val="Heading3"/>
-      </w:pPr>
-      <w:r>
-        <w:t>Example MVP Gameplay Loop</w:t>
-      </w:r>
-    </w:p>
-    <w:p>
-      <w:pPr>
-        <w:pStyle w:val="NormalWeb"/>
-        <w:numPr>
-          <w:ilvl w:val="0"/>
-          <w:numId w:val="32"/>
-        </w:numPr>
-        <w:spacing w:before="0" w:beforeAutospacing="0"/>
-        <w:rPr>
-          <w:rFonts w:ascii="Arial" w:hAnsi="Arial" w:cs="Arial"/>
-        </w:rPr>
-      </w:pPr>
-      <w:r>
-        <w:rPr>
-          <w:rFonts w:ascii="Arial" w:hAnsi="Arial" w:cs="Arial"/>
-        </w:rPr>
-        <w:t>User signs up</w:t>
-      </w:r>
-    </w:p>
-    <w:p>
-      <w:pPr>
-        <w:pStyle w:val="NormalWeb"/>
-        <w:numPr>
-          <w:ilvl w:val="0"/>
-          <w:numId w:val="32"/>
-        </w:numPr>
-        <w:rPr>
-          <w:rFonts w:ascii="Arial" w:hAnsi="Arial" w:cs="Arial"/>
-        </w:rPr>
-      </w:pPr>
-      <w:r>
-        <w:rPr>
-          <w:rFonts w:ascii="Arial" w:hAnsi="Arial" w:cs="Arial"/>
-        </w:rPr>
-        <w:t>User creates one pet</w:t>
-      </w:r>
-    </w:p>
-    <w:p>
-      <w:pPr>
-        <w:pStyle w:val="NormalWeb"/>
-        <w:numPr>
-          <w:ilvl w:val="0"/>
-          <w:numId w:val="32"/>
-        </w:numPr>
-        <w:rPr>
-          <w:rFonts w:ascii="Arial" w:hAnsi="Arial" w:cs="Arial"/>
-        </w:rPr>
-      </w:pPr>
-      <w:r>
-        <w:rPr>
-          <w:rFonts w:ascii="Arial" w:hAnsi="Arial" w:cs="Arial"/>
-        </w:rPr>
-        <w:t>User feeds the pet</w:t>
-      </w:r>
-    </w:p>
-    <w:p>
-      <w:pPr>
-        <w:pStyle w:val="NormalWeb"/>
-        <w:numPr>
-          <w:ilvl w:val="0"/>
-          <w:numId w:val="32"/>
-        </w:numPr>
-        <w:rPr>
-          <w:rFonts w:ascii="Arial" w:hAnsi="Arial" w:cs="Arial"/>
-        </w:rPr>
-      </w:pPr>
-      <w:r>
-        <w:rPr>
-          <w:rFonts w:ascii="Arial" w:hAnsi="Arial" w:cs="Arial"/>
-        </w:rPr>
-        <w:t>Pet gets less hungry</w:t>
-      </w:r>
-    </w:p>
-    <w:p>
-      <w:pPr>
-        <w:pStyle w:val="NormalWeb"/>
-        <w:numPr>
-          <w:ilvl w:val="0"/>
-          <w:numId w:val="32"/>
-        </w:numPr>
-        <w:rPr>
-          <w:rFonts w:ascii="Arial" w:hAnsi="Arial" w:cs="Arial"/>
-        </w:rPr>
-      </w:pPr>
-      <w:r>
-        <w:rPr>
-          <w:rFonts w:ascii="Arial" w:hAnsi="Arial" w:cs="Arial"/>
-        </w:rPr>
-        <w:t>Pet state saves</w:t>
-      </w:r>
-    </w:p>
-    <w:p>
-      <w:pPr>
-        <w:pStyle w:val="NormalWeb"/>
-        <w:rPr>
-          <w:rFonts w:ascii="Arial" w:hAnsi="Arial" w:cs="Arial"/>
-        </w:rPr>
-      </w:pPr>
-      <w:r>
-        <w:rPr>
-          <w:rFonts w:ascii="Arial" w:hAnsi="Arial" w:cs="Arial"/>
-        </w:rPr>
-        <w:t xml:space="preserve">If your MVP does not have a </w:t>
-      </w:r>
-      <w:r>
-        <w:rPr>
-          <w:rStyle w:val="Strong"/>
-          <w:rFonts w:ascii="Arial" w:hAnsi="Arial" w:cs="Arial"/>
-        </w:rPr>
-        <w:t>loop</w:t>
-      </w:r>
-      <w:r>
-        <w:rPr>
-          <w:rFonts w:ascii="Arial" w:hAnsi="Arial" w:cs="Arial"/>
-        </w:rPr>
-        <w:t>, it is not a game.</w:t>
-      </w:r>
-    </w:p>
-    <w:p>
-      <w:pPr>
-        <w:pStyle w:val="Heading2"/>
-      </w:pPr>
-      <w:r>
-        <w:t>Part 3: Create a Flowchart</w:t>
-      </w:r>
-    </w:p>
-    <w:p>
-      <w:pPr>
-        <w:pStyle w:val="NormalWeb"/>
-        <w:spacing w:before="0" w:beforeAutospacing="0"/>
-        <w:rPr>
-          <w:rFonts w:ascii="Arial" w:hAnsi="Arial" w:cs="Arial"/>
-        </w:rPr>
-      </w:pPr>
-      <w:r>
-        <w:rPr>
-          <w:rFonts w:ascii="Arial" w:hAnsi="Arial" w:cs="Arial"/>
-        </w:rPr>
-        <w:t xml:space="preserve">A flowchart shows </w:t>
-      </w:r>
-      <w:r>
-        <w:rPr>
-          <w:rStyle w:val="Strong"/>
-          <w:rFonts w:ascii="Arial" w:hAnsi="Arial" w:cs="Arial"/>
-        </w:rPr>
-        <w:t>how the game actually works</w:t>
-      </w:r>
-      <w:r>
-        <w:rPr>
-          <w:rFonts w:ascii="Arial" w:hAnsi="Arial" w:cs="Arial"/>
-        </w:rPr>
-        <w:t>, not just what features exist. This helps prevent projects that are too large or unfocused.</w:t>
-      </w:r>
-      <w:r>
-        <w:rPr>
-          <w:rFonts w:ascii="Arial" w:hAnsi="Arial" w:cs="Arial"/>
-        </w:rPr>
-        <w:t xml:space="preserve"> </w:t>
-      </w:r>
-      <w:r>
-        <w:rPr>
-          <w:rFonts w:ascii="Arial" w:hAnsi="Arial" w:cs="Arial"/>
-        </w:rPr>
-        <w:t xml:space="preserve">Your flowchart should represent your </w:t>
-      </w:r>
-      <w:r>
-        <w:rPr>
-          <w:rStyle w:val="Strong"/>
-          <w:rFonts w:ascii="Arial" w:hAnsi="Arial" w:cs="Arial"/>
-        </w:rPr>
-        <w:t>MVP gameplay loop</w:t>
-      </w:r>
-      <w:r>
-        <w:rPr>
-          <w:rFonts w:ascii="Arial" w:hAnsi="Arial" w:cs="Arial"/>
-        </w:rPr>
-        <w:t>, not the full game.</w:t>
-      </w:r>
-    </w:p>
-    <w:p>
-      <w:pPr>
-        <w:pStyle w:val="Heading3"/>
-      </w:pPr>
-      <w:r>
-        <w:t>Example Flowchart Structure</w:t>
-      </w:r>
-    </w:p>
-    <w:p>
-      <w:pPr>
-        <w:pStyle w:val="NormalWeb"/>
-        <w:numPr>
-          <w:ilvl w:val="0"/>
-          <w:numId w:val="34"/>
-        </w:numPr>
-        <w:spacing w:before="0" w:beforeAutospacing="0"/>
-        <w:rPr>
-          <w:rFonts w:ascii="Arial" w:hAnsi="Arial" w:cs="Arial"/>
-        </w:rPr>
-      </w:pPr>
-      <w:r>
-        <w:rPr>
-          <w:rFonts w:ascii="Arial" w:hAnsi="Arial" w:cs="Arial"/>
-        </w:rPr>
-        <w:t>Visit site</w:t>
-      </w:r>
-    </w:p>
-    <w:p>
-      <w:pPr>
-        <w:pStyle w:val="NormalWeb"/>
-        <w:numPr>
-          <w:ilvl w:val="0"/>
-          <w:numId w:val="34"/>
-        </w:numPr>
-        <w:rPr>
-          <w:rFonts w:ascii="Arial" w:hAnsi="Arial" w:cs="Arial"/>
-        </w:rPr>
-      </w:pPr>
-      <w:r>
-        <w:rPr>
-          <w:rFonts w:ascii="Arial" w:hAnsi="Arial" w:cs="Arial"/>
-        </w:rPr>
-        <w:t>Sign up / log in</w:t>
-      </w:r>
-    </w:p>
-    <w:p>
-      <w:pPr>
-        <w:pStyle w:val="NormalWeb"/>
-        <w:numPr>
-          <w:ilvl w:val="0"/>
-          <w:numId w:val="34"/>
-        </w:numPr>
-        <w:rPr>
-          <w:rFonts w:ascii="Arial" w:hAnsi="Arial" w:cs="Arial"/>
-        </w:rPr>
-      </w:pPr>
-      <w:r>
-        <w:rPr>
-          <w:rFonts w:ascii="Arial" w:hAnsi="Arial" w:cs="Arial"/>
-        </w:rPr>
-        <w:t>Create pet</w:t>
-      </w:r>
-    </w:p>
-    <w:p>
-      <w:pPr>
-        <w:pStyle w:val="NormalWeb"/>
-        <w:numPr>
-          <w:ilvl w:val="0"/>
-          <w:numId w:val="34"/>
-        </w:numPr>
-        <w:rPr>
-          <w:rFonts w:ascii="Arial" w:hAnsi="Arial" w:cs="Arial"/>
-        </w:rPr>
-      </w:pPr>
-      <w:r>
-        <w:rPr>
-          <w:rFonts w:ascii="Arial" w:hAnsi="Arial" w:cs="Arial"/>
-        </w:rPr>
-        <w:t>View pet page</w:t>
-      </w:r>
-    </w:p>
-    <w:p>
-      <w:pPr>
-        <w:pStyle w:val="NormalWeb"/>
-        <w:numPr>
-          <w:ilvl w:val="0"/>
-          <w:numId w:val="34"/>
-        </w:numPr>
-        <w:rPr>
-          <w:rFonts w:ascii="Arial" w:hAnsi="Arial" w:cs="Arial"/>
-        </w:rPr>
-      </w:pPr>
-      <w:r>
-        <w:rPr>
-          <w:rFonts w:ascii="Arial" w:hAnsi="Arial" w:cs="Arial"/>
-        </w:rPr>
-        <w:t>Perform action (feed / play)</w:t>
-      </w:r>
-    </w:p>
-    <w:p>
-      <w:pPr>
-        <w:pStyle w:val="NormalWeb"/>
-        <w:numPr>
-          <w:ilvl w:val="0"/>
-          <w:numId w:val="34"/>
-        </w:numPr>
-        <w:rPr>
-          <w:rFonts w:ascii="Arial" w:hAnsi="Arial" w:cs="Arial"/>
-        </w:rPr>
-      </w:pPr>
-      <w:r>
-        <w:rPr>
-          <w:rFonts w:ascii="Arial" w:hAnsi="Arial" w:cs="Arial"/>
-        </w:rPr>
-        <w:t>Pet state updates</w:t>
-      </w:r>
-    </w:p>
-    <w:p>
-      <w:pPr>
-        <w:pStyle w:val="NormalWeb"/>
-        <w:numPr>
-          <w:ilvl w:val="0"/>
-          <w:numId w:val="34"/>
-        </w:numPr>
-        <w:rPr>
-          <w:rFonts w:ascii="Arial" w:hAnsi="Arial" w:cs="Arial"/>
-        </w:rPr>
-      </w:pPr>
-      <w:r>
-        <w:rPr>
-          <w:rFonts w:ascii="Arial" w:hAnsi="Arial" w:cs="Arial"/>
-        </w:rPr>
-        <w:t>Back to pet page</w:t>
-      </w:r>
-    </w:p>
-    <w:p>
-      <w:pPr>
-        <w:pStyle w:val="Heading2"/>
-      </w:pPr>
-      <w:r>
-        <w:t>Part 4: Writing Flowcharts Using Mermaid</w:t>
-      </w:r>
-    </w:p>
-    <w:p>
-      <w:pPr>
-        <w:pStyle w:val="NormalWeb"/>
-        <w:spacing w:before="0" w:beforeAutospacing="0"/>
-        <w:rPr>
-          <w:rFonts w:ascii="Arial" w:hAnsi="Arial" w:cs="Arial"/>
-        </w:rPr>
-      </w:pPr>
-      <w:r>
-        <w:rPr>
-          <w:rFonts w:ascii="Arial" w:hAnsi="Arial" w:cs="Arial"/>
-        </w:rPr>
-        <w:t xml:space="preserve">Mermaid is a text-based diagram tool that lets you create charts using simple code. GitHub supports Mermaid </w:t>
-      </w:r>
-      <w:r>
-        <w:rPr>
-          <w:rStyle w:val="Strong"/>
-          <w:rFonts w:ascii="Arial" w:hAnsi="Arial" w:cs="Arial"/>
-        </w:rPr>
-        <w:t>directly</w:t>
-      </w:r>
-      <w:r>
-        <w:rPr>
-          <w:rFonts w:ascii="Arial" w:hAnsi="Arial" w:cs="Arial"/>
-        </w:rPr>
-        <w:t xml:space="preserve"> in Markdown files.</w:t>
-      </w:r>
-    </w:p>
-    <w:p>
-      <w:pPr>
-        <w:pStyle w:val="Heading3"/>
-      </w:pPr>
-      <w:r>
-        <w:t>Basic Mermaid Flowchart Template</w:t>
-      </w:r>
-    </w:p>
-    <w:p>
-      <w:pPr>
-        <w:pStyle w:val="NormalWeb"/>
-        <w:spacing w:before="0" w:beforeAutospacing="0"/>
-        <w:rPr>
-          <w:rFonts w:ascii="Arial" w:hAnsi="Arial" w:cs="Arial"/>
-        </w:rPr>
-      </w:pPr>
-      <w:r>
-        <w:rPr>
-          <w:rFonts w:ascii="Arial" w:hAnsi="Arial" w:cs="Arial"/>
-        </w:rPr>
-        <w:t>Copy and modify this example:</w:t>
-      </w:r>
-    </w:p>
-    <w:p>
-      <w:pPr>
-        <w:pStyle w:val="HTMLPreformatted"/>
-        <w:rPr>
-          <w:rStyle w:val="HTMLCode"/>
-          <w:rFonts w:ascii="Arial" w:hAnsi="Arial" w:cs="Arial"/>
-        </w:rPr>
-      </w:pPr>
-      <w:r>
-        <w:rPr>
-          <w:rStyle w:val="HTMLCode"/>
-          <w:rFonts w:ascii="Arial" w:hAnsi="Arial" w:cs="Arial"/>
-        </w:rPr>
-        <w:t>flowchart TD</w:t>
-      </w:r>
-    </w:p>
-    <w:p>
-      <w:pPr>
-        <w:pStyle w:val="HTMLPreformatted"/>
-        <w:rPr>
-          <w:rStyle w:val="HTMLCode"/>
-          <w:rFonts w:ascii="Arial" w:hAnsi="Arial" w:cs="Arial"/>
-        </w:rPr>
-      </w:pPr>
-      <w:r>
-        <w:rPr>
-          <w:rStyle w:val="HTMLCode"/>
-          <w:rFonts w:ascii="Arial" w:hAnsi="Arial" w:cs="Arial"/>
-        </w:rPr>
-        <w:t xml:space="preserve">    </w:t>
-      </w:r>
-      <w:proofErr w:type="gramStart"/>
-      <w:r>
-        <w:rPr>
-          <w:rStyle w:val="HTMLCode"/>
-          <w:rFonts w:ascii="Arial" w:hAnsi="Arial" w:cs="Arial"/>
-        </w:rPr>
-        <w:t>A[</w:t>
-      </w:r>
-      <w:proofErr w:type="gramEnd"/>
-      <w:r>
-        <w:rPr>
-          <w:rStyle w:val="HTMLCode"/>
-          <w:rFonts w:ascii="Arial" w:hAnsi="Arial" w:cs="Arial"/>
-        </w:rPr>
-        <w:t>User visits site] --&gt; B[Sign up / Log in]</w:t>
-      </w:r>
-    </w:p>
-    <w:p>
-      <w:pPr>
-        <w:pStyle w:val="HTMLPreformatted"/>
-        <w:rPr>
-          <w:rStyle w:val="HTMLCode"/>
-          <w:rFonts w:ascii="Arial" w:hAnsi="Arial" w:cs="Arial"/>
-        </w:rPr>
-      </w:pPr>
-      <w:r>
-        <w:rPr>
-          <w:rStyle w:val="HTMLCode"/>
-          <w:rFonts w:ascii="Arial" w:hAnsi="Arial" w:cs="Arial"/>
-        </w:rPr>
-        <w:t xml:space="preserve">    B --&gt; </w:t>
-      </w:r>
-      <w:proofErr w:type="gramStart"/>
-      <w:r>
-        <w:rPr>
-          <w:rStyle w:val="HTMLCode"/>
-          <w:rFonts w:ascii="Arial" w:hAnsi="Arial" w:cs="Arial"/>
-        </w:rPr>
-        <w:t>C[</w:t>
-      </w:r>
-      <w:proofErr w:type="gramEnd"/>
-      <w:r>
-        <w:rPr>
-          <w:rStyle w:val="HTMLCode"/>
-          <w:rFonts w:ascii="Arial" w:hAnsi="Arial" w:cs="Arial"/>
-        </w:rPr>
-        <w:t>Create Pet]</w:t>
-      </w:r>
-    </w:p>
-    <w:p>
-      <w:pPr>
-        <w:pStyle w:val="HTMLPreformatted"/>
-        <w:rPr>
-          <w:rStyle w:val="HTMLCode"/>
-          <w:rFonts w:ascii="Arial" w:hAnsi="Arial" w:cs="Arial"/>
-        </w:rPr>
-      </w:pPr>
-      <w:r>
-        <w:rPr>
-          <w:rStyle w:val="HTMLCode"/>
-          <w:rFonts w:ascii="Arial" w:hAnsi="Arial" w:cs="Arial"/>
-        </w:rPr>
-        <w:t xml:space="preserve">    C --&gt; </w:t>
-      </w:r>
-      <w:proofErr w:type="gramStart"/>
-      <w:r>
-        <w:rPr>
-          <w:rStyle w:val="HTMLCode"/>
-          <w:rFonts w:ascii="Arial" w:hAnsi="Arial" w:cs="Arial"/>
-        </w:rPr>
-        <w:t>D[</w:t>
-      </w:r>
-      <w:proofErr w:type="gramEnd"/>
-      <w:r>
-        <w:rPr>
-          <w:rStyle w:val="HTMLCode"/>
-          <w:rFonts w:ascii="Arial" w:hAnsi="Arial" w:cs="Arial"/>
-        </w:rPr>
-        <w:t>View Pet Page]</w:t>
-      </w:r>
-    </w:p>
-    <w:p>
-      <w:pPr>
-        <w:pStyle w:val="HTMLPreformatted"/>
-        <w:rPr>
-          <w:rStyle w:val="HTMLCode"/>
-          <w:rFonts w:ascii="Arial" w:hAnsi="Arial" w:cs="Arial"/>
-        </w:rPr>
-      </w:pPr>
-      <w:r>
-        <w:rPr>
-          <w:rStyle w:val="HTMLCode"/>
-          <w:rFonts w:ascii="Arial" w:hAnsi="Arial" w:cs="Arial"/>
-        </w:rPr>
-        <w:t xml:space="preserve">    D --&gt; </w:t>
-      </w:r>
-      <w:proofErr w:type="gramStart"/>
-      <w:r>
-        <w:rPr>
-          <w:rStyle w:val="HTMLCode"/>
-          <w:rFonts w:ascii="Arial" w:hAnsi="Arial" w:cs="Arial"/>
-        </w:rPr>
-        <w:t>E[</w:t>
-      </w:r>
-      <w:proofErr w:type="gramEnd"/>
-      <w:r>
-        <w:rPr>
-          <w:rStyle w:val="HTMLCode"/>
-          <w:rFonts w:ascii="Arial" w:hAnsi="Arial" w:cs="Arial"/>
-        </w:rPr>
-        <w:t>Feed Pet]</w:t>
-      </w:r>
-    </w:p>
-    <w:p>
-      <w:pPr>
-        <w:pStyle w:val="HTMLPreformatted"/>
-        <w:rPr>
-          <w:rStyle w:val="HTMLCode"/>
-          <w:rFonts w:ascii="Arial" w:hAnsi="Arial" w:cs="Arial"/>
-        </w:rPr>
-      </w:pPr>
-      <w:r>
-        <w:rPr>
-          <w:rStyle w:val="HTMLCode"/>
-          <w:rFonts w:ascii="Arial" w:hAnsi="Arial" w:cs="Arial"/>
-        </w:rPr>
-        <w:t xml:space="preserve">    E --&gt; </w:t>
-      </w:r>
-      <w:proofErr w:type="gramStart"/>
-      <w:r>
-        <w:rPr>
-          <w:rStyle w:val="HTMLCode"/>
-          <w:rFonts w:ascii="Arial" w:hAnsi="Arial" w:cs="Arial"/>
-        </w:rPr>
-        <w:t>F[</w:t>
-      </w:r>
-      <w:proofErr w:type="gramEnd"/>
-      <w:r>
-        <w:rPr>
-          <w:rStyle w:val="HTMLCode"/>
-          <w:rFonts w:ascii="Arial" w:hAnsi="Arial" w:cs="Arial"/>
-        </w:rPr>
-        <w:t>Pet Hunger Decreases]</w:t>
-      </w:r>
-    </w:p>
-    <w:p>
-      <w:pPr>
-        <w:pStyle w:val="HTMLPreformatted"/>
-        <w:rPr>
-          <w:rStyle w:val="HTMLCode"/>
-          <w:rFonts w:ascii="Arial" w:hAnsi="Arial" w:cs="Arial"/>
-        </w:rPr>
-      </w:pPr>
-      <w:r>
-        <w:rPr>
-          <w:rStyle w:val="HTMLCode"/>
-          <w:rFonts w:ascii="Arial" w:hAnsi="Arial" w:cs="Arial"/>
-        </w:rPr>
-        <w:t xml:space="preserve">    F --&gt; D</w:t>
-      </w:r>
-    </w:p>
-    <w:p>
-      <w:pPr>
-        <w:pStyle w:val="Heading3"/>
-      </w:pPr>
-      <w:r>
-        <w:t>Mermaid Rules</w:t>
-      </w:r>
-    </w:p>
-    <w:p>
-      <w:pPr>
-        <w:pStyle w:val="NormalWeb"/>
-        <w:numPr>
-          <w:ilvl w:val="0"/>
-          <w:numId w:val="35"/>
-        </w:numPr>
-        <w:spacing w:before="0" w:beforeAutospacing="0"/>
-        <w:rPr>
-          <w:rFonts w:ascii="Arial" w:hAnsi="Arial" w:cs="Arial"/>
-        </w:rPr>
-      </w:pPr>
-      <w:r>
-        <w:rPr>
-          <w:rStyle w:val="HTMLCode"/>
-          <w:rFonts w:ascii="Arial" w:hAnsi="Arial" w:cs="Arial"/>
-        </w:rPr>
-        <w:t>flowchart TD</w:t>
-      </w:r>
-      <w:r>
-        <w:rPr>
-          <w:rFonts w:ascii="Arial" w:hAnsi="Arial" w:cs="Arial"/>
-        </w:rPr>
-        <w:t xml:space="preserve"> means </w:t>
-      </w:r>
-      <w:r>
-        <w:rPr>
-          <w:rStyle w:val="Strong"/>
-          <w:rFonts w:ascii="Arial" w:hAnsi="Arial" w:cs="Arial"/>
-        </w:rPr>
-        <w:t>top-down</w:t>
-      </w:r>
-    </w:p>
-    <w:p>
-      <w:pPr>
-        <w:pStyle w:val="NormalWeb"/>
-        <w:numPr>
-          <w:ilvl w:val="0"/>
-          <w:numId w:val="35"/>
-        </w:numPr>
-        <w:rPr>
-          <w:rFonts w:ascii="Arial" w:hAnsi="Arial" w:cs="Arial"/>
-        </w:rPr>
-      </w:pPr>
-      <w:r>
-        <w:rPr>
-          <w:rFonts w:ascii="Arial" w:hAnsi="Arial" w:cs="Arial"/>
-        </w:rPr>
-        <w:t xml:space="preserve">Boxes are written in </w:t>
-      </w:r>
-      <w:r>
-        <w:rPr>
-          <w:rStyle w:val="HTMLCode"/>
-          <w:rFonts w:ascii="Arial" w:hAnsi="Arial" w:cs="Arial"/>
-        </w:rPr>
-        <w:t>[brackets]</w:t>
-      </w:r>
-    </w:p>
-    <w:p>
-      <w:pPr>
-        <w:pStyle w:val="NormalWeb"/>
-        <w:numPr>
-          <w:ilvl w:val="0"/>
-          <w:numId w:val="35"/>
-        </w:numPr>
-        <w:rPr>
-          <w:rFonts w:ascii="Arial" w:hAnsi="Arial" w:cs="Arial"/>
-        </w:rPr>
-      </w:pPr>
-      <w:r>
-        <w:rPr>
-          <w:rFonts w:ascii="Arial" w:hAnsi="Arial" w:cs="Arial"/>
-        </w:rPr>
-        <w:t xml:space="preserve">Arrows use </w:t>
-      </w:r>
-      <w:r>
-        <w:rPr>
-          <w:rStyle w:val="HTMLCode"/>
-          <w:rFonts w:ascii="Arial" w:hAnsi="Arial" w:cs="Arial"/>
-        </w:rPr>
-        <w:t>--&gt;</w:t>
-      </w:r>
-    </w:p>
-    <w:p>
-      <w:pPr>
-        <w:pStyle w:val="NormalWeb"/>
-        <w:numPr>
-          <w:ilvl w:val="0"/>
-          <w:numId w:val="35"/>
-        </w:numPr>
-        <w:rPr>
-          <w:rFonts w:ascii="Arial" w:hAnsi="Arial" w:cs="Arial"/>
-        </w:rPr>
-      </w:pPr>
-      <w:r>
-        <w:rPr>
-          <w:rFonts w:ascii="Arial" w:hAnsi="Arial" w:cs="Arial"/>
-        </w:rPr>
-        <w:t>Keep text short and clear</w:t>
-      </w:r>
-    </w:p>
-    <w:p>
-      <w:pPr>
-        <w:pStyle w:val="NormalWeb"/>
-        <w:rPr>
-          <w:rFonts w:ascii="Arial" w:hAnsi="Arial" w:cs="Arial"/>
-        </w:rPr>
-      </w:pPr>
-      <w:r>
-        <w:rPr>
-          <w:rFonts w:ascii="Arial" w:hAnsi="Arial" w:cs="Arial"/>
-        </w:rPr>
-        <w:t xml:space="preserve">Your flowchart </w:t>
-      </w:r>
-      <w:r>
-        <w:rPr>
-          <w:rStyle w:val="Strong"/>
-          <w:rFonts w:ascii="Arial" w:hAnsi="Arial" w:cs="Arial"/>
-        </w:rPr>
-        <w:t>must match your MVP</w:t>
-      </w:r>
-      <w:r>
-        <w:rPr>
-          <w:rFonts w:ascii="Arial" w:hAnsi="Arial" w:cs="Arial"/>
-        </w:rPr>
-        <w:t>, not your full feature list.</w:t>
-      </w:r>
-    </w:p>
-    <w:p>
-      <w:pPr>
-        <w:pStyle w:val="Heading2"/>
-      </w:pPr>
-      <w:r>
-        <w:lastRenderedPageBreak/>
-        <w:t>Part 5: Create GitHub Repository and Project Board</w:t>
-      </w:r>
-    </w:p>
-    <w:p>
-      <w:pPr>
-        <w:pStyle w:val="NormalWeb"/>
-        <w:numPr>
-          <w:ilvl w:val="0"/>
-          <w:numId w:val="36"/>
-        </w:numPr>
-        <w:spacing w:before="0" w:beforeAutospacing="0"/>
-        <w:rPr>
-          <w:rFonts w:ascii="Arial" w:hAnsi="Arial" w:cs="Arial"/>
-        </w:rPr>
-      </w:pPr>
-      <w:r>
-        <w:rPr>
-          <w:rFonts w:ascii="Arial" w:hAnsi="Arial" w:cs="Arial"/>
-        </w:rPr>
-        <w:t xml:space="preserve">One partner creates a </w:t>
-      </w:r>
-      <w:r>
-        <w:rPr>
-          <w:rStyle w:val="Strong"/>
-          <w:rFonts w:ascii="Arial" w:hAnsi="Arial" w:cs="Arial"/>
-        </w:rPr>
-        <w:t>GitHub repository</w:t>
-      </w:r>
-      <w:r>
-        <w:rPr>
-          <w:rFonts w:ascii="Arial" w:hAnsi="Arial" w:cs="Arial"/>
-        </w:rPr>
-        <w:t>.</w:t>
-      </w:r>
-    </w:p>
-    <w:p>
-      <w:pPr>
-        <w:pStyle w:val="NormalWeb"/>
-        <w:numPr>
-          <w:ilvl w:val="0"/>
-          <w:numId w:val="36"/>
-        </w:numPr>
-        <w:rPr>
-          <w:rFonts w:ascii="Arial" w:hAnsi="Arial" w:cs="Arial"/>
-        </w:rPr>
-      </w:pPr>
-      <w:r>
-        <w:rPr>
-          <w:rFonts w:ascii="Arial" w:hAnsi="Arial" w:cs="Arial"/>
-        </w:rPr>
-        <w:t xml:space="preserve">Create a </w:t>
-      </w:r>
-      <w:r>
-        <w:rPr>
-          <w:rStyle w:val="Strong"/>
-          <w:rFonts w:ascii="Arial" w:hAnsi="Arial" w:cs="Arial"/>
-        </w:rPr>
-        <w:t>GitHub Project (Board view)</w:t>
-      </w:r>
-      <w:r>
-        <w:rPr>
-          <w:rFonts w:ascii="Arial" w:hAnsi="Arial" w:cs="Arial"/>
-        </w:rPr>
-        <w:t xml:space="preserve"> attached to that repository.</w:t>
-      </w:r>
-    </w:p>
-    <w:p>
-      <w:pPr>
-        <w:pStyle w:val="NormalWeb"/>
-        <w:numPr>
-          <w:ilvl w:val="0"/>
-          <w:numId w:val="36"/>
-        </w:numPr>
-        <w:rPr>
-          <w:rFonts w:ascii="Arial" w:hAnsi="Arial" w:cs="Arial"/>
-        </w:rPr>
-      </w:pPr>
-      <w:r>
-        <w:rPr>
-          <w:rFonts w:ascii="Arial" w:hAnsi="Arial" w:cs="Arial"/>
-        </w:rPr>
-        <w:t>Fill in the table at the top of the assignment with:</w:t>
-      </w:r>
-    </w:p>
-    <w:p>
-      <w:pPr>
-        <w:pStyle w:val="NormalWeb"/>
-        <w:numPr>
-          <w:ilvl w:val="1"/>
-          <w:numId w:val="36"/>
-        </w:numPr>
-        <w:rPr>
-          <w:rFonts w:ascii="Arial" w:hAnsi="Arial" w:cs="Arial"/>
-        </w:rPr>
-      </w:pPr>
-      <w:r>
-        <w:rPr>
-          <w:rFonts w:ascii="Arial" w:hAnsi="Arial" w:cs="Arial"/>
-        </w:rPr>
-        <w:t>Partner names</w:t>
-      </w:r>
-    </w:p>
-    <w:p>
-      <w:pPr>
-        <w:pStyle w:val="NormalWeb"/>
-        <w:numPr>
-          <w:ilvl w:val="1"/>
-          <w:numId w:val="36"/>
-        </w:numPr>
-        <w:rPr>
-          <w:rFonts w:ascii="Arial" w:hAnsi="Arial" w:cs="Arial"/>
-        </w:rPr>
-      </w:pPr>
-      <w:r>
-        <w:rPr>
-          <w:rFonts w:ascii="Arial" w:hAnsi="Arial" w:cs="Arial"/>
-        </w:rPr>
-        <w:t>GitHub repository URL</w:t>
-      </w:r>
-    </w:p>
-    <w:p>
-      <w:pPr>
-        <w:pStyle w:val="NormalWeb"/>
-        <w:numPr>
-          <w:ilvl w:val="1"/>
-          <w:numId w:val="36"/>
-        </w:numPr>
-        <w:rPr>
-          <w:rFonts w:ascii="Arial" w:hAnsi="Arial" w:cs="Arial"/>
-        </w:rPr>
-      </w:pPr>
-      <w:r>
-        <w:rPr>
-          <w:rFonts w:ascii="Arial" w:hAnsi="Arial" w:cs="Arial"/>
-        </w:rPr>
-        <w:t>GitHub project board URL</w:t>
-      </w:r>
-    </w:p>
-    <w:p>
-      <w:pPr>
-        <w:pStyle w:val="Heading3"/>
-      </w:pPr>
-      <w:r>
-        <w:t>Project Board Rules</w:t>
-      </w:r>
-    </w:p>
-    <w:p>
-      <w:pPr>
-        <w:pStyle w:val="NormalWeb"/>
-        <w:numPr>
-          <w:ilvl w:val="0"/>
-          <w:numId w:val="37"/>
-        </w:numPr>
-        <w:spacing w:before="0" w:beforeAutospacing="0"/>
-        <w:rPr>
-          <w:rFonts w:ascii="Arial" w:hAnsi="Arial" w:cs="Arial"/>
-        </w:rPr>
-      </w:pPr>
-      <w:r>
-        <w:rPr>
-          <w:rFonts w:ascii="Arial" w:hAnsi="Arial" w:cs="Arial"/>
-        </w:rPr>
-        <w:t>Each card becomes a GitHub issue</w:t>
-      </w:r>
-    </w:p>
-    <w:p>
-      <w:pPr>
-        <w:pStyle w:val="NormalWeb"/>
-        <w:numPr>
-          <w:ilvl w:val="0"/>
-          <w:numId w:val="37"/>
-        </w:numPr>
-        <w:spacing w:before="0" w:beforeAutospacing="0"/>
-        <w:rPr>
-          <w:rFonts w:ascii="Arial" w:hAnsi="Arial" w:cs="Arial"/>
-        </w:rPr>
-      </w:pPr>
-      <w:r>
-        <w:rPr>
-          <w:rFonts w:ascii="Arial" w:hAnsi="Arial" w:cs="Arial"/>
-        </w:rPr>
-        <w:t>Assign each issue to a partner</w:t>
-      </w:r>
-    </w:p>
-    <w:p>
-      <w:pPr>
-        <w:pStyle w:val="NormalWeb"/>
-        <w:numPr>
-          <w:ilvl w:val="0"/>
-          <w:numId w:val="37"/>
-        </w:numPr>
-        <w:rPr>
-          <w:rFonts w:ascii="Arial" w:hAnsi="Arial" w:cs="Arial"/>
-        </w:rPr>
-      </w:pPr>
-      <w:r>
-        <w:rPr>
-          <w:rFonts w:ascii="Arial" w:hAnsi="Arial" w:cs="Arial"/>
-        </w:rPr>
-        <w:t>Columns:</w:t>
-      </w:r>
-    </w:p>
-    <w:p>
-      <w:pPr>
-        <w:pStyle w:val="NormalWeb"/>
-        <w:numPr>
-          <w:ilvl w:val="1"/>
-          <w:numId w:val="37"/>
-        </w:numPr>
-        <w:rPr>
-          <w:rFonts w:ascii="Arial" w:hAnsi="Arial" w:cs="Arial"/>
-        </w:rPr>
-      </w:pPr>
-      <w:r>
-        <w:rPr>
-          <w:rFonts w:ascii="Arial" w:hAnsi="Arial" w:cs="Arial"/>
-        </w:rPr>
-        <w:t>To Do</w:t>
-      </w:r>
-    </w:p>
-    <w:p>
-      <w:pPr>
-        <w:pStyle w:val="NormalWeb"/>
-        <w:numPr>
-          <w:ilvl w:val="1"/>
-          <w:numId w:val="37"/>
-        </w:numPr>
-        <w:rPr>
-          <w:rFonts w:ascii="Arial" w:hAnsi="Arial" w:cs="Arial"/>
-        </w:rPr>
-      </w:pPr>
-      <w:r>
-        <w:rPr>
-          <w:rFonts w:ascii="Arial" w:hAnsi="Arial" w:cs="Arial"/>
-        </w:rPr>
-        <w:t>Doing</w:t>
-      </w:r>
-    </w:p>
-    <w:p>
-      <w:pPr>
-        <w:pStyle w:val="NormalWeb"/>
-        <w:numPr>
-          <w:ilvl w:val="1"/>
-          <w:numId w:val="37"/>
-        </w:numPr>
-        <w:rPr>
-          <w:rFonts w:ascii="Arial" w:hAnsi="Arial" w:cs="Arial"/>
-        </w:rPr>
-      </w:pPr>
-      <w:r>
-        <w:rPr>
-          <w:rFonts w:ascii="Arial" w:hAnsi="Arial" w:cs="Arial"/>
-        </w:rPr>
-        <w:t>Done</w:t>
-      </w:r>
-    </w:p>
-    <w:p>
-      <w:pPr>
-        <w:pStyle w:val="NormalWeb"/>
-        <w:numPr>
-          <w:ilvl w:val="0"/>
-          <w:numId w:val="37"/>
-        </w:numPr>
-        <w:rPr>
-          <w:rFonts w:ascii="Arial" w:hAnsi="Arial" w:cs="Arial"/>
-        </w:rPr>
-      </w:pPr>
-      <w:r>
-        <w:rPr>
-          <w:rFonts w:ascii="Arial" w:hAnsi="Arial" w:cs="Arial"/>
-        </w:rPr>
-        <w:t>Move cards as work progresses</w:t>
-      </w:r>
-    </w:p>
-    <w:p>
-      <w:pPr>
-        <w:pStyle w:val="NormalWeb"/>
-        <w:numPr>
-          <w:ilvl w:val="0"/>
-          <w:numId w:val="37"/>
-        </w:numPr>
-        <w:rPr>
-          <w:rFonts w:ascii="Arial" w:hAnsi="Arial" w:cs="Arial"/>
-        </w:rPr>
-      </w:pPr>
-      <w:r>
-        <w:rPr>
-          <w:rFonts w:ascii="Arial" w:hAnsi="Arial" w:cs="Arial"/>
-        </w:rPr>
-        <w:t>Close issues when finished</w:t>
-      </w:r>
-    </w:p>
-    <w:p>
-      <w:pPr>
-        <w:pStyle w:val="Heading3"/>
-      </w:pPr>
-      <w:r>
-        <w:t>Collaboration Rules</w:t>
-      </w:r>
-    </w:p>
-    <w:p>
-      <w:pPr>
-        <w:pStyle w:val="NormalWeb"/>
-        <w:numPr>
-          <w:ilvl w:val="0"/>
-          <w:numId w:val="38"/>
-        </w:numPr>
-        <w:spacing w:before="0" w:beforeAutospacing="0"/>
-        <w:rPr>
-          <w:rFonts w:ascii="Arial" w:hAnsi="Arial" w:cs="Arial"/>
-        </w:rPr>
-      </w:pPr>
-      <w:r>
-        <w:rPr>
-          <w:rFonts w:ascii="Arial" w:hAnsi="Arial" w:cs="Arial"/>
-        </w:rPr>
-        <w:t xml:space="preserve">Work in </w:t>
-      </w:r>
-      <w:r>
-        <w:rPr>
-          <w:rStyle w:val="Strong"/>
-          <w:rFonts w:ascii="Arial" w:hAnsi="Arial" w:cs="Arial"/>
-        </w:rPr>
-        <w:t>separate branches</w:t>
-      </w:r>
-      <w:r>
-        <w:rPr>
-          <w:rFonts w:ascii="Arial" w:hAnsi="Arial" w:cs="Arial"/>
-        </w:rPr>
-        <w:t xml:space="preserve"> when possible</w:t>
-      </w:r>
-    </w:p>
-    <w:p>
-      <w:pPr>
-        <w:pStyle w:val="NormalWeb"/>
-        <w:numPr>
-          <w:ilvl w:val="0"/>
-          <w:numId w:val="38"/>
-        </w:numPr>
-        <w:rPr>
-          <w:rFonts w:ascii="Arial" w:hAnsi="Arial" w:cs="Arial"/>
-        </w:rPr>
-      </w:pPr>
-      <w:r>
-        <w:rPr>
-          <w:rFonts w:ascii="Arial" w:hAnsi="Arial" w:cs="Arial"/>
-        </w:rPr>
-        <w:t xml:space="preserve">Use </w:t>
-      </w:r>
-      <w:r>
-        <w:rPr>
-          <w:rStyle w:val="Strong"/>
-          <w:rFonts w:ascii="Arial" w:hAnsi="Arial" w:cs="Arial"/>
-        </w:rPr>
-        <w:t>Pull Requests</w:t>
-      </w:r>
-      <w:r>
-        <w:rPr>
-          <w:rFonts w:ascii="Arial" w:hAnsi="Arial" w:cs="Arial"/>
-        </w:rPr>
-        <w:t xml:space="preserve"> to merge into main</w:t>
-      </w:r>
-    </w:p>
-    <w:p>
-      <w:pPr>
-        <w:pStyle w:val="NormalWeb"/>
-        <w:numPr>
-          <w:ilvl w:val="0"/>
-          <w:numId w:val="38"/>
-        </w:numPr>
-        <w:rPr>
-          <w:rFonts w:ascii="Arial" w:hAnsi="Arial" w:cs="Arial"/>
-        </w:rPr>
-      </w:pPr>
-      <w:r>
-        <w:rPr>
-          <w:rFonts w:ascii="Arial" w:hAnsi="Arial" w:cs="Arial"/>
-        </w:rPr>
-        <w:t xml:space="preserve">Do </w:t>
-      </w:r>
-      <w:r>
-        <w:rPr>
-          <w:rStyle w:val="Strong"/>
-          <w:rFonts w:ascii="Arial" w:hAnsi="Arial" w:cs="Arial"/>
-        </w:rPr>
-        <w:t>not</w:t>
-      </w:r>
-      <w:r>
-        <w:rPr>
-          <w:rFonts w:ascii="Arial" w:hAnsi="Arial" w:cs="Arial"/>
-        </w:rPr>
-        <w:t xml:space="preserve"> commit the </w:t>
-      </w:r>
-      <w:r>
-        <w:rPr>
-          <w:rStyle w:val="HTMLCode"/>
-          <w:rFonts w:ascii="Arial" w:hAnsi="Arial" w:cs="Arial"/>
-        </w:rPr>
-        <w:t>node_modules</w:t>
-      </w:r>
-      <w:r>
-        <w:rPr>
-          <w:rFonts w:ascii="Arial" w:hAnsi="Arial" w:cs="Arial"/>
-        </w:rPr>
-        <w:t xml:space="preserve"> folder</w:t>
-      </w:r>
-    </w:p>
-    <w:p>
-      <w:pPr>
-        <w:pStyle w:val="Heading2"/>
-      </w:pPr>
-      <w:r>
-        <w:t>Part 6: Submission Instructions</w:t>
-      </w:r>
-    </w:p>
-    <w:p>
-      <w:pPr>
-        <w:pStyle w:val="NormalWeb"/>
-        <w:numPr>
-          <w:ilvl w:val="0"/>
-          <w:numId w:val="39"/>
-        </w:numPr>
-        <w:spacing w:before="0" w:beforeAutospacing="0"/>
-        <w:rPr>
-          <w:rFonts w:ascii="Arial" w:hAnsi="Arial" w:cs="Arial"/>
-        </w:rPr>
-      </w:pPr>
-      <w:r>
-        <w:rPr>
-          <w:rFonts w:ascii="Arial" w:hAnsi="Arial" w:cs="Arial"/>
-        </w:rPr>
-        <w:t>Create a new folder in your DocPac called</w:t>
-      </w:r>
-      <w:r>
-        <w:rPr>
-          <w:rFonts w:ascii="Arial" w:hAnsi="Arial" w:cs="Arial"/>
-        </w:rPr>
-        <w:t xml:space="preserve"> </w:t>
-      </w:r>
-      <w:proofErr w:type="spellStart"/>
-      <w:r>
-        <w:rPr>
-          <w:rStyle w:val="Strong"/>
-          <w:rFonts w:ascii="Arial" w:hAnsi="Arial" w:cs="Arial"/>
-        </w:rPr>
-        <w:t>VirtualPetMVP</w:t>
-      </w:r>
-      <w:proofErr w:type="spellEnd"/>
-      <w:r>
-        <w:rPr>
-          <w:rFonts w:ascii="Arial" w:hAnsi="Arial" w:cs="Arial"/>
-        </w:rPr>
-        <w:t>. I</w:t>
-      </w:r>
-      <w:r>
-        <w:rPr>
-          <w:rFonts w:ascii="Arial" w:hAnsi="Arial" w:cs="Arial"/>
-        </w:rPr>
-        <w:t>nside it, create a text file named</w:t>
-      </w:r>
-      <w:r>
-        <w:rPr>
-          <w:rFonts w:ascii="Arial" w:hAnsi="Arial" w:cs="Arial"/>
-        </w:rPr>
-        <w:t xml:space="preserve"> </w:t>
-      </w:r>
-      <w:r>
-        <w:rPr>
-          <w:rStyle w:val="HTMLCode"/>
-          <w:rFonts w:ascii="Arial" w:hAnsi="Arial" w:cs="Arial"/>
-        </w:rPr>
-        <w:t>FirstnameLastname_FirstnameLastname.</w:t>
-      </w:r>
-      <w:r>
-        <w:rPr>
-          <w:rStyle w:val="HTMLCode"/>
-          <w:rFonts w:ascii="Arial" w:hAnsi="Arial" w:cs="Arial"/>
-        </w:rPr>
-        <w:t>md</w:t>
-      </w:r>
-      <w:r>
-        <w:rPr>
-          <w:rFonts w:ascii="Arial" w:hAnsi="Arial" w:cs="Arial"/>
-        </w:rPr>
-        <w:t xml:space="preserve"> being one partner’s name. Paste the </w:t>
-      </w:r>
-      <w:r>
-        <w:rPr>
-          <w:rFonts w:ascii="Arial" w:hAnsi="Arial" w:cs="Arial"/>
-        </w:rPr>
-        <w:t>GitHub repository URL</w:t>
-      </w:r>
-      <w:r>
-        <w:rPr>
-          <w:rFonts w:ascii="Arial" w:hAnsi="Arial" w:cs="Arial"/>
-        </w:rPr>
-        <w:t xml:space="preserve">, </w:t>
-      </w:r>
-      <w:r>
-        <w:rPr>
-          <w:rFonts w:ascii="Arial" w:hAnsi="Arial" w:cs="Arial"/>
-        </w:rPr>
-        <w:t>GitHub project board URL</w:t>
-      </w:r>
-      <w:r>
-        <w:rPr>
-          <w:rFonts w:ascii="Arial" w:hAnsi="Arial" w:cs="Arial"/>
-        </w:rPr>
-        <w:t xml:space="preserve">, and a copy of the </w:t>
-      </w:r>
-      <w:r>
-        <w:rPr>
-          <w:rFonts w:ascii="Arial" w:hAnsi="Arial" w:cs="Arial"/>
-        </w:rPr>
-        <w:t>Mermaid</w:t>
-      </w:r>
-      <w:r>
-        <w:rPr>
-          <w:rFonts w:ascii="Arial" w:hAnsi="Arial" w:cs="Arial"/>
-        </w:rPr>
-        <w:t xml:space="preserve"> chart code</w:t>
-      </w:r>
-    </w:p>
-    <w:p>
-      <w:pPr>
-        <w:pStyle w:val="NormalWeb"/>
-        <w:numPr>
-          <w:ilvl w:val="0"/>
-          <w:numId w:val="39"/>
-        </w:numPr>
-        <w:rPr>
-          <w:rFonts w:ascii="Arial" w:hAnsi="Arial" w:cs="Arial"/>
-        </w:rPr>
-      </w:pPr>
-      <w:r>
-        <w:rPr>
-          <w:rFonts w:ascii="Arial" w:hAnsi="Arial" w:cs="Arial"/>
-        </w:rPr>
-        <w:t>Commit, push, and open a Pull Request</w:t>
-      </w:r>
-    </w:p>
-    <w:p>
-      <w:pPr>
-        <w:pStyle w:val="Heading1"/>
-      </w:pPr>
-      <w:r>
         <w:t>Document Work Completed (Everyone)</w:t>
       </w:r>
     </w:p>
@@ -4420,7 +2206,7 @@
       </w:tblGrid>
       <w:tr>
         <w:trPr>
-          <w:trHeight w:val="1152"/>
+          <w:trHeight w:val="1296"/>
         </w:trPr>
         <w:tc>
           <w:tcPr>
@@ -4486,7 +2272,7 @@
       </w:tr>
       <w:tr>
         <w:trPr>
-          <w:trHeight w:val="1152"/>
+          <w:trHeight w:val="1296"/>
         </w:trPr>
         <w:tc>
           <w:tcPr>
@@ -4498,6 +2284,16 @@
               <w:t>Day 2</w:t>
             </w:r>
           </w:p>
+          <w:p>
+            <w:pPr>
+              <w:rPr>
+                <w:i/>
+                <w:sz w:val="20"/>
+              </w:rPr>
+            </w:pPr>
+          </w:p>
+          <w:p/>
+          <w:p/>
         </w:tc>
         <w:tc>
           <w:tcPr>
@@ -4508,7 +2304,7 @@
       </w:tr>
       <w:tr>
         <w:trPr>
-          <w:trHeight w:val="1152"/>
+          <w:trHeight w:val="1296"/>
         </w:trPr>
         <w:tc>
           <w:tcPr>
@@ -4520,6 +2316,16 @@
               <w:t>Day 3</w:t>
             </w:r>
           </w:p>
+          <w:p>
+            <w:pPr>
+              <w:rPr>
+                <w:i/>
+                <w:sz w:val="20"/>
+              </w:rPr>
+            </w:pPr>
+          </w:p>
+          <w:p/>
+          <w:p/>
         </w:tc>
         <w:tc>
           <w:tcPr>
@@ -4530,7 +2336,7 @@
       </w:tr>
       <w:tr>
         <w:trPr>
-          <w:trHeight w:val="1152"/>
+          <w:trHeight w:val="1296"/>
         </w:trPr>
         <w:tc>
           <w:tcPr>
@@ -4542,6 +2348,9 @@
               <w:t>Day 4</w:t>
             </w:r>
           </w:p>
+          <w:p/>
+          <w:p/>
+          <w:p/>
         </w:tc>
         <w:tc>
           <w:tcPr>
@@ -4552,7 +2361,7 @@
       </w:tr>
       <w:tr>
         <w:trPr>
-          <w:trHeight w:val="1152"/>
+          <w:trHeight w:val="1296"/>
         </w:trPr>
         <w:tc>
           <w:tcPr>
@@ -4564,6 +2373,17 @@
               <w:t>Day 5</w:t>
             </w:r>
           </w:p>
+          <w:p>
+            <w:pPr>
+              <w:rPr>
+                <w:i/>
+                <w:sz w:val="20"/>
+              </w:rPr>
+            </w:pPr>
+          </w:p>
+          <w:p/>
+          <w:p/>
+          <w:p/>
         </w:tc>
         <w:tc>
           <w:tcPr>
@@ -4573,6 +2393,19 @@
         </w:tc>
       </w:tr>
     </w:tbl>
+    <w:p>
+      <w:pPr>
+        <w:rPr>
+          <w:rStyle w:val="Heading1Char"/>
+        </w:rPr>
+      </w:pPr>
+      <w:r>
+        <w:rPr>
+          <w:rStyle w:val="Heading1Char"/>
+        </w:rPr>
+        <w:br w:type="page"/>
+      </w:r>
+    </w:p>
     <w:p>
       <w:pPr>
         <w:pStyle w:val="Title"/>
@@ -5090,7 +2923,25 @@
               <w:rPr>
                 <w:rFonts w:ascii="Calibri" w:eastAsia="Times New Roman" w:hAnsi="Calibri" w:cs="Calibri"/>
               </w:rPr>
-              <w:t>Mark ‘1’ if:</w:t>
+              <w:t>Mark ‘</w:t>
+            </w:r>
+            <w:r>
+              <w:rPr>
+                <w:rFonts w:ascii="Calibri" w:eastAsia="Times New Roman" w:hAnsi="Calibri" w:cs="Calibri"/>
+              </w:rPr>
+              <w:t>1</w:t>
+            </w:r>
+            <w:r>
+              <w:rPr>
+                <w:rFonts w:ascii="Calibri" w:eastAsia="Times New Roman" w:hAnsi="Calibri" w:cs="Calibri"/>
+              </w:rPr>
+              <w:t xml:space="preserve">’ </w:t>
+            </w:r>
+            <w:r>
+              <w:rPr>
+                <w:rFonts w:ascii="Calibri" w:eastAsia="Times New Roman" w:hAnsi="Calibri" w:cs="Calibri"/>
+              </w:rPr>
+              <w:t>if:</w:t>
             </w:r>
           </w:p>
         </w:tc>
@@ -6859,6 +4710,676 @@
         </w:tc>
       </w:tr>
     </w:tbl>
+    <w:p>
+      <w:pPr>
+        <w:pStyle w:val="Heading1"/>
+      </w:pPr>
+    </w:p>
+    <w:p>
+      <w:pPr>
+        <w:rPr>
+          <w:sz w:val="32"/>
+          <w:szCs w:val="32"/>
+        </w:rPr>
+      </w:pPr>
+      <w:r>
+        <w:br w:type="page"/>
+      </w:r>
+    </w:p>
+    <w:p>
+      <w:pPr>
+        <w:pStyle w:val="Heading1"/>
+      </w:pPr>
+      <w:r>
+        <w:lastRenderedPageBreak/>
+        <w:t xml:space="preserve">Virtual Pet </w:t>
+      </w:r>
+      <w:proofErr w:type="spellStart"/>
+      <w:r>
+        <w:t>KanBan</w:t>
+      </w:r>
+      <w:proofErr w:type="spellEnd"/>
+    </w:p>
+    <w:tbl>
+      <w:tblPr>
+        <w:tblStyle w:val="TableGrid"/>
+        <w:tblW w:w="0" w:type="auto"/>
+        <w:tblLook w:val="04A0" w:firstRow="1" w:lastRow="0" w:firstColumn="1" w:lastColumn="0" w:noHBand="0" w:noVBand="1"/>
+      </w:tblPr>
+      <w:tblGrid>
+        <w:gridCol w:w="3476"/>
+        <w:gridCol w:w="3477"/>
+        <w:gridCol w:w="3477"/>
+      </w:tblGrid>
+      <w:tr>
+        <w:tc>
+          <w:tcPr>
+            <w:tcW w:w="3476" w:type="dxa"/>
+          </w:tcPr>
+          <w:p>
+            <w:pPr>
+              <w:jc w:val="center"/>
+              <w:rPr>
+                <w:b/>
+              </w:rPr>
+            </w:pPr>
+            <w:r>
+              <w:rPr>
+                <w:b/>
+              </w:rPr>
+              <w:t>Partner Name(s)</w:t>
+            </w:r>
+          </w:p>
+        </w:tc>
+        <w:tc>
+          <w:tcPr>
+            <w:tcW w:w="3477" w:type="dxa"/>
+          </w:tcPr>
+          <w:p>
+            <w:pPr>
+              <w:jc w:val="center"/>
+              <w:rPr>
+                <w:b/>
+              </w:rPr>
+            </w:pPr>
+            <w:proofErr w:type="spellStart"/>
+            <w:r>
+              <w:rPr>
+                <w:b/>
+              </w:rPr>
+              <w:t>Github</w:t>
+            </w:r>
+            <w:proofErr w:type="spellEnd"/>
+            <w:r>
+              <w:rPr>
+                <w:b/>
+              </w:rPr>
+              <w:t xml:space="preserve"> Repo Endpoint</w:t>
+            </w:r>
+          </w:p>
+        </w:tc>
+        <w:tc>
+          <w:tcPr>
+            <w:tcW w:w="3477" w:type="dxa"/>
+          </w:tcPr>
+          <w:p>
+            <w:pPr>
+              <w:jc w:val="center"/>
+              <w:rPr>
+                <w:b/>
+              </w:rPr>
+            </w:pPr>
+            <w:proofErr w:type="spellStart"/>
+            <w:r>
+              <w:rPr>
+                <w:b/>
+              </w:rPr>
+              <w:t>Github</w:t>
+            </w:r>
+            <w:proofErr w:type="spellEnd"/>
+            <w:r>
+              <w:rPr>
+                <w:b/>
+              </w:rPr>
+              <w:t xml:space="preserve"> Project Endpoint</w:t>
+            </w:r>
+          </w:p>
+        </w:tc>
+      </w:tr>
+      <w:tr>
+        <w:trPr>
+          <w:trHeight w:val="440"/>
+        </w:trPr>
+        <w:tc>
+          <w:tcPr>
+            <w:tcW w:w="3476" w:type="dxa"/>
+            <w:vAlign w:val="center"/>
+          </w:tcPr>
+          <w:p>
+            <w:pPr>
+              <w:jc w:val="center"/>
+              <w:rPr>
+                <w:rFonts w:ascii="Bradley Hand ITC" w:hAnsi="Bradley Hand ITC"/>
+              </w:rPr>
+            </w:pPr>
+            <w:r>
+              <w:rPr>
+                <w:rFonts w:ascii="Bradley Hand ITC" w:hAnsi="Bradley Hand ITC"/>
+              </w:rPr>
+              <w:t xml:space="preserve">John Jacob </w:t>
+            </w:r>
+            <w:proofErr w:type="spellStart"/>
+            <w:r>
+              <w:rPr>
+                <w:rFonts w:ascii="Bradley Hand ITC" w:hAnsi="Bradley Hand ITC"/>
+              </w:rPr>
+              <w:t>Jingleheimer</w:t>
+            </w:r>
+            <w:r>
+              <w:rPr>
+                <w:rFonts w:ascii="Bradley Hand ITC" w:hAnsi="Bradley Hand ITC"/>
+              </w:rPr>
+              <w:t>s</w:t>
+            </w:r>
+            <w:r>
+              <w:rPr>
+                <w:rFonts w:ascii="Bradley Hand ITC" w:hAnsi="Bradley Hand ITC"/>
+              </w:rPr>
+              <w:t>chmidt</w:t>
+            </w:r>
+            <w:proofErr w:type="spellEnd"/>
+          </w:p>
+        </w:tc>
+        <w:tc>
+          <w:tcPr>
+            <w:tcW w:w="3477" w:type="dxa"/>
+            <w:vAlign w:val="center"/>
+          </w:tcPr>
+          <w:p>
+            <w:pPr>
+              <w:jc w:val="center"/>
+              <w:rPr>
+                <w:rFonts w:ascii="Bradley Hand ITC" w:hAnsi="Bradley Hand ITC"/>
+              </w:rPr>
+            </w:pPr>
+            <w:r>
+              <w:rPr>
+                <w:rFonts w:ascii="Bradley Hand ITC" w:hAnsi="Bradley Hand ITC"/>
+              </w:rPr>
+              <w:t>csmith1188/Formbar.js</w:t>
+            </w:r>
+          </w:p>
+        </w:tc>
+        <w:tc>
+          <w:tcPr>
+            <w:tcW w:w="3477" w:type="dxa"/>
+            <w:vAlign w:val="center"/>
+          </w:tcPr>
+          <w:p>
+            <w:pPr>
+              <w:jc w:val="center"/>
+              <w:rPr>
+                <w:rFonts w:ascii="Bradley Hand ITC" w:hAnsi="Bradley Hand ITC"/>
+              </w:rPr>
+            </w:pPr>
+            <w:r>
+              <w:rPr>
+                <w:rFonts w:ascii="Bradley Hand ITC" w:hAnsi="Bradley Hand ITC"/>
+              </w:rPr>
+              <w:t>users/csmith1188/projects/1</w:t>
+            </w:r>
+          </w:p>
+        </w:tc>
+      </w:tr>
+      <w:tr>
+        <w:trPr>
+          <w:trHeight w:val="575"/>
+        </w:trPr>
+        <w:tc>
+          <w:tcPr>
+            <w:tcW w:w="3476" w:type="dxa"/>
+            <w:vAlign w:val="center"/>
+          </w:tcPr>
+          <w:p>
+            <w:pPr>
+              <w:jc w:val="center"/>
+            </w:pPr>
+          </w:p>
+        </w:tc>
+        <w:tc>
+          <w:tcPr>
+            <w:tcW w:w="3477" w:type="dxa"/>
+            <w:vAlign w:val="center"/>
+          </w:tcPr>
+          <w:p>
+            <w:pPr>
+              <w:jc w:val="center"/>
+            </w:pPr>
+          </w:p>
+        </w:tc>
+        <w:tc>
+          <w:tcPr>
+            <w:tcW w:w="3477" w:type="dxa"/>
+            <w:vAlign w:val="center"/>
+          </w:tcPr>
+          <w:p>
+            <w:pPr>
+              <w:jc w:val="center"/>
+            </w:pPr>
+          </w:p>
+        </w:tc>
+      </w:tr>
+    </w:tbl>
+    <w:p>
+      <w:pPr>
+        <w:pStyle w:val="Heading2"/>
+      </w:pPr>
+      <w:r>
+        <w:t>Make Cards</w:t>
+      </w:r>
+    </w:p>
+    <w:p>
+      <w:r>
+        <w:t>With your partner discuss the complete requirements listed below. You will need to break this project down into smaller tasks, so you are not simply copying each feature down. For example, you know you will need a login system for users to log in, so that is a card. The login system will need an SQL database, so that is another card. Creating and owning a pet will require a pets table in the database, so that is another card. Continue making cards until every possible step required to make this application is accounted for.</w:t>
+      </w:r>
+    </w:p>
+    <w:p>
+      <w:pPr>
+        <w:pStyle w:val="ListParagraph"/>
+        <w:numPr>
+          <w:ilvl w:val="0"/>
+          <w:numId w:val="22"/>
+        </w:numPr>
+      </w:pPr>
+      <w:r>
+        <w:t>Create/adopt a pet</w:t>
+      </w:r>
+    </w:p>
+    <w:p>
+      <w:pPr>
+        <w:pStyle w:val="ListParagraph"/>
+        <w:numPr>
+          <w:ilvl w:val="0"/>
+          <w:numId w:val="22"/>
+        </w:numPr>
+      </w:pPr>
+      <w:r>
+        <w:t>Create/adopt multiple pets</w:t>
+      </w:r>
+    </w:p>
+    <w:p>
+      <w:pPr>
+        <w:pStyle w:val="ListParagraph"/>
+        <w:numPr>
+          <w:ilvl w:val="0"/>
+          <w:numId w:val="22"/>
+        </w:numPr>
+      </w:pPr>
+      <w:r>
+        <w:t>Adopt abandoned pets</w:t>
+      </w:r>
+    </w:p>
+    <w:p>
+      <w:pPr>
+        <w:pStyle w:val="ListParagraph"/>
+        <w:numPr>
+          <w:ilvl w:val="0"/>
+          <w:numId w:val="22"/>
+        </w:numPr>
+      </w:pPr>
+      <w:r>
+        <w:t>Abandon pets</w:t>
+      </w:r>
+    </w:p>
+    <w:p>
+      <w:pPr>
+        <w:pStyle w:val="ListParagraph"/>
+        <w:numPr>
+          <w:ilvl w:val="0"/>
+          <w:numId w:val="22"/>
+        </w:numPr>
+      </w:pPr>
+      <w:r>
+        <w:t>Inventory of items</w:t>
+      </w:r>
+    </w:p>
+    <w:p>
+      <w:pPr>
+        <w:pStyle w:val="ListParagraph"/>
+        <w:numPr>
+          <w:ilvl w:val="0"/>
+          <w:numId w:val="22"/>
+        </w:numPr>
+      </w:pPr>
+      <w:r>
+        <w:t>Can get money</w:t>
+      </w:r>
+    </w:p>
+    <w:p>
+      <w:pPr>
+        <w:pStyle w:val="ListParagraph"/>
+        <w:numPr>
+          <w:ilvl w:val="0"/>
+          <w:numId w:val="22"/>
+        </w:numPr>
+      </w:pPr>
+      <w:r>
+        <w:t>Minigames give money</w:t>
+      </w:r>
+    </w:p>
+    <w:p>
+      <w:pPr>
+        <w:pStyle w:val="ListParagraph"/>
+        <w:numPr>
+          <w:ilvl w:val="0"/>
+          <w:numId w:val="22"/>
+        </w:numPr>
+      </w:pPr>
+      <w:r>
+        <w:t>Can spend money at NPC stores</w:t>
+      </w:r>
+    </w:p>
+    <w:p>
+      <w:pPr>
+        <w:pStyle w:val="ListParagraph"/>
+        <w:numPr>
+          <w:ilvl w:val="0"/>
+          <w:numId w:val="22"/>
+        </w:numPr>
+      </w:pPr>
+      <w:r>
+        <w:t>World map to go to stores/games</w:t>
+      </w:r>
+    </w:p>
+    <w:p>
+      <w:pPr>
+        <w:pStyle w:val="ListParagraph"/>
+        <w:numPr>
+          <w:ilvl w:val="0"/>
+          <w:numId w:val="22"/>
+        </w:numPr>
+      </w:pPr>
+      <w:r>
+        <w:t>Can feed pets items</w:t>
+      </w:r>
+    </w:p>
+    <w:p>
+      <w:pPr>
+        <w:pStyle w:val="ListParagraph"/>
+        <w:numPr>
+          <w:ilvl w:val="0"/>
+          <w:numId w:val="22"/>
+        </w:numPr>
+      </w:pPr>
+      <w:r>
+        <w:t>Can play with pets using items</w:t>
+      </w:r>
+    </w:p>
+    <w:p>
+      <w:pPr>
+        <w:pStyle w:val="ListParagraph"/>
+        <w:numPr>
+          <w:ilvl w:val="0"/>
+          <w:numId w:val="22"/>
+        </w:numPr>
+      </w:pPr>
+      <w:r>
+        <w:t>Pets get hungry/bored</w:t>
+      </w:r>
+    </w:p>
+    <w:p>
+      <w:pPr>
+        <w:pStyle w:val="ListParagraph"/>
+        <w:numPr>
+          <w:ilvl w:val="0"/>
+          <w:numId w:val="22"/>
+        </w:numPr>
+      </w:pPr>
+      <w:r>
+        <w:t>Can sell items in personal store</w:t>
+      </w:r>
+    </w:p>
+    <w:p>
+      <w:pPr>
+        <w:pStyle w:val="ListParagraph"/>
+        <w:numPr>
+          <w:ilvl w:val="0"/>
+          <w:numId w:val="22"/>
+        </w:numPr>
+      </w:pPr>
+      <w:r>
+        <w:t>Users can edit their pet’s page, preferably by using HTML and CSS</w:t>
+      </w:r>
+    </w:p>
+    <w:p>
+      <w:pPr>
+        <w:pStyle w:val="ListParagraph"/>
+        <w:numPr>
+          <w:ilvl w:val="0"/>
+          <w:numId w:val="22"/>
+        </w:numPr>
+      </w:pPr>
+      <w:r>
+        <w:t>Recolor/Customize Pets</w:t>
+      </w:r>
+    </w:p>
+    <w:p>
+      <w:pPr>
+        <w:pStyle w:val="ListParagraph"/>
+        <w:numPr>
+          <w:ilvl w:val="0"/>
+          <w:numId w:val="22"/>
+        </w:numPr>
+      </w:pPr>
+      <w:r>
+        <w:t>Referral Program</w:t>
+      </w:r>
+    </w:p>
+    <w:p>
+      <w:pPr>
+        <w:pStyle w:val="ListParagraph"/>
+        <w:numPr>
+          <w:ilvl w:val="0"/>
+          <w:numId w:val="22"/>
+        </w:numPr>
+      </w:pPr>
+      <w:r>
+        <w:t>Random Item drops while browsing</w:t>
+      </w:r>
+    </w:p>
+    <w:p>
+      <w:pPr>
+        <w:pStyle w:val="ListParagraph"/>
+        <w:numPr>
+          <w:ilvl w:val="0"/>
+          <w:numId w:val="22"/>
+        </w:numPr>
+      </w:pPr>
+      <w:r>
+        <w:t>Messaging Board / Chatrooms</w:t>
+      </w:r>
+    </w:p>
+    <w:p>
+      <w:pPr>
+        <w:pStyle w:val="Heading2"/>
+      </w:pPr>
+      <w:r>
+        <w:t>Identify MVP</w:t>
+      </w:r>
+    </w:p>
+    <w:p>
+      <w:r>
+        <w:t>Look through the cards and identify which of them are needed to make the smallest possible version of this game. It may not have all the features listed, but it is by definition an “Online Virtual Pets Game”. Set these cards into a separate pile.</w:t>
+      </w:r>
+    </w:p>
+    <w:p>
+      <w:r>
+        <w:t xml:space="preserve">For example, you probably don’t </w:t>
+      </w:r>
+      <w:r>
+        <w:rPr>
+          <w:i/>
+        </w:rPr>
+        <w:t>need</w:t>
+      </w:r>
+      <w:r>
+        <w:t xml:space="preserve"> multiple pets, or customizable pet pages, but you definitely need to be able to create a new pet </w:t>
+      </w:r>
+      <w:bookmarkStart w:id="0" w:name="_GoBack"/>
+      <w:bookmarkEnd w:id="0"/>
+      <w:r>
+        <w:t>when you sign up. You have to have at least one thing you can do with that pet, or else it’s not very fun.</w:t>
+      </w:r>
+    </w:p>
+    <w:p>
+      <w:r>
+        <w:t>What are the smallest number of cards you need to complete to make a game?</w:t>
+      </w:r>
+    </w:p>
+    <w:p>
+      <w:pPr>
+        <w:pStyle w:val="Heading2"/>
+      </w:pPr>
+      <w:r>
+        <w:t>Create Repo</w:t>
+      </w:r>
+      <w:r>
+        <w:t>sitory</w:t>
+      </w:r>
+      <w:r>
+        <w:t xml:space="preserve"> and Project</w:t>
+      </w:r>
+    </w:p>
+    <w:p>
+      <w:r>
+        <w:t xml:space="preserve">Create a </w:t>
+      </w:r>
+      <w:proofErr w:type="spellStart"/>
+      <w:r>
+        <w:t>Github</w:t>
+      </w:r>
+      <w:proofErr w:type="spellEnd"/>
+      <w:r>
+        <w:t xml:space="preserve"> repository. Create a new project (Board type) attached to that repository. </w:t>
+      </w:r>
+      <w:r>
+        <w:t xml:space="preserve">Write your partner’s name(s), the place in the </w:t>
+      </w:r>
+      <w:proofErr w:type="spellStart"/>
+      <w:r>
+        <w:t>Github</w:t>
+      </w:r>
+      <w:proofErr w:type="spellEnd"/>
+      <w:r>
+        <w:t xml:space="preserve"> URL where your repo</w:t>
+      </w:r>
+      <w:r>
+        <w:t>sitory</w:t>
+      </w:r>
+      <w:r>
+        <w:t xml:space="preserve"> is</w:t>
+      </w:r>
+      <w:r>
+        <w:t xml:space="preserve"> located online</w:t>
+      </w:r>
+      <w:r>
+        <w:t xml:space="preserve">, and the place in the </w:t>
+      </w:r>
+      <w:proofErr w:type="spellStart"/>
+      <w:r>
+        <w:t>Github</w:t>
+      </w:r>
+      <w:proofErr w:type="spellEnd"/>
+      <w:r>
+        <w:t xml:space="preserve"> URL where your project board is in the table above using the examples. With your partner, review the “MVP” milestone of your project.</w:t>
+      </w:r>
+    </w:p>
+    <w:p>
+      <w:pPr>
+        <w:pStyle w:val="ListParagraph"/>
+        <w:numPr>
+          <w:ilvl w:val="0"/>
+          <w:numId w:val="23"/>
+        </w:numPr>
+      </w:pPr>
+      <w:r>
+        <w:lastRenderedPageBreak/>
+        <w:t xml:space="preserve">Assign each card/issue to a partner using the </w:t>
+      </w:r>
+      <w:proofErr w:type="spellStart"/>
+      <w:r>
+        <w:t>Github</w:t>
+      </w:r>
+      <w:proofErr w:type="spellEnd"/>
+      <w:r>
+        <w:t xml:space="preserve"> interface</w:t>
+      </w:r>
+    </w:p>
+    <w:p>
+      <w:pPr>
+        <w:pStyle w:val="ListParagraph"/>
+        <w:numPr>
+          <w:ilvl w:val="0"/>
+          <w:numId w:val="23"/>
+        </w:numPr>
+      </w:pPr>
+      <w:r>
+        <w:t>As each partner begins work on that card/issue, have them move it to the “Doing” column of the project.</w:t>
+      </w:r>
+    </w:p>
+    <w:p>
+      <w:pPr>
+        <w:pStyle w:val="ListParagraph"/>
+        <w:numPr>
+          <w:ilvl w:val="0"/>
+          <w:numId w:val="23"/>
+        </w:numPr>
+      </w:pPr>
+      <w:r>
+        <w:t>As they finish the issue, close the issue, then move the card to the “Done” column of the project.</w:t>
+      </w:r>
+    </w:p>
+    <w:p>
+      <w:pPr>
+        <w:pStyle w:val="ListParagraph"/>
+        <w:numPr>
+          <w:ilvl w:val="0"/>
+          <w:numId w:val="23"/>
+        </w:numPr>
+      </w:pPr>
+      <w:r>
+        <w:t>It is highly recommended that you work in separate branches, then use Pull Requests into the main branch to sync your work. You can also pull/merge the main branch into your side branches if needed.</w:t>
+      </w:r>
+    </w:p>
+    <w:p>
+      <w:pPr>
+        <w:pStyle w:val="ListParagraph"/>
+        <w:numPr>
+          <w:ilvl w:val="0"/>
+          <w:numId w:val="23"/>
+        </w:numPr>
+      </w:pPr>
+      <w:r>
+        <w:t>Do not commit node_modules folder.</w:t>
+      </w:r>
+    </w:p>
+    <w:p>
+      <w:r>
+        <w:t>When finished, create a new .txt file in this DocPac in a new folder called “</w:t>
+      </w:r>
+      <w:proofErr w:type="spellStart"/>
+      <w:r>
+        <w:t>VirtualPetMVP</w:t>
+      </w:r>
+      <w:proofErr w:type="spellEnd"/>
+      <w:r>
+        <w:t xml:space="preserve">”. Name the .txt file “FirstnameLastname_FirstnameLastname.txt”, where is name is one of the partners. Inside of this text file, paste the complete URL to the </w:t>
+      </w:r>
+      <w:proofErr w:type="spellStart"/>
+      <w:r>
+        <w:t>Github</w:t>
+      </w:r>
+      <w:proofErr w:type="spellEnd"/>
+      <w:r>
+        <w:t xml:space="preserve"> Repo and </w:t>
+      </w:r>
+      <w:proofErr w:type="spellStart"/>
+      <w:r>
+        <w:t>Github</w:t>
+      </w:r>
+      <w:proofErr w:type="spellEnd"/>
+      <w:r>
+        <w:t xml:space="preserve"> Project for easy access. Commit, push, and open a PR as usual.</w:t>
+      </w:r>
+    </w:p>
+    <w:p>
+      <w:pPr>
+        <w:pStyle w:val="Heading2"/>
+      </w:pPr>
+      <w:r>
+        <w:t>Create Flowcharts</w:t>
+      </w:r>
+    </w:p>
     <w:p/>
     <w:p>
       <w:pPr>
@@ -6893,15 +5414,7 @@
         <w:rPr>
           <w:b/>
         </w:rPr>
-        <w:t>What was one mistake you made in school or otherwise that you can recognize? What can you do in the future to prevent it fro</w:t>
-      </w:r>
-      <w:bookmarkStart w:id="0" w:name="_GoBack"/>
-      <w:bookmarkEnd w:id="0"/>
-      <w:r>
-        <w:rPr>
-          <w:b/>
-        </w:rPr>
-        <w:t>m happening again?</w:t>
+        <w:t>What was one mistake you made in school or otherwise that you can recognize? What can you do in the future to prevent it from happening again?</w:t>
       </w:r>
     </w:p>
     <w:tbl>
@@ -7503,7 +6016,7 @@
         <w:rPr>
           <w:b/>
         </w:rPr>
-        <w:t>Did you get all of your assignments for your classes in in a timely fashion for the end of the marking period? If not, how will you prevent next quarter?</w:t>
+        <w:t>How did the long break affect your learning here in school? What can you do to get caught up or get ahead?</w:t>
       </w:r>
     </w:p>
     <w:tbl>
@@ -7804,7 +6317,37 @@
         <w:rPr>
           <w:b/>
         </w:rPr>
-        <w:t>How confident are you with planning/managing large projects at this point? If you are not, what can you do to improve this? If you are, what is something you can accomplish?</w:t>
+        <w:t xml:space="preserve">If </w:t>
+      </w:r>
+      <w:r>
+        <w:rPr>
+          <w:b/>
+        </w:rPr>
+        <w:t xml:space="preserve">you have any missing assignments, why? What can you do to prevent this in the future </w:t>
+      </w:r>
+      <w:r>
+        <w:rPr>
+          <w:i/>
+        </w:rPr>
+        <w:t>(</w:t>
+      </w:r>
+      <w:r>
+        <w:rPr>
+          <w:i/>
+        </w:rPr>
+        <w:t xml:space="preserve">write a </w:t>
+      </w:r>
+      <w:r>
+        <w:rPr>
+          <w:i/>
+        </w:rPr>
+        <w:t>plan!)</w:t>
+      </w:r>
+      <w:r>
+        <w:rPr>
+          <w:b/>
+        </w:rPr>
+        <w:t>? If you have no missing assignments, what is your successful strategy?</w:t>
       </w:r>
     </w:p>
     <w:tbl>
@@ -9777,14 +8320,16 @@
               <w:jc w:val="center"/>
               <w:rPr>
                 <w:rFonts w:ascii="Calibri" w:eastAsia="Times New Roman" w:hAnsi="Calibri" w:cs="Calibri"/>
-                <w:color w:val="000000"/>
-                <w:sz w:val="22"/>
-                <w:szCs w:val="22"/>
-              </w:rPr>
-            </w:pPr>
-            <w:r>
-              <w:rPr>
-                <w:rFonts w:ascii="Calibri" w:eastAsia="Times New Roman" w:hAnsi="Calibri" w:cs="Calibri"/>
+                <w:b/>
+                <w:color w:val="000000"/>
+                <w:sz w:val="22"/>
+                <w:szCs w:val="22"/>
+              </w:rPr>
+            </w:pPr>
+            <w:r>
+              <w:rPr>
+                <w:rFonts w:ascii="Calibri" w:eastAsia="Times New Roman" w:hAnsi="Calibri" w:cs="Calibri"/>
+                <w:b/>
                 <w:color w:val="000000"/>
                 <w:sz w:val="22"/>
                 <w:szCs w:val="22"/>
@@ -9801,20 +8346,22 @@
           <w:p>
             <w:pPr>
               <w:rPr>
-                <w:rFonts w:asciiTheme="majorHAnsi" w:eastAsia="Times New Roman" w:hAnsiTheme="majorHAnsi" w:cstheme="majorHAnsi"/>
-                <w:color w:val="000000"/>
-                <w:sz w:val="20"/>
-                <w:szCs w:val="20"/>
-              </w:rPr>
-            </w:pPr>
-            <w:r>
-              <w:rPr>
-                <w:rStyle w:val="Strong"/>
-                <w:rFonts w:asciiTheme="majorHAnsi" w:hAnsiTheme="majorHAnsi" w:cstheme="majorHAnsi"/>
-                <w:sz w:val="20"/>
-                <w:szCs w:val="20"/>
-              </w:rPr>
-              <w:t>Project Setup Complete</w:t>
+                <w:rFonts w:ascii="Calibri" w:eastAsia="Times New Roman" w:hAnsi="Calibri" w:cs="Calibri"/>
+                <w:b/>
+                <w:color w:val="000000"/>
+                <w:sz w:val="22"/>
+                <w:szCs w:val="22"/>
+              </w:rPr>
+            </w:pPr>
+            <w:r>
+              <w:rPr>
+                <w:rFonts w:ascii="Calibri" w:eastAsia="Times New Roman" w:hAnsi="Calibri" w:cs="Calibri"/>
+                <w:b/>
+                <w:color w:val="000000"/>
+                <w:sz w:val="22"/>
+                <w:szCs w:val="22"/>
+              </w:rPr>
+              <w:t>DocPacs Organized</w:t>
             </w:r>
           </w:p>
         </w:tc>
@@ -9826,19 +8373,40 @@
           <w:p>
             <w:pPr>
               <w:rPr>
-                <w:rFonts w:asciiTheme="majorHAnsi" w:eastAsia="Times New Roman" w:hAnsiTheme="majorHAnsi" w:cstheme="majorHAnsi"/>
-                <w:color w:val="000000"/>
-                <w:sz w:val="20"/>
-                <w:szCs w:val="20"/>
-              </w:rPr>
-            </w:pPr>
-            <w:r>
-              <w:rPr>
-                <w:rFonts w:asciiTheme="majorHAnsi" w:hAnsiTheme="majorHAnsi" w:cstheme="majorHAnsi"/>
-                <w:sz w:val="20"/>
-                <w:szCs w:val="20"/>
-              </w:rPr>
-              <w:t>Partner name(s), GitHub repository, and GitHub project board exist and are accessible.</w:t>
+                <w:rFonts w:ascii="Calibri" w:eastAsia="Times New Roman" w:hAnsi="Calibri" w:cs="Calibri"/>
+                <w:color w:val="000000"/>
+                <w:sz w:val="22"/>
+                <w:szCs w:val="22"/>
+              </w:rPr>
+            </w:pPr>
+            <w:proofErr w:type="spellStart"/>
+            <w:r>
+              <w:rPr>
+                <w:rFonts w:ascii="Calibri" w:eastAsia="Times New Roman" w:hAnsi="Calibri" w:cs="Calibri"/>
+                <w:color w:val="000000"/>
+                <w:sz w:val="22"/>
+                <w:szCs w:val="22"/>
+              </w:rPr>
+              <w:t>Docpacs</w:t>
+            </w:r>
+            <w:proofErr w:type="spellEnd"/>
+            <w:r>
+              <w:rPr>
+                <w:rFonts w:ascii="Calibri" w:eastAsia="Times New Roman" w:hAnsi="Calibri" w:cs="Calibri"/>
+                <w:color w:val="000000"/>
+                <w:sz w:val="22"/>
+                <w:szCs w:val="22"/>
+              </w:rPr>
+              <w:t xml:space="preserve"> have the papers inside them that are required. In order</w:t>
+            </w:r>
+            <w:r>
+              <w:rPr>
+                <w:rFonts w:ascii="Calibri" w:eastAsia="Times New Roman" w:hAnsi="Calibri" w:cs="Calibri"/>
+                <w:color w:val="000000"/>
+                <w:sz w:val="22"/>
+                <w:szCs w:val="22"/>
+              </w:rPr>
+              <w:t>.</w:t>
             </w:r>
           </w:p>
         </w:tc>
@@ -9874,14 +8442,16 @@
               <w:jc w:val="center"/>
               <w:rPr>
                 <w:rFonts w:ascii="Calibri" w:eastAsia="Times New Roman" w:hAnsi="Calibri" w:cs="Calibri"/>
-                <w:color w:val="000000"/>
-                <w:sz w:val="22"/>
-                <w:szCs w:val="22"/>
-              </w:rPr>
-            </w:pPr>
-            <w:r>
-              <w:rPr>
-                <w:rFonts w:ascii="Calibri" w:eastAsia="Times New Roman" w:hAnsi="Calibri" w:cs="Calibri"/>
+                <w:b/>
+                <w:color w:val="000000"/>
+                <w:sz w:val="22"/>
+                <w:szCs w:val="22"/>
+              </w:rPr>
+            </w:pPr>
+            <w:r>
+              <w:rPr>
+                <w:rFonts w:ascii="Calibri" w:eastAsia="Times New Roman" w:hAnsi="Calibri" w:cs="Calibri"/>
+                <w:b/>
                 <w:color w:val="000000"/>
                 <w:sz w:val="22"/>
                 <w:szCs w:val="22"/>
@@ -9898,21 +8468,22 @@
           <w:p>
             <w:pPr>
               <w:rPr>
-                <w:rFonts w:asciiTheme="majorHAnsi" w:eastAsia="Times New Roman" w:hAnsiTheme="majorHAnsi" w:cstheme="majorHAnsi"/>
+                <w:rFonts w:ascii="Calibri" w:eastAsia="Times New Roman" w:hAnsi="Calibri" w:cs="Calibri"/>
                 <w:b/>
                 <w:color w:val="000000"/>
-                <w:sz w:val="20"/>
-                <w:szCs w:val="20"/>
-              </w:rPr>
-            </w:pPr>
-            <w:r>
-              <w:rPr>
-                <w:rFonts w:asciiTheme="majorHAnsi" w:hAnsiTheme="majorHAnsi" w:cstheme="majorHAnsi"/>
+                <w:sz w:val="22"/>
+                <w:szCs w:val="22"/>
+              </w:rPr>
+            </w:pPr>
+            <w:r>
+              <w:rPr>
+                <w:rFonts w:ascii="Calibri" w:eastAsia="Times New Roman" w:hAnsi="Calibri" w:cs="Calibri"/>
                 <w:b/>
-                <w:sz w:val="20"/>
-                <w:szCs w:val="20"/>
-              </w:rPr>
-              <w:t>Tasks Properly Broken Down</w:t>
+                <w:color w:val="000000"/>
+                <w:sz w:val="22"/>
+                <w:szCs w:val="22"/>
+              </w:rPr>
+              <w:t>DocPacs Present</w:t>
             </w:r>
           </w:p>
         </w:tc>
@@ -9924,19 +8495,20 @@
           <w:p>
             <w:pPr>
               <w:rPr>
-                <w:rFonts w:asciiTheme="majorHAnsi" w:eastAsia="Times New Roman" w:hAnsiTheme="majorHAnsi" w:cstheme="majorHAnsi"/>
-                <w:color w:val="000000"/>
-                <w:sz w:val="20"/>
-                <w:szCs w:val="20"/>
-              </w:rPr>
-            </w:pPr>
-            <w:r>
-              <w:rPr>
-                <w:rFonts w:asciiTheme="majorHAnsi" w:hAnsiTheme="majorHAnsi" w:cstheme="majorHAnsi"/>
-                <w:sz w:val="20"/>
-                <w:szCs w:val="20"/>
-              </w:rPr>
-              <w:t>Project cards represent small, technical tasks rather than copied feature descriptions.</w:t>
+                <w:rFonts w:ascii="Calibri" w:eastAsia="Times New Roman" w:hAnsi="Calibri" w:cs="Calibri"/>
+                <w:color w:val="000000"/>
+                <w:sz w:val="22"/>
+                <w:szCs w:val="22"/>
+              </w:rPr>
+            </w:pPr>
+            <w:r>
+              <w:rPr>
+                <w:rFonts w:ascii="Calibri" w:eastAsia="Times New Roman" w:hAnsi="Calibri" w:cs="Calibri"/>
+                <w:color w:val="000000"/>
+                <w:sz w:val="22"/>
+                <w:szCs w:val="22"/>
+              </w:rPr>
+              <w:t>No DocPacs are missing</w:t>
             </w:r>
           </w:p>
         </w:tc>
@@ -9971,14 +8543,16 @@
               <w:jc w:val="center"/>
               <w:rPr>
                 <w:rFonts w:ascii="Calibri" w:eastAsia="Times New Roman" w:hAnsi="Calibri" w:cs="Calibri"/>
-                <w:color w:val="000000"/>
-                <w:sz w:val="22"/>
-                <w:szCs w:val="22"/>
-              </w:rPr>
-            </w:pPr>
-            <w:r>
-              <w:rPr>
-                <w:rFonts w:ascii="Calibri" w:eastAsia="Times New Roman" w:hAnsi="Calibri" w:cs="Calibri"/>
+                <w:b/>
+                <w:color w:val="000000"/>
+                <w:sz w:val="22"/>
+                <w:szCs w:val="22"/>
+              </w:rPr>
+            </w:pPr>
+            <w:r>
+              <w:rPr>
+                <w:rFonts w:ascii="Calibri" w:eastAsia="Times New Roman" w:hAnsi="Calibri" w:cs="Calibri"/>
+                <w:b/>
                 <w:color w:val="000000"/>
                 <w:sz w:val="22"/>
                 <w:szCs w:val="22"/>
@@ -9994,21 +8568,22 @@
           <w:p>
             <w:pPr>
               <w:rPr>
-                <w:rFonts w:asciiTheme="majorHAnsi" w:eastAsia="Times New Roman" w:hAnsiTheme="majorHAnsi" w:cstheme="majorHAnsi"/>
+                <w:rFonts w:ascii="Calibri" w:eastAsia="Times New Roman" w:hAnsi="Calibri" w:cs="Calibri"/>
                 <w:b/>
                 <w:color w:val="000000"/>
-                <w:sz w:val="20"/>
-                <w:szCs w:val="20"/>
-              </w:rPr>
-            </w:pPr>
-            <w:r>
-              <w:rPr>
-                <w:rFonts w:asciiTheme="majorHAnsi" w:hAnsiTheme="majorHAnsi" w:cstheme="majorHAnsi"/>
+                <w:sz w:val="22"/>
+                <w:szCs w:val="22"/>
+              </w:rPr>
+            </w:pPr>
+            <w:r>
+              <w:rPr>
+                <w:rFonts w:ascii="Calibri" w:eastAsia="Times New Roman" w:hAnsi="Calibri" w:cs="Calibri"/>
                 <w:b/>
-                <w:sz w:val="20"/>
-                <w:szCs w:val="20"/>
-              </w:rPr>
-              <w:t>MVP Correctly Identified</w:t>
+                <w:color w:val="000000"/>
+                <w:sz w:val="22"/>
+                <w:szCs w:val="22"/>
+              </w:rPr>
+              <w:t>DocPacs in good condition</w:t>
             </w:r>
           </w:p>
         </w:tc>
@@ -10019,19 +8594,71 @@
           <w:p>
             <w:pPr>
               <w:rPr>
-                <w:rFonts w:asciiTheme="majorHAnsi" w:eastAsia="Times New Roman" w:hAnsiTheme="majorHAnsi" w:cstheme="majorHAnsi"/>
-                <w:color w:val="000000"/>
-                <w:sz w:val="20"/>
-                <w:szCs w:val="20"/>
-              </w:rPr>
-            </w:pPr>
-            <w:r>
-              <w:rPr>
-                <w:rFonts w:asciiTheme="majorHAnsi" w:hAnsiTheme="majorHAnsi" w:cstheme="majorHAnsi"/>
-                <w:sz w:val="20"/>
-                <w:szCs w:val="20"/>
-              </w:rPr>
-              <w:t>MVP includes user accounts, at least one pet, one meaningful interaction, and saved pet state — without unnecessary features.</w:t>
+                <w:rFonts w:ascii="Calibri" w:eastAsia="Times New Roman" w:hAnsi="Calibri" w:cs="Calibri"/>
+                <w:color w:val="000000"/>
+                <w:sz w:val="22"/>
+                <w:szCs w:val="22"/>
+              </w:rPr>
+            </w:pPr>
+            <w:proofErr w:type="spellStart"/>
+            <w:r>
+              <w:rPr>
+                <w:rFonts w:ascii="Calibri" w:eastAsia="Times New Roman" w:hAnsi="Calibri" w:cs="Calibri"/>
+                <w:color w:val="000000"/>
+                <w:sz w:val="22"/>
+                <w:szCs w:val="22"/>
+              </w:rPr>
+              <w:t>Docpacs</w:t>
+            </w:r>
+            <w:proofErr w:type="spellEnd"/>
+            <w:r>
+              <w:rPr>
+                <w:rFonts w:ascii="Calibri" w:eastAsia="Times New Roman" w:hAnsi="Calibri" w:cs="Calibri"/>
+                <w:color w:val="000000"/>
+                <w:sz w:val="22"/>
+                <w:szCs w:val="22"/>
+              </w:rPr>
+              <w:t xml:space="preserve"> are folded neatly, </w:t>
+            </w:r>
+            <w:proofErr w:type="spellStart"/>
+            <w:r>
+              <w:rPr>
+                <w:rFonts w:ascii="Calibri" w:eastAsia="Times New Roman" w:hAnsi="Calibri" w:cs="Calibri"/>
+                <w:color w:val="000000"/>
+                <w:sz w:val="22"/>
+                <w:szCs w:val="22"/>
+              </w:rPr>
+              <w:t>uncrinkled</w:t>
+            </w:r>
+            <w:proofErr w:type="spellEnd"/>
+            <w:r>
+              <w:rPr>
+                <w:rFonts w:ascii="Calibri" w:eastAsia="Times New Roman" w:hAnsi="Calibri" w:cs="Calibri"/>
+                <w:color w:val="000000"/>
+                <w:sz w:val="22"/>
+                <w:szCs w:val="22"/>
+              </w:rPr>
+              <w:t xml:space="preserve">, </w:t>
+            </w:r>
+            <w:proofErr w:type="spellStart"/>
+            <w:r>
+              <w:rPr>
+                <w:rFonts w:ascii="Calibri" w:eastAsia="Times New Roman" w:hAnsi="Calibri" w:cs="Calibri"/>
+                <w:color w:val="000000"/>
+                <w:sz w:val="22"/>
+                <w:szCs w:val="22"/>
+              </w:rPr>
+              <w:t>unscribbled</w:t>
+            </w:r>
+            <w:proofErr w:type="spellEnd"/>
+            <w:r>
+              <w:rPr>
+                <w:rFonts w:ascii="Calibri" w:eastAsia="Times New Roman" w:hAnsi="Calibri" w:cs="Calibri"/>
+                <w:color w:val="000000"/>
+                <w:sz w:val="22"/>
+                <w:szCs w:val="22"/>
+              </w:rPr>
+              <w:t>, three holes</w:t>
             </w:r>
           </w:p>
         </w:tc>
@@ -10065,14 +8692,16 @@
               <w:jc w:val="center"/>
               <w:rPr>
                 <w:rFonts w:ascii="Calibri" w:eastAsia="Times New Roman" w:hAnsi="Calibri" w:cs="Calibri"/>
-                <w:color w:val="000000"/>
-                <w:sz w:val="22"/>
-                <w:szCs w:val="22"/>
-              </w:rPr>
-            </w:pPr>
-            <w:r>
-              <w:rPr>
-                <w:rFonts w:ascii="Calibri" w:eastAsia="Times New Roman" w:hAnsi="Calibri" w:cs="Calibri"/>
+                <w:b/>
+                <w:color w:val="000000"/>
+                <w:sz w:val="22"/>
+                <w:szCs w:val="22"/>
+              </w:rPr>
+            </w:pPr>
+            <w:r>
+              <w:rPr>
+                <w:rFonts w:ascii="Calibri" w:eastAsia="Times New Roman" w:hAnsi="Calibri" w:cs="Calibri"/>
+                <w:b/>
                 <w:color w:val="000000"/>
                 <w:sz w:val="22"/>
                 <w:szCs w:val="22"/>
@@ -10088,21 +8717,22 @@
           <w:p>
             <w:pPr>
               <w:rPr>
-                <w:rFonts w:asciiTheme="majorHAnsi" w:eastAsia="Times New Roman" w:hAnsiTheme="majorHAnsi" w:cstheme="majorHAnsi"/>
+                <w:rFonts w:ascii="Calibri" w:eastAsia="Times New Roman" w:hAnsi="Calibri" w:cs="Calibri"/>
                 <w:b/>
                 <w:color w:val="000000"/>
-                <w:sz w:val="20"/>
-                <w:szCs w:val="20"/>
-              </w:rPr>
-            </w:pPr>
-            <w:r>
-              <w:rPr>
-                <w:rFonts w:asciiTheme="majorHAnsi" w:hAnsiTheme="majorHAnsi" w:cstheme="majorHAnsi"/>
+                <w:sz w:val="22"/>
+                <w:szCs w:val="22"/>
+              </w:rPr>
+            </w:pPr>
+            <w:r>
+              <w:rPr>
+                <w:rFonts w:ascii="Calibri" w:eastAsia="Times New Roman" w:hAnsi="Calibri" w:cs="Calibri"/>
                 <w:b/>
-                <w:sz w:val="20"/>
-                <w:szCs w:val="20"/>
-              </w:rPr>
-              <w:t>Flowchart Present and Accurate</w:t>
+                <w:color w:val="000000"/>
+                <w:sz w:val="22"/>
+                <w:szCs w:val="22"/>
+              </w:rPr>
+              <w:t>DocPac binder condition</w:t>
             </w:r>
           </w:p>
         </w:tc>
@@ -10113,19 +8743,20 @@
           <w:p>
             <w:pPr>
               <w:rPr>
-                <w:rFonts w:asciiTheme="majorHAnsi" w:eastAsia="Times New Roman" w:hAnsiTheme="majorHAnsi" w:cstheme="majorHAnsi"/>
-                <w:color w:val="000000"/>
-                <w:sz w:val="20"/>
-                <w:szCs w:val="20"/>
-              </w:rPr>
-            </w:pPr>
-            <w:r>
-              <w:rPr>
-                <w:rFonts w:asciiTheme="majorHAnsi" w:hAnsiTheme="majorHAnsi" w:cstheme="majorHAnsi"/>
-                <w:sz w:val="20"/>
-                <w:szCs w:val="20"/>
-              </w:rPr>
-              <w:t>Flowchart clearly shows the MVP gameplay loop and is logically correct.</w:t>
+                <w:rFonts w:ascii="Calibri" w:eastAsia="Times New Roman" w:hAnsi="Calibri" w:cs="Calibri"/>
+                <w:color w:val="000000"/>
+                <w:sz w:val="22"/>
+                <w:szCs w:val="22"/>
+              </w:rPr>
+            </w:pPr>
+            <w:r>
+              <w:rPr>
+                <w:rFonts w:ascii="Calibri" w:eastAsia="Times New Roman" w:hAnsi="Calibri" w:cs="Calibri"/>
+                <w:color w:val="000000"/>
+                <w:sz w:val="22"/>
+                <w:szCs w:val="22"/>
+              </w:rPr>
+              <w:t>DocPac is clean. Papers and label aren’t falling out</w:t>
             </w:r>
           </w:p>
         </w:tc>
@@ -10159,14 +8790,16 @@
               <w:jc w:val="center"/>
               <w:rPr>
                 <w:rFonts w:ascii="Calibri" w:eastAsia="Times New Roman" w:hAnsi="Calibri" w:cs="Calibri"/>
-                <w:color w:val="000000"/>
-                <w:sz w:val="22"/>
-                <w:szCs w:val="22"/>
-              </w:rPr>
-            </w:pPr>
-            <w:r>
-              <w:rPr>
-                <w:rFonts w:ascii="Calibri" w:eastAsia="Times New Roman" w:hAnsi="Calibri" w:cs="Calibri"/>
+                <w:b/>
+                <w:color w:val="000000"/>
+                <w:sz w:val="22"/>
+                <w:szCs w:val="22"/>
+              </w:rPr>
+            </w:pPr>
+            <w:r>
+              <w:rPr>
+                <w:rFonts w:ascii="Calibri" w:eastAsia="Times New Roman" w:hAnsi="Calibri" w:cs="Calibri"/>
+                <w:b/>
                 <w:color w:val="000000"/>
                 <w:sz w:val="22"/>
                 <w:szCs w:val="22"/>
@@ -10182,22 +8815,22 @@
           <w:p>
             <w:pPr>
               <w:rPr>
-                <w:rFonts w:asciiTheme="majorHAnsi" w:eastAsia="Times New Roman" w:hAnsiTheme="majorHAnsi" w:cstheme="majorHAnsi"/>
+                <w:rFonts w:ascii="Calibri" w:eastAsia="Times New Roman" w:hAnsi="Calibri" w:cs="Calibri"/>
                 <w:b/>
                 <w:color w:val="000000"/>
-                <w:sz w:val="20"/>
-                <w:szCs w:val="20"/>
-              </w:rPr>
-            </w:pPr>
-            <w:r>
-              <w:rPr>
-                <w:rFonts w:asciiTheme="majorHAnsi" w:eastAsia="Times New Roman" w:hAnsiTheme="majorHAnsi" w:cstheme="majorHAnsi"/>
+                <w:sz w:val="22"/>
+                <w:szCs w:val="22"/>
+              </w:rPr>
+            </w:pPr>
+            <w:r>
+              <w:rPr>
+                <w:rFonts w:ascii="Calibri" w:eastAsia="Times New Roman" w:hAnsi="Calibri" w:cs="Calibri"/>
                 <w:b/>
                 <w:color w:val="000000"/>
-                <w:sz w:val="20"/>
-                <w:szCs w:val="20"/>
-              </w:rPr>
-              <w:t>Overall Grade</w:t>
+                <w:sz w:val="22"/>
+                <w:szCs w:val="22"/>
+              </w:rPr>
+              <w:t>Daily Reflections Present</w:t>
             </w:r>
           </w:p>
         </w:tc>
@@ -10208,20 +8841,234 @@
           <w:p>
             <w:pPr>
               <w:rPr>
-                <w:rFonts w:asciiTheme="majorHAnsi" w:eastAsia="Times New Roman" w:hAnsiTheme="majorHAnsi" w:cstheme="majorHAnsi"/>
-                <w:color w:val="000000"/>
-                <w:sz w:val="20"/>
-                <w:szCs w:val="20"/>
-              </w:rPr>
-            </w:pPr>
-            <w:r>
-              <w:rPr>
-                <w:rFonts w:asciiTheme="majorHAnsi" w:eastAsia="Times New Roman" w:hAnsiTheme="majorHAnsi" w:cstheme="majorHAnsi"/>
-                <w:color w:val="000000"/>
-                <w:sz w:val="20"/>
-                <w:szCs w:val="20"/>
-              </w:rPr>
-              <w:t>Subject to teacher review.</w:t>
+                <w:rFonts w:ascii="Calibri" w:eastAsia="Times New Roman" w:hAnsi="Calibri" w:cs="Calibri"/>
+                <w:color w:val="000000"/>
+                <w:sz w:val="22"/>
+                <w:szCs w:val="22"/>
+              </w:rPr>
+            </w:pPr>
+            <w:r>
+              <w:rPr>
+                <w:rFonts w:ascii="Calibri" w:eastAsia="Times New Roman" w:hAnsi="Calibri" w:cs="Calibri"/>
+                <w:color w:val="000000"/>
+                <w:sz w:val="22"/>
+                <w:szCs w:val="22"/>
+              </w:rPr>
+              <w:t>All “Reflect on the Day” papers in their folders or DP1</w:t>
+            </w:r>
+            <w:r>
+              <w:rPr>
+                <w:rFonts w:ascii="Calibri" w:eastAsia="Times New Roman" w:hAnsi="Calibri" w:cs="Calibri"/>
+                <w:color w:val="000000"/>
+                <w:sz w:val="22"/>
+                <w:szCs w:val="22"/>
+              </w:rPr>
+              <w:t>9</w:t>
+            </w:r>
+            <w:r>
+              <w:rPr>
+                <w:rFonts w:ascii="Calibri" w:eastAsia="Times New Roman" w:hAnsi="Calibri" w:cs="Calibri"/>
+                <w:color w:val="000000"/>
+                <w:sz w:val="22"/>
+                <w:szCs w:val="22"/>
+              </w:rPr>
+              <w:t>, in order</w:t>
+            </w:r>
+          </w:p>
+        </w:tc>
+        <w:tc>
+          <w:tcPr>
+            <w:tcW w:w="778" w:type="dxa"/>
+            <w:noWrap/>
+          </w:tcPr>
+          <w:p>
+            <w:pPr>
+              <w:rPr>
+                <w:rFonts w:ascii="Calibri" w:eastAsia="Times New Roman" w:hAnsi="Calibri" w:cs="Calibri"/>
+                <w:color w:val="000000"/>
+                <w:sz w:val="22"/>
+                <w:szCs w:val="22"/>
+              </w:rPr>
+            </w:pPr>
+          </w:p>
+        </w:tc>
+      </w:tr>
+      <w:tr>
+        <w:trPr>
+          <w:trHeight w:val="70"/>
+        </w:trPr>
+        <w:tc>
+          <w:tcPr>
+            <w:tcW w:w="720" w:type="dxa"/>
+          </w:tcPr>
+          <w:p>
+            <w:pPr>
+              <w:jc w:val="center"/>
+              <w:rPr>
+                <w:rFonts w:ascii="Calibri" w:eastAsia="Times New Roman" w:hAnsi="Calibri" w:cs="Calibri"/>
+                <w:b/>
+                <w:color w:val="000000"/>
+                <w:sz w:val="22"/>
+                <w:szCs w:val="22"/>
+              </w:rPr>
+            </w:pPr>
+            <w:r>
+              <w:rPr>
+                <w:rFonts w:ascii="Calibri" w:eastAsia="Times New Roman" w:hAnsi="Calibri" w:cs="Calibri"/>
+                <w:b/>
+                <w:color w:val="000000"/>
+                <w:sz w:val="22"/>
+                <w:szCs w:val="22"/>
+              </w:rPr>
+              <w:t>6</w:t>
+            </w:r>
+          </w:p>
+        </w:tc>
+        <w:tc>
+          <w:tcPr>
+            <w:tcW w:w="3168" w:type="dxa"/>
+          </w:tcPr>
+          <w:p>
+            <w:pPr>
+              <w:rPr>
+                <w:rFonts w:ascii="Calibri" w:eastAsia="Times New Roman" w:hAnsi="Calibri" w:cs="Calibri"/>
+                <w:b/>
+                <w:color w:val="000000"/>
+                <w:sz w:val="22"/>
+                <w:szCs w:val="22"/>
+              </w:rPr>
+            </w:pPr>
+            <w:r>
+              <w:rPr>
+                <w:rFonts w:ascii="Calibri" w:eastAsia="Times New Roman" w:hAnsi="Calibri" w:cs="Calibri"/>
+                <w:b/>
+                <w:color w:val="000000"/>
+                <w:sz w:val="22"/>
+                <w:szCs w:val="22"/>
+              </w:rPr>
+              <w:t>Totals Tallied</w:t>
+            </w:r>
+          </w:p>
+        </w:tc>
+        <w:tc>
+          <w:tcPr>
+            <w:tcW w:w="6192" w:type="dxa"/>
+          </w:tcPr>
+          <w:p>
+            <w:pPr>
+              <w:rPr>
+                <w:rFonts w:ascii="Calibri" w:eastAsia="Times New Roman" w:hAnsi="Calibri" w:cs="Calibri"/>
+                <w:color w:val="000000"/>
+                <w:sz w:val="22"/>
+                <w:szCs w:val="22"/>
+              </w:rPr>
+            </w:pPr>
+            <w:r>
+              <w:rPr>
+                <w:rFonts w:ascii="Calibri" w:eastAsia="Times New Roman" w:hAnsi="Calibri" w:cs="Calibri"/>
+                <w:color w:val="000000"/>
+                <w:sz w:val="22"/>
+                <w:szCs w:val="22"/>
+              </w:rPr>
+              <w:t>Calculated the number of 1’s in all Daily Reflections</w:t>
+            </w:r>
+          </w:p>
+        </w:tc>
+        <w:tc>
+          <w:tcPr>
+            <w:tcW w:w="778" w:type="dxa"/>
+            <w:noWrap/>
+          </w:tcPr>
+          <w:p>
+            <w:pPr>
+              <w:rPr>
+                <w:rFonts w:ascii="Calibri" w:eastAsia="Times New Roman" w:hAnsi="Calibri" w:cs="Calibri"/>
+                <w:color w:val="000000"/>
+                <w:sz w:val="22"/>
+                <w:szCs w:val="22"/>
+              </w:rPr>
+            </w:pPr>
+          </w:p>
+        </w:tc>
+      </w:tr>
+      <w:tr>
+        <w:trPr>
+          <w:trHeight w:val="70"/>
+        </w:trPr>
+        <w:tc>
+          <w:tcPr>
+            <w:tcW w:w="720" w:type="dxa"/>
+          </w:tcPr>
+          <w:p>
+            <w:pPr>
+              <w:jc w:val="center"/>
+              <w:rPr>
+                <w:rFonts w:ascii="Calibri" w:eastAsia="Times New Roman" w:hAnsi="Calibri" w:cs="Calibri"/>
+                <w:b/>
+                <w:color w:val="000000"/>
+                <w:sz w:val="22"/>
+                <w:szCs w:val="22"/>
+              </w:rPr>
+            </w:pPr>
+            <w:r>
+              <w:rPr>
+                <w:rFonts w:ascii="Calibri" w:eastAsia="Times New Roman" w:hAnsi="Calibri" w:cs="Calibri"/>
+                <w:b/>
+                <w:color w:val="000000"/>
+                <w:sz w:val="22"/>
+                <w:szCs w:val="22"/>
+              </w:rPr>
+              <w:t>7</w:t>
+            </w:r>
+          </w:p>
+        </w:tc>
+        <w:tc>
+          <w:tcPr>
+            <w:tcW w:w="3168" w:type="dxa"/>
+          </w:tcPr>
+          <w:p>
+            <w:pPr>
+              <w:rPr>
+                <w:rFonts w:ascii="Calibri" w:eastAsia="Times New Roman" w:hAnsi="Calibri" w:cs="Calibri"/>
+                <w:b/>
+                <w:color w:val="000000"/>
+                <w:sz w:val="22"/>
+                <w:szCs w:val="22"/>
+              </w:rPr>
+            </w:pPr>
+            <w:r>
+              <w:rPr>
+                <w:rFonts w:ascii="Calibri" w:eastAsia="Times New Roman" w:hAnsi="Calibri" w:cs="Calibri"/>
+                <w:b/>
+                <w:color w:val="000000"/>
+                <w:sz w:val="22"/>
+                <w:szCs w:val="22"/>
+              </w:rPr>
+              <w:t>Analysis Complete</w:t>
+            </w:r>
+          </w:p>
+        </w:tc>
+        <w:tc>
+          <w:tcPr>
+            <w:tcW w:w="6192" w:type="dxa"/>
+          </w:tcPr>
+          <w:p>
+            <w:pPr>
+              <w:rPr>
+                <w:rFonts w:ascii="Calibri" w:eastAsia="Times New Roman" w:hAnsi="Calibri" w:cs="Calibri"/>
+                <w:color w:val="000000"/>
+                <w:sz w:val="22"/>
+                <w:szCs w:val="22"/>
+              </w:rPr>
+            </w:pPr>
+            <w:r>
+              <w:rPr>
+                <w:rFonts w:ascii="Calibri" w:eastAsia="Times New Roman" w:hAnsi="Calibri" w:cs="Calibri"/>
+                <w:color w:val="000000"/>
+                <w:sz w:val="22"/>
+                <w:szCs w:val="22"/>
+              </w:rPr>
+              <w:t>Overall insights and lowest category analyzed sincerely</w:t>
             </w:r>
           </w:p>
         </w:tc>
@@ -11604,9 +10451,95 @@
     </w:lvl>
   </w:abstractNum>
   <w:abstractNum w:abstractNumId="5" w15:restartNumberingAfterBreak="0">
-    <w:nsid w:val="08FA1A30"/>
+    <w:nsid w:val="14150D36"/>
+    <w:multiLevelType w:val="hybridMultilevel"/>
+    <w:tmpl w:val="BE48801E"/>
+    <w:lvl w:ilvl="0" w:tplc="0409000F">
+      <w:start w:val="1"/>
+      <w:numFmt w:val="decimal"/>
+      <w:lvlText w:val="%1."/>
+      <w:lvlJc w:val="left"/>
+      <w:pPr>
+        <w:ind w:left="360" w:hanging="360"/>
+      </w:pPr>
+    </w:lvl>
+    <w:lvl w:ilvl="1" w:tplc="04090019" w:tentative="1">
+      <w:start w:val="1"/>
+      <w:numFmt w:val="lowerLetter"/>
+      <w:lvlText w:val="%2."/>
+      <w:lvlJc w:val="left"/>
+      <w:pPr>
+        <w:ind w:left="1080" w:hanging="360"/>
+      </w:pPr>
+    </w:lvl>
+    <w:lvl w:ilvl="2" w:tplc="0409001B" w:tentative="1">
+      <w:start w:val="1"/>
+      <w:numFmt w:val="lowerRoman"/>
+      <w:lvlText w:val="%3."/>
+      <w:lvlJc w:val="right"/>
+      <w:pPr>
+        <w:ind w:left="1800" w:hanging="180"/>
+      </w:pPr>
+    </w:lvl>
+    <w:lvl w:ilvl="3" w:tplc="0409000F" w:tentative="1">
+      <w:start w:val="1"/>
+      <w:numFmt w:val="decimal"/>
+      <w:lvlText w:val="%4."/>
+      <w:lvlJc w:val="left"/>
+      <w:pPr>
+        <w:ind w:left="2520" w:hanging="360"/>
+      </w:pPr>
+    </w:lvl>
+    <w:lvl w:ilvl="4" w:tplc="04090019" w:tentative="1">
+      <w:start w:val="1"/>
+      <w:numFmt w:val="lowerLetter"/>
+      <w:lvlText w:val="%5."/>
+      <w:lvlJc w:val="left"/>
+      <w:pPr>
+        <w:ind w:left="3240" w:hanging="360"/>
+      </w:pPr>
+    </w:lvl>
+    <w:lvl w:ilvl="5" w:tplc="0409001B" w:tentative="1">
+      <w:start w:val="1"/>
+      <w:numFmt w:val="lowerRoman"/>
+      <w:lvlText w:val="%6."/>
+      <w:lvlJc w:val="right"/>
+      <w:pPr>
+        <w:ind w:left="3960" w:hanging="180"/>
+      </w:pPr>
+    </w:lvl>
+    <w:lvl w:ilvl="6" w:tplc="0409000F" w:tentative="1">
+      <w:start w:val="1"/>
+      <w:numFmt w:val="decimal"/>
+      <w:lvlText w:val="%7."/>
+      <w:lvlJc w:val="left"/>
+      <w:pPr>
+        <w:ind w:left="4680" w:hanging="360"/>
+      </w:pPr>
+    </w:lvl>
+    <w:lvl w:ilvl="7" w:tplc="04090019" w:tentative="1">
+      <w:start w:val="1"/>
+      <w:numFmt w:val="lowerLetter"/>
+      <w:lvlText w:val="%8."/>
+      <w:lvlJc w:val="left"/>
+      <w:pPr>
+        <w:ind w:left="5400" w:hanging="360"/>
+      </w:pPr>
+    </w:lvl>
+    <w:lvl w:ilvl="8" w:tplc="0409001B" w:tentative="1">
+      <w:start w:val="1"/>
+      <w:numFmt w:val="lowerRoman"/>
+      <w:lvlText w:val="%9."/>
+      <w:lvlJc w:val="right"/>
+      <w:pPr>
+        <w:ind w:left="6120" w:hanging="180"/>
+      </w:pPr>
+    </w:lvl>
+  </w:abstractNum>
+  <w:abstractNum w:abstractNumId="6" w15:restartNumberingAfterBreak="0">
+    <w:nsid w:val="16415D9E"/>
     <w:multiLevelType w:val="multilevel"/>
-    <w:tmpl w:val="C86C6DB8"/>
+    <w:tmpl w:val="5E34577A"/>
     <w:lvl w:ilvl="0">
       <w:start w:val="1"/>
       <w:numFmt w:val="decimal"/>
@@ -11635,10 +10568,10 @@
         <w:sz w:val="20"/>
       </w:rPr>
     </w:lvl>
-    <w:lvl w:ilvl="2" w:tentative="1">
-      <w:start w:val="1"/>
-      <w:numFmt w:val="decimal"/>
-      <w:lvlText w:val="%3."/>
+    <w:lvl w:ilvl="2">
+      <w:start w:val="1"/>
+      <w:numFmt w:val="bullet"/>
+      <w:lvlText w:val=""/>
       <w:lvlJc w:val="left"/>
       <w:pPr>
         <w:tabs>
@@ -11646,6 +10579,10 @@
         </w:tabs>
         <w:ind w:left="2160" w:hanging="360"/>
       </w:pPr>
+      <w:rPr>
+        <w:rFonts w:ascii="Wingdings" w:hAnsi="Wingdings" w:hint="default"/>
+        <w:sz w:val="20"/>
+      </w:rPr>
     </w:lvl>
     <w:lvl w:ilvl="3" w:tentative="1">
       <w:start w:val="1"/>
@@ -11720,14 +10657,412 @@
       </w:pPr>
     </w:lvl>
   </w:abstractNum>
-  <w:abstractNum w:abstractNumId="6" w15:restartNumberingAfterBreak="0">
-    <w:nsid w:val="10E9617E"/>
-    <w:multiLevelType w:val="multilevel"/>
-    <w:tmpl w:val="CC6CFCD6"/>
-    <w:lvl w:ilvl="0">
+  <w:abstractNum w:abstractNumId="7" w15:restartNumberingAfterBreak="0">
+    <w:nsid w:val="1827564E"/>
+    <w:multiLevelType w:val="hybridMultilevel"/>
+    <w:tmpl w:val="46E8BBBE"/>
+    <w:lvl w:ilvl="0" w:tplc="0409000F">
+      <w:start w:val="1"/>
+      <w:numFmt w:val="decimal"/>
+      <w:lvlText w:val="%1."/>
+      <w:lvlJc w:val="left"/>
+      <w:pPr>
+        <w:ind w:left="360" w:hanging="360"/>
+      </w:pPr>
+    </w:lvl>
+    <w:lvl w:ilvl="1" w:tplc="04090019" w:tentative="1">
+      <w:start w:val="1"/>
+      <w:numFmt w:val="lowerLetter"/>
+      <w:lvlText w:val="%2."/>
+      <w:lvlJc w:val="left"/>
+      <w:pPr>
+        <w:ind w:left="1080" w:hanging="360"/>
+      </w:pPr>
+    </w:lvl>
+    <w:lvl w:ilvl="2" w:tplc="0409001B" w:tentative="1">
+      <w:start w:val="1"/>
+      <w:numFmt w:val="lowerRoman"/>
+      <w:lvlText w:val="%3."/>
+      <w:lvlJc w:val="right"/>
+      <w:pPr>
+        <w:ind w:left="1800" w:hanging="180"/>
+      </w:pPr>
+    </w:lvl>
+    <w:lvl w:ilvl="3" w:tplc="0409000F" w:tentative="1">
+      <w:start w:val="1"/>
+      <w:numFmt w:val="decimal"/>
+      <w:lvlText w:val="%4."/>
+      <w:lvlJc w:val="left"/>
+      <w:pPr>
+        <w:ind w:left="2520" w:hanging="360"/>
+      </w:pPr>
+    </w:lvl>
+    <w:lvl w:ilvl="4" w:tplc="04090019" w:tentative="1">
+      <w:start w:val="1"/>
+      <w:numFmt w:val="lowerLetter"/>
+      <w:lvlText w:val="%5."/>
+      <w:lvlJc w:val="left"/>
+      <w:pPr>
+        <w:ind w:left="3240" w:hanging="360"/>
+      </w:pPr>
+    </w:lvl>
+    <w:lvl w:ilvl="5" w:tplc="0409001B" w:tentative="1">
+      <w:start w:val="1"/>
+      <w:numFmt w:val="lowerRoman"/>
+      <w:lvlText w:val="%6."/>
+      <w:lvlJc w:val="right"/>
+      <w:pPr>
+        <w:ind w:left="3960" w:hanging="180"/>
+      </w:pPr>
+    </w:lvl>
+    <w:lvl w:ilvl="6" w:tplc="0409000F" w:tentative="1">
+      <w:start w:val="1"/>
+      <w:numFmt w:val="decimal"/>
+      <w:lvlText w:val="%7."/>
+      <w:lvlJc w:val="left"/>
+      <w:pPr>
+        <w:ind w:left="4680" w:hanging="360"/>
+      </w:pPr>
+    </w:lvl>
+    <w:lvl w:ilvl="7" w:tplc="04090019" w:tentative="1">
+      <w:start w:val="1"/>
+      <w:numFmt w:val="lowerLetter"/>
+      <w:lvlText w:val="%8."/>
+      <w:lvlJc w:val="left"/>
+      <w:pPr>
+        <w:ind w:left="5400" w:hanging="360"/>
+      </w:pPr>
+    </w:lvl>
+    <w:lvl w:ilvl="8" w:tplc="0409001B" w:tentative="1">
+      <w:start w:val="1"/>
+      <w:numFmt w:val="lowerRoman"/>
+      <w:lvlText w:val="%9."/>
+      <w:lvlJc w:val="right"/>
+      <w:pPr>
+        <w:ind w:left="6120" w:hanging="180"/>
+      </w:pPr>
+    </w:lvl>
+  </w:abstractNum>
+  <w:abstractNum w:abstractNumId="8" w15:restartNumberingAfterBreak="0">
+    <w:nsid w:val="19F3282F"/>
+    <w:multiLevelType w:val="hybridMultilevel"/>
+    <w:tmpl w:val="62EECB86"/>
+    <w:lvl w:ilvl="0" w:tplc="0409000F">
+      <w:start w:val="1"/>
+      <w:numFmt w:val="decimal"/>
+      <w:lvlText w:val="%1."/>
+      <w:lvlJc w:val="left"/>
+      <w:pPr>
+        <w:ind w:left="720" w:hanging="360"/>
+      </w:pPr>
+    </w:lvl>
+    <w:lvl w:ilvl="1" w:tplc="04090019">
+      <w:start w:val="1"/>
+      <w:numFmt w:val="lowerLetter"/>
+      <w:lvlText w:val="%2."/>
+      <w:lvlJc w:val="left"/>
+      <w:pPr>
+        <w:ind w:left="1440" w:hanging="360"/>
+      </w:pPr>
+    </w:lvl>
+    <w:lvl w:ilvl="2" w:tplc="0409001B" w:tentative="1">
+      <w:start w:val="1"/>
+      <w:numFmt w:val="lowerRoman"/>
+      <w:lvlText w:val="%3."/>
+      <w:lvlJc w:val="right"/>
+      <w:pPr>
+        <w:ind w:left="2160" w:hanging="180"/>
+      </w:pPr>
+    </w:lvl>
+    <w:lvl w:ilvl="3" w:tplc="0409000F" w:tentative="1">
+      <w:start w:val="1"/>
+      <w:numFmt w:val="decimal"/>
+      <w:lvlText w:val="%4."/>
+      <w:lvlJc w:val="left"/>
+      <w:pPr>
+        <w:ind w:left="2880" w:hanging="360"/>
+      </w:pPr>
+    </w:lvl>
+    <w:lvl w:ilvl="4" w:tplc="04090019" w:tentative="1">
+      <w:start w:val="1"/>
+      <w:numFmt w:val="lowerLetter"/>
+      <w:lvlText w:val="%5."/>
+      <w:lvlJc w:val="left"/>
+      <w:pPr>
+        <w:ind w:left="3600" w:hanging="360"/>
+      </w:pPr>
+    </w:lvl>
+    <w:lvl w:ilvl="5" w:tplc="0409001B" w:tentative="1">
+      <w:start w:val="1"/>
+      <w:numFmt w:val="lowerRoman"/>
+      <w:lvlText w:val="%6."/>
+      <w:lvlJc w:val="right"/>
+      <w:pPr>
+        <w:ind w:left="4320" w:hanging="180"/>
+      </w:pPr>
+    </w:lvl>
+    <w:lvl w:ilvl="6" w:tplc="0409000F" w:tentative="1">
+      <w:start w:val="1"/>
+      <w:numFmt w:val="decimal"/>
+      <w:lvlText w:val="%7."/>
+      <w:lvlJc w:val="left"/>
+      <w:pPr>
+        <w:ind w:left="5040" w:hanging="360"/>
+      </w:pPr>
+    </w:lvl>
+    <w:lvl w:ilvl="7" w:tplc="04090019" w:tentative="1">
+      <w:start w:val="1"/>
+      <w:numFmt w:val="lowerLetter"/>
+      <w:lvlText w:val="%8."/>
+      <w:lvlJc w:val="left"/>
+      <w:pPr>
+        <w:ind w:left="5760" w:hanging="360"/>
+      </w:pPr>
+    </w:lvl>
+    <w:lvl w:ilvl="8" w:tplc="0409001B" w:tentative="1">
+      <w:start w:val="1"/>
+      <w:numFmt w:val="lowerRoman"/>
+      <w:lvlText w:val="%9."/>
+      <w:lvlJc w:val="right"/>
+      <w:pPr>
+        <w:ind w:left="6480" w:hanging="180"/>
+      </w:pPr>
+    </w:lvl>
+  </w:abstractNum>
+  <w:abstractNum w:abstractNumId="9" w15:restartNumberingAfterBreak="0">
+    <w:nsid w:val="1C232E38"/>
+    <w:multiLevelType w:val="hybridMultilevel"/>
+    <w:tmpl w:val="25267B4A"/>
+    <w:lvl w:ilvl="0" w:tplc="04090001">
       <w:start w:val="1"/>
       <w:numFmt w:val="bullet"/>
       <w:lvlText w:val=""/>
+      <w:lvlJc w:val="left"/>
+      <w:pPr>
+        <w:ind w:left="720" w:hanging="360"/>
+      </w:pPr>
+      <w:rPr>
+        <w:rFonts w:ascii="Symbol" w:hAnsi="Symbol" w:hint="default"/>
+      </w:rPr>
+    </w:lvl>
+    <w:lvl w:ilvl="1" w:tplc="04090003" w:tentative="1">
+      <w:start w:val="1"/>
+      <w:numFmt w:val="bullet"/>
+      <w:lvlText w:val="o"/>
+      <w:lvlJc w:val="left"/>
+      <w:pPr>
+        <w:ind w:left="1440" w:hanging="360"/>
+      </w:pPr>
+      <w:rPr>
+        <w:rFonts w:ascii="Courier New" w:hAnsi="Courier New" w:cs="Courier New" w:hint="default"/>
+      </w:rPr>
+    </w:lvl>
+    <w:lvl w:ilvl="2" w:tplc="04090005" w:tentative="1">
+      <w:start w:val="1"/>
+      <w:numFmt w:val="bullet"/>
+      <w:lvlText w:val=""/>
+      <w:lvlJc w:val="left"/>
+      <w:pPr>
+        <w:ind w:left="2160" w:hanging="360"/>
+      </w:pPr>
+      <w:rPr>
+        <w:rFonts w:ascii="Wingdings" w:hAnsi="Wingdings" w:hint="default"/>
+      </w:rPr>
+    </w:lvl>
+    <w:lvl w:ilvl="3" w:tplc="04090001" w:tentative="1">
+      <w:start w:val="1"/>
+      <w:numFmt w:val="bullet"/>
+      <w:lvlText w:val=""/>
+      <w:lvlJc w:val="left"/>
+      <w:pPr>
+        <w:ind w:left="2880" w:hanging="360"/>
+      </w:pPr>
+      <w:rPr>
+        <w:rFonts w:ascii="Symbol" w:hAnsi="Symbol" w:hint="default"/>
+      </w:rPr>
+    </w:lvl>
+    <w:lvl w:ilvl="4" w:tplc="04090003" w:tentative="1">
+      <w:start w:val="1"/>
+      <w:numFmt w:val="bullet"/>
+      <w:lvlText w:val="o"/>
+      <w:lvlJc w:val="left"/>
+      <w:pPr>
+        <w:ind w:left="3600" w:hanging="360"/>
+      </w:pPr>
+      <w:rPr>
+        <w:rFonts w:ascii="Courier New" w:hAnsi="Courier New" w:cs="Courier New" w:hint="default"/>
+      </w:rPr>
+    </w:lvl>
+    <w:lvl w:ilvl="5" w:tplc="04090005" w:tentative="1">
+      <w:start w:val="1"/>
+      <w:numFmt w:val="bullet"/>
+      <w:lvlText w:val=""/>
+      <w:lvlJc w:val="left"/>
+      <w:pPr>
+        <w:ind w:left="4320" w:hanging="360"/>
+      </w:pPr>
+      <w:rPr>
+        <w:rFonts w:ascii="Wingdings" w:hAnsi="Wingdings" w:hint="default"/>
+      </w:rPr>
+    </w:lvl>
+    <w:lvl w:ilvl="6" w:tplc="04090001" w:tentative="1">
+      <w:start w:val="1"/>
+      <w:numFmt w:val="bullet"/>
+      <w:lvlText w:val=""/>
+      <w:lvlJc w:val="left"/>
+      <w:pPr>
+        <w:ind w:left="5040" w:hanging="360"/>
+      </w:pPr>
+      <w:rPr>
+        <w:rFonts w:ascii="Symbol" w:hAnsi="Symbol" w:hint="default"/>
+      </w:rPr>
+    </w:lvl>
+    <w:lvl w:ilvl="7" w:tplc="04090003" w:tentative="1">
+      <w:start w:val="1"/>
+      <w:numFmt w:val="bullet"/>
+      <w:lvlText w:val="o"/>
+      <w:lvlJc w:val="left"/>
+      <w:pPr>
+        <w:ind w:left="5760" w:hanging="360"/>
+      </w:pPr>
+      <w:rPr>
+        <w:rFonts w:ascii="Courier New" w:hAnsi="Courier New" w:cs="Courier New" w:hint="default"/>
+      </w:rPr>
+    </w:lvl>
+    <w:lvl w:ilvl="8" w:tplc="04090005" w:tentative="1">
+      <w:start w:val="1"/>
+      <w:numFmt w:val="bullet"/>
+      <w:lvlText w:val=""/>
+      <w:lvlJc w:val="left"/>
+      <w:pPr>
+        <w:ind w:left="6480" w:hanging="360"/>
+      </w:pPr>
+      <w:rPr>
+        <w:rFonts w:ascii="Wingdings" w:hAnsi="Wingdings" w:hint="default"/>
+      </w:rPr>
+    </w:lvl>
+  </w:abstractNum>
+  <w:abstractNum w:abstractNumId="10" w15:restartNumberingAfterBreak="0">
+    <w:nsid w:val="1F8619B1"/>
+    <w:multiLevelType w:val="hybridMultilevel"/>
+    <w:tmpl w:val="85D249D8"/>
+    <w:lvl w:ilvl="0" w:tplc="04090001">
+      <w:start w:val="1"/>
+      <w:numFmt w:val="bullet"/>
+      <w:lvlText w:val=""/>
+      <w:lvlJc w:val="left"/>
+      <w:pPr>
+        <w:ind w:left="720" w:hanging="360"/>
+      </w:pPr>
+      <w:rPr>
+        <w:rFonts w:ascii="Symbol" w:hAnsi="Symbol" w:hint="default"/>
+      </w:rPr>
+    </w:lvl>
+    <w:lvl w:ilvl="1" w:tplc="04090003" w:tentative="1">
+      <w:start w:val="1"/>
+      <w:numFmt w:val="bullet"/>
+      <w:lvlText w:val="o"/>
+      <w:lvlJc w:val="left"/>
+      <w:pPr>
+        <w:ind w:left="1440" w:hanging="360"/>
+      </w:pPr>
+      <w:rPr>
+        <w:rFonts w:ascii="Courier New" w:hAnsi="Courier New" w:cs="Courier New" w:hint="default"/>
+      </w:rPr>
+    </w:lvl>
+    <w:lvl w:ilvl="2" w:tplc="04090005" w:tentative="1">
+      <w:start w:val="1"/>
+      <w:numFmt w:val="bullet"/>
+      <w:lvlText w:val=""/>
+      <w:lvlJc w:val="left"/>
+      <w:pPr>
+        <w:ind w:left="2160" w:hanging="360"/>
+      </w:pPr>
+      <w:rPr>
+        <w:rFonts w:ascii="Wingdings" w:hAnsi="Wingdings" w:hint="default"/>
+      </w:rPr>
+    </w:lvl>
+    <w:lvl w:ilvl="3" w:tplc="04090001" w:tentative="1">
+      <w:start w:val="1"/>
+      <w:numFmt w:val="bullet"/>
+      <w:lvlText w:val=""/>
+      <w:lvlJc w:val="left"/>
+      <w:pPr>
+        <w:ind w:left="2880" w:hanging="360"/>
+      </w:pPr>
+      <w:rPr>
+        <w:rFonts w:ascii="Symbol" w:hAnsi="Symbol" w:hint="default"/>
+      </w:rPr>
+    </w:lvl>
+    <w:lvl w:ilvl="4" w:tplc="04090003" w:tentative="1">
+      <w:start w:val="1"/>
+      <w:numFmt w:val="bullet"/>
+      <w:lvlText w:val="o"/>
+      <w:lvlJc w:val="left"/>
+      <w:pPr>
+        <w:ind w:left="3600" w:hanging="360"/>
+      </w:pPr>
+      <w:rPr>
+        <w:rFonts w:ascii="Courier New" w:hAnsi="Courier New" w:cs="Courier New" w:hint="default"/>
+      </w:rPr>
+    </w:lvl>
+    <w:lvl w:ilvl="5" w:tplc="04090005" w:tentative="1">
+      <w:start w:val="1"/>
+      <w:numFmt w:val="bullet"/>
+      <w:lvlText w:val=""/>
+      <w:lvlJc w:val="left"/>
+      <w:pPr>
+        <w:ind w:left="4320" w:hanging="360"/>
+      </w:pPr>
+      <w:rPr>
+        <w:rFonts w:ascii="Wingdings" w:hAnsi="Wingdings" w:hint="default"/>
+      </w:rPr>
+    </w:lvl>
+    <w:lvl w:ilvl="6" w:tplc="04090001" w:tentative="1">
+      <w:start w:val="1"/>
+      <w:numFmt w:val="bullet"/>
+      <w:lvlText w:val=""/>
+      <w:lvlJc w:val="left"/>
+      <w:pPr>
+        <w:ind w:left="5040" w:hanging="360"/>
+      </w:pPr>
+      <w:rPr>
+        <w:rFonts w:ascii="Symbol" w:hAnsi="Symbol" w:hint="default"/>
+      </w:rPr>
+    </w:lvl>
+    <w:lvl w:ilvl="7" w:tplc="04090003" w:tentative="1">
+      <w:start w:val="1"/>
+      <w:numFmt w:val="bullet"/>
+      <w:lvlText w:val="o"/>
+      <w:lvlJc w:val="left"/>
+      <w:pPr>
+        <w:ind w:left="5760" w:hanging="360"/>
+      </w:pPr>
+      <w:rPr>
+        <w:rFonts w:ascii="Courier New" w:hAnsi="Courier New" w:cs="Courier New" w:hint="default"/>
+      </w:rPr>
+    </w:lvl>
+    <w:lvl w:ilvl="8" w:tplc="04090005" w:tentative="1">
+      <w:start w:val="1"/>
+      <w:numFmt w:val="bullet"/>
+      <w:lvlText w:val=""/>
+      <w:lvlJc w:val="left"/>
+      <w:pPr>
+        <w:ind w:left="6480" w:hanging="360"/>
+      </w:pPr>
+      <w:rPr>
+        <w:rFonts w:ascii="Wingdings" w:hAnsi="Wingdings" w:hint="default"/>
+      </w:rPr>
+    </w:lvl>
+  </w:abstractNum>
+  <w:abstractNum w:abstractNumId="11" w15:restartNumberingAfterBreak="0">
+    <w:nsid w:val="20E8095F"/>
+    <w:multiLevelType w:val="multilevel"/>
+    <w:tmpl w:val="804C893C"/>
+    <w:lvl w:ilvl="0">
+      <w:start w:val="1"/>
+      <w:numFmt w:val="decimal"/>
+      <w:lvlText w:val="%1."/>
       <w:lvlJc w:val="left"/>
       <w:pPr>
         <w:tabs>
@@ -11735,12 +11070,8 @@
         </w:tabs>
         <w:ind w:left="720" w:hanging="360"/>
       </w:pPr>
-      <w:rPr>
-        <w:rFonts w:ascii="Symbol" w:hAnsi="Symbol" w:hint="default"/>
-        <w:sz w:val="20"/>
-      </w:rPr>
-    </w:lvl>
-    <w:lvl w:ilvl="1" w:tentative="1">
+    </w:lvl>
+    <w:lvl w:ilvl="1">
       <w:start w:val="1"/>
       <w:numFmt w:val="bullet"/>
       <w:lvlText w:val="o"/>
@@ -11756,7 +11087,7 @@
         <w:sz w:val="20"/>
       </w:rPr>
     </w:lvl>
-    <w:lvl w:ilvl="2" w:tentative="1">
+    <w:lvl w:ilvl="2">
       <w:start w:val="1"/>
       <w:numFmt w:val="bullet"/>
       <w:lvlText w:val=""/>
@@ -11774,8 +11105,8 @@
     </w:lvl>
     <w:lvl w:ilvl="3" w:tentative="1">
       <w:start w:val="1"/>
-      <w:numFmt w:val="bullet"/>
-      <w:lvlText w:val=""/>
+      <w:numFmt w:val="decimal"/>
+      <w:lvlText w:val="%4."/>
       <w:lvlJc w:val="left"/>
       <w:pPr>
         <w:tabs>
@@ -11783,15 +11114,11 @@
         </w:tabs>
         <w:ind w:left="2880" w:hanging="360"/>
       </w:pPr>
-      <w:rPr>
-        <w:rFonts w:ascii="Wingdings" w:hAnsi="Wingdings" w:hint="default"/>
-        <w:sz w:val="20"/>
-      </w:rPr>
     </w:lvl>
     <w:lvl w:ilvl="4" w:tentative="1">
       <w:start w:val="1"/>
-      <w:numFmt w:val="bullet"/>
-      <w:lvlText w:val=""/>
+      <w:numFmt w:val="decimal"/>
+      <w:lvlText w:val="%5."/>
       <w:lvlJc w:val="left"/>
       <w:pPr>
         <w:tabs>
@@ -11799,15 +11126,11 @@
         </w:tabs>
         <w:ind w:left="3600" w:hanging="360"/>
       </w:pPr>
-      <w:rPr>
-        <w:rFonts w:ascii="Wingdings" w:hAnsi="Wingdings" w:hint="default"/>
-        <w:sz w:val="20"/>
-      </w:rPr>
     </w:lvl>
     <w:lvl w:ilvl="5" w:tentative="1">
       <w:start w:val="1"/>
-      <w:numFmt w:val="bullet"/>
-      <w:lvlText w:val=""/>
+      <w:numFmt w:val="decimal"/>
+      <w:lvlText w:val="%6."/>
       <w:lvlJc w:val="left"/>
       <w:pPr>
         <w:tabs>
@@ -11815,15 +11138,11 @@
         </w:tabs>
         <w:ind w:left="4320" w:hanging="360"/>
       </w:pPr>
-      <w:rPr>
-        <w:rFonts w:ascii="Wingdings" w:hAnsi="Wingdings" w:hint="default"/>
-        <w:sz w:val="20"/>
-      </w:rPr>
     </w:lvl>
     <w:lvl w:ilvl="6" w:tentative="1">
       <w:start w:val="1"/>
-      <w:numFmt w:val="bullet"/>
-      <w:lvlText w:val=""/>
+      <w:numFmt w:val="decimal"/>
+      <w:lvlText w:val="%7."/>
       <w:lvlJc w:val="left"/>
       <w:pPr>
         <w:tabs>
@@ -11831,15 +11150,11 @@
         </w:tabs>
         <w:ind w:left="5040" w:hanging="360"/>
       </w:pPr>
-      <w:rPr>
-        <w:rFonts w:ascii="Wingdings" w:hAnsi="Wingdings" w:hint="default"/>
-        <w:sz w:val="20"/>
-      </w:rPr>
     </w:lvl>
     <w:lvl w:ilvl="7" w:tentative="1">
       <w:start w:val="1"/>
-      <w:numFmt w:val="bullet"/>
-      <w:lvlText w:val=""/>
+      <w:numFmt w:val="decimal"/>
+      <w:lvlText w:val="%8."/>
       <w:lvlJc w:val="left"/>
       <w:pPr>
         <w:tabs>
@@ -11847,15 +11162,11 @@
         </w:tabs>
         <w:ind w:left="5760" w:hanging="360"/>
       </w:pPr>
-      <w:rPr>
-        <w:rFonts w:ascii="Wingdings" w:hAnsi="Wingdings" w:hint="default"/>
-        <w:sz w:val="20"/>
-      </w:rPr>
     </w:lvl>
     <w:lvl w:ilvl="8" w:tentative="1">
       <w:start w:val="1"/>
-      <w:numFmt w:val="bullet"/>
-      <w:lvlText w:val=""/>
+      <w:numFmt w:val="decimal"/>
+      <w:lvlText w:val="%9."/>
       <w:lvlJc w:val="left"/>
       <w:pPr>
         <w:tabs>
@@ -11863,1750 +11174,9 @@
         </w:tabs>
         <w:ind w:left="6480" w:hanging="360"/>
       </w:pPr>
-      <w:rPr>
-        <w:rFonts w:ascii="Wingdings" w:hAnsi="Wingdings" w:hint="default"/>
-        <w:sz w:val="20"/>
-      </w:rPr>
-    </w:lvl>
-  </w:abstractNum>
-  <w:abstractNum w:abstractNumId="7" w15:restartNumberingAfterBreak="0">
-    <w:nsid w:val="12806C6E"/>
-    <w:multiLevelType w:val="multilevel"/>
-    <w:tmpl w:val="16E4789A"/>
-    <w:lvl w:ilvl="0">
-      <w:start w:val="1"/>
-      <w:numFmt w:val="bullet"/>
-      <w:lvlText w:val=""/>
-      <w:lvlJc w:val="left"/>
-      <w:pPr>
-        <w:tabs>
-          <w:tab w:val="num" w:pos="720"/>
-        </w:tabs>
-        <w:ind w:left="720" w:hanging="360"/>
-      </w:pPr>
-      <w:rPr>
-        <w:rFonts w:ascii="Symbol" w:hAnsi="Symbol" w:hint="default"/>
-        <w:sz w:val="20"/>
-      </w:rPr>
-    </w:lvl>
-    <w:lvl w:ilvl="1" w:tentative="1">
-      <w:start w:val="1"/>
-      <w:numFmt w:val="bullet"/>
-      <w:lvlText w:val="o"/>
-      <w:lvlJc w:val="left"/>
-      <w:pPr>
-        <w:tabs>
-          <w:tab w:val="num" w:pos="1440"/>
-        </w:tabs>
-        <w:ind w:left="1440" w:hanging="360"/>
-      </w:pPr>
-      <w:rPr>
-        <w:rFonts w:ascii="Courier New" w:hAnsi="Courier New" w:hint="default"/>
-        <w:sz w:val="20"/>
-      </w:rPr>
-    </w:lvl>
-    <w:lvl w:ilvl="2" w:tentative="1">
-      <w:start w:val="1"/>
-      <w:numFmt w:val="bullet"/>
-      <w:lvlText w:val=""/>
-      <w:lvlJc w:val="left"/>
-      <w:pPr>
-        <w:tabs>
-          <w:tab w:val="num" w:pos="2160"/>
-        </w:tabs>
-        <w:ind w:left="2160" w:hanging="360"/>
-      </w:pPr>
-      <w:rPr>
-        <w:rFonts w:ascii="Wingdings" w:hAnsi="Wingdings" w:hint="default"/>
-        <w:sz w:val="20"/>
-      </w:rPr>
-    </w:lvl>
-    <w:lvl w:ilvl="3" w:tentative="1">
-      <w:start w:val="1"/>
-      <w:numFmt w:val="bullet"/>
-      <w:lvlText w:val=""/>
-      <w:lvlJc w:val="left"/>
-      <w:pPr>
-        <w:tabs>
-          <w:tab w:val="num" w:pos="2880"/>
-        </w:tabs>
-        <w:ind w:left="2880" w:hanging="360"/>
-      </w:pPr>
-      <w:rPr>
-        <w:rFonts w:ascii="Wingdings" w:hAnsi="Wingdings" w:hint="default"/>
-        <w:sz w:val="20"/>
-      </w:rPr>
-    </w:lvl>
-    <w:lvl w:ilvl="4" w:tentative="1">
-      <w:start w:val="1"/>
-      <w:numFmt w:val="bullet"/>
-      <w:lvlText w:val=""/>
-      <w:lvlJc w:val="left"/>
-      <w:pPr>
-        <w:tabs>
-          <w:tab w:val="num" w:pos="3600"/>
-        </w:tabs>
-        <w:ind w:left="3600" w:hanging="360"/>
-      </w:pPr>
-      <w:rPr>
-        <w:rFonts w:ascii="Wingdings" w:hAnsi="Wingdings" w:hint="default"/>
-        <w:sz w:val="20"/>
-      </w:rPr>
-    </w:lvl>
-    <w:lvl w:ilvl="5" w:tentative="1">
-      <w:start w:val="1"/>
-      <w:numFmt w:val="bullet"/>
-      <w:lvlText w:val=""/>
-      <w:lvlJc w:val="left"/>
-      <w:pPr>
-        <w:tabs>
-          <w:tab w:val="num" w:pos="4320"/>
-        </w:tabs>
-        <w:ind w:left="4320" w:hanging="360"/>
-      </w:pPr>
-      <w:rPr>
-        <w:rFonts w:ascii="Wingdings" w:hAnsi="Wingdings" w:hint="default"/>
-        <w:sz w:val="20"/>
-      </w:rPr>
-    </w:lvl>
-    <w:lvl w:ilvl="6" w:tentative="1">
-      <w:start w:val="1"/>
-      <w:numFmt w:val="bullet"/>
-      <w:lvlText w:val=""/>
-      <w:lvlJc w:val="left"/>
-      <w:pPr>
-        <w:tabs>
-          <w:tab w:val="num" w:pos="5040"/>
-        </w:tabs>
-        <w:ind w:left="5040" w:hanging="360"/>
-      </w:pPr>
-      <w:rPr>
-        <w:rFonts w:ascii="Wingdings" w:hAnsi="Wingdings" w:hint="default"/>
-        <w:sz w:val="20"/>
-      </w:rPr>
-    </w:lvl>
-    <w:lvl w:ilvl="7" w:tentative="1">
-      <w:start w:val="1"/>
-      <w:numFmt w:val="bullet"/>
-      <w:lvlText w:val=""/>
-      <w:lvlJc w:val="left"/>
-      <w:pPr>
-        <w:tabs>
-          <w:tab w:val="num" w:pos="5760"/>
-        </w:tabs>
-        <w:ind w:left="5760" w:hanging="360"/>
-      </w:pPr>
-      <w:rPr>
-        <w:rFonts w:ascii="Wingdings" w:hAnsi="Wingdings" w:hint="default"/>
-        <w:sz w:val="20"/>
-      </w:rPr>
-    </w:lvl>
-    <w:lvl w:ilvl="8" w:tentative="1">
-      <w:start w:val="1"/>
-      <w:numFmt w:val="bullet"/>
-      <w:lvlText w:val=""/>
-      <w:lvlJc w:val="left"/>
-      <w:pPr>
-        <w:tabs>
-          <w:tab w:val="num" w:pos="6480"/>
-        </w:tabs>
-        <w:ind w:left="6480" w:hanging="360"/>
-      </w:pPr>
-      <w:rPr>
-        <w:rFonts w:ascii="Wingdings" w:hAnsi="Wingdings" w:hint="default"/>
-        <w:sz w:val="20"/>
-      </w:rPr>
-    </w:lvl>
-  </w:abstractNum>
-  <w:abstractNum w:abstractNumId="8" w15:restartNumberingAfterBreak="0">
-    <w:nsid w:val="14150D36"/>
-    <w:multiLevelType w:val="hybridMultilevel"/>
-    <w:tmpl w:val="BE48801E"/>
-    <w:lvl w:ilvl="0" w:tplc="0409000F">
-      <w:start w:val="1"/>
-      <w:numFmt w:val="decimal"/>
-      <w:lvlText w:val="%1."/>
-      <w:lvlJc w:val="left"/>
-      <w:pPr>
-        <w:ind w:left="360" w:hanging="360"/>
-      </w:pPr>
-    </w:lvl>
-    <w:lvl w:ilvl="1" w:tplc="04090019" w:tentative="1">
-      <w:start w:val="1"/>
-      <w:numFmt w:val="lowerLetter"/>
-      <w:lvlText w:val="%2."/>
-      <w:lvlJc w:val="left"/>
-      <w:pPr>
-        <w:ind w:left="1080" w:hanging="360"/>
-      </w:pPr>
-    </w:lvl>
-    <w:lvl w:ilvl="2" w:tplc="0409001B" w:tentative="1">
-      <w:start w:val="1"/>
-      <w:numFmt w:val="lowerRoman"/>
-      <w:lvlText w:val="%3."/>
-      <w:lvlJc w:val="right"/>
-      <w:pPr>
-        <w:ind w:left="1800" w:hanging="180"/>
-      </w:pPr>
-    </w:lvl>
-    <w:lvl w:ilvl="3" w:tplc="0409000F" w:tentative="1">
-      <w:start w:val="1"/>
-      <w:numFmt w:val="decimal"/>
-      <w:lvlText w:val="%4."/>
-      <w:lvlJc w:val="left"/>
-      <w:pPr>
-        <w:ind w:left="2520" w:hanging="360"/>
-      </w:pPr>
-    </w:lvl>
-    <w:lvl w:ilvl="4" w:tplc="04090019" w:tentative="1">
-      <w:start w:val="1"/>
-      <w:numFmt w:val="lowerLetter"/>
-      <w:lvlText w:val="%5."/>
-      <w:lvlJc w:val="left"/>
-      <w:pPr>
-        <w:ind w:left="3240" w:hanging="360"/>
-      </w:pPr>
-    </w:lvl>
-    <w:lvl w:ilvl="5" w:tplc="0409001B" w:tentative="1">
-      <w:start w:val="1"/>
-      <w:numFmt w:val="lowerRoman"/>
-      <w:lvlText w:val="%6."/>
-      <w:lvlJc w:val="right"/>
-      <w:pPr>
-        <w:ind w:left="3960" w:hanging="180"/>
-      </w:pPr>
-    </w:lvl>
-    <w:lvl w:ilvl="6" w:tplc="0409000F" w:tentative="1">
-      <w:start w:val="1"/>
-      <w:numFmt w:val="decimal"/>
-      <w:lvlText w:val="%7."/>
-      <w:lvlJc w:val="left"/>
-      <w:pPr>
-        <w:ind w:left="4680" w:hanging="360"/>
-      </w:pPr>
-    </w:lvl>
-    <w:lvl w:ilvl="7" w:tplc="04090019" w:tentative="1">
-      <w:start w:val="1"/>
-      <w:numFmt w:val="lowerLetter"/>
-      <w:lvlText w:val="%8."/>
-      <w:lvlJc w:val="left"/>
-      <w:pPr>
-        <w:ind w:left="5400" w:hanging="360"/>
-      </w:pPr>
-    </w:lvl>
-    <w:lvl w:ilvl="8" w:tplc="0409001B" w:tentative="1">
-      <w:start w:val="1"/>
-      <w:numFmt w:val="lowerRoman"/>
-      <w:lvlText w:val="%9."/>
-      <w:lvlJc w:val="right"/>
-      <w:pPr>
-        <w:ind w:left="6120" w:hanging="180"/>
-      </w:pPr>
-    </w:lvl>
-  </w:abstractNum>
-  <w:abstractNum w:abstractNumId="9" w15:restartNumberingAfterBreak="0">
-    <w:nsid w:val="14B3519A"/>
-    <w:multiLevelType w:val="multilevel"/>
-    <w:tmpl w:val="8C8EA0E6"/>
-    <w:lvl w:ilvl="0">
-      <w:start w:val="1"/>
-      <w:numFmt w:val="bullet"/>
-      <w:lvlText w:val=""/>
-      <w:lvlJc w:val="left"/>
-      <w:pPr>
-        <w:tabs>
-          <w:tab w:val="num" w:pos="720"/>
-        </w:tabs>
-        <w:ind w:left="720" w:hanging="360"/>
-      </w:pPr>
-      <w:rPr>
-        <w:rFonts w:ascii="Symbol" w:hAnsi="Symbol" w:hint="default"/>
-        <w:sz w:val="20"/>
-      </w:rPr>
-    </w:lvl>
-    <w:lvl w:ilvl="1">
-      <w:start w:val="1"/>
-      <w:numFmt w:val="bullet"/>
-      <w:lvlText w:val="o"/>
-      <w:lvlJc w:val="left"/>
-      <w:pPr>
-        <w:tabs>
-          <w:tab w:val="num" w:pos="1440"/>
-        </w:tabs>
-        <w:ind w:left="1440" w:hanging="360"/>
-      </w:pPr>
-      <w:rPr>
-        <w:rFonts w:ascii="Courier New" w:hAnsi="Courier New" w:hint="default"/>
-        <w:sz w:val="20"/>
-      </w:rPr>
-    </w:lvl>
-    <w:lvl w:ilvl="2" w:tentative="1">
-      <w:start w:val="1"/>
-      <w:numFmt w:val="bullet"/>
-      <w:lvlText w:val=""/>
-      <w:lvlJc w:val="left"/>
-      <w:pPr>
-        <w:tabs>
-          <w:tab w:val="num" w:pos="2160"/>
-        </w:tabs>
-        <w:ind w:left="2160" w:hanging="360"/>
-      </w:pPr>
-      <w:rPr>
-        <w:rFonts w:ascii="Wingdings" w:hAnsi="Wingdings" w:hint="default"/>
-        <w:sz w:val="20"/>
-      </w:rPr>
-    </w:lvl>
-    <w:lvl w:ilvl="3" w:tentative="1">
-      <w:start w:val="1"/>
-      <w:numFmt w:val="bullet"/>
-      <w:lvlText w:val=""/>
-      <w:lvlJc w:val="left"/>
-      <w:pPr>
-        <w:tabs>
-          <w:tab w:val="num" w:pos="2880"/>
-        </w:tabs>
-        <w:ind w:left="2880" w:hanging="360"/>
-      </w:pPr>
-      <w:rPr>
-        <w:rFonts w:ascii="Wingdings" w:hAnsi="Wingdings" w:hint="default"/>
-        <w:sz w:val="20"/>
-      </w:rPr>
-    </w:lvl>
-    <w:lvl w:ilvl="4" w:tentative="1">
-      <w:start w:val="1"/>
-      <w:numFmt w:val="bullet"/>
-      <w:lvlText w:val=""/>
-      <w:lvlJc w:val="left"/>
-      <w:pPr>
-        <w:tabs>
-          <w:tab w:val="num" w:pos="3600"/>
-        </w:tabs>
-        <w:ind w:left="3600" w:hanging="360"/>
-      </w:pPr>
-      <w:rPr>
-        <w:rFonts w:ascii="Wingdings" w:hAnsi="Wingdings" w:hint="default"/>
-        <w:sz w:val="20"/>
-      </w:rPr>
-    </w:lvl>
-    <w:lvl w:ilvl="5" w:tentative="1">
-      <w:start w:val="1"/>
-      <w:numFmt w:val="bullet"/>
-      <w:lvlText w:val=""/>
-      <w:lvlJc w:val="left"/>
-      <w:pPr>
-        <w:tabs>
-          <w:tab w:val="num" w:pos="4320"/>
-        </w:tabs>
-        <w:ind w:left="4320" w:hanging="360"/>
-      </w:pPr>
-      <w:rPr>
-        <w:rFonts w:ascii="Wingdings" w:hAnsi="Wingdings" w:hint="default"/>
-        <w:sz w:val="20"/>
-      </w:rPr>
-    </w:lvl>
-    <w:lvl w:ilvl="6" w:tentative="1">
-      <w:start w:val="1"/>
-      <w:numFmt w:val="bullet"/>
-      <w:lvlText w:val=""/>
-      <w:lvlJc w:val="left"/>
-      <w:pPr>
-        <w:tabs>
-          <w:tab w:val="num" w:pos="5040"/>
-        </w:tabs>
-        <w:ind w:left="5040" w:hanging="360"/>
-      </w:pPr>
-      <w:rPr>
-        <w:rFonts w:ascii="Wingdings" w:hAnsi="Wingdings" w:hint="default"/>
-        <w:sz w:val="20"/>
-      </w:rPr>
-    </w:lvl>
-    <w:lvl w:ilvl="7" w:tentative="1">
-      <w:start w:val="1"/>
-      <w:numFmt w:val="bullet"/>
-      <w:lvlText w:val=""/>
-      <w:lvlJc w:val="left"/>
-      <w:pPr>
-        <w:tabs>
-          <w:tab w:val="num" w:pos="5760"/>
-        </w:tabs>
-        <w:ind w:left="5760" w:hanging="360"/>
-      </w:pPr>
-      <w:rPr>
-        <w:rFonts w:ascii="Wingdings" w:hAnsi="Wingdings" w:hint="default"/>
-        <w:sz w:val="20"/>
-      </w:rPr>
-    </w:lvl>
-    <w:lvl w:ilvl="8" w:tentative="1">
-      <w:start w:val="1"/>
-      <w:numFmt w:val="bullet"/>
-      <w:lvlText w:val=""/>
-      <w:lvlJc w:val="left"/>
-      <w:pPr>
-        <w:tabs>
-          <w:tab w:val="num" w:pos="6480"/>
-        </w:tabs>
-        <w:ind w:left="6480" w:hanging="360"/>
-      </w:pPr>
-      <w:rPr>
-        <w:rFonts w:ascii="Wingdings" w:hAnsi="Wingdings" w:hint="default"/>
-        <w:sz w:val="20"/>
-      </w:rPr>
-    </w:lvl>
-  </w:abstractNum>
-  <w:abstractNum w:abstractNumId="10" w15:restartNumberingAfterBreak="0">
-    <w:nsid w:val="16415D9E"/>
-    <w:multiLevelType w:val="multilevel"/>
-    <w:tmpl w:val="5E34577A"/>
-    <w:lvl w:ilvl="0">
-      <w:start w:val="1"/>
-      <w:numFmt w:val="decimal"/>
-      <w:lvlText w:val="%1."/>
-      <w:lvlJc w:val="left"/>
-      <w:pPr>
-        <w:tabs>
-          <w:tab w:val="num" w:pos="720"/>
-        </w:tabs>
-        <w:ind w:left="720" w:hanging="360"/>
-      </w:pPr>
-    </w:lvl>
-    <w:lvl w:ilvl="1">
-      <w:start w:val="1"/>
-      <w:numFmt w:val="bullet"/>
-      <w:lvlText w:val="o"/>
-      <w:lvlJc w:val="left"/>
-      <w:pPr>
-        <w:tabs>
-          <w:tab w:val="num" w:pos="1440"/>
-        </w:tabs>
-        <w:ind w:left="1440" w:hanging="360"/>
-      </w:pPr>
-      <w:rPr>
-        <w:rFonts w:ascii="Courier New" w:hAnsi="Courier New" w:hint="default"/>
-        <w:sz w:val="20"/>
-      </w:rPr>
-    </w:lvl>
-    <w:lvl w:ilvl="2">
-      <w:start w:val="1"/>
-      <w:numFmt w:val="bullet"/>
-      <w:lvlText w:val=""/>
-      <w:lvlJc w:val="left"/>
-      <w:pPr>
-        <w:tabs>
-          <w:tab w:val="num" w:pos="2160"/>
-        </w:tabs>
-        <w:ind w:left="2160" w:hanging="360"/>
-      </w:pPr>
-      <w:rPr>
-        <w:rFonts w:ascii="Wingdings" w:hAnsi="Wingdings" w:hint="default"/>
-        <w:sz w:val="20"/>
-      </w:rPr>
-    </w:lvl>
-    <w:lvl w:ilvl="3" w:tentative="1">
-      <w:start w:val="1"/>
-      <w:numFmt w:val="decimal"/>
-      <w:lvlText w:val="%4."/>
-      <w:lvlJc w:val="left"/>
-      <w:pPr>
-        <w:tabs>
-          <w:tab w:val="num" w:pos="2880"/>
-        </w:tabs>
-        <w:ind w:left="2880" w:hanging="360"/>
-      </w:pPr>
-    </w:lvl>
-    <w:lvl w:ilvl="4" w:tentative="1">
-      <w:start w:val="1"/>
-      <w:numFmt w:val="decimal"/>
-      <w:lvlText w:val="%5."/>
-      <w:lvlJc w:val="left"/>
-      <w:pPr>
-        <w:tabs>
-          <w:tab w:val="num" w:pos="3600"/>
-        </w:tabs>
-        <w:ind w:left="3600" w:hanging="360"/>
-      </w:pPr>
-    </w:lvl>
-    <w:lvl w:ilvl="5" w:tentative="1">
-      <w:start w:val="1"/>
-      <w:numFmt w:val="decimal"/>
-      <w:lvlText w:val="%6."/>
-      <w:lvlJc w:val="left"/>
-      <w:pPr>
-        <w:tabs>
-          <w:tab w:val="num" w:pos="4320"/>
-        </w:tabs>
-        <w:ind w:left="4320" w:hanging="360"/>
-      </w:pPr>
-    </w:lvl>
-    <w:lvl w:ilvl="6" w:tentative="1">
-      <w:start w:val="1"/>
-      <w:numFmt w:val="decimal"/>
-      <w:lvlText w:val="%7."/>
-      <w:lvlJc w:val="left"/>
-      <w:pPr>
-        <w:tabs>
-          <w:tab w:val="num" w:pos="5040"/>
-        </w:tabs>
-        <w:ind w:left="5040" w:hanging="360"/>
-      </w:pPr>
-    </w:lvl>
-    <w:lvl w:ilvl="7" w:tentative="1">
-      <w:start w:val="1"/>
-      <w:numFmt w:val="decimal"/>
-      <w:lvlText w:val="%8."/>
-      <w:lvlJc w:val="left"/>
-      <w:pPr>
-        <w:tabs>
-          <w:tab w:val="num" w:pos="5760"/>
-        </w:tabs>
-        <w:ind w:left="5760" w:hanging="360"/>
-      </w:pPr>
-    </w:lvl>
-    <w:lvl w:ilvl="8" w:tentative="1">
-      <w:start w:val="1"/>
-      <w:numFmt w:val="decimal"/>
-      <w:lvlText w:val="%9."/>
-      <w:lvlJc w:val="left"/>
-      <w:pPr>
-        <w:tabs>
-          <w:tab w:val="num" w:pos="6480"/>
-        </w:tabs>
-        <w:ind w:left="6480" w:hanging="360"/>
-      </w:pPr>
-    </w:lvl>
-  </w:abstractNum>
-  <w:abstractNum w:abstractNumId="11" w15:restartNumberingAfterBreak="0">
-    <w:nsid w:val="1827564E"/>
-    <w:multiLevelType w:val="hybridMultilevel"/>
-    <w:tmpl w:val="46E8BBBE"/>
-    <w:lvl w:ilvl="0" w:tplc="0409000F">
-      <w:start w:val="1"/>
-      <w:numFmt w:val="decimal"/>
-      <w:lvlText w:val="%1."/>
-      <w:lvlJc w:val="left"/>
-      <w:pPr>
-        <w:ind w:left="360" w:hanging="360"/>
-      </w:pPr>
-    </w:lvl>
-    <w:lvl w:ilvl="1" w:tplc="04090019" w:tentative="1">
-      <w:start w:val="1"/>
-      <w:numFmt w:val="lowerLetter"/>
-      <w:lvlText w:val="%2."/>
-      <w:lvlJc w:val="left"/>
-      <w:pPr>
-        <w:ind w:left="1080" w:hanging="360"/>
-      </w:pPr>
-    </w:lvl>
-    <w:lvl w:ilvl="2" w:tplc="0409001B" w:tentative="1">
-      <w:start w:val="1"/>
-      <w:numFmt w:val="lowerRoman"/>
-      <w:lvlText w:val="%3."/>
-      <w:lvlJc w:val="right"/>
-      <w:pPr>
-        <w:ind w:left="1800" w:hanging="180"/>
-      </w:pPr>
-    </w:lvl>
-    <w:lvl w:ilvl="3" w:tplc="0409000F" w:tentative="1">
-      <w:start w:val="1"/>
-      <w:numFmt w:val="decimal"/>
-      <w:lvlText w:val="%4."/>
-      <w:lvlJc w:val="left"/>
-      <w:pPr>
-        <w:ind w:left="2520" w:hanging="360"/>
-      </w:pPr>
-    </w:lvl>
-    <w:lvl w:ilvl="4" w:tplc="04090019" w:tentative="1">
-      <w:start w:val="1"/>
-      <w:numFmt w:val="lowerLetter"/>
-      <w:lvlText w:val="%5."/>
-      <w:lvlJc w:val="left"/>
-      <w:pPr>
-        <w:ind w:left="3240" w:hanging="360"/>
-      </w:pPr>
-    </w:lvl>
-    <w:lvl w:ilvl="5" w:tplc="0409001B" w:tentative="1">
-      <w:start w:val="1"/>
-      <w:numFmt w:val="lowerRoman"/>
-      <w:lvlText w:val="%6."/>
-      <w:lvlJc w:val="right"/>
-      <w:pPr>
-        <w:ind w:left="3960" w:hanging="180"/>
-      </w:pPr>
-    </w:lvl>
-    <w:lvl w:ilvl="6" w:tplc="0409000F" w:tentative="1">
-      <w:start w:val="1"/>
-      <w:numFmt w:val="decimal"/>
-      <w:lvlText w:val="%7."/>
-      <w:lvlJc w:val="left"/>
-      <w:pPr>
-        <w:ind w:left="4680" w:hanging="360"/>
-      </w:pPr>
-    </w:lvl>
-    <w:lvl w:ilvl="7" w:tplc="04090019" w:tentative="1">
-      <w:start w:val="1"/>
-      <w:numFmt w:val="lowerLetter"/>
-      <w:lvlText w:val="%8."/>
-      <w:lvlJc w:val="left"/>
-      <w:pPr>
-        <w:ind w:left="5400" w:hanging="360"/>
-      </w:pPr>
-    </w:lvl>
-    <w:lvl w:ilvl="8" w:tplc="0409001B" w:tentative="1">
-      <w:start w:val="1"/>
-      <w:numFmt w:val="lowerRoman"/>
-      <w:lvlText w:val="%9."/>
-      <w:lvlJc w:val="right"/>
-      <w:pPr>
-        <w:ind w:left="6120" w:hanging="180"/>
-      </w:pPr>
     </w:lvl>
   </w:abstractNum>
   <w:abstractNum w:abstractNumId="12" w15:restartNumberingAfterBreak="0">
-    <w:nsid w:val="1946363C"/>
-    <w:multiLevelType w:val="multilevel"/>
-    <w:tmpl w:val="BF5837F8"/>
-    <w:lvl w:ilvl="0">
-      <w:start w:val="1"/>
-      <w:numFmt w:val="decimal"/>
-      <w:lvlText w:val="%1."/>
-      <w:lvlJc w:val="left"/>
-      <w:pPr>
-        <w:tabs>
-          <w:tab w:val="num" w:pos="720"/>
-        </w:tabs>
-        <w:ind w:left="720" w:hanging="360"/>
-      </w:pPr>
-    </w:lvl>
-    <w:lvl w:ilvl="1">
-      <w:start w:val="1"/>
-      <w:numFmt w:val="bullet"/>
-      <w:lvlText w:val="o"/>
-      <w:lvlJc w:val="left"/>
-      <w:pPr>
-        <w:tabs>
-          <w:tab w:val="num" w:pos="1440"/>
-        </w:tabs>
-        <w:ind w:left="1440" w:hanging="360"/>
-      </w:pPr>
-      <w:rPr>
-        <w:rFonts w:ascii="Courier New" w:hAnsi="Courier New" w:hint="default"/>
-        <w:sz w:val="20"/>
-      </w:rPr>
-    </w:lvl>
-    <w:lvl w:ilvl="2" w:tentative="1">
-      <w:start w:val="1"/>
-      <w:numFmt w:val="decimal"/>
-      <w:lvlText w:val="%3."/>
-      <w:lvlJc w:val="left"/>
-      <w:pPr>
-        <w:tabs>
-          <w:tab w:val="num" w:pos="2160"/>
-        </w:tabs>
-        <w:ind w:left="2160" w:hanging="360"/>
-      </w:pPr>
-    </w:lvl>
-    <w:lvl w:ilvl="3" w:tentative="1">
-      <w:start w:val="1"/>
-      <w:numFmt w:val="decimal"/>
-      <w:lvlText w:val="%4."/>
-      <w:lvlJc w:val="left"/>
-      <w:pPr>
-        <w:tabs>
-          <w:tab w:val="num" w:pos="2880"/>
-        </w:tabs>
-        <w:ind w:left="2880" w:hanging="360"/>
-      </w:pPr>
-    </w:lvl>
-    <w:lvl w:ilvl="4" w:tentative="1">
-      <w:start w:val="1"/>
-      <w:numFmt w:val="decimal"/>
-      <w:lvlText w:val="%5."/>
-      <w:lvlJc w:val="left"/>
-      <w:pPr>
-        <w:tabs>
-          <w:tab w:val="num" w:pos="3600"/>
-        </w:tabs>
-        <w:ind w:left="3600" w:hanging="360"/>
-      </w:pPr>
-    </w:lvl>
-    <w:lvl w:ilvl="5" w:tentative="1">
-      <w:start w:val="1"/>
-      <w:numFmt w:val="decimal"/>
-      <w:lvlText w:val="%6."/>
-      <w:lvlJc w:val="left"/>
-      <w:pPr>
-        <w:tabs>
-          <w:tab w:val="num" w:pos="4320"/>
-        </w:tabs>
-        <w:ind w:left="4320" w:hanging="360"/>
-      </w:pPr>
-    </w:lvl>
-    <w:lvl w:ilvl="6" w:tentative="1">
-      <w:start w:val="1"/>
-      <w:numFmt w:val="decimal"/>
-      <w:lvlText w:val="%7."/>
-      <w:lvlJc w:val="left"/>
-      <w:pPr>
-        <w:tabs>
-          <w:tab w:val="num" w:pos="5040"/>
-        </w:tabs>
-        <w:ind w:left="5040" w:hanging="360"/>
-      </w:pPr>
-    </w:lvl>
-    <w:lvl w:ilvl="7" w:tentative="1">
-      <w:start w:val="1"/>
-      <w:numFmt w:val="decimal"/>
-      <w:lvlText w:val="%8."/>
-      <w:lvlJc w:val="left"/>
-      <w:pPr>
-        <w:tabs>
-          <w:tab w:val="num" w:pos="5760"/>
-        </w:tabs>
-        <w:ind w:left="5760" w:hanging="360"/>
-      </w:pPr>
-    </w:lvl>
-    <w:lvl w:ilvl="8" w:tentative="1">
-      <w:start w:val="1"/>
-      <w:numFmt w:val="decimal"/>
-      <w:lvlText w:val="%9."/>
-      <w:lvlJc w:val="left"/>
-      <w:pPr>
-        <w:tabs>
-          <w:tab w:val="num" w:pos="6480"/>
-        </w:tabs>
-        <w:ind w:left="6480" w:hanging="360"/>
-      </w:pPr>
-    </w:lvl>
-  </w:abstractNum>
-  <w:abstractNum w:abstractNumId="13" w15:restartNumberingAfterBreak="0">
-    <w:nsid w:val="19F3282F"/>
-    <w:multiLevelType w:val="hybridMultilevel"/>
-    <w:tmpl w:val="62EECB86"/>
-    <w:lvl w:ilvl="0" w:tplc="0409000F">
-      <w:start w:val="1"/>
-      <w:numFmt w:val="decimal"/>
-      <w:lvlText w:val="%1."/>
-      <w:lvlJc w:val="left"/>
-      <w:pPr>
-        <w:ind w:left="720" w:hanging="360"/>
-      </w:pPr>
-    </w:lvl>
-    <w:lvl w:ilvl="1" w:tplc="04090019">
-      <w:start w:val="1"/>
-      <w:numFmt w:val="lowerLetter"/>
-      <w:lvlText w:val="%2."/>
-      <w:lvlJc w:val="left"/>
-      <w:pPr>
-        <w:ind w:left="1440" w:hanging="360"/>
-      </w:pPr>
-    </w:lvl>
-    <w:lvl w:ilvl="2" w:tplc="0409001B" w:tentative="1">
-      <w:start w:val="1"/>
-      <w:numFmt w:val="lowerRoman"/>
-      <w:lvlText w:val="%3."/>
-      <w:lvlJc w:val="right"/>
-      <w:pPr>
-        <w:ind w:left="2160" w:hanging="180"/>
-      </w:pPr>
-    </w:lvl>
-    <w:lvl w:ilvl="3" w:tplc="0409000F" w:tentative="1">
-      <w:start w:val="1"/>
-      <w:numFmt w:val="decimal"/>
-      <w:lvlText w:val="%4."/>
-      <w:lvlJc w:val="left"/>
-      <w:pPr>
-        <w:ind w:left="2880" w:hanging="360"/>
-      </w:pPr>
-    </w:lvl>
-    <w:lvl w:ilvl="4" w:tplc="04090019" w:tentative="1">
-      <w:start w:val="1"/>
-      <w:numFmt w:val="lowerLetter"/>
-      <w:lvlText w:val="%5."/>
-      <w:lvlJc w:val="left"/>
-      <w:pPr>
-        <w:ind w:left="3600" w:hanging="360"/>
-      </w:pPr>
-    </w:lvl>
-    <w:lvl w:ilvl="5" w:tplc="0409001B" w:tentative="1">
-      <w:start w:val="1"/>
-      <w:numFmt w:val="lowerRoman"/>
-      <w:lvlText w:val="%6."/>
-      <w:lvlJc w:val="right"/>
-      <w:pPr>
-        <w:ind w:left="4320" w:hanging="180"/>
-      </w:pPr>
-    </w:lvl>
-    <w:lvl w:ilvl="6" w:tplc="0409000F" w:tentative="1">
-      <w:start w:val="1"/>
-      <w:numFmt w:val="decimal"/>
-      <w:lvlText w:val="%7."/>
-      <w:lvlJc w:val="left"/>
-      <w:pPr>
-        <w:ind w:left="5040" w:hanging="360"/>
-      </w:pPr>
-    </w:lvl>
-    <w:lvl w:ilvl="7" w:tplc="04090019" w:tentative="1">
-      <w:start w:val="1"/>
-      <w:numFmt w:val="lowerLetter"/>
-      <w:lvlText w:val="%8."/>
-      <w:lvlJc w:val="left"/>
-      <w:pPr>
-        <w:ind w:left="5760" w:hanging="360"/>
-      </w:pPr>
-    </w:lvl>
-    <w:lvl w:ilvl="8" w:tplc="0409001B" w:tentative="1">
-      <w:start w:val="1"/>
-      <w:numFmt w:val="lowerRoman"/>
-      <w:lvlText w:val="%9."/>
-      <w:lvlJc w:val="right"/>
-      <w:pPr>
-        <w:ind w:left="6480" w:hanging="180"/>
-      </w:pPr>
-    </w:lvl>
-  </w:abstractNum>
-  <w:abstractNum w:abstractNumId="14" w15:restartNumberingAfterBreak="0">
-    <w:nsid w:val="1C232E38"/>
-    <w:multiLevelType w:val="hybridMultilevel"/>
-    <w:tmpl w:val="25267B4A"/>
-    <w:lvl w:ilvl="0" w:tplc="04090001">
-      <w:start w:val="1"/>
-      <w:numFmt w:val="bullet"/>
-      <w:lvlText w:val=""/>
-      <w:lvlJc w:val="left"/>
-      <w:pPr>
-        <w:ind w:left="720" w:hanging="360"/>
-      </w:pPr>
-      <w:rPr>
-        <w:rFonts w:ascii="Symbol" w:hAnsi="Symbol" w:hint="default"/>
-      </w:rPr>
-    </w:lvl>
-    <w:lvl w:ilvl="1" w:tplc="04090003" w:tentative="1">
-      <w:start w:val="1"/>
-      <w:numFmt w:val="bullet"/>
-      <w:lvlText w:val="o"/>
-      <w:lvlJc w:val="left"/>
-      <w:pPr>
-        <w:ind w:left="1440" w:hanging="360"/>
-      </w:pPr>
-      <w:rPr>
-        <w:rFonts w:ascii="Courier New" w:hAnsi="Courier New" w:cs="Courier New" w:hint="default"/>
-      </w:rPr>
-    </w:lvl>
-    <w:lvl w:ilvl="2" w:tplc="04090005" w:tentative="1">
-      <w:start w:val="1"/>
-      <w:numFmt w:val="bullet"/>
-      <w:lvlText w:val=""/>
-      <w:lvlJc w:val="left"/>
-      <w:pPr>
-        <w:ind w:left="2160" w:hanging="360"/>
-      </w:pPr>
-      <w:rPr>
-        <w:rFonts w:ascii="Wingdings" w:hAnsi="Wingdings" w:hint="default"/>
-      </w:rPr>
-    </w:lvl>
-    <w:lvl w:ilvl="3" w:tplc="04090001" w:tentative="1">
-      <w:start w:val="1"/>
-      <w:numFmt w:val="bullet"/>
-      <w:lvlText w:val=""/>
-      <w:lvlJc w:val="left"/>
-      <w:pPr>
-        <w:ind w:left="2880" w:hanging="360"/>
-      </w:pPr>
-      <w:rPr>
-        <w:rFonts w:ascii="Symbol" w:hAnsi="Symbol" w:hint="default"/>
-      </w:rPr>
-    </w:lvl>
-    <w:lvl w:ilvl="4" w:tplc="04090003" w:tentative="1">
-      <w:start w:val="1"/>
-      <w:numFmt w:val="bullet"/>
-      <w:lvlText w:val="o"/>
-      <w:lvlJc w:val="left"/>
-      <w:pPr>
-        <w:ind w:left="3600" w:hanging="360"/>
-      </w:pPr>
-      <w:rPr>
-        <w:rFonts w:ascii="Courier New" w:hAnsi="Courier New" w:cs="Courier New" w:hint="default"/>
-      </w:rPr>
-    </w:lvl>
-    <w:lvl w:ilvl="5" w:tplc="04090005" w:tentative="1">
-      <w:start w:val="1"/>
-      <w:numFmt w:val="bullet"/>
-      <w:lvlText w:val=""/>
-      <w:lvlJc w:val="left"/>
-      <w:pPr>
-        <w:ind w:left="4320" w:hanging="360"/>
-      </w:pPr>
-      <w:rPr>
-        <w:rFonts w:ascii="Wingdings" w:hAnsi="Wingdings" w:hint="default"/>
-      </w:rPr>
-    </w:lvl>
-    <w:lvl w:ilvl="6" w:tplc="04090001" w:tentative="1">
-      <w:start w:val="1"/>
-      <w:numFmt w:val="bullet"/>
-      <w:lvlText w:val=""/>
-      <w:lvlJc w:val="left"/>
-      <w:pPr>
-        <w:ind w:left="5040" w:hanging="360"/>
-      </w:pPr>
-      <w:rPr>
-        <w:rFonts w:ascii="Symbol" w:hAnsi="Symbol" w:hint="default"/>
-      </w:rPr>
-    </w:lvl>
-    <w:lvl w:ilvl="7" w:tplc="04090003" w:tentative="1">
-      <w:start w:val="1"/>
-      <w:numFmt w:val="bullet"/>
-      <w:lvlText w:val="o"/>
-      <w:lvlJc w:val="left"/>
-      <w:pPr>
-        <w:ind w:left="5760" w:hanging="360"/>
-      </w:pPr>
-      <w:rPr>
-        <w:rFonts w:ascii="Courier New" w:hAnsi="Courier New" w:cs="Courier New" w:hint="default"/>
-      </w:rPr>
-    </w:lvl>
-    <w:lvl w:ilvl="8" w:tplc="04090005" w:tentative="1">
-      <w:start w:val="1"/>
-      <w:numFmt w:val="bullet"/>
-      <w:lvlText w:val=""/>
-      <w:lvlJc w:val="left"/>
-      <w:pPr>
-        <w:ind w:left="6480" w:hanging="360"/>
-      </w:pPr>
-      <w:rPr>
-        <w:rFonts w:ascii="Wingdings" w:hAnsi="Wingdings" w:hint="default"/>
-      </w:rPr>
-    </w:lvl>
-  </w:abstractNum>
-  <w:abstractNum w:abstractNumId="15" w15:restartNumberingAfterBreak="0">
-    <w:nsid w:val="1D90480D"/>
-    <w:multiLevelType w:val="multilevel"/>
-    <w:tmpl w:val="996ADC50"/>
-    <w:lvl w:ilvl="0">
-      <w:start w:val="1"/>
-      <w:numFmt w:val="bullet"/>
-      <w:lvlText w:val=""/>
-      <w:lvlJc w:val="left"/>
-      <w:pPr>
-        <w:tabs>
-          <w:tab w:val="num" w:pos="720"/>
-        </w:tabs>
-        <w:ind w:left="720" w:hanging="360"/>
-      </w:pPr>
-      <w:rPr>
-        <w:rFonts w:ascii="Symbol" w:hAnsi="Symbol" w:hint="default"/>
-        <w:sz w:val="20"/>
-      </w:rPr>
-    </w:lvl>
-    <w:lvl w:ilvl="1" w:tentative="1">
-      <w:start w:val="1"/>
-      <w:numFmt w:val="bullet"/>
-      <w:lvlText w:val="o"/>
-      <w:lvlJc w:val="left"/>
-      <w:pPr>
-        <w:tabs>
-          <w:tab w:val="num" w:pos="1440"/>
-        </w:tabs>
-        <w:ind w:left="1440" w:hanging="360"/>
-      </w:pPr>
-      <w:rPr>
-        <w:rFonts w:ascii="Courier New" w:hAnsi="Courier New" w:hint="default"/>
-        <w:sz w:val="20"/>
-      </w:rPr>
-    </w:lvl>
-    <w:lvl w:ilvl="2" w:tentative="1">
-      <w:start w:val="1"/>
-      <w:numFmt w:val="bullet"/>
-      <w:lvlText w:val=""/>
-      <w:lvlJc w:val="left"/>
-      <w:pPr>
-        <w:tabs>
-          <w:tab w:val="num" w:pos="2160"/>
-        </w:tabs>
-        <w:ind w:left="2160" w:hanging="360"/>
-      </w:pPr>
-      <w:rPr>
-        <w:rFonts w:ascii="Wingdings" w:hAnsi="Wingdings" w:hint="default"/>
-        <w:sz w:val="20"/>
-      </w:rPr>
-    </w:lvl>
-    <w:lvl w:ilvl="3" w:tentative="1">
-      <w:start w:val="1"/>
-      <w:numFmt w:val="bullet"/>
-      <w:lvlText w:val=""/>
-      <w:lvlJc w:val="left"/>
-      <w:pPr>
-        <w:tabs>
-          <w:tab w:val="num" w:pos="2880"/>
-        </w:tabs>
-        <w:ind w:left="2880" w:hanging="360"/>
-      </w:pPr>
-      <w:rPr>
-        <w:rFonts w:ascii="Wingdings" w:hAnsi="Wingdings" w:hint="default"/>
-        <w:sz w:val="20"/>
-      </w:rPr>
-    </w:lvl>
-    <w:lvl w:ilvl="4" w:tentative="1">
-      <w:start w:val="1"/>
-      <w:numFmt w:val="bullet"/>
-      <w:lvlText w:val=""/>
-      <w:lvlJc w:val="left"/>
-      <w:pPr>
-        <w:tabs>
-          <w:tab w:val="num" w:pos="3600"/>
-        </w:tabs>
-        <w:ind w:left="3600" w:hanging="360"/>
-      </w:pPr>
-      <w:rPr>
-        <w:rFonts w:ascii="Wingdings" w:hAnsi="Wingdings" w:hint="default"/>
-        <w:sz w:val="20"/>
-      </w:rPr>
-    </w:lvl>
-    <w:lvl w:ilvl="5" w:tentative="1">
-      <w:start w:val="1"/>
-      <w:numFmt w:val="bullet"/>
-      <w:lvlText w:val=""/>
-      <w:lvlJc w:val="left"/>
-      <w:pPr>
-        <w:tabs>
-          <w:tab w:val="num" w:pos="4320"/>
-        </w:tabs>
-        <w:ind w:left="4320" w:hanging="360"/>
-      </w:pPr>
-      <w:rPr>
-        <w:rFonts w:ascii="Wingdings" w:hAnsi="Wingdings" w:hint="default"/>
-        <w:sz w:val="20"/>
-      </w:rPr>
-    </w:lvl>
-    <w:lvl w:ilvl="6" w:tentative="1">
-      <w:start w:val="1"/>
-      <w:numFmt w:val="bullet"/>
-      <w:lvlText w:val=""/>
-      <w:lvlJc w:val="left"/>
-      <w:pPr>
-        <w:tabs>
-          <w:tab w:val="num" w:pos="5040"/>
-        </w:tabs>
-        <w:ind w:left="5040" w:hanging="360"/>
-      </w:pPr>
-      <w:rPr>
-        <w:rFonts w:ascii="Wingdings" w:hAnsi="Wingdings" w:hint="default"/>
-        <w:sz w:val="20"/>
-      </w:rPr>
-    </w:lvl>
-    <w:lvl w:ilvl="7" w:tentative="1">
-      <w:start w:val="1"/>
-      <w:numFmt w:val="bullet"/>
-      <w:lvlText w:val=""/>
-      <w:lvlJc w:val="left"/>
-      <w:pPr>
-        <w:tabs>
-          <w:tab w:val="num" w:pos="5760"/>
-        </w:tabs>
-        <w:ind w:left="5760" w:hanging="360"/>
-      </w:pPr>
-      <w:rPr>
-        <w:rFonts w:ascii="Wingdings" w:hAnsi="Wingdings" w:hint="default"/>
-        <w:sz w:val="20"/>
-      </w:rPr>
-    </w:lvl>
-    <w:lvl w:ilvl="8" w:tentative="1">
-      <w:start w:val="1"/>
-      <w:numFmt w:val="bullet"/>
-      <w:lvlText w:val=""/>
-      <w:lvlJc w:val="left"/>
-      <w:pPr>
-        <w:tabs>
-          <w:tab w:val="num" w:pos="6480"/>
-        </w:tabs>
-        <w:ind w:left="6480" w:hanging="360"/>
-      </w:pPr>
-      <w:rPr>
-        <w:rFonts w:ascii="Wingdings" w:hAnsi="Wingdings" w:hint="default"/>
-        <w:sz w:val="20"/>
-      </w:rPr>
-    </w:lvl>
-  </w:abstractNum>
-  <w:abstractNum w:abstractNumId="16" w15:restartNumberingAfterBreak="0">
-    <w:nsid w:val="1EEE3A87"/>
-    <w:multiLevelType w:val="multilevel"/>
-    <w:tmpl w:val="FBB863EC"/>
-    <w:lvl w:ilvl="0">
-      <w:start w:val="1"/>
-      <w:numFmt w:val="bullet"/>
-      <w:lvlText w:val=""/>
-      <w:lvlJc w:val="left"/>
-      <w:pPr>
-        <w:tabs>
-          <w:tab w:val="num" w:pos="720"/>
-        </w:tabs>
-        <w:ind w:left="720" w:hanging="360"/>
-      </w:pPr>
-      <w:rPr>
-        <w:rFonts w:ascii="Symbol" w:hAnsi="Symbol" w:hint="default"/>
-        <w:sz w:val="20"/>
-      </w:rPr>
-    </w:lvl>
-    <w:lvl w:ilvl="1" w:tentative="1">
-      <w:start w:val="1"/>
-      <w:numFmt w:val="bullet"/>
-      <w:lvlText w:val="o"/>
-      <w:lvlJc w:val="left"/>
-      <w:pPr>
-        <w:tabs>
-          <w:tab w:val="num" w:pos="1440"/>
-        </w:tabs>
-        <w:ind w:left="1440" w:hanging="360"/>
-      </w:pPr>
-      <w:rPr>
-        <w:rFonts w:ascii="Courier New" w:hAnsi="Courier New" w:hint="default"/>
-        <w:sz w:val="20"/>
-      </w:rPr>
-    </w:lvl>
-    <w:lvl w:ilvl="2" w:tentative="1">
-      <w:start w:val="1"/>
-      <w:numFmt w:val="bullet"/>
-      <w:lvlText w:val=""/>
-      <w:lvlJc w:val="left"/>
-      <w:pPr>
-        <w:tabs>
-          <w:tab w:val="num" w:pos="2160"/>
-        </w:tabs>
-        <w:ind w:left="2160" w:hanging="360"/>
-      </w:pPr>
-      <w:rPr>
-        <w:rFonts w:ascii="Wingdings" w:hAnsi="Wingdings" w:hint="default"/>
-        <w:sz w:val="20"/>
-      </w:rPr>
-    </w:lvl>
-    <w:lvl w:ilvl="3" w:tentative="1">
-      <w:start w:val="1"/>
-      <w:numFmt w:val="bullet"/>
-      <w:lvlText w:val=""/>
-      <w:lvlJc w:val="left"/>
-      <w:pPr>
-        <w:tabs>
-          <w:tab w:val="num" w:pos="2880"/>
-        </w:tabs>
-        <w:ind w:left="2880" w:hanging="360"/>
-      </w:pPr>
-      <w:rPr>
-        <w:rFonts w:ascii="Wingdings" w:hAnsi="Wingdings" w:hint="default"/>
-        <w:sz w:val="20"/>
-      </w:rPr>
-    </w:lvl>
-    <w:lvl w:ilvl="4" w:tentative="1">
-      <w:start w:val="1"/>
-      <w:numFmt w:val="bullet"/>
-      <w:lvlText w:val=""/>
-      <w:lvlJc w:val="left"/>
-      <w:pPr>
-        <w:tabs>
-          <w:tab w:val="num" w:pos="3600"/>
-        </w:tabs>
-        <w:ind w:left="3600" w:hanging="360"/>
-      </w:pPr>
-      <w:rPr>
-        <w:rFonts w:ascii="Wingdings" w:hAnsi="Wingdings" w:hint="default"/>
-        <w:sz w:val="20"/>
-      </w:rPr>
-    </w:lvl>
-    <w:lvl w:ilvl="5" w:tentative="1">
-      <w:start w:val="1"/>
-      <w:numFmt w:val="bullet"/>
-      <w:lvlText w:val=""/>
-      <w:lvlJc w:val="left"/>
-      <w:pPr>
-        <w:tabs>
-          <w:tab w:val="num" w:pos="4320"/>
-        </w:tabs>
-        <w:ind w:left="4320" w:hanging="360"/>
-      </w:pPr>
-      <w:rPr>
-        <w:rFonts w:ascii="Wingdings" w:hAnsi="Wingdings" w:hint="default"/>
-        <w:sz w:val="20"/>
-      </w:rPr>
-    </w:lvl>
-    <w:lvl w:ilvl="6" w:tentative="1">
-      <w:start w:val="1"/>
-      <w:numFmt w:val="bullet"/>
-      <w:lvlText w:val=""/>
-      <w:lvlJc w:val="left"/>
-      <w:pPr>
-        <w:tabs>
-          <w:tab w:val="num" w:pos="5040"/>
-        </w:tabs>
-        <w:ind w:left="5040" w:hanging="360"/>
-      </w:pPr>
-      <w:rPr>
-        <w:rFonts w:ascii="Wingdings" w:hAnsi="Wingdings" w:hint="default"/>
-        <w:sz w:val="20"/>
-      </w:rPr>
-    </w:lvl>
-    <w:lvl w:ilvl="7" w:tentative="1">
-      <w:start w:val="1"/>
-      <w:numFmt w:val="bullet"/>
-      <w:lvlText w:val=""/>
-      <w:lvlJc w:val="left"/>
-      <w:pPr>
-        <w:tabs>
-          <w:tab w:val="num" w:pos="5760"/>
-        </w:tabs>
-        <w:ind w:left="5760" w:hanging="360"/>
-      </w:pPr>
-      <w:rPr>
-        <w:rFonts w:ascii="Wingdings" w:hAnsi="Wingdings" w:hint="default"/>
-        <w:sz w:val="20"/>
-      </w:rPr>
-    </w:lvl>
-    <w:lvl w:ilvl="8" w:tentative="1">
-      <w:start w:val="1"/>
-      <w:numFmt w:val="bullet"/>
-      <w:lvlText w:val=""/>
-      <w:lvlJc w:val="left"/>
-      <w:pPr>
-        <w:tabs>
-          <w:tab w:val="num" w:pos="6480"/>
-        </w:tabs>
-        <w:ind w:left="6480" w:hanging="360"/>
-      </w:pPr>
-      <w:rPr>
-        <w:rFonts w:ascii="Wingdings" w:hAnsi="Wingdings" w:hint="default"/>
-        <w:sz w:val="20"/>
-      </w:rPr>
-    </w:lvl>
-  </w:abstractNum>
-  <w:abstractNum w:abstractNumId="17" w15:restartNumberingAfterBreak="0">
-    <w:nsid w:val="1F8619B1"/>
-    <w:multiLevelType w:val="hybridMultilevel"/>
-    <w:tmpl w:val="85D249D8"/>
-    <w:lvl w:ilvl="0" w:tplc="04090001">
-      <w:start w:val="1"/>
-      <w:numFmt w:val="bullet"/>
-      <w:lvlText w:val=""/>
-      <w:lvlJc w:val="left"/>
-      <w:pPr>
-        <w:ind w:left="720" w:hanging="360"/>
-      </w:pPr>
-      <w:rPr>
-        <w:rFonts w:ascii="Symbol" w:hAnsi="Symbol" w:hint="default"/>
-      </w:rPr>
-    </w:lvl>
-    <w:lvl w:ilvl="1" w:tplc="04090003" w:tentative="1">
-      <w:start w:val="1"/>
-      <w:numFmt w:val="bullet"/>
-      <w:lvlText w:val="o"/>
-      <w:lvlJc w:val="left"/>
-      <w:pPr>
-        <w:ind w:left="1440" w:hanging="360"/>
-      </w:pPr>
-      <w:rPr>
-        <w:rFonts w:ascii="Courier New" w:hAnsi="Courier New" w:cs="Courier New" w:hint="default"/>
-      </w:rPr>
-    </w:lvl>
-    <w:lvl w:ilvl="2" w:tplc="04090005" w:tentative="1">
-      <w:start w:val="1"/>
-      <w:numFmt w:val="bullet"/>
-      <w:lvlText w:val=""/>
-      <w:lvlJc w:val="left"/>
-      <w:pPr>
-        <w:ind w:left="2160" w:hanging="360"/>
-      </w:pPr>
-      <w:rPr>
-        <w:rFonts w:ascii="Wingdings" w:hAnsi="Wingdings" w:hint="default"/>
-      </w:rPr>
-    </w:lvl>
-    <w:lvl w:ilvl="3" w:tplc="04090001" w:tentative="1">
-      <w:start w:val="1"/>
-      <w:numFmt w:val="bullet"/>
-      <w:lvlText w:val=""/>
-      <w:lvlJc w:val="left"/>
-      <w:pPr>
-        <w:ind w:left="2880" w:hanging="360"/>
-      </w:pPr>
-      <w:rPr>
-        <w:rFonts w:ascii="Symbol" w:hAnsi="Symbol" w:hint="default"/>
-      </w:rPr>
-    </w:lvl>
-    <w:lvl w:ilvl="4" w:tplc="04090003" w:tentative="1">
-      <w:start w:val="1"/>
-      <w:numFmt w:val="bullet"/>
-      <w:lvlText w:val="o"/>
-      <w:lvlJc w:val="left"/>
-      <w:pPr>
-        <w:ind w:left="3600" w:hanging="360"/>
-      </w:pPr>
-      <w:rPr>
-        <w:rFonts w:ascii="Courier New" w:hAnsi="Courier New" w:cs="Courier New" w:hint="default"/>
-      </w:rPr>
-    </w:lvl>
-    <w:lvl w:ilvl="5" w:tplc="04090005" w:tentative="1">
-      <w:start w:val="1"/>
-      <w:numFmt w:val="bullet"/>
-      <w:lvlText w:val=""/>
-      <w:lvlJc w:val="left"/>
-      <w:pPr>
-        <w:ind w:left="4320" w:hanging="360"/>
-      </w:pPr>
-      <w:rPr>
-        <w:rFonts w:ascii="Wingdings" w:hAnsi="Wingdings" w:hint="default"/>
-      </w:rPr>
-    </w:lvl>
-    <w:lvl w:ilvl="6" w:tplc="04090001" w:tentative="1">
-      <w:start w:val="1"/>
-      <w:numFmt w:val="bullet"/>
-      <w:lvlText w:val=""/>
-      <w:lvlJc w:val="left"/>
-      <w:pPr>
-        <w:ind w:left="5040" w:hanging="360"/>
-      </w:pPr>
-      <w:rPr>
-        <w:rFonts w:ascii="Symbol" w:hAnsi="Symbol" w:hint="default"/>
-      </w:rPr>
-    </w:lvl>
-    <w:lvl w:ilvl="7" w:tplc="04090003" w:tentative="1">
-      <w:start w:val="1"/>
-      <w:numFmt w:val="bullet"/>
-      <w:lvlText w:val="o"/>
-      <w:lvlJc w:val="left"/>
-      <w:pPr>
-        <w:ind w:left="5760" w:hanging="360"/>
-      </w:pPr>
-      <w:rPr>
-        <w:rFonts w:ascii="Courier New" w:hAnsi="Courier New" w:cs="Courier New" w:hint="default"/>
-      </w:rPr>
-    </w:lvl>
-    <w:lvl w:ilvl="8" w:tplc="04090005" w:tentative="1">
-      <w:start w:val="1"/>
-      <w:numFmt w:val="bullet"/>
-      <w:lvlText w:val=""/>
-      <w:lvlJc w:val="left"/>
-      <w:pPr>
-        <w:ind w:left="6480" w:hanging="360"/>
-      </w:pPr>
-      <w:rPr>
-        <w:rFonts w:ascii="Wingdings" w:hAnsi="Wingdings" w:hint="default"/>
-      </w:rPr>
-    </w:lvl>
-  </w:abstractNum>
-  <w:abstractNum w:abstractNumId="18" w15:restartNumberingAfterBreak="0">
-    <w:nsid w:val="20E8095F"/>
-    <w:multiLevelType w:val="multilevel"/>
-    <w:tmpl w:val="804C893C"/>
-    <w:lvl w:ilvl="0">
-      <w:start w:val="1"/>
-      <w:numFmt w:val="decimal"/>
-      <w:lvlText w:val="%1."/>
-      <w:lvlJc w:val="left"/>
-      <w:pPr>
-        <w:tabs>
-          <w:tab w:val="num" w:pos="720"/>
-        </w:tabs>
-        <w:ind w:left="720" w:hanging="360"/>
-      </w:pPr>
-    </w:lvl>
-    <w:lvl w:ilvl="1">
-      <w:start w:val="1"/>
-      <w:numFmt w:val="bullet"/>
-      <w:lvlText w:val="o"/>
-      <w:lvlJc w:val="left"/>
-      <w:pPr>
-        <w:tabs>
-          <w:tab w:val="num" w:pos="1440"/>
-        </w:tabs>
-        <w:ind w:left="1440" w:hanging="360"/>
-      </w:pPr>
-      <w:rPr>
-        <w:rFonts w:ascii="Courier New" w:hAnsi="Courier New" w:hint="default"/>
-        <w:sz w:val="20"/>
-      </w:rPr>
-    </w:lvl>
-    <w:lvl w:ilvl="2">
-      <w:start w:val="1"/>
-      <w:numFmt w:val="bullet"/>
-      <w:lvlText w:val=""/>
-      <w:lvlJc w:val="left"/>
-      <w:pPr>
-        <w:tabs>
-          <w:tab w:val="num" w:pos="2160"/>
-        </w:tabs>
-        <w:ind w:left="2160" w:hanging="360"/>
-      </w:pPr>
-      <w:rPr>
-        <w:rFonts w:ascii="Wingdings" w:hAnsi="Wingdings" w:hint="default"/>
-        <w:sz w:val="20"/>
-      </w:rPr>
-    </w:lvl>
-    <w:lvl w:ilvl="3" w:tentative="1">
-      <w:start w:val="1"/>
-      <w:numFmt w:val="decimal"/>
-      <w:lvlText w:val="%4."/>
-      <w:lvlJc w:val="left"/>
-      <w:pPr>
-        <w:tabs>
-          <w:tab w:val="num" w:pos="2880"/>
-        </w:tabs>
-        <w:ind w:left="2880" w:hanging="360"/>
-      </w:pPr>
-    </w:lvl>
-    <w:lvl w:ilvl="4" w:tentative="1">
-      <w:start w:val="1"/>
-      <w:numFmt w:val="decimal"/>
-      <w:lvlText w:val="%5."/>
-      <w:lvlJc w:val="left"/>
-      <w:pPr>
-        <w:tabs>
-          <w:tab w:val="num" w:pos="3600"/>
-        </w:tabs>
-        <w:ind w:left="3600" w:hanging="360"/>
-      </w:pPr>
-    </w:lvl>
-    <w:lvl w:ilvl="5" w:tentative="1">
-      <w:start w:val="1"/>
-      <w:numFmt w:val="decimal"/>
-      <w:lvlText w:val="%6."/>
-      <w:lvlJc w:val="left"/>
-      <w:pPr>
-        <w:tabs>
-          <w:tab w:val="num" w:pos="4320"/>
-        </w:tabs>
-        <w:ind w:left="4320" w:hanging="360"/>
-      </w:pPr>
-    </w:lvl>
-    <w:lvl w:ilvl="6" w:tentative="1">
-      <w:start w:val="1"/>
-      <w:numFmt w:val="decimal"/>
-      <w:lvlText w:val="%7."/>
-      <w:lvlJc w:val="left"/>
-      <w:pPr>
-        <w:tabs>
-          <w:tab w:val="num" w:pos="5040"/>
-        </w:tabs>
-        <w:ind w:left="5040" w:hanging="360"/>
-      </w:pPr>
-    </w:lvl>
-    <w:lvl w:ilvl="7" w:tentative="1">
-      <w:start w:val="1"/>
-      <w:numFmt w:val="decimal"/>
-      <w:lvlText w:val="%8."/>
-      <w:lvlJc w:val="left"/>
-      <w:pPr>
-        <w:tabs>
-          <w:tab w:val="num" w:pos="5760"/>
-        </w:tabs>
-        <w:ind w:left="5760" w:hanging="360"/>
-      </w:pPr>
-    </w:lvl>
-    <w:lvl w:ilvl="8" w:tentative="1">
-      <w:start w:val="1"/>
-      <w:numFmt w:val="decimal"/>
-      <w:lvlText w:val="%9."/>
-      <w:lvlJc w:val="left"/>
-      <w:pPr>
-        <w:tabs>
-          <w:tab w:val="num" w:pos="6480"/>
-        </w:tabs>
-        <w:ind w:left="6480" w:hanging="360"/>
-      </w:pPr>
-    </w:lvl>
-  </w:abstractNum>
-  <w:abstractNum w:abstractNumId="19" w15:restartNumberingAfterBreak="0">
-    <w:nsid w:val="227E74E2"/>
-    <w:multiLevelType w:val="multilevel"/>
-    <w:tmpl w:val="9BD48E02"/>
-    <w:lvl w:ilvl="0">
-      <w:start w:val="1"/>
-      <w:numFmt w:val="bullet"/>
-      <w:lvlText w:val=""/>
-      <w:lvlJc w:val="left"/>
-      <w:pPr>
-        <w:tabs>
-          <w:tab w:val="num" w:pos="720"/>
-        </w:tabs>
-        <w:ind w:left="720" w:hanging="360"/>
-      </w:pPr>
-      <w:rPr>
-        <w:rFonts w:ascii="Symbol" w:hAnsi="Symbol" w:hint="default"/>
-        <w:sz w:val="20"/>
-      </w:rPr>
-    </w:lvl>
-    <w:lvl w:ilvl="1" w:tentative="1">
-      <w:start w:val="1"/>
-      <w:numFmt w:val="bullet"/>
-      <w:lvlText w:val="o"/>
-      <w:lvlJc w:val="left"/>
-      <w:pPr>
-        <w:tabs>
-          <w:tab w:val="num" w:pos="1440"/>
-        </w:tabs>
-        <w:ind w:left="1440" w:hanging="360"/>
-      </w:pPr>
-      <w:rPr>
-        <w:rFonts w:ascii="Courier New" w:hAnsi="Courier New" w:hint="default"/>
-        <w:sz w:val="20"/>
-      </w:rPr>
-    </w:lvl>
-    <w:lvl w:ilvl="2" w:tentative="1">
-      <w:start w:val="1"/>
-      <w:numFmt w:val="bullet"/>
-      <w:lvlText w:val=""/>
-      <w:lvlJc w:val="left"/>
-      <w:pPr>
-        <w:tabs>
-          <w:tab w:val="num" w:pos="2160"/>
-        </w:tabs>
-        <w:ind w:left="2160" w:hanging="360"/>
-      </w:pPr>
-      <w:rPr>
-        <w:rFonts w:ascii="Wingdings" w:hAnsi="Wingdings" w:hint="default"/>
-        <w:sz w:val="20"/>
-      </w:rPr>
-    </w:lvl>
-    <w:lvl w:ilvl="3" w:tentative="1">
-      <w:start w:val="1"/>
-      <w:numFmt w:val="bullet"/>
-      <w:lvlText w:val=""/>
-      <w:lvlJc w:val="left"/>
-      <w:pPr>
-        <w:tabs>
-          <w:tab w:val="num" w:pos="2880"/>
-        </w:tabs>
-        <w:ind w:left="2880" w:hanging="360"/>
-      </w:pPr>
-      <w:rPr>
-        <w:rFonts w:ascii="Wingdings" w:hAnsi="Wingdings" w:hint="default"/>
-        <w:sz w:val="20"/>
-      </w:rPr>
-    </w:lvl>
-    <w:lvl w:ilvl="4" w:tentative="1">
-      <w:start w:val="1"/>
-      <w:numFmt w:val="bullet"/>
-      <w:lvlText w:val=""/>
-      <w:lvlJc w:val="left"/>
-      <w:pPr>
-        <w:tabs>
-          <w:tab w:val="num" w:pos="3600"/>
-        </w:tabs>
-        <w:ind w:left="3600" w:hanging="360"/>
-      </w:pPr>
-      <w:rPr>
-        <w:rFonts w:ascii="Wingdings" w:hAnsi="Wingdings" w:hint="default"/>
-        <w:sz w:val="20"/>
-      </w:rPr>
-    </w:lvl>
-    <w:lvl w:ilvl="5" w:tentative="1">
-      <w:start w:val="1"/>
-      <w:numFmt w:val="bullet"/>
-      <w:lvlText w:val=""/>
-      <w:lvlJc w:val="left"/>
-      <w:pPr>
-        <w:tabs>
-          <w:tab w:val="num" w:pos="4320"/>
-        </w:tabs>
-        <w:ind w:left="4320" w:hanging="360"/>
-      </w:pPr>
-      <w:rPr>
-        <w:rFonts w:ascii="Wingdings" w:hAnsi="Wingdings" w:hint="default"/>
-        <w:sz w:val="20"/>
-      </w:rPr>
-    </w:lvl>
-    <w:lvl w:ilvl="6" w:tentative="1">
-      <w:start w:val="1"/>
-      <w:numFmt w:val="bullet"/>
-      <w:lvlText w:val=""/>
-      <w:lvlJc w:val="left"/>
-      <w:pPr>
-        <w:tabs>
-          <w:tab w:val="num" w:pos="5040"/>
-        </w:tabs>
-        <w:ind w:left="5040" w:hanging="360"/>
-      </w:pPr>
-      <w:rPr>
-        <w:rFonts w:ascii="Wingdings" w:hAnsi="Wingdings" w:hint="default"/>
-        <w:sz w:val="20"/>
-      </w:rPr>
-    </w:lvl>
-    <w:lvl w:ilvl="7" w:tentative="1">
-      <w:start w:val="1"/>
-      <w:numFmt w:val="bullet"/>
-      <w:lvlText w:val=""/>
-      <w:lvlJc w:val="left"/>
-      <w:pPr>
-        <w:tabs>
-          <w:tab w:val="num" w:pos="5760"/>
-        </w:tabs>
-        <w:ind w:left="5760" w:hanging="360"/>
-      </w:pPr>
-      <w:rPr>
-        <w:rFonts w:ascii="Wingdings" w:hAnsi="Wingdings" w:hint="default"/>
-        <w:sz w:val="20"/>
-      </w:rPr>
-    </w:lvl>
-    <w:lvl w:ilvl="8" w:tentative="1">
-      <w:start w:val="1"/>
-      <w:numFmt w:val="bullet"/>
-      <w:lvlText w:val=""/>
-      <w:lvlJc w:val="left"/>
-      <w:pPr>
-        <w:tabs>
-          <w:tab w:val="num" w:pos="6480"/>
-        </w:tabs>
-        <w:ind w:left="6480" w:hanging="360"/>
-      </w:pPr>
-      <w:rPr>
-        <w:rFonts w:ascii="Wingdings" w:hAnsi="Wingdings" w:hint="default"/>
-        <w:sz w:val="20"/>
-      </w:rPr>
-    </w:lvl>
-  </w:abstractNum>
-  <w:abstractNum w:abstractNumId="20" w15:restartNumberingAfterBreak="0">
-    <w:nsid w:val="26E609AD"/>
-    <w:multiLevelType w:val="multilevel"/>
-    <w:tmpl w:val="CD90B34E"/>
-    <w:lvl w:ilvl="0">
-      <w:start w:val="1"/>
-      <w:numFmt w:val="bullet"/>
-      <w:lvlText w:val=""/>
-      <w:lvlJc w:val="left"/>
-      <w:pPr>
-        <w:tabs>
-          <w:tab w:val="num" w:pos="720"/>
-        </w:tabs>
-        <w:ind w:left="720" w:hanging="360"/>
-      </w:pPr>
-      <w:rPr>
-        <w:rFonts w:ascii="Symbol" w:hAnsi="Symbol" w:hint="default"/>
-        <w:sz w:val="20"/>
-      </w:rPr>
-    </w:lvl>
-    <w:lvl w:ilvl="1" w:tentative="1">
-      <w:start w:val="1"/>
-      <w:numFmt w:val="bullet"/>
-      <w:lvlText w:val="o"/>
-      <w:lvlJc w:val="left"/>
-      <w:pPr>
-        <w:tabs>
-          <w:tab w:val="num" w:pos="1440"/>
-        </w:tabs>
-        <w:ind w:left="1440" w:hanging="360"/>
-      </w:pPr>
-      <w:rPr>
-        <w:rFonts w:ascii="Courier New" w:hAnsi="Courier New" w:hint="default"/>
-        <w:sz w:val="20"/>
-      </w:rPr>
-    </w:lvl>
-    <w:lvl w:ilvl="2" w:tentative="1">
-      <w:start w:val="1"/>
-      <w:numFmt w:val="bullet"/>
-      <w:lvlText w:val=""/>
-      <w:lvlJc w:val="left"/>
-      <w:pPr>
-        <w:tabs>
-          <w:tab w:val="num" w:pos="2160"/>
-        </w:tabs>
-        <w:ind w:left="2160" w:hanging="360"/>
-      </w:pPr>
-      <w:rPr>
-        <w:rFonts w:ascii="Wingdings" w:hAnsi="Wingdings" w:hint="default"/>
-        <w:sz w:val="20"/>
-      </w:rPr>
-    </w:lvl>
-    <w:lvl w:ilvl="3" w:tentative="1">
-      <w:start w:val="1"/>
-      <w:numFmt w:val="bullet"/>
-      <w:lvlText w:val=""/>
-      <w:lvlJc w:val="left"/>
-      <w:pPr>
-        <w:tabs>
-          <w:tab w:val="num" w:pos="2880"/>
-        </w:tabs>
-        <w:ind w:left="2880" w:hanging="360"/>
-      </w:pPr>
-      <w:rPr>
-        <w:rFonts w:ascii="Wingdings" w:hAnsi="Wingdings" w:hint="default"/>
-        <w:sz w:val="20"/>
-      </w:rPr>
-    </w:lvl>
-    <w:lvl w:ilvl="4" w:tentative="1">
-      <w:start w:val="1"/>
-      <w:numFmt w:val="bullet"/>
-      <w:lvlText w:val=""/>
-      <w:lvlJc w:val="left"/>
-      <w:pPr>
-        <w:tabs>
-          <w:tab w:val="num" w:pos="3600"/>
-        </w:tabs>
-        <w:ind w:left="3600" w:hanging="360"/>
-      </w:pPr>
-      <w:rPr>
-        <w:rFonts w:ascii="Wingdings" w:hAnsi="Wingdings" w:hint="default"/>
-        <w:sz w:val="20"/>
-      </w:rPr>
-    </w:lvl>
-    <w:lvl w:ilvl="5" w:tentative="1">
-      <w:start w:val="1"/>
-      <w:numFmt w:val="bullet"/>
-      <w:lvlText w:val=""/>
-      <w:lvlJc w:val="left"/>
-      <w:pPr>
-        <w:tabs>
-          <w:tab w:val="num" w:pos="4320"/>
-        </w:tabs>
-        <w:ind w:left="4320" w:hanging="360"/>
-      </w:pPr>
-      <w:rPr>
-        <w:rFonts w:ascii="Wingdings" w:hAnsi="Wingdings" w:hint="default"/>
-        <w:sz w:val="20"/>
-      </w:rPr>
-    </w:lvl>
-    <w:lvl w:ilvl="6" w:tentative="1">
-      <w:start w:val="1"/>
-      <w:numFmt w:val="bullet"/>
-      <w:lvlText w:val=""/>
-      <w:lvlJc w:val="left"/>
-      <w:pPr>
-        <w:tabs>
-          <w:tab w:val="num" w:pos="5040"/>
-        </w:tabs>
-        <w:ind w:left="5040" w:hanging="360"/>
-      </w:pPr>
-      <w:rPr>
-        <w:rFonts w:ascii="Wingdings" w:hAnsi="Wingdings" w:hint="default"/>
-        <w:sz w:val="20"/>
-      </w:rPr>
-    </w:lvl>
-    <w:lvl w:ilvl="7" w:tentative="1">
-      <w:start w:val="1"/>
-      <w:numFmt w:val="bullet"/>
-      <w:lvlText w:val=""/>
-      <w:lvlJc w:val="left"/>
-      <w:pPr>
-        <w:tabs>
-          <w:tab w:val="num" w:pos="5760"/>
-        </w:tabs>
-        <w:ind w:left="5760" w:hanging="360"/>
-      </w:pPr>
-      <w:rPr>
-        <w:rFonts w:ascii="Wingdings" w:hAnsi="Wingdings" w:hint="default"/>
-        <w:sz w:val="20"/>
-      </w:rPr>
-    </w:lvl>
-    <w:lvl w:ilvl="8" w:tentative="1">
-      <w:start w:val="1"/>
-      <w:numFmt w:val="bullet"/>
-      <w:lvlText w:val=""/>
-      <w:lvlJc w:val="left"/>
-      <w:pPr>
-        <w:tabs>
-          <w:tab w:val="num" w:pos="6480"/>
-        </w:tabs>
-        <w:ind w:left="6480" w:hanging="360"/>
-      </w:pPr>
-      <w:rPr>
-        <w:rFonts w:ascii="Wingdings" w:hAnsi="Wingdings" w:hint="default"/>
-        <w:sz w:val="20"/>
-      </w:rPr>
-    </w:lvl>
-  </w:abstractNum>
-  <w:abstractNum w:abstractNumId="21" w15:restartNumberingAfterBreak="0">
     <w:nsid w:val="29AD095A"/>
     <w:multiLevelType w:val="hybridMultilevel"/>
     <w:tmpl w:val="FFECB112"/>
@@ -13692,7 +11262,7 @@
       </w:pPr>
     </w:lvl>
   </w:abstractNum>
-  <w:abstractNum w:abstractNumId="22" w15:restartNumberingAfterBreak="0">
+  <w:abstractNum w:abstractNumId="13" w15:restartNumberingAfterBreak="0">
     <w:nsid w:val="2A0839C3"/>
     <w:multiLevelType w:val="hybridMultilevel"/>
     <w:tmpl w:val="4EF2ED8C"/>
@@ -13778,7 +11348,7 @@
       </w:pPr>
     </w:lvl>
   </w:abstractNum>
-  <w:abstractNum w:abstractNumId="23" w15:restartNumberingAfterBreak="0">
+  <w:abstractNum w:abstractNumId="14" w15:restartNumberingAfterBreak="0">
     <w:nsid w:val="2A361052"/>
     <w:multiLevelType w:val="hybridMultilevel"/>
     <w:tmpl w:val="4FD4E3FA"/>
@@ -13864,418 +11434,7 @@
       </w:pPr>
     </w:lvl>
   </w:abstractNum>
-  <w:abstractNum w:abstractNumId="24" w15:restartNumberingAfterBreak="0">
-    <w:nsid w:val="35B2398B"/>
-    <w:multiLevelType w:val="multilevel"/>
-    <w:tmpl w:val="B2F4D3B2"/>
-    <w:lvl w:ilvl="0">
-      <w:start w:val="1"/>
-      <w:numFmt w:val="bullet"/>
-      <w:lvlText w:val=""/>
-      <w:lvlJc w:val="left"/>
-      <w:pPr>
-        <w:tabs>
-          <w:tab w:val="num" w:pos="720"/>
-        </w:tabs>
-        <w:ind w:left="720" w:hanging="360"/>
-      </w:pPr>
-      <w:rPr>
-        <w:rFonts w:ascii="Symbol" w:hAnsi="Symbol" w:hint="default"/>
-        <w:sz w:val="20"/>
-      </w:rPr>
-    </w:lvl>
-    <w:lvl w:ilvl="1" w:tentative="1">
-      <w:start w:val="1"/>
-      <w:numFmt w:val="bullet"/>
-      <w:lvlText w:val="o"/>
-      <w:lvlJc w:val="left"/>
-      <w:pPr>
-        <w:tabs>
-          <w:tab w:val="num" w:pos="1440"/>
-        </w:tabs>
-        <w:ind w:left="1440" w:hanging="360"/>
-      </w:pPr>
-      <w:rPr>
-        <w:rFonts w:ascii="Courier New" w:hAnsi="Courier New" w:hint="default"/>
-        <w:sz w:val="20"/>
-      </w:rPr>
-    </w:lvl>
-    <w:lvl w:ilvl="2" w:tentative="1">
-      <w:start w:val="1"/>
-      <w:numFmt w:val="bullet"/>
-      <w:lvlText w:val=""/>
-      <w:lvlJc w:val="left"/>
-      <w:pPr>
-        <w:tabs>
-          <w:tab w:val="num" w:pos="2160"/>
-        </w:tabs>
-        <w:ind w:left="2160" w:hanging="360"/>
-      </w:pPr>
-      <w:rPr>
-        <w:rFonts w:ascii="Wingdings" w:hAnsi="Wingdings" w:hint="default"/>
-        <w:sz w:val="20"/>
-      </w:rPr>
-    </w:lvl>
-    <w:lvl w:ilvl="3" w:tentative="1">
-      <w:start w:val="1"/>
-      <w:numFmt w:val="bullet"/>
-      <w:lvlText w:val=""/>
-      <w:lvlJc w:val="left"/>
-      <w:pPr>
-        <w:tabs>
-          <w:tab w:val="num" w:pos="2880"/>
-        </w:tabs>
-        <w:ind w:left="2880" w:hanging="360"/>
-      </w:pPr>
-      <w:rPr>
-        <w:rFonts w:ascii="Wingdings" w:hAnsi="Wingdings" w:hint="default"/>
-        <w:sz w:val="20"/>
-      </w:rPr>
-    </w:lvl>
-    <w:lvl w:ilvl="4" w:tentative="1">
-      <w:start w:val="1"/>
-      <w:numFmt w:val="bullet"/>
-      <w:lvlText w:val=""/>
-      <w:lvlJc w:val="left"/>
-      <w:pPr>
-        <w:tabs>
-          <w:tab w:val="num" w:pos="3600"/>
-        </w:tabs>
-        <w:ind w:left="3600" w:hanging="360"/>
-      </w:pPr>
-      <w:rPr>
-        <w:rFonts w:ascii="Wingdings" w:hAnsi="Wingdings" w:hint="default"/>
-        <w:sz w:val="20"/>
-      </w:rPr>
-    </w:lvl>
-    <w:lvl w:ilvl="5" w:tentative="1">
-      <w:start w:val="1"/>
-      <w:numFmt w:val="bullet"/>
-      <w:lvlText w:val=""/>
-      <w:lvlJc w:val="left"/>
-      <w:pPr>
-        <w:tabs>
-          <w:tab w:val="num" w:pos="4320"/>
-        </w:tabs>
-        <w:ind w:left="4320" w:hanging="360"/>
-      </w:pPr>
-      <w:rPr>
-        <w:rFonts w:ascii="Wingdings" w:hAnsi="Wingdings" w:hint="default"/>
-        <w:sz w:val="20"/>
-      </w:rPr>
-    </w:lvl>
-    <w:lvl w:ilvl="6" w:tentative="1">
-      <w:start w:val="1"/>
-      <w:numFmt w:val="bullet"/>
-      <w:lvlText w:val=""/>
-      <w:lvlJc w:val="left"/>
-      <w:pPr>
-        <w:tabs>
-          <w:tab w:val="num" w:pos="5040"/>
-        </w:tabs>
-        <w:ind w:left="5040" w:hanging="360"/>
-      </w:pPr>
-      <w:rPr>
-        <w:rFonts w:ascii="Wingdings" w:hAnsi="Wingdings" w:hint="default"/>
-        <w:sz w:val="20"/>
-      </w:rPr>
-    </w:lvl>
-    <w:lvl w:ilvl="7" w:tentative="1">
-      <w:start w:val="1"/>
-      <w:numFmt w:val="bullet"/>
-      <w:lvlText w:val=""/>
-      <w:lvlJc w:val="left"/>
-      <w:pPr>
-        <w:tabs>
-          <w:tab w:val="num" w:pos="5760"/>
-        </w:tabs>
-        <w:ind w:left="5760" w:hanging="360"/>
-      </w:pPr>
-      <w:rPr>
-        <w:rFonts w:ascii="Wingdings" w:hAnsi="Wingdings" w:hint="default"/>
-        <w:sz w:val="20"/>
-      </w:rPr>
-    </w:lvl>
-    <w:lvl w:ilvl="8" w:tentative="1">
-      <w:start w:val="1"/>
-      <w:numFmt w:val="bullet"/>
-      <w:lvlText w:val=""/>
-      <w:lvlJc w:val="left"/>
-      <w:pPr>
-        <w:tabs>
-          <w:tab w:val="num" w:pos="6480"/>
-        </w:tabs>
-        <w:ind w:left="6480" w:hanging="360"/>
-      </w:pPr>
-      <w:rPr>
-        <w:rFonts w:ascii="Wingdings" w:hAnsi="Wingdings" w:hint="default"/>
-        <w:sz w:val="20"/>
-      </w:rPr>
-    </w:lvl>
-  </w:abstractNum>
-  <w:abstractNum w:abstractNumId="25" w15:restartNumberingAfterBreak="0">
-    <w:nsid w:val="370D3A74"/>
-    <w:multiLevelType w:val="multilevel"/>
-    <w:tmpl w:val="7F5460A8"/>
-    <w:lvl w:ilvl="0">
-      <w:start w:val="1"/>
-      <w:numFmt w:val="bullet"/>
-      <w:lvlText w:val=""/>
-      <w:lvlJc w:val="left"/>
-      <w:pPr>
-        <w:tabs>
-          <w:tab w:val="num" w:pos="720"/>
-        </w:tabs>
-        <w:ind w:left="720" w:hanging="360"/>
-      </w:pPr>
-      <w:rPr>
-        <w:rFonts w:ascii="Symbol" w:hAnsi="Symbol" w:hint="default"/>
-        <w:sz w:val="20"/>
-      </w:rPr>
-    </w:lvl>
-    <w:lvl w:ilvl="1" w:tentative="1">
-      <w:start w:val="1"/>
-      <w:numFmt w:val="bullet"/>
-      <w:lvlText w:val="o"/>
-      <w:lvlJc w:val="left"/>
-      <w:pPr>
-        <w:tabs>
-          <w:tab w:val="num" w:pos="1440"/>
-        </w:tabs>
-        <w:ind w:left="1440" w:hanging="360"/>
-      </w:pPr>
-      <w:rPr>
-        <w:rFonts w:ascii="Courier New" w:hAnsi="Courier New" w:hint="default"/>
-        <w:sz w:val="20"/>
-      </w:rPr>
-    </w:lvl>
-    <w:lvl w:ilvl="2" w:tentative="1">
-      <w:start w:val="1"/>
-      <w:numFmt w:val="bullet"/>
-      <w:lvlText w:val=""/>
-      <w:lvlJc w:val="left"/>
-      <w:pPr>
-        <w:tabs>
-          <w:tab w:val="num" w:pos="2160"/>
-        </w:tabs>
-        <w:ind w:left="2160" w:hanging="360"/>
-      </w:pPr>
-      <w:rPr>
-        <w:rFonts w:ascii="Wingdings" w:hAnsi="Wingdings" w:hint="default"/>
-        <w:sz w:val="20"/>
-      </w:rPr>
-    </w:lvl>
-    <w:lvl w:ilvl="3" w:tentative="1">
-      <w:start w:val="1"/>
-      <w:numFmt w:val="bullet"/>
-      <w:lvlText w:val=""/>
-      <w:lvlJc w:val="left"/>
-      <w:pPr>
-        <w:tabs>
-          <w:tab w:val="num" w:pos="2880"/>
-        </w:tabs>
-        <w:ind w:left="2880" w:hanging="360"/>
-      </w:pPr>
-      <w:rPr>
-        <w:rFonts w:ascii="Wingdings" w:hAnsi="Wingdings" w:hint="default"/>
-        <w:sz w:val="20"/>
-      </w:rPr>
-    </w:lvl>
-    <w:lvl w:ilvl="4" w:tentative="1">
-      <w:start w:val="1"/>
-      <w:numFmt w:val="bullet"/>
-      <w:lvlText w:val=""/>
-      <w:lvlJc w:val="left"/>
-      <w:pPr>
-        <w:tabs>
-          <w:tab w:val="num" w:pos="3600"/>
-        </w:tabs>
-        <w:ind w:left="3600" w:hanging="360"/>
-      </w:pPr>
-      <w:rPr>
-        <w:rFonts w:ascii="Wingdings" w:hAnsi="Wingdings" w:hint="default"/>
-        <w:sz w:val="20"/>
-      </w:rPr>
-    </w:lvl>
-    <w:lvl w:ilvl="5" w:tentative="1">
-      <w:start w:val="1"/>
-      <w:numFmt w:val="bullet"/>
-      <w:lvlText w:val=""/>
-      <w:lvlJc w:val="left"/>
-      <w:pPr>
-        <w:tabs>
-          <w:tab w:val="num" w:pos="4320"/>
-        </w:tabs>
-        <w:ind w:left="4320" w:hanging="360"/>
-      </w:pPr>
-      <w:rPr>
-        <w:rFonts w:ascii="Wingdings" w:hAnsi="Wingdings" w:hint="default"/>
-        <w:sz w:val="20"/>
-      </w:rPr>
-    </w:lvl>
-    <w:lvl w:ilvl="6" w:tentative="1">
-      <w:start w:val="1"/>
-      <w:numFmt w:val="bullet"/>
-      <w:lvlText w:val=""/>
-      <w:lvlJc w:val="left"/>
-      <w:pPr>
-        <w:tabs>
-          <w:tab w:val="num" w:pos="5040"/>
-        </w:tabs>
-        <w:ind w:left="5040" w:hanging="360"/>
-      </w:pPr>
-      <w:rPr>
-        <w:rFonts w:ascii="Wingdings" w:hAnsi="Wingdings" w:hint="default"/>
-        <w:sz w:val="20"/>
-      </w:rPr>
-    </w:lvl>
-    <w:lvl w:ilvl="7" w:tentative="1">
-      <w:start w:val="1"/>
-      <w:numFmt w:val="bullet"/>
-      <w:lvlText w:val=""/>
-      <w:lvlJc w:val="left"/>
-      <w:pPr>
-        <w:tabs>
-          <w:tab w:val="num" w:pos="5760"/>
-        </w:tabs>
-        <w:ind w:left="5760" w:hanging="360"/>
-      </w:pPr>
-      <w:rPr>
-        <w:rFonts w:ascii="Wingdings" w:hAnsi="Wingdings" w:hint="default"/>
-        <w:sz w:val="20"/>
-      </w:rPr>
-    </w:lvl>
-    <w:lvl w:ilvl="8" w:tentative="1">
-      <w:start w:val="1"/>
-      <w:numFmt w:val="bullet"/>
-      <w:lvlText w:val=""/>
-      <w:lvlJc w:val="left"/>
-      <w:pPr>
-        <w:tabs>
-          <w:tab w:val="num" w:pos="6480"/>
-        </w:tabs>
-        <w:ind w:left="6480" w:hanging="360"/>
-      </w:pPr>
-      <w:rPr>
-        <w:rFonts w:ascii="Wingdings" w:hAnsi="Wingdings" w:hint="default"/>
-        <w:sz w:val="20"/>
-      </w:rPr>
-    </w:lvl>
-  </w:abstractNum>
-  <w:abstractNum w:abstractNumId="26" w15:restartNumberingAfterBreak="0">
-    <w:nsid w:val="3BBA1EF9"/>
-    <w:multiLevelType w:val="multilevel"/>
-    <w:tmpl w:val="B85E7014"/>
-    <w:lvl w:ilvl="0">
-      <w:start w:val="1"/>
-      <w:numFmt w:val="decimal"/>
-      <w:lvlText w:val="%1."/>
-      <w:lvlJc w:val="left"/>
-      <w:pPr>
-        <w:tabs>
-          <w:tab w:val="num" w:pos="720"/>
-        </w:tabs>
-        <w:ind w:left="720" w:hanging="360"/>
-      </w:pPr>
-    </w:lvl>
-    <w:lvl w:ilvl="1" w:tentative="1">
-      <w:start w:val="1"/>
-      <w:numFmt w:val="decimal"/>
-      <w:lvlText w:val="%2."/>
-      <w:lvlJc w:val="left"/>
-      <w:pPr>
-        <w:tabs>
-          <w:tab w:val="num" w:pos="1440"/>
-        </w:tabs>
-        <w:ind w:left="1440" w:hanging="360"/>
-      </w:pPr>
-    </w:lvl>
-    <w:lvl w:ilvl="2" w:tentative="1">
-      <w:start w:val="1"/>
-      <w:numFmt w:val="decimal"/>
-      <w:lvlText w:val="%3."/>
-      <w:lvlJc w:val="left"/>
-      <w:pPr>
-        <w:tabs>
-          <w:tab w:val="num" w:pos="2160"/>
-        </w:tabs>
-        <w:ind w:left="2160" w:hanging="360"/>
-      </w:pPr>
-    </w:lvl>
-    <w:lvl w:ilvl="3" w:tentative="1">
-      <w:start w:val="1"/>
-      <w:numFmt w:val="decimal"/>
-      <w:lvlText w:val="%4."/>
-      <w:lvlJc w:val="left"/>
-      <w:pPr>
-        <w:tabs>
-          <w:tab w:val="num" w:pos="2880"/>
-        </w:tabs>
-        <w:ind w:left="2880" w:hanging="360"/>
-      </w:pPr>
-    </w:lvl>
-    <w:lvl w:ilvl="4" w:tentative="1">
-      <w:start w:val="1"/>
-      <w:numFmt w:val="decimal"/>
-      <w:lvlText w:val="%5."/>
-      <w:lvlJc w:val="left"/>
-      <w:pPr>
-        <w:tabs>
-          <w:tab w:val="num" w:pos="3600"/>
-        </w:tabs>
-        <w:ind w:left="3600" w:hanging="360"/>
-      </w:pPr>
-    </w:lvl>
-    <w:lvl w:ilvl="5" w:tentative="1">
-      <w:start w:val="1"/>
-      <w:numFmt w:val="decimal"/>
-      <w:lvlText w:val="%6."/>
-      <w:lvlJc w:val="left"/>
-      <w:pPr>
-        <w:tabs>
-          <w:tab w:val="num" w:pos="4320"/>
-        </w:tabs>
-        <w:ind w:left="4320" w:hanging="360"/>
-      </w:pPr>
-    </w:lvl>
-    <w:lvl w:ilvl="6" w:tentative="1">
-      <w:start w:val="1"/>
-      <w:numFmt w:val="decimal"/>
-      <w:lvlText w:val="%7."/>
-      <w:lvlJc w:val="left"/>
-      <w:pPr>
-        <w:tabs>
-          <w:tab w:val="num" w:pos="5040"/>
-        </w:tabs>
-        <w:ind w:left="5040" w:hanging="360"/>
-      </w:pPr>
-    </w:lvl>
-    <w:lvl w:ilvl="7" w:tentative="1">
-      <w:start w:val="1"/>
-      <w:numFmt w:val="decimal"/>
-      <w:lvlText w:val="%8."/>
-      <w:lvlJc w:val="left"/>
-      <w:pPr>
-        <w:tabs>
-          <w:tab w:val="num" w:pos="5760"/>
-        </w:tabs>
-        <w:ind w:left="5760" w:hanging="360"/>
-      </w:pPr>
-    </w:lvl>
-    <w:lvl w:ilvl="8" w:tentative="1">
-      <w:start w:val="1"/>
-      <w:numFmt w:val="decimal"/>
-      <w:lvlText w:val="%9."/>
-      <w:lvlJc w:val="left"/>
-      <w:pPr>
-        <w:tabs>
-          <w:tab w:val="num" w:pos="6480"/>
-        </w:tabs>
-        <w:ind w:left="6480" w:hanging="360"/>
-      </w:pPr>
-    </w:lvl>
-  </w:abstractNum>
-  <w:abstractNum w:abstractNumId="27" w15:restartNumberingAfterBreak="0">
+  <w:abstractNum w:abstractNumId="15" w15:restartNumberingAfterBreak="0">
     <w:nsid w:val="405E10C6"/>
     <w:multiLevelType w:val="hybridMultilevel"/>
     <w:tmpl w:val="5B2AB6C6"/>
@@ -14388,305 +11547,7 @@
       </w:rPr>
     </w:lvl>
   </w:abstractNum>
-  <w:abstractNum w:abstractNumId="28" w15:restartNumberingAfterBreak="0">
-    <w:nsid w:val="406F15CE"/>
-    <w:multiLevelType w:val="multilevel"/>
-    <w:tmpl w:val="4A0C2A0C"/>
-    <w:lvl w:ilvl="0">
-      <w:start w:val="1"/>
-      <w:numFmt w:val="bullet"/>
-      <w:lvlText w:val=""/>
-      <w:lvlJc w:val="left"/>
-      <w:pPr>
-        <w:tabs>
-          <w:tab w:val="num" w:pos="720"/>
-        </w:tabs>
-        <w:ind w:left="720" w:hanging="360"/>
-      </w:pPr>
-      <w:rPr>
-        <w:rFonts w:ascii="Symbol" w:hAnsi="Symbol" w:hint="default"/>
-        <w:sz w:val="20"/>
-      </w:rPr>
-    </w:lvl>
-    <w:lvl w:ilvl="1" w:tentative="1">
-      <w:start w:val="1"/>
-      <w:numFmt w:val="bullet"/>
-      <w:lvlText w:val="o"/>
-      <w:lvlJc w:val="left"/>
-      <w:pPr>
-        <w:tabs>
-          <w:tab w:val="num" w:pos="1440"/>
-        </w:tabs>
-        <w:ind w:left="1440" w:hanging="360"/>
-      </w:pPr>
-      <w:rPr>
-        <w:rFonts w:ascii="Courier New" w:hAnsi="Courier New" w:hint="default"/>
-        <w:sz w:val="20"/>
-      </w:rPr>
-    </w:lvl>
-    <w:lvl w:ilvl="2" w:tentative="1">
-      <w:start w:val="1"/>
-      <w:numFmt w:val="bullet"/>
-      <w:lvlText w:val=""/>
-      <w:lvlJc w:val="left"/>
-      <w:pPr>
-        <w:tabs>
-          <w:tab w:val="num" w:pos="2160"/>
-        </w:tabs>
-        <w:ind w:left="2160" w:hanging="360"/>
-      </w:pPr>
-      <w:rPr>
-        <w:rFonts w:ascii="Wingdings" w:hAnsi="Wingdings" w:hint="default"/>
-        <w:sz w:val="20"/>
-      </w:rPr>
-    </w:lvl>
-    <w:lvl w:ilvl="3" w:tentative="1">
-      <w:start w:val="1"/>
-      <w:numFmt w:val="bullet"/>
-      <w:lvlText w:val=""/>
-      <w:lvlJc w:val="left"/>
-      <w:pPr>
-        <w:tabs>
-          <w:tab w:val="num" w:pos="2880"/>
-        </w:tabs>
-        <w:ind w:left="2880" w:hanging="360"/>
-      </w:pPr>
-      <w:rPr>
-        <w:rFonts w:ascii="Wingdings" w:hAnsi="Wingdings" w:hint="default"/>
-        <w:sz w:val="20"/>
-      </w:rPr>
-    </w:lvl>
-    <w:lvl w:ilvl="4" w:tentative="1">
-      <w:start w:val="1"/>
-      <w:numFmt w:val="bullet"/>
-      <w:lvlText w:val=""/>
-      <w:lvlJc w:val="left"/>
-      <w:pPr>
-        <w:tabs>
-          <w:tab w:val="num" w:pos="3600"/>
-        </w:tabs>
-        <w:ind w:left="3600" w:hanging="360"/>
-      </w:pPr>
-      <w:rPr>
-        <w:rFonts w:ascii="Wingdings" w:hAnsi="Wingdings" w:hint="default"/>
-        <w:sz w:val="20"/>
-      </w:rPr>
-    </w:lvl>
-    <w:lvl w:ilvl="5" w:tentative="1">
-      <w:start w:val="1"/>
-      <w:numFmt w:val="bullet"/>
-      <w:lvlText w:val=""/>
-      <w:lvlJc w:val="left"/>
-      <w:pPr>
-        <w:tabs>
-          <w:tab w:val="num" w:pos="4320"/>
-        </w:tabs>
-        <w:ind w:left="4320" w:hanging="360"/>
-      </w:pPr>
-      <w:rPr>
-        <w:rFonts w:ascii="Wingdings" w:hAnsi="Wingdings" w:hint="default"/>
-        <w:sz w:val="20"/>
-      </w:rPr>
-    </w:lvl>
-    <w:lvl w:ilvl="6" w:tentative="1">
-      <w:start w:val="1"/>
-      <w:numFmt w:val="bullet"/>
-      <w:lvlText w:val=""/>
-      <w:lvlJc w:val="left"/>
-      <w:pPr>
-        <w:tabs>
-          <w:tab w:val="num" w:pos="5040"/>
-        </w:tabs>
-        <w:ind w:left="5040" w:hanging="360"/>
-      </w:pPr>
-      <w:rPr>
-        <w:rFonts w:ascii="Wingdings" w:hAnsi="Wingdings" w:hint="default"/>
-        <w:sz w:val="20"/>
-      </w:rPr>
-    </w:lvl>
-    <w:lvl w:ilvl="7" w:tentative="1">
-      <w:start w:val="1"/>
-      <w:numFmt w:val="bullet"/>
-      <w:lvlText w:val=""/>
-      <w:lvlJc w:val="left"/>
-      <w:pPr>
-        <w:tabs>
-          <w:tab w:val="num" w:pos="5760"/>
-        </w:tabs>
-        <w:ind w:left="5760" w:hanging="360"/>
-      </w:pPr>
-      <w:rPr>
-        <w:rFonts w:ascii="Wingdings" w:hAnsi="Wingdings" w:hint="default"/>
-        <w:sz w:val="20"/>
-      </w:rPr>
-    </w:lvl>
-    <w:lvl w:ilvl="8" w:tentative="1">
-      <w:start w:val="1"/>
-      <w:numFmt w:val="bullet"/>
-      <w:lvlText w:val=""/>
-      <w:lvlJc w:val="left"/>
-      <w:pPr>
-        <w:tabs>
-          <w:tab w:val="num" w:pos="6480"/>
-        </w:tabs>
-        <w:ind w:left="6480" w:hanging="360"/>
-      </w:pPr>
-      <w:rPr>
-        <w:rFonts w:ascii="Wingdings" w:hAnsi="Wingdings" w:hint="default"/>
-        <w:sz w:val="20"/>
-      </w:rPr>
-    </w:lvl>
-  </w:abstractNum>
-  <w:abstractNum w:abstractNumId="29" w15:restartNumberingAfterBreak="0">
-    <w:nsid w:val="493F3DAE"/>
-    <w:multiLevelType w:val="multilevel"/>
-    <w:tmpl w:val="05FA8538"/>
-    <w:lvl w:ilvl="0">
-      <w:start w:val="1"/>
-      <w:numFmt w:val="bullet"/>
-      <w:lvlText w:val=""/>
-      <w:lvlJc w:val="left"/>
-      <w:pPr>
-        <w:tabs>
-          <w:tab w:val="num" w:pos="720"/>
-        </w:tabs>
-        <w:ind w:left="720" w:hanging="360"/>
-      </w:pPr>
-      <w:rPr>
-        <w:rFonts w:ascii="Symbol" w:hAnsi="Symbol" w:hint="default"/>
-        <w:sz w:val="20"/>
-      </w:rPr>
-    </w:lvl>
-    <w:lvl w:ilvl="1">
-      <w:start w:val="1"/>
-      <w:numFmt w:val="bullet"/>
-      <w:lvlText w:val="o"/>
-      <w:lvlJc w:val="left"/>
-      <w:pPr>
-        <w:tabs>
-          <w:tab w:val="num" w:pos="1440"/>
-        </w:tabs>
-        <w:ind w:left="1440" w:hanging="360"/>
-      </w:pPr>
-      <w:rPr>
-        <w:rFonts w:ascii="Courier New" w:hAnsi="Courier New" w:hint="default"/>
-        <w:sz w:val="20"/>
-      </w:rPr>
-    </w:lvl>
-    <w:lvl w:ilvl="2" w:tentative="1">
-      <w:start w:val="1"/>
-      <w:numFmt w:val="bullet"/>
-      <w:lvlText w:val=""/>
-      <w:lvlJc w:val="left"/>
-      <w:pPr>
-        <w:tabs>
-          <w:tab w:val="num" w:pos="2160"/>
-        </w:tabs>
-        <w:ind w:left="2160" w:hanging="360"/>
-      </w:pPr>
-      <w:rPr>
-        <w:rFonts w:ascii="Wingdings" w:hAnsi="Wingdings" w:hint="default"/>
-        <w:sz w:val="20"/>
-      </w:rPr>
-    </w:lvl>
-    <w:lvl w:ilvl="3" w:tentative="1">
-      <w:start w:val="1"/>
-      <w:numFmt w:val="bullet"/>
-      <w:lvlText w:val=""/>
-      <w:lvlJc w:val="left"/>
-      <w:pPr>
-        <w:tabs>
-          <w:tab w:val="num" w:pos="2880"/>
-        </w:tabs>
-        <w:ind w:left="2880" w:hanging="360"/>
-      </w:pPr>
-      <w:rPr>
-        <w:rFonts w:ascii="Wingdings" w:hAnsi="Wingdings" w:hint="default"/>
-        <w:sz w:val="20"/>
-      </w:rPr>
-    </w:lvl>
-    <w:lvl w:ilvl="4" w:tentative="1">
-      <w:start w:val="1"/>
-      <w:numFmt w:val="bullet"/>
-      <w:lvlText w:val=""/>
-      <w:lvlJc w:val="left"/>
-      <w:pPr>
-        <w:tabs>
-          <w:tab w:val="num" w:pos="3600"/>
-        </w:tabs>
-        <w:ind w:left="3600" w:hanging="360"/>
-      </w:pPr>
-      <w:rPr>
-        <w:rFonts w:ascii="Wingdings" w:hAnsi="Wingdings" w:hint="default"/>
-        <w:sz w:val="20"/>
-      </w:rPr>
-    </w:lvl>
-    <w:lvl w:ilvl="5" w:tentative="1">
-      <w:start w:val="1"/>
-      <w:numFmt w:val="bullet"/>
-      <w:lvlText w:val=""/>
-      <w:lvlJc w:val="left"/>
-      <w:pPr>
-        <w:tabs>
-          <w:tab w:val="num" w:pos="4320"/>
-        </w:tabs>
-        <w:ind w:left="4320" w:hanging="360"/>
-      </w:pPr>
-      <w:rPr>
-        <w:rFonts w:ascii="Wingdings" w:hAnsi="Wingdings" w:hint="default"/>
-        <w:sz w:val="20"/>
-      </w:rPr>
-    </w:lvl>
-    <w:lvl w:ilvl="6" w:tentative="1">
-      <w:start w:val="1"/>
-      <w:numFmt w:val="bullet"/>
-      <w:lvlText w:val=""/>
-      <w:lvlJc w:val="left"/>
-      <w:pPr>
-        <w:tabs>
-          <w:tab w:val="num" w:pos="5040"/>
-        </w:tabs>
-        <w:ind w:left="5040" w:hanging="360"/>
-      </w:pPr>
-      <w:rPr>
-        <w:rFonts w:ascii="Wingdings" w:hAnsi="Wingdings" w:hint="default"/>
-        <w:sz w:val="20"/>
-      </w:rPr>
-    </w:lvl>
-    <w:lvl w:ilvl="7" w:tentative="1">
-      <w:start w:val="1"/>
-      <w:numFmt w:val="bullet"/>
-      <w:lvlText w:val=""/>
-      <w:lvlJc w:val="left"/>
-      <w:pPr>
-        <w:tabs>
-          <w:tab w:val="num" w:pos="5760"/>
-        </w:tabs>
-        <w:ind w:left="5760" w:hanging="360"/>
-      </w:pPr>
-      <w:rPr>
-        <w:rFonts w:ascii="Wingdings" w:hAnsi="Wingdings" w:hint="default"/>
-        <w:sz w:val="20"/>
-      </w:rPr>
-    </w:lvl>
-    <w:lvl w:ilvl="8" w:tentative="1">
-      <w:start w:val="1"/>
-      <w:numFmt w:val="bullet"/>
-      <w:lvlText w:val=""/>
-      <w:lvlJc w:val="left"/>
-      <w:pPr>
-        <w:tabs>
-          <w:tab w:val="num" w:pos="6480"/>
-        </w:tabs>
-        <w:ind w:left="6480" w:hanging="360"/>
-      </w:pPr>
-      <w:rPr>
-        <w:rFonts w:ascii="Wingdings" w:hAnsi="Wingdings" w:hint="default"/>
-        <w:sz w:val="20"/>
-      </w:rPr>
-    </w:lvl>
-  </w:abstractNum>
-  <w:abstractNum w:abstractNumId="30" w15:restartNumberingAfterBreak="0">
+  <w:abstractNum w:abstractNumId="16" w15:restartNumberingAfterBreak="0">
     <w:nsid w:val="49C9657E"/>
     <w:multiLevelType w:val="hybridMultilevel"/>
     <w:tmpl w:val="CA3CD7E2"/>
@@ -14799,7 +11660,7 @@
       </w:rPr>
     </w:lvl>
   </w:abstractNum>
-  <w:abstractNum w:abstractNumId="31" w15:restartNumberingAfterBreak="0">
+  <w:abstractNum w:abstractNumId="17" w15:restartNumberingAfterBreak="0">
     <w:nsid w:val="501D1FF3"/>
     <w:multiLevelType w:val="multilevel"/>
     <w:tmpl w:val="6876F784"/>
@@ -14909,7 +11770,7 @@
       </w:rPr>
     </w:lvl>
   </w:abstractNum>
-  <w:abstractNum w:abstractNumId="32" w15:restartNumberingAfterBreak="0">
+  <w:abstractNum w:abstractNumId="18" w15:restartNumberingAfterBreak="0">
     <w:nsid w:val="524E3181"/>
     <w:multiLevelType w:val="hybridMultilevel"/>
     <w:tmpl w:val="D94A9522"/>
@@ -15022,7 +11883,7 @@
       </w:rPr>
     </w:lvl>
   </w:abstractNum>
-  <w:abstractNum w:abstractNumId="33" w15:restartNumberingAfterBreak="0">
+  <w:abstractNum w:abstractNumId="19" w15:restartNumberingAfterBreak="0">
     <w:nsid w:val="5E314780"/>
     <w:multiLevelType w:val="hybridMultilevel"/>
     <w:tmpl w:val="7564DE6E"/>
@@ -15135,156 +11996,7 @@
       </w:rPr>
     </w:lvl>
   </w:abstractNum>
-  <w:abstractNum w:abstractNumId="34" w15:restartNumberingAfterBreak="0">
-    <w:nsid w:val="6187542D"/>
-    <w:multiLevelType w:val="multilevel"/>
-    <w:tmpl w:val="EF1EF1B2"/>
-    <w:lvl w:ilvl="0">
-      <w:start w:val="1"/>
-      <w:numFmt w:val="bullet"/>
-      <w:lvlText w:val=""/>
-      <w:lvlJc w:val="left"/>
-      <w:pPr>
-        <w:tabs>
-          <w:tab w:val="num" w:pos="720"/>
-        </w:tabs>
-        <w:ind w:left="720" w:hanging="360"/>
-      </w:pPr>
-      <w:rPr>
-        <w:rFonts w:ascii="Symbol" w:hAnsi="Symbol" w:hint="default"/>
-        <w:sz w:val="20"/>
-      </w:rPr>
-    </w:lvl>
-    <w:lvl w:ilvl="1" w:tentative="1">
-      <w:start w:val="1"/>
-      <w:numFmt w:val="bullet"/>
-      <w:lvlText w:val="o"/>
-      <w:lvlJc w:val="left"/>
-      <w:pPr>
-        <w:tabs>
-          <w:tab w:val="num" w:pos="1440"/>
-        </w:tabs>
-        <w:ind w:left="1440" w:hanging="360"/>
-      </w:pPr>
-      <w:rPr>
-        <w:rFonts w:ascii="Courier New" w:hAnsi="Courier New" w:hint="default"/>
-        <w:sz w:val="20"/>
-      </w:rPr>
-    </w:lvl>
-    <w:lvl w:ilvl="2" w:tentative="1">
-      <w:start w:val="1"/>
-      <w:numFmt w:val="bullet"/>
-      <w:lvlText w:val=""/>
-      <w:lvlJc w:val="left"/>
-      <w:pPr>
-        <w:tabs>
-          <w:tab w:val="num" w:pos="2160"/>
-        </w:tabs>
-        <w:ind w:left="2160" w:hanging="360"/>
-      </w:pPr>
-      <w:rPr>
-        <w:rFonts w:ascii="Wingdings" w:hAnsi="Wingdings" w:hint="default"/>
-        <w:sz w:val="20"/>
-      </w:rPr>
-    </w:lvl>
-    <w:lvl w:ilvl="3" w:tentative="1">
-      <w:start w:val="1"/>
-      <w:numFmt w:val="bullet"/>
-      <w:lvlText w:val=""/>
-      <w:lvlJc w:val="left"/>
-      <w:pPr>
-        <w:tabs>
-          <w:tab w:val="num" w:pos="2880"/>
-        </w:tabs>
-        <w:ind w:left="2880" w:hanging="360"/>
-      </w:pPr>
-      <w:rPr>
-        <w:rFonts w:ascii="Wingdings" w:hAnsi="Wingdings" w:hint="default"/>
-        <w:sz w:val="20"/>
-      </w:rPr>
-    </w:lvl>
-    <w:lvl w:ilvl="4" w:tentative="1">
-      <w:start w:val="1"/>
-      <w:numFmt w:val="bullet"/>
-      <w:lvlText w:val=""/>
-      <w:lvlJc w:val="left"/>
-      <w:pPr>
-        <w:tabs>
-          <w:tab w:val="num" w:pos="3600"/>
-        </w:tabs>
-        <w:ind w:left="3600" w:hanging="360"/>
-      </w:pPr>
-      <w:rPr>
-        <w:rFonts w:ascii="Wingdings" w:hAnsi="Wingdings" w:hint="default"/>
-        <w:sz w:val="20"/>
-      </w:rPr>
-    </w:lvl>
-    <w:lvl w:ilvl="5" w:tentative="1">
-      <w:start w:val="1"/>
-      <w:numFmt w:val="bullet"/>
-      <w:lvlText w:val=""/>
-      <w:lvlJc w:val="left"/>
-      <w:pPr>
-        <w:tabs>
-          <w:tab w:val="num" w:pos="4320"/>
-        </w:tabs>
-        <w:ind w:left="4320" w:hanging="360"/>
-      </w:pPr>
-      <w:rPr>
-        <w:rFonts w:ascii="Wingdings" w:hAnsi="Wingdings" w:hint="default"/>
-        <w:sz w:val="20"/>
-      </w:rPr>
-    </w:lvl>
-    <w:lvl w:ilvl="6" w:tentative="1">
-      <w:start w:val="1"/>
-      <w:numFmt w:val="bullet"/>
-      <w:lvlText w:val=""/>
-      <w:lvlJc w:val="left"/>
-      <w:pPr>
-        <w:tabs>
-          <w:tab w:val="num" w:pos="5040"/>
-        </w:tabs>
-        <w:ind w:left="5040" w:hanging="360"/>
-      </w:pPr>
-      <w:rPr>
-        <w:rFonts w:ascii="Wingdings" w:hAnsi="Wingdings" w:hint="default"/>
-        <w:sz w:val="20"/>
-      </w:rPr>
-    </w:lvl>
-    <w:lvl w:ilvl="7" w:tentative="1">
-      <w:start w:val="1"/>
-      <w:numFmt w:val="bullet"/>
-      <w:lvlText w:val=""/>
-      <w:lvlJc w:val="left"/>
-      <w:pPr>
-        <w:tabs>
-          <w:tab w:val="num" w:pos="5760"/>
-        </w:tabs>
-        <w:ind w:left="5760" w:hanging="360"/>
-      </w:pPr>
-      <w:rPr>
-        <w:rFonts w:ascii="Wingdings" w:hAnsi="Wingdings" w:hint="default"/>
-        <w:sz w:val="20"/>
-      </w:rPr>
-    </w:lvl>
-    <w:lvl w:ilvl="8" w:tentative="1">
-      <w:start w:val="1"/>
-      <w:numFmt w:val="bullet"/>
-      <w:lvlText w:val=""/>
-      <w:lvlJc w:val="left"/>
-      <w:pPr>
-        <w:tabs>
-          <w:tab w:val="num" w:pos="6480"/>
-        </w:tabs>
-        <w:ind w:left="6480" w:hanging="360"/>
-      </w:pPr>
-      <w:rPr>
-        <w:rFonts w:ascii="Wingdings" w:hAnsi="Wingdings" w:hint="default"/>
-        <w:sz w:val="20"/>
-      </w:rPr>
-    </w:lvl>
-  </w:abstractNum>
-  <w:abstractNum w:abstractNumId="35" w15:restartNumberingAfterBreak="0">
+  <w:abstractNum w:abstractNumId="20" w15:restartNumberingAfterBreak="0">
     <w:nsid w:val="63C66502"/>
     <w:multiLevelType w:val="hybridMultilevel"/>
     <w:tmpl w:val="7528FC6C"/>
@@ -15397,7 +12109,7 @@
       </w:rPr>
     </w:lvl>
   </w:abstractNum>
-  <w:abstractNum w:abstractNumId="36" w15:restartNumberingAfterBreak="0">
+  <w:abstractNum w:abstractNumId="21" w15:restartNumberingAfterBreak="0">
     <w:nsid w:val="63E46575"/>
     <w:multiLevelType w:val="hybridMultilevel"/>
     <w:tmpl w:val="2638916A"/>
@@ -15483,269 +12195,7 @@
       </w:pPr>
     </w:lvl>
   </w:abstractNum>
-  <w:abstractNum w:abstractNumId="37" w15:restartNumberingAfterBreak="0">
-    <w:nsid w:val="6E306AAB"/>
-    <w:multiLevelType w:val="multilevel"/>
-    <w:tmpl w:val="E14A5D28"/>
-    <w:lvl w:ilvl="0">
-      <w:start w:val="1"/>
-      <w:numFmt w:val="bullet"/>
-      <w:lvlText w:val=""/>
-      <w:lvlJc w:val="left"/>
-      <w:pPr>
-        <w:tabs>
-          <w:tab w:val="num" w:pos="720"/>
-        </w:tabs>
-        <w:ind w:left="720" w:hanging="360"/>
-      </w:pPr>
-      <w:rPr>
-        <w:rFonts w:ascii="Symbol" w:hAnsi="Symbol" w:hint="default"/>
-        <w:sz w:val="20"/>
-      </w:rPr>
-    </w:lvl>
-    <w:lvl w:ilvl="1" w:tentative="1">
-      <w:start w:val="1"/>
-      <w:numFmt w:val="bullet"/>
-      <w:lvlText w:val="o"/>
-      <w:lvlJc w:val="left"/>
-      <w:pPr>
-        <w:tabs>
-          <w:tab w:val="num" w:pos="1440"/>
-        </w:tabs>
-        <w:ind w:left="1440" w:hanging="360"/>
-      </w:pPr>
-      <w:rPr>
-        <w:rFonts w:ascii="Courier New" w:hAnsi="Courier New" w:hint="default"/>
-        <w:sz w:val="20"/>
-      </w:rPr>
-    </w:lvl>
-    <w:lvl w:ilvl="2" w:tentative="1">
-      <w:start w:val="1"/>
-      <w:numFmt w:val="bullet"/>
-      <w:lvlText w:val=""/>
-      <w:lvlJc w:val="left"/>
-      <w:pPr>
-        <w:tabs>
-          <w:tab w:val="num" w:pos="2160"/>
-        </w:tabs>
-        <w:ind w:left="2160" w:hanging="360"/>
-      </w:pPr>
-      <w:rPr>
-        <w:rFonts w:ascii="Wingdings" w:hAnsi="Wingdings" w:hint="default"/>
-        <w:sz w:val="20"/>
-      </w:rPr>
-    </w:lvl>
-    <w:lvl w:ilvl="3" w:tentative="1">
-      <w:start w:val="1"/>
-      <w:numFmt w:val="bullet"/>
-      <w:lvlText w:val=""/>
-      <w:lvlJc w:val="left"/>
-      <w:pPr>
-        <w:tabs>
-          <w:tab w:val="num" w:pos="2880"/>
-        </w:tabs>
-        <w:ind w:left="2880" w:hanging="360"/>
-      </w:pPr>
-      <w:rPr>
-        <w:rFonts w:ascii="Wingdings" w:hAnsi="Wingdings" w:hint="default"/>
-        <w:sz w:val="20"/>
-      </w:rPr>
-    </w:lvl>
-    <w:lvl w:ilvl="4" w:tentative="1">
-      <w:start w:val="1"/>
-      <w:numFmt w:val="bullet"/>
-      <w:lvlText w:val=""/>
-      <w:lvlJc w:val="left"/>
-      <w:pPr>
-        <w:tabs>
-          <w:tab w:val="num" w:pos="3600"/>
-        </w:tabs>
-        <w:ind w:left="3600" w:hanging="360"/>
-      </w:pPr>
-      <w:rPr>
-        <w:rFonts w:ascii="Wingdings" w:hAnsi="Wingdings" w:hint="default"/>
-        <w:sz w:val="20"/>
-      </w:rPr>
-    </w:lvl>
-    <w:lvl w:ilvl="5" w:tentative="1">
-      <w:start w:val="1"/>
-      <w:numFmt w:val="bullet"/>
-      <w:lvlText w:val=""/>
-      <w:lvlJc w:val="left"/>
-      <w:pPr>
-        <w:tabs>
-          <w:tab w:val="num" w:pos="4320"/>
-        </w:tabs>
-        <w:ind w:left="4320" w:hanging="360"/>
-      </w:pPr>
-      <w:rPr>
-        <w:rFonts w:ascii="Wingdings" w:hAnsi="Wingdings" w:hint="default"/>
-        <w:sz w:val="20"/>
-      </w:rPr>
-    </w:lvl>
-    <w:lvl w:ilvl="6" w:tentative="1">
-      <w:start w:val="1"/>
-      <w:numFmt w:val="bullet"/>
-      <w:lvlText w:val=""/>
-      <w:lvlJc w:val="left"/>
-      <w:pPr>
-        <w:tabs>
-          <w:tab w:val="num" w:pos="5040"/>
-        </w:tabs>
-        <w:ind w:left="5040" w:hanging="360"/>
-      </w:pPr>
-      <w:rPr>
-        <w:rFonts w:ascii="Wingdings" w:hAnsi="Wingdings" w:hint="default"/>
-        <w:sz w:val="20"/>
-      </w:rPr>
-    </w:lvl>
-    <w:lvl w:ilvl="7" w:tentative="1">
-      <w:start w:val="1"/>
-      <w:numFmt w:val="bullet"/>
-      <w:lvlText w:val=""/>
-      <w:lvlJc w:val="left"/>
-      <w:pPr>
-        <w:tabs>
-          <w:tab w:val="num" w:pos="5760"/>
-        </w:tabs>
-        <w:ind w:left="5760" w:hanging="360"/>
-      </w:pPr>
-      <w:rPr>
-        <w:rFonts w:ascii="Wingdings" w:hAnsi="Wingdings" w:hint="default"/>
-        <w:sz w:val="20"/>
-      </w:rPr>
-    </w:lvl>
-    <w:lvl w:ilvl="8" w:tentative="1">
-      <w:start w:val="1"/>
-      <w:numFmt w:val="bullet"/>
-      <w:lvlText w:val=""/>
-      <w:lvlJc w:val="left"/>
-      <w:pPr>
-        <w:tabs>
-          <w:tab w:val="num" w:pos="6480"/>
-        </w:tabs>
-        <w:ind w:left="6480" w:hanging="360"/>
-      </w:pPr>
-      <w:rPr>
-        <w:rFonts w:ascii="Wingdings" w:hAnsi="Wingdings" w:hint="default"/>
-        <w:sz w:val="20"/>
-      </w:rPr>
-    </w:lvl>
-  </w:abstractNum>
-  <w:abstractNum w:abstractNumId="38" w15:restartNumberingAfterBreak="0">
-    <w:nsid w:val="76002BFB"/>
-    <w:multiLevelType w:val="multilevel"/>
-    <w:tmpl w:val="D8364414"/>
-    <w:lvl w:ilvl="0">
-      <w:start w:val="1"/>
-      <w:numFmt w:val="decimal"/>
-      <w:lvlText w:val="%1."/>
-      <w:lvlJc w:val="left"/>
-      <w:pPr>
-        <w:tabs>
-          <w:tab w:val="num" w:pos="720"/>
-        </w:tabs>
-        <w:ind w:left="720" w:hanging="360"/>
-      </w:pPr>
-    </w:lvl>
-    <w:lvl w:ilvl="1" w:tentative="1">
-      <w:start w:val="1"/>
-      <w:numFmt w:val="decimal"/>
-      <w:lvlText w:val="%2."/>
-      <w:lvlJc w:val="left"/>
-      <w:pPr>
-        <w:tabs>
-          <w:tab w:val="num" w:pos="1440"/>
-        </w:tabs>
-        <w:ind w:left="1440" w:hanging="360"/>
-      </w:pPr>
-    </w:lvl>
-    <w:lvl w:ilvl="2" w:tentative="1">
-      <w:start w:val="1"/>
-      <w:numFmt w:val="decimal"/>
-      <w:lvlText w:val="%3."/>
-      <w:lvlJc w:val="left"/>
-      <w:pPr>
-        <w:tabs>
-          <w:tab w:val="num" w:pos="2160"/>
-        </w:tabs>
-        <w:ind w:left="2160" w:hanging="360"/>
-      </w:pPr>
-    </w:lvl>
-    <w:lvl w:ilvl="3" w:tentative="1">
-      <w:start w:val="1"/>
-      <w:numFmt w:val="decimal"/>
-      <w:lvlText w:val="%4."/>
-      <w:lvlJc w:val="left"/>
-      <w:pPr>
-        <w:tabs>
-          <w:tab w:val="num" w:pos="2880"/>
-        </w:tabs>
-        <w:ind w:left="2880" w:hanging="360"/>
-      </w:pPr>
-    </w:lvl>
-    <w:lvl w:ilvl="4" w:tentative="1">
-      <w:start w:val="1"/>
-      <w:numFmt w:val="decimal"/>
-      <w:lvlText w:val="%5."/>
-      <w:lvlJc w:val="left"/>
-      <w:pPr>
-        <w:tabs>
-          <w:tab w:val="num" w:pos="3600"/>
-        </w:tabs>
-        <w:ind w:left="3600" w:hanging="360"/>
-      </w:pPr>
-    </w:lvl>
-    <w:lvl w:ilvl="5" w:tentative="1">
-      <w:start w:val="1"/>
-      <w:numFmt w:val="decimal"/>
-      <w:lvlText w:val="%6."/>
-      <w:lvlJc w:val="left"/>
-      <w:pPr>
-        <w:tabs>
-          <w:tab w:val="num" w:pos="4320"/>
-        </w:tabs>
-        <w:ind w:left="4320" w:hanging="360"/>
-      </w:pPr>
-    </w:lvl>
-    <w:lvl w:ilvl="6" w:tentative="1">
-      <w:start w:val="1"/>
-      <w:numFmt w:val="decimal"/>
-      <w:lvlText w:val="%7."/>
-      <w:lvlJc w:val="left"/>
-      <w:pPr>
-        <w:tabs>
-          <w:tab w:val="num" w:pos="5040"/>
-        </w:tabs>
-        <w:ind w:left="5040" w:hanging="360"/>
-      </w:pPr>
-    </w:lvl>
-    <w:lvl w:ilvl="7" w:tentative="1">
-      <w:start w:val="1"/>
-      <w:numFmt w:val="decimal"/>
-      <w:lvlText w:val="%8."/>
-      <w:lvlJc w:val="left"/>
-      <w:pPr>
-        <w:tabs>
-          <w:tab w:val="num" w:pos="5760"/>
-        </w:tabs>
-        <w:ind w:left="5760" w:hanging="360"/>
-      </w:pPr>
-    </w:lvl>
-    <w:lvl w:ilvl="8" w:tentative="1">
-      <w:start w:val="1"/>
-      <w:numFmt w:val="decimal"/>
-      <w:lvlText w:val="%9."/>
-      <w:lvlJc w:val="left"/>
-      <w:pPr>
-        <w:tabs>
-          <w:tab w:val="num" w:pos="6480"/>
-        </w:tabs>
-        <w:ind w:left="6480" w:hanging="360"/>
-      </w:pPr>
-    </w:lvl>
-  </w:abstractNum>
-  <w:abstractNum w:abstractNumId="39" w15:restartNumberingAfterBreak="0">
+  <w:abstractNum w:abstractNumId="22" w15:restartNumberingAfterBreak="0">
     <w:nsid w:val="7A4D399F"/>
     <w:multiLevelType w:val="multilevel"/>
     <w:tmpl w:val="9320B8F4"/>
@@ -15898,10 +12348,10 @@
     <w:abstractNumId w:val="4"/>
   </w:num>
   <w:num w:numId="2">
-    <w:abstractNumId w:val="31"/>
+    <w:abstractNumId w:val="17"/>
   </w:num>
   <w:num w:numId="3">
-    <w:abstractNumId w:val="8"/>
+    <w:abstractNumId w:val="5"/>
   </w:num>
   <w:num w:numId="4">
     <w:abstractNumId w:val="3"/>
@@ -15910,109 +12360,58 @@
     <w:abstractNumId w:val="1"/>
   </w:num>
   <w:num w:numId="6">
-    <w:abstractNumId w:val="17"/>
+    <w:abstractNumId w:val="10"/>
   </w:num>
   <w:num w:numId="7">
-    <w:abstractNumId w:val="36"/>
+    <w:abstractNumId w:val="21"/>
   </w:num>
   <w:num w:numId="8">
-    <w:abstractNumId w:val="18"/>
+    <w:abstractNumId w:val="11"/>
   </w:num>
   <w:num w:numId="9">
-    <w:abstractNumId w:val="10"/>
+    <w:abstractNumId w:val="6"/>
   </w:num>
   <w:num w:numId="10">
     <w:abstractNumId w:val="2"/>
   </w:num>
   <w:num w:numId="11">
-    <w:abstractNumId w:val="39"/>
+    <w:abstractNumId w:val="22"/>
   </w:num>
   <w:num w:numId="12">
     <w:abstractNumId w:val="0"/>
   </w:num>
   <w:num w:numId="13">
+    <w:abstractNumId w:val="8"/>
+  </w:num>
+  <w:num w:numId="14">
+    <w:abstractNumId w:val="18"/>
+  </w:num>
+  <w:num w:numId="15">
+    <w:abstractNumId w:val="12"/>
+  </w:num>
+  <w:num w:numId="16">
+    <w:abstractNumId w:val="7"/>
+  </w:num>
+  <w:num w:numId="17">
     <w:abstractNumId w:val="13"/>
   </w:num>
-  <w:num w:numId="14">
-    <w:abstractNumId w:val="32"/>
-  </w:num>
-  <w:num w:numId="15">
-    <w:abstractNumId w:val="21"/>
-  </w:num>
-  <w:num w:numId="16">
-    <w:abstractNumId w:val="11"/>
-  </w:num>
-  <w:num w:numId="17">
-    <w:abstractNumId w:val="22"/>
-  </w:num>
   <w:num w:numId="18">
-    <w:abstractNumId w:val="23"/>
+    <w:abstractNumId w:val="14"/>
   </w:num>
   <w:num w:numId="19">
-    <w:abstractNumId w:val="30"/>
+    <w:abstractNumId w:val="16"/>
   </w:num>
   <w:num w:numId="20">
-    <w:abstractNumId w:val="35"/>
+    <w:abstractNumId w:val="20"/>
   </w:num>
   <w:num w:numId="21">
-    <w:abstractNumId w:val="14"/>
+    <w:abstractNumId w:val="9"/>
   </w:num>
   <w:num w:numId="22">
-    <w:abstractNumId w:val="33"/>
+    <w:abstractNumId w:val="19"/>
   </w:num>
   <w:num w:numId="23">
-    <w:abstractNumId w:val="27"/>
-  </w:num>
-  <w:num w:numId="24">
-    <w:abstractNumId w:val="34"/>
-  </w:num>
-  <w:num w:numId="25">
-    <w:abstractNumId w:val="38"/>
-  </w:num>
-  <w:num w:numId="26">
-    <w:abstractNumId w:val="7"/>
-  </w:num>
-  <w:num w:numId="27">
-    <w:abstractNumId w:val="6"/>
-  </w:num>
-  <w:num w:numId="28">
-    <w:abstractNumId w:val="19"/>
-  </w:num>
-  <w:num w:numId="29">
-    <w:abstractNumId w:val="25"/>
-  </w:num>
-  <w:num w:numId="30">
-    <w:abstractNumId w:val="26"/>
-  </w:num>
-  <w:num w:numId="31">
-    <w:abstractNumId w:val="9"/>
-  </w:num>
-  <w:num w:numId="32">
-    <w:abstractNumId w:val="16"/>
-  </w:num>
-  <w:num w:numId="33">
-    <w:abstractNumId w:val="37"/>
-  </w:num>
-  <w:num w:numId="34">
     <w:abstractNumId w:val="15"/>
-  </w:num>
-  <w:num w:numId="35">
-    <w:abstractNumId w:val="24"/>
-  </w:num>
-  <w:num w:numId="36">
-    <w:abstractNumId w:val="5"/>
-  </w:num>
-  <w:num w:numId="37">
-    <w:abstractNumId w:val="29"/>
-  </w:num>
-  <w:num w:numId="38">
-    <w:abstractNumId w:val="20"/>
-  </w:num>
-  <w:num w:numId="39">
-    <w:abstractNumId w:val="12"/>
-  </w:num>
-  <w:num w:numId="40">
-    <w:abstractNumId w:val="28"/>
   </w:num>
   <w:numIdMacAtCleanup w:val="7"/>
 </w:numbering>
@@ -16957,54 +13356,6 @@
       <w:szCs w:val="56"/>
     </w:rPr>
   </w:style>
-  <w:style w:type="paragraph" w:styleId="HTMLPreformatted">
-    <w:name w:val="HTML Preformatted"/>
-    <w:basedOn w:val="Normal"/>
-    <w:link w:val="HTMLPreformattedChar"/>
-    <w:uiPriority w:val="99"/>
-    <w:semiHidden/>
-    <w:unhideWhenUsed/>
-    <w:rsid w:val="00F439B3"/>
-    <w:pPr>
-      <w:tabs>
-        <w:tab w:val="left" w:pos="916"/>
-        <w:tab w:val="left" w:pos="1832"/>
-        <w:tab w:val="left" w:pos="2748"/>
-        <w:tab w:val="left" w:pos="3664"/>
-        <w:tab w:val="left" w:pos="4580"/>
-        <w:tab w:val="left" w:pos="5496"/>
-        <w:tab w:val="left" w:pos="6412"/>
-        <w:tab w:val="left" w:pos="7328"/>
-        <w:tab w:val="left" w:pos="8244"/>
-        <w:tab w:val="left" w:pos="9160"/>
-        <w:tab w:val="left" w:pos="10076"/>
-        <w:tab w:val="left" w:pos="10992"/>
-        <w:tab w:val="left" w:pos="11908"/>
-        <w:tab w:val="left" w:pos="12824"/>
-        <w:tab w:val="left" w:pos="13740"/>
-        <w:tab w:val="left" w:pos="14656"/>
-      </w:tabs>
-      <w:spacing w:after="0" w:line="240" w:lineRule="auto"/>
-    </w:pPr>
-    <w:rPr>
-      <w:rFonts w:ascii="Courier New" w:eastAsia="Times New Roman" w:hAnsi="Courier New" w:cs="Courier New"/>
-      <w:sz w:val="20"/>
-      <w:szCs w:val="20"/>
-    </w:rPr>
-  </w:style>
-  <w:style w:type="character" w:customStyle="1" w:styleId="HTMLPreformattedChar">
-    <w:name w:val="HTML Preformatted Char"/>
-    <w:basedOn w:val="DefaultParagraphFont"/>
-    <w:link w:val="HTMLPreformatted"/>
-    <w:uiPriority w:val="99"/>
-    <w:semiHidden/>
-    <w:rsid w:val="00F439B3"/>
-    <w:rPr>
-      <w:rFonts w:ascii="Courier New" w:eastAsia="Times New Roman" w:hAnsi="Courier New" w:cs="Courier New"/>
-      <w:sz w:val="20"/>
-      <w:szCs w:val="20"/>
-    </w:rPr>
-  </w:style>
 </w:styles>
 </file>
 
@@ -17329,9 +13680,12 @@
 </file>
 
 <file path=customXml/item1.xml><?xml version="1.0" encoding="utf-8"?>
-<p:properties xmlns:p="http://schemas.microsoft.com/office/2006/metadata/properties" xmlns:xsi="http://www.w3.org/2001/XMLSchema-instance" xmlns:pc="http://schemas.microsoft.com/office/infopath/2007/PartnerControls">
-  <documentManagement/>
-</p:properties>
+<?mso-contentType ?>
+<FormTemplates xmlns="http://schemas.microsoft.com/sharepoint/v3/contenttype/forms">
+  <Display>DocumentLibraryForm</Display>
+  <Edit>DocumentLibraryForm</Edit>
+  <New>DocumentLibraryForm</New>
+</FormTemplates>
 </file>
 
 <file path=customXml/item2.xml><?xml version="1.0" encoding="utf-8"?>
@@ -17564,12 +13918,9 @@
 </file>
 
 <file path=customXml/item3.xml><?xml version="1.0" encoding="utf-8"?>
-<?mso-contentType ?>
-<FormTemplates xmlns="http://schemas.microsoft.com/sharepoint/v3/contenttype/forms">
-  <Display>DocumentLibraryForm</Display>
-  <Edit>DocumentLibraryForm</Edit>
-  <New>DocumentLibraryForm</New>
-</FormTemplates>
+<p:properties xmlns:p="http://schemas.microsoft.com/office/2006/metadata/properties" xmlns:xsi="http://www.w3.org/2001/XMLSchema-instance" xmlns:pc="http://schemas.microsoft.com/office/infopath/2007/PartnerControls">
+  <documentManagement/>
+</p:properties>
 </file>
 
 <file path=customXml/item4.xml><?xml version="1.0" encoding="utf-8"?>
@@ -17577,10 +13928,9 @@
 </file>
 
 <file path=customXml/itemProps1.xml><?xml version="1.0" encoding="utf-8"?>
-<ds:datastoreItem xmlns:ds="http://schemas.openxmlformats.org/officeDocument/2006/customXml" ds:itemID="{1A5F5AF1-B05B-4704-B970-F66948F444EC}">
+<ds:datastoreItem xmlns:ds="http://schemas.openxmlformats.org/officeDocument/2006/customXml" ds:itemID="{7BFD71E4-33D5-445D-9CFC-21F1C7989C0E}">
   <ds:schemaRefs>
-    <ds:schemaRef ds:uri="http://schemas.microsoft.com/office/2006/metadata/properties"/>
-    <ds:schemaRef ds:uri="http://schemas.microsoft.com/office/infopath/2007/PartnerControls"/>
+    <ds:schemaRef ds:uri="http://schemas.microsoft.com/sharepoint/v3/contenttype/forms"/>
   </ds:schemaRefs>
 </ds:datastoreItem>
 </file>
@@ -17605,15 +13955,16 @@
 </file>
 
 <file path=customXml/itemProps3.xml><?xml version="1.0" encoding="utf-8"?>
-<ds:datastoreItem xmlns:ds="http://schemas.openxmlformats.org/officeDocument/2006/customXml" ds:itemID="{7BFD71E4-33D5-445D-9CFC-21F1C7989C0E}">
+<ds:datastoreItem xmlns:ds="http://schemas.openxmlformats.org/officeDocument/2006/customXml" ds:itemID="{1A5F5AF1-B05B-4704-B970-F66948F444EC}">
   <ds:schemaRefs>
-    <ds:schemaRef ds:uri="http://schemas.microsoft.com/sharepoint/v3/contenttype/forms"/>
+    <ds:schemaRef ds:uri="http://schemas.microsoft.com/office/2006/metadata/properties"/>
+    <ds:schemaRef ds:uri="http://schemas.microsoft.com/office/infopath/2007/PartnerControls"/>
   </ds:schemaRefs>
 </ds:datastoreItem>
 </file>
 
 <file path=customXml/itemProps4.xml><?xml version="1.0" encoding="utf-8"?>
-<ds:datastoreItem xmlns:ds="http://schemas.openxmlformats.org/officeDocument/2006/customXml" ds:itemID="{4301DBDA-2AAF-4B5B-A4E6-AD1CDC69B574}">
+<ds:datastoreItem xmlns:ds="http://schemas.openxmlformats.org/officeDocument/2006/customXml" ds:itemID="{2FC0DC00-C55D-4866-A7DE-2A2B9262F058}">
   <ds:schemaRefs>
     <ds:schemaRef ds:uri="http://schemas.openxmlformats.org/officeDocument/2006/bibliography"/>
   </ds:schemaRefs>
